--- a/docs/AgeCMS-админка-отчёт.docx
+++ b/docs/AgeCMS-админка-отчёт.docx
@@ -58,7 +58,7 @@
           <w:sz w:val="22"/>
           <w:szCs w:val="22"/>
         </w:rPr>
-        <w:t xml:space="preserve">Версия v1 (ветка v1), 27 октября 2026</w:t>
+        <w:t xml:space="preserve">Версия v1 (ветка v1), 27 октября 2026, второе издание: с учётом ответов на вопросы</w:t>
       </w:r>
     </w:p>
     <w:tbl>
@@ -350,7 +350,7 @@
                 <w:sz w:val="19"/>
                 <w:szCs w:val="19"/>
               </w:rPr>
-              <w:t xml:space="preserve">3-11</w:t>
+              <w:t xml:space="preserve">3-12</w:t>
             </w:r>
           </w:p>
         </w:tc>
@@ -419,7 +419,7 @@
                 <w:sz w:val="19"/>
                 <w:szCs w:val="19"/>
               </w:rPr>
-              <w:t xml:space="preserve">12-14</w:t>
+              <w:t xml:space="preserve">13-15</w:t>
             </w:r>
           </w:p>
         </w:tc>
@@ -456,7 +456,7 @@
                 <w:sz w:val="19"/>
                 <w:szCs w:val="19"/>
               </w:rPr>
-              <w:t xml:space="preserve">Вопросы к вам и лист правок</w:t>
+              <w:t xml:space="preserve">Что решено по вашим ответам и лист правок</w:t>
             </w:r>
           </w:p>
         </w:tc>
@@ -488,7 +488,7 @@
                 <w:sz w:val="19"/>
                 <w:szCs w:val="19"/>
               </w:rPr>
-              <w:t xml:space="preserve">15-16</w:t>
+              <w:t xml:space="preserve">16-17</w:t>
             </w:r>
           </w:p>
         </w:tc>
@@ -572,7 +572,7 @@
         <w:rPr>
           <w:rFonts w:ascii="Arial" w:cs="Arial" w:eastAsia="Arial" w:hAnsi="Arial"/>
         </w:rPr>
-        <w:t xml:space="preserve"> удаление страниц (с возвратом из истории), загрузка и библиотека картинок, перетаскивание блоков, пунктов списков и пунктов меню, управление пользователями и смена пароля.</w:t>
+        <w:t xml:space="preserve"> удаление страниц, загрузка и библиотека картинок, перетаскивание блоков, пунктов списков и меню, управление пользователями и смена пароля. Блок «Картинка» и выбор картинок из медиатеки.</w:t>
       </w:r>
     </w:p>
     <w:p>
@@ -590,13 +590,41 @@
           <w:b/>
           <w:bCs/>
         </w:rPr>
-        <w:t xml:space="preserve">Добавлен блок «Картинка»</w:t>
-      </w:r>
-      <w:r>
-        <w:rPr>
-          <w:rFonts w:ascii="Arial" w:cs="Arial" w:eastAsia="Arial" w:hAnsi="Arial"/>
-        </w:rPr>
-        <w:t xml:space="preserve"> для страниц и выбор картинок из медиатеки для соцсетей и блоков.</w:t>
+        <w:t xml:space="preserve">По вашим ответам:</w:t>
+      </w:r>
+      <w:r>
+        <w:rPr>
+          <w:rFonts w:ascii="Arial" w:cs="Arial" w:eastAsia="Arial" w:hAnsi="Arial"/>
+        </w:rPr>
+        <w:t xml:space="preserve"> ничего не стирается сразу, всё удалённое попадает в </w:t>
+      </w:r>
+      <w:r>
+        <w:rPr>
+          <w:rFonts w:ascii="Arial" w:cs="Arial" w:eastAsia="Arial" w:hAnsi="Arial"/>
+          <w:b/>
+          <w:bCs/>
+        </w:rPr>
+        <w:t xml:space="preserve">Корзину</w:t>
+      </w:r>
+      <w:r>
+        <w:rPr>
+          <w:rFonts w:ascii="Arial" w:cs="Arial" w:eastAsia="Arial" w:hAnsi="Arial"/>
+        </w:rPr>
+        <w:t xml:space="preserve"> (страницы и картинки), оттуда можно вернуть, а окончательно удалить может только администратор. Для людей оставлены </w:t>
+      </w:r>
+      <w:r>
+        <w:rPr>
+          <w:rFonts w:ascii="Arial" w:cs="Arial" w:eastAsia="Arial" w:hAnsi="Arial"/>
+          <w:b/>
+          <w:bCs/>
+        </w:rPr>
+        <w:t xml:space="preserve">две роли</w:t>
+      </w:r>
+      <w:r>
+        <w:rPr>
+          <w:rFonts w:ascii="Arial" w:cs="Arial" w:eastAsia="Arial" w:hAnsi="Arial"/>
+        </w:rPr>
+        <w:t xml:space="preserve">: администратор и редактор.</w:t>
       </w:r>
     </w:p>
     <w:p>
@@ -614,13 +642,13 @@
           <w:b/>
           <w:bCs/>
         </w:rPr>
-        <w:t xml:space="preserve">Установщик для хостинга без SSH</w:t>
-      </w:r>
-      <w:r>
-        <w:rPr>
-          <w:rFonts w:ascii="Arial" w:cs="Arial" w:eastAsia="Arial" w:hAnsi="Arial"/>
-        </w:rPr>
-        <w:t xml:space="preserve"> переведён на тот же дизайн: три шага, проверка среды, пароль на выбор.</w:t>
+        <w:t xml:space="preserve">Вход и восстановление пароля по почте:</w:t>
+      </w:r>
+      <w:r>
+        <w:rPr>
+          <w:rFonts w:ascii="Arial" w:cs="Arial" w:eastAsia="Arial" w:hAnsi="Arial"/>
+        </w:rPr>
+        <w:t xml:space="preserve"> ссылка из письма действует один час и срабатывает один раз, после смены пароля человек выходит со всех устройств.</w:t>
       </w:r>
     </w:p>
     <w:p>
@@ -638,13 +666,13 @@
           <w:b/>
           <w:bCs/>
         </w:rPr>
-        <w:t xml:space="preserve">Для ИИ-агентов</w:t>
-      </w:r>
-      <w:r>
-        <w:rPr>
-          <w:rFonts w:ascii="Arial" w:cs="Arial" w:eastAsia="Arial" w:hAnsi="Arial"/>
-        </w:rPr>
-        <w:t xml:space="preserve"> добавлены инструменты удаления и восстановления страниц и загрузка файла картинки.</w:t>
+        <w:t xml:space="preserve">Установщик для хостинга без SSH</w:t>
+      </w:r>
+      <w:r>
+        <w:rPr>
+          <w:rFonts w:ascii="Arial" w:cs="Arial" w:eastAsia="Arial" w:hAnsi="Arial"/>
+        </w:rPr>
+        <w:t xml:space="preserve"> на тот же дизайн: три шага, проверка среды, пароль и почта администратора.</w:t>
       </w:r>
     </w:p>
     <w:p>
@@ -662,13 +690,37 @@
           <w:b/>
           <w:bCs/>
         </w:rPr>
+        <w:t xml:space="preserve">Для ИИ-агентов</w:t>
+      </w:r>
+      <w:r>
+        <w:rPr>
+          <w:rFonts w:ascii="Arial" w:cs="Arial" w:eastAsia="Arial" w:hAnsi="Arial"/>
+        </w:rPr>
+        <w:t xml:space="preserve"> добавлены инструменты удаления и восстановления страниц и загрузка картинки. Окончательное удаление агентам не дано.</w:t>
+      </w:r>
+    </w:p>
+    <w:p>
+      <w:pPr>
+        <w:pStyle w:val="ListParagraph"/>
+        <w:numPr>
+          <w:ilvl w:val="0"/>
+          <w:numId w:val="2"/>
+        </w:numPr>
+        <w:spacing w:after="60" w:line="290"/>
+      </w:pPr>
+      <w:r>
+        <w:rPr>
+          <w:rFonts w:ascii="Arial" w:cs="Arial" w:eastAsia="Arial" w:hAnsi="Arial"/>
+          <w:b/>
+          <w:bCs/>
+        </w:rPr>
         <w:t xml:space="preserve">Проверка:</w:t>
       </w:r>
       <w:r>
         <w:rPr>
           <w:rFonts w:ascii="Arial" w:cs="Arial" w:eastAsia="Arial" w:hAnsi="Arial"/>
         </w:rPr>
-        <w:t xml:space="preserve"> 103 автоматических теста зелёные на Mac (PHP 8.5) и на сервере (PHP 8.3), плюс прогон всех сценариев в настоящем браузере, результаты в разделе 10.</w:t>
+        <w:t xml:space="preserve"> 113 автоматических тестов зелёные, плюс прогон всех сценариев в настоящем браузере. Результаты в разделе 14.</w:t>
       </w:r>
     </w:p>
     <w:p>
@@ -980,7 +1032,7 @@
                 <w:sz w:val="19"/>
                 <w:szCs w:val="19"/>
               </w:rPr>
-              <w:t xml:space="preserve">Список с поиском, создание, правка, удаление, восстановление удалённых</w:t>
+              <w:t xml:space="preserve">Список с поиском, создание, правка, перенос в корзину</w:t>
             </w:r>
           </w:p>
         </w:tc>
@@ -1081,7 +1133,7 @@
                 <w:sz w:val="19"/>
                 <w:szCs w:val="19"/>
               </w:rPr>
-              <w:t xml:space="preserve">Загрузка картинок, галерея, копирование адреса, удаление неиспользуемых</w:t>
+              <w:t xml:space="preserve">Загрузка картинок, галерея, копирование адреса, перенос неиспользуемых в корзину</w:t>
             </w:r>
           </w:p>
         </w:tc>
@@ -1113,7 +1165,7 @@
                 <w:sz w:val="19"/>
                 <w:szCs w:val="19"/>
               </w:rPr>
-              <w:t xml:space="preserve">все; загружать и удалять редактор и администратор</w:t>
+              <w:t xml:space="preserve">все; загружать и убирать в корзину редактор и администратор</w:t>
             </w:r>
           </w:p>
         </w:tc>
@@ -1150,7 +1202,7 @@
                 <w:sz w:val="19"/>
                 <w:szCs w:val="19"/>
               </w:rPr>
-              <w:t xml:space="preserve">Меню</w:t>
+              <w:t xml:space="preserve">Корзина</w:t>
             </w:r>
           </w:p>
         </w:tc>
@@ -1182,7 +1234,7 @@
                 <w:sz w:val="19"/>
                 <w:szCs w:val="19"/>
               </w:rPr>
-              <w:t xml:space="preserve">Верхнее и нижнее меню сайта с перетаскиванием пунктов</w:t>
+              <w:t xml:space="preserve">Удалённые страницы и картинки: вернуть или удалить навсегда</w:t>
             </w:r>
           </w:p>
         </w:tc>
@@ -1214,7 +1266,7 @@
                 <w:sz w:val="19"/>
                 <w:szCs w:val="19"/>
               </w:rPr>
-              <w:t xml:space="preserve">редактор и администратор</w:t>
+              <w:t xml:space="preserve">редактор и администратор вернуть, навсегда только администратор</w:t>
             </w:r>
           </w:p>
         </w:tc>
@@ -1251,7 +1303,7 @@
                 <w:sz w:val="19"/>
                 <w:szCs w:val="19"/>
               </w:rPr>
-              <w:t xml:space="preserve">История</w:t>
+              <w:t xml:space="preserve">Меню</w:t>
             </w:r>
           </w:p>
         </w:tc>
@@ -1283,7 +1335,7 @@
                 <w:sz w:val="19"/>
                 <w:szCs w:val="19"/>
               </w:rPr>
-              <w:t xml:space="preserve">Все изменения с автором и временем, откат любой страницы</w:t>
+              <w:t xml:space="preserve">Верхнее и нижнее меню сайта с перетаскиванием пунктов</w:t>
             </w:r>
           </w:p>
         </w:tc>
@@ -1315,7 +1367,7 @@
                 <w:sz w:val="19"/>
                 <w:szCs w:val="19"/>
               </w:rPr>
-              <w:t xml:space="preserve">все</w:t>
+              <w:t xml:space="preserve">редактор и администратор</w:t>
             </w:r>
           </w:p>
         </w:tc>
@@ -1352,7 +1404,7 @@
                 <w:sz w:val="19"/>
                 <w:szCs w:val="19"/>
               </w:rPr>
-              <w:t xml:space="preserve">Заявки</w:t>
+              <w:t xml:space="preserve">История</w:t>
             </w:r>
           </w:p>
         </w:tc>
@@ -1384,7 +1436,7 @@
                 <w:sz w:val="19"/>
                 <w:szCs w:val="19"/>
               </w:rPr>
-              <w:t xml:space="preserve">Обращения с форм сайта и посещаемость</w:t>
+              <w:t xml:space="preserve">Все изменения с автором и временем, откат любой страницы</w:t>
             </w:r>
           </w:p>
         </w:tc>
@@ -1453,7 +1505,7 @@
                 <w:sz w:val="19"/>
                 <w:szCs w:val="19"/>
               </w:rPr>
-              <w:t xml:space="preserve">Пользователи</w:t>
+              <w:t xml:space="preserve">Заявки</w:t>
             </w:r>
           </w:p>
         </w:tc>
@@ -1485,7 +1537,7 @@
                 <w:sz w:val="19"/>
                 <w:szCs w:val="19"/>
               </w:rPr>
-              <w:t xml:space="preserve">Список, роли, создание, пароли, удаление</w:t>
+              <w:t xml:space="preserve">Обращения с форм сайта и посещаемость</w:t>
             </w:r>
           </w:p>
         </w:tc>
@@ -1517,7 +1569,7 @@
                 <w:sz w:val="19"/>
                 <w:szCs w:val="19"/>
               </w:rPr>
-              <w:t xml:space="preserve">только администратор (смена своего пароля доступна всем)</w:t>
+              <w:t xml:space="preserve">все</w:t>
             </w:r>
           </w:p>
         </w:tc>
@@ -1554,7 +1606,7 @@
                 <w:sz w:val="19"/>
                 <w:szCs w:val="19"/>
               </w:rPr>
-              <w:t xml:space="preserve">Настройки</w:t>
+              <w:t xml:space="preserve">Пользователи</w:t>
             </w:r>
           </w:p>
         </w:tc>
@@ -1586,7 +1638,7 @@
                 <w:sz w:val="19"/>
                 <w:szCs w:val="19"/>
               </w:rPr>
-              <w:t xml:space="preserve">Название и описание сайта</w:t>
+              <w:t xml:space="preserve">Список, роли, создание, пароли, удаление</w:t>
             </w:r>
           </w:p>
         </w:tc>
@@ -1618,7 +1670,7 @@
                 <w:sz w:val="19"/>
                 <w:szCs w:val="19"/>
               </w:rPr>
-              <w:t xml:space="preserve">только администратор</w:t>
+              <w:t xml:space="preserve">только администратор (смена своего пароля доступна всем)</w:t>
             </w:r>
           </w:p>
         </w:tc>
@@ -1655,6 +1707,107 @@
                 <w:sz w:val="19"/>
                 <w:szCs w:val="19"/>
               </w:rPr>
+              <w:t xml:space="preserve">Настройки</w:t>
+            </w:r>
+          </w:p>
+        </w:tc>
+        <w:tc>
+          <w:tcPr>
+            <w:tcW w:type="dxa" w:w="4838"/>
+            <w:tcBorders>
+              <w:top w:val="single" w:color="C8C8CE" w:sz="4"/>
+              <w:left w:val="single" w:color="C8C8CE" w:sz="4"/>
+              <w:bottom w:val="single" w:color="C8C8CE" w:sz="4"/>
+              <w:right w:val="single" w:color="C8C8CE" w:sz="4"/>
+            </w:tcBorders>
+            <w:tcMar>
+              <w:top w:type="dxa" w:w="70"/>
+              <w:left w:type="dxa" w:w="110"/>
+              <w:bottom w:type="dxa" w:w="70"/>
+              <w:right w:type="dxa" w:w="110"/>
+            </w:tcMar>
+          </w:tcPr>
+          <w:p>
+            <w:pPr>
+              <w:spacing w:after="20"/>
+            </w:pPr>
+            <w:r>
+              <w:rPr>
+                <w:rFonts w:ascii="Arial" w:cs="Arial" w:eastAsia="Arial" w:hAnsi="Arial"/>
+                <w:b w:val="false"/>
+                <w:bCs w:val="false"/>
+                <w:sz w:val="19"/>
+                <w:szCs w:val="19"/>
+              </w:rPr>
+              <w:t xml:space="preserve">Название и описание сайта, почта для писем</w:t>
+            </w:r>
+          </w:p>
+        </w:tc>
+        <w:tc>
+          <w:tcPr>
+            <w:tcW w:type="dxa" w:w="3000"/>
+            <w:tcBorders>
+              <w:top w:val="single" w:color="C8C8CE" w:sz="4"/>
+              <w:left w:val="single" w:color="C8C8CE" w:sz="4"/>
+              <w:bottom w:val="single" w:color="C8C8CE" w:sz="4"/>
+              <w:right w:val="single" w:color="C8C8CE" w:sz="4"/>
+            </w:tcBorders>
+            <w:tcMar>
+              <w:top w:type="dxa" w:w="70"/>
+              <w:left w:type="dxa" w:w="110"/>
+              <w:bottom w:type="dxa" w:w="70"/>
+              <w:right w:type="dxa" w:w="110"/>
+            </w:tcMar>
+          </w:tcPr>
+          <w:p>
+            <w:pPr>
+              <w:spacing w:after="20"/>
+            </w:pPr>
+            <w:r>
+              <w:rPr>
+                <w:rFonts w:ascii="Arial" w:cs="Arial" w:eastAsia="Arial" w:hAnsi="Arial"/>
+                <w:b w:val="false"/>
+                <w:bCs w:val="false"/>
+                <w:sz w:val="19"/>
+                <w:szCs w:val="19"/>
+              </w:rPr>
+              <w:t xml:space="preserve">только администратор</w:t>
+            </w:r>
+          </w:p>
+        </w:tc>
+      </w:tr>
+      <w:tr>
+        <w:trPr>
+          <w:cantSplit/>
+        </w:trPr>
+        <w:tc>
+          <w:tcPr>
+            <w:tcW w:type="dxa" w:w="1800"/>
+            <w:tcBorders>
+              <w:top w:val="single" w:color="C8C8CE" w:sz="4"/>
+              <w:left w:val="single" w:color="C8C8CE" w:sz="4"/>
+              <w:bottom w:val="single" w:color="C8C8CE" w:sz="4"/>
+              <w:right w:val="single" w:color="C8C8CE" w:sz="4"/>
+            </w:tcBorders>
+            <w:tcMar>
+              <w:top w:type="dxa" w:w="70"/>
+              <w:left w:type="dxa" w:w="110"/>
+              <w:bottom w:type="dxa" w:w="70"/>
+              <w:right w:type="dxa" w:w="110"/>
+            </w:tcMar>
+          </w:tcPr>
+          <w:p>
+            <w:pPr>
+              <w:spacing w:after="20"/>
+            </w:pPr>
+            <w:r>
+              <w:rPr>
+                <w:rFonts w:ascii="Arial" w:cs="Arial" w:eastAsia="Arial" w:hAnsi="Arial"/>
+                <w:b w:val="false"/>
+                <w:bCs w:val="false"/>
+                <w:sz w:val="19"/>
+                <w:szCs w:val="19"/>
+              </w:rPr>
               <w:t xml:space="preserve">Система</w:t>
             </w:r>
           </w:p>
@@ -1740,6 +1893,17 @@
           <w:rFonts w:ascii="Arial" w:cs="Arial" w:eastAsia="Arial" w:hAnsi="Arial"/>
         </w:rPr>
         <w:t xml:space="preserve">Роли</w:t>
+      </w:r>
+    </w:p>
+    <w:p>
+      <w:pPr>
+        <w:spacing w:after="120" w:line="300"/>
+      </w:pPr>
+      <w:r>
+        <w:rPr>
+          <w:rFonts w:ascii="Arial" w:cs="Arial" w:eastAsia="Arial" w:hAnsi="Arial"/>
+        </w:rPr>
+        <w:t xml:space="preserve">Для людей два варианта, как вы и предложили: администратор и не администратор (редактор). Роль «только просмотр» осталась лишь для токенов ИИ-агентов, которым нужно читать сайт, но не менять его.</w:t>
       </w:r>
     </w:p>
     <w:tbl>
@@ -1893,7 +2057,7 @@
                 <w:sz w:val="19"/>
                 <w:szCs w:val="19"/>
               </w:rPr>
-              <w:t xml:space="preserve">Всё: контент, пользователи, настройки, токены, бэкапы, разморозка записи</w:t>
+              <w:t xml:space="preserve">Всё: контент, пользователи, настройки, почта, токены, бэкапы, окончательное удаление из корзины, разморозка записи</w:t>
             </w:r>
           </w:p>
         </w:tc>
@@ -1930,7 +2094,7 @@
                 <w:sz w:val="19"/>
                 <w:szCs w:val="19"/>
               </w:rPr>
-              <w:t xml:space="preserve">Редактор</w:t>
+              <w:t xml:space="preserve">Редактор (не администратор)</w:t>
             </w:r>
           </w:p>
         </w:tc>
@@ -1962,76 +2126,7 @@
                 <w:sz w:val="19"/>
                 <w:szCs w:val="19"/>
               </w:rPr>
-              <w:t xml:space="preserve">Страницы, меню, картинки, удаление страниц, очистка кэша</w:t>
-            </w:r>
-          </w:p>
-        </w:tc>
-      </w:tr>
-      <w:tr>
-        <w:trPr>
-          <w:cantSplit/>
-        </w:trPr>
-        <w:tc>
-          <w:tcPr>
-            <w:tcW w:type="dxa" w:w="2200"/>
-            <w:tcBorders>
-              <w:top w:val="single" w:color="C8C8CE" w:sz="4"/>
-              <w:left w:val="single" w:color="C8C8CE" w:sz="4"/>
-              <w:bottom w:val="single" w:color="C8C8CE" w:sz="4"/>
-              <w:right w:val="single" w:color="C8C8CE" w:sz="4"/>
-            </w:tcBorders>
-            <w:tcMar>
-              <w:top w:type="dxa" w:w="70"/>
-              <w:left w:type="dxa" w:w="110"/>
-              <w:bottom w:type="dxa" w:w="70"/>
-              <w:right w:type="dxa" w:w="110"/>
-            </w:tcMar>
-          </w:tcPr>
-          <w:p>
-            <w:pPr>
-              <w:spacing w:after="20"/>
-            </w:pPr>
-            <w:r>
-              <w:rPr>
-                <w:rFonts w:ascii="Arial" w:cs="Arial" w:eastAsia="Arial" w:hAnsi="Arial"/>
-                <w:b w:val="false"/>
-                <w:bCs w:val="false"/>
-                <w:sz w:val="19"/>
-                <w:szCs w:val="19"/>
-              </w:rPr>
-              <w:t xml:space="preserve">Наблюдатель</w:t>
-            </w:r>
-          </w:p>
-        </w:tc>
-        <w:tc>
-          <w:tcPr>
-            <w:tcW w:type="dxa" w:w="7438"/>
-            <w:tcBorders>
-              <w:top w:val="single" w:color="C8C8CE" w:sz="4"/>
-              <w:left w:val="single" w:color="C8C8CE" w:sz="4"/>
-              <w:bottom w:val="single" w:color="C8C8CE" w:sz="4"/>
-              <w:right w:val="single" w:color="C8C8CE" w:sz="4"/>
-            </w:tcBorders>
-            <w:tcMar>
-              <w:top w:type="dxa" w:w="70"/>
-              <w:left w:type="dxa" w:w="110"/>
-              <w:bottom w:type="dxa" w:w="70"/>
-              <w:right w:type="dxa" w:w="110"/>
-            </w:tcMar>
-          </w:tcPr>
-          <w:p>
-            <w:pPr>
-              <w:spacing w:after="20"/>
-            </w:pPr>
-            <w:r>
-              <w:rPr>
-                <w:rFonts w:ascii="Arial" w:cs="Arial" w:eastAsia="Arial" w:hAnsi="Arial"/>
-                <w:b w:val="false"/>
-                <w:bCs w:val="false"/>
-                <w:sz w:val="19"/>
-                <w:szCs w:val="19"/>
-              </w:rPr>
-              <w:t xml:space="preserve">Только просмотр</w:t>
+              <w:t xml:space="preserve">Страницы, меню, картинки, перенос в корзину и возврат из неё, очистка кэша</w:t>
             </w:r>
           </w:p>
         </w:tc>
@@ -2221,7 +2316,7 @@
         <w:rPr>
           <w:rFonts w:ascii="Arial" w:cs="Arial" w:eastAsia="Arial" w:hAnsi="Arial"/>
         </w:rPr>
-        <w:t xml:space="preserve">4. Страницы: список, удаление и восстановление</w:t>
+        <w:t xml:space="preserve">4. Страницы и Корзина</w:t>
       </w:r>
     </w:p>
     <w:p>
@@ -2240,7 +2335,7 @@
         <w:rPr>
           <w:rFonts w:ascii="Arial" w:cs="Arial" w:eastAsia="Arial" w:hAnsi="Arial"/>
         </w:rPr>
-        <w:t xml:space="preserve"> раздел «Страницы». Справа в каждой строке значки: править, открыть на сайте, история, удалить. Над списком поиск по названию и адресу.</w:t>
+        <w:t xml:space="preserve"> раздел «Страницы». Справа в каждой строке значки: править, открыть на сайте, история, удалить. Над списком поиск по названию и адресу, справа вверху кнопка «Корзина».</w:t>
       </w:r>
     </w:p>
     <w:p>
@@ -2348,7 +2443,15 @@
         <w:rPr>
           <w:rFonts w:ascii="Arial" w:cs="Arial" w:eastAsia="Arial" w:hAnsi="Arial"/>
         </w:rPr>
-        <w:t xml:space="preserve">Подтвердите в окне. Страница сразу пропадает с сайта, её копия в кэше удаляется.</w:t>
+        <w:t xml:space="preserve">Подтвердите в окне. Страница сразу пропадает с сайта, её копия в кэше удаляется. </w:t>
+      </w:r>
+      <w:r>
+        <w:rPr>
+          <w:rFonts w:ascii="Arial" w:cs="Arial" w:eastAsia="Arial" w:hAnsi="Arial"/>
+          <w:b/>
+          <w:bCs/>
+        </w:rPr>
+        <w:t xml:space="preserve">Из системы она не стирается, а попадает в Корзину.</w:t>
       </w:r>
     </w:p>
     <w:p>
@@ -2364,7 +2467,7 @@
         <w:rPr>
           <w:rFonts w:ascii="Arial" w:cs="Arial" w:eastAsia="Arial" w:hAnsi="Arial"/>
         </w:rPr>
-        <w:t xml:space="preserve">В списке появляется блок «Удалённые» с кнопкой «Восстановить».</w:t>
+        <w:t xml:space="preserve">В разделе «Корзина» нажмите «Восстановить», и страница вернётся в том виде, в каком её удалили.</w:t>
       </w:r>
     </w:p>
     <w:p>
@@ -2378,7 +2481,7 @@
           <wp:inline distT="0" distB="0" distL="0" distR="0">
             <wp:extent cx="5715000" cy="3533775"/>
             <wp:effectExtent t="0" r="0" b="0" l="0"/>
-            <wp:docPr id="4" name="16-delete-confirm" descr="Подтверждение удаления страницы" title="Подтверждение удаления страницы"/>
+            <wp:docPr id="4" name="42-delete-confirm-editor" descr="Подтверждение переноса страницы в корзину" title="Подтверждение переноса страницы в корзину"/>
             <wp:cNvGraphicFramePr>
               <a:graphicFrameLocks xmlns:a="http://schemas.openxmlformats.org/drawingml/2006/main" noChangeAspect="1"/>
             </wp:cNvGraphicFramePr>
@@ -2428,7 +2531,7 @@
           <w:sz w:val="18"/>
           <w:szCs w:val="18"/>
         </w:rPr>
-        <w:t xml:space="preserve">Рисунок 4. Подтверждение удаления страницы</w:t>
+        <w:t xml:space="preserve">Рисунок 4. Подтверждение переноса страницы в корзину</w:t>
       </w:r>
     </w:p>
     <w:p>
@@ -2442,7 +2545,7 @@
           <wp:inline distT="0" distB="0" distL="0" distR="0">
             <wp:extent cx="5715000" cy="3533775"/>
             <wp:effectExtent t="0" r="0" b="0" l="0"/>
-            <wp:docPr id="5" name="17-pages-deleted-panel" descr="После удаления: сообщение сверху и блок «Удалённые» внизу" title="После удаления: сообщение сверху и блок «Удалённые» внизу"/>
+            <wp:docPr id="5" name="43-trash-editor" descr="Корзина глазами редактора: вернуть можно, кнопки «навсегда» нет" title="Корзина глазами редактора: вернуть можно, кнопки «навсегда» нет"/>
             <wp:cNvGraphicFramePr>
               <a:graphicFrameLocks xmlns:a="http://schemas.openxmlformats.org/drawingml/2006/main" noChangeAspect="1"/>
             </wp:cNvGraphicFramePr>
@@ -2492,7 +2595,7 @@
           <w:sz w:val="18"/>
           <w:szCs w:val="18"/>
         </w:rPr>
-        <w:t xml:space="preserve">Рисунок 5. После удаления: сообщение сверху и блок «Удалённые» внизу</w:t>
+        <w:t xml:space="preserve">Рисунок 5. Корзина глазами редактора: вернуть можно, кнопки «навсегда» нет</w:t>
       </w:r>
     </w:p>
     <w:p>
@@ -2506,7 +2609,7 @@
           <wp:inline distT="0" distB="0" distL="0" distR="0">
             <wp:extent cx="5715000" cy="3533775"/>
             <wp:effectExtent t="0" r="0" b="0" l="0"/>
-            <wp:docPr id="6" name="18-page-restored" descr="Восстановленная страница возвращается в том виде, в каком её удалили" title="Восстановленная страница возвращается в том виде, в каком её удалили"/>
+            <wp:docPr id="6" name="44-trash-admin" descr="Корзина глазами администратора: рядом с «Восстановить» значок «удалить навсегда»" title="Корзина глазами администратора: рядом с «Восстановить» значок «удалить навсегда»"/>
             <wp:cNvGraphicFramePr>
               <a:graphicFrameLocks xmlns:a="http://schemas.openxmlformats.org/drawingml/2006/main" noChangeAspect="1"/>
             </wp:cNvGraphicFramePr>
@@ -2556,114 +2659,7 @@
           <w:sz w:val="18"/>
           <w:szCs w:val="18"/>
         </w:rPr>
-        <w:t xml:space="preserve">Рисунок 6. Восстановленная страница возвращается в том виде, в каком её удалили</w:t>
-      </w:r>
-    </w:p>
-    <w:p>
-      <w:pPr>
-        <w:pStyle w:val="Heading2"/>
-        <w:keepNext/>
-      </w:pPr>
-      <w:r>
-        <w:rPr>
-          <w:rFonts w:ascii="Arial" w:cs="Arial" w:eastAsia="Arial" w:hAnsi="Arial"/>
-        </w:rPr>
-        <w:t xml:space="preserve">Правила удаления</w:t>
-      </w:r>
-    </w:p>
-    <w:p>
-      <w:pPr>
-        <w:pStyle w:val="ListParagraph"/>
-        <w:numPr>
-          <w:ilvl w:val="0"/>
-          <w:numId w:val="2"/>
-        </w:numPr>
-        <w:spacing w:after="60" w:line="290"/>
-      </w:pPr>
-      <w:r>
-        <w:rPr>
-          <w:rFonts w:ascii="Arial" w:cs="Arial" w:eastAsia="Arial" w:hAnsi="Arial"/>
-        </w:rPr>
-        <w:t xml:space="preserve">Главную страницу удалить нельзя.</w:t>
-      </w:r>
-    </w:p>
-    <w:p>
-      <w:pPr>
-        <w:pStyle w:val="ListParagraph"/>
-        <w:numPr>
-          <w:ilvl w:val="0"/>
-          <w:numId w:val="2"/>
-        </w:numPr>
-        <w:spacing w:after="60" w:line="290"/>
-      </w:pPr>
-      <w:r>
-        <w:rPr>
-          <w:rFonts w:ascii="Arial" w:cs="Arial" w:eastAsia="Arial" w:hAnsi="Arial"/>
-        </w:rPr>
-        <w:t xml:space="preserve">Страницу, у которой есть дочерние, удалить нельзя: сначала удалите или переместите дочерние. Это защита от потерянных страниц.</w:t>
-      </w:r>
-    </w:p>
-    <w:p>
-      <w:pPr>
-        <w:pStyle w:val="ListParagraph"/>
-        <w:numPr>
-          <w:ilvl w:val="0"/>
-          <w:numId w:val="2"/>
-        </w:numPr>
-        <w:spacing w:after="60" w:line="290"/>
-      </w:pPr>
-      <w:r>
-        <w:rPr>
-          <w:rFonts w:ascii="Arial" w:cs="Arial" w:eastAsia="Arial" w:hAnsi="Arial"/>
-        </w:rPr>
-        <w:t xml:space="preserve">Удаление не стирает историю: все версии остаются, а восстановление возвращает последнюю. Если родитель удалённой страницы тем временем тоже удалён, страница вернётся без родителя.</w:t>
-      </w:r>
-    </w:p>
-    <w:p>
-      <w:pPr>
-        <w:pStyle w:val="ListParagraph"/>
-        <w:numPr>
-          <w:ilvl w:val="0"/>
-          <w:numId w:val="2"/>
-        </w:numPr>
-        <w:spacing w:after="60" w:line="290"/>
-      </w:pPr>
-      <w:r>
-        <w:rPr>
-          <w:rFonts w:ascii="Arial" w:cs="Arial" w:eastAsia="Arial" w:hAnsi="Arial"/>
-        </w:rPr>
-        <w:t xml:space="preserve">История изменений цела и после удаления (цепочка проверочных сумм не нарушается, это проверено тестом).</w:t>
-      </w:r>
-    </w:p>
-    <w:p>
-      <w:pPr>
-        <w:pStyle w:val="Heading1"/>
-        <w:keepNext/>
-      </w:pPr>
-      <w:r>
-        <w:rPr>
-          <w:rFonts w:ascii="Arial" w:cs="Arial" w:eastAsia="Arial" w:hAnsi="Arial"/>
-        </w:rPr>
-        <w:t xml:space="preserve">5. Редактор страницы и перетаскивание</w:t>
-      </w:r>
-    </w:p>
-    <w:p>
-      <w:pPr>
-        <w:spacing w:after="120" w:line="300"/>
-      </w:pPr>
-      <w:r>
-        <w:rPr>
-          <w:rFonts w:ascii="Arial" w:cs="Arial" w:eastAsia="Arial" w:hAnsi="Arial"/>
-          <w:b/>
-          <w:bCs/>
-        </w:rPr>
-        <w:t xml:space="preserve">Где:</w:t>
-      </w:r>
-      <w:r>
-        <w:rPr>
-          <w:rFonts w:ascii="Arial" w:cs="Arial" w:eastAsia="Arial" w:hAnsi="Arial"/>
-        </w:rPr>
-        <w:t xml:space="preserve"> «Страницы» → значок «править» или название страницы. Слева блоки страницы, справа параметры страницы и блок SEO. Кнопка «Сохранить» закреплена сверху и работает по Ctrl+S (на Mac Cmd+S). Пока есть несохранённые правки, рядом появляется жёлтая пометка, а при попытке уйти со страницы браузер предупредит.</w:t>
+        <w:t xml:space="preserve">Рисунок 6. Корзина глазами администратора: рядом с «Восстановить» значок «удалить навсегда»</w:t>
       </w:r>
     </w:p>
     <w:p>
@@ -2677,7 +2673,7 @@
           <wp:inline distT="0" distB="0" distL="0" distR="0">
             <wp:extent cx="5715000" cy="3533775"/>
             <wp:effectExtent t="0" r="0" b="0" l="0"/>
-            <wp:docPr id="7" name="06-editor" descr="Редактор: блок «Hero» раскрыт, справа параметры страницы" title="Редактор: блок «Hero» раскрыт, справа параметры страницы"/>
+            <wp:docPr id="7" name="45-purge-confirm" descr="Окончательное удаление: отдельное подтверждение, только для администратора" title="Окончательное удаление: отдельное подтверждение, только для администратора"/>
             <wp:cNvGraphicFramePr>
               <a:graphicFrameLocks xmlns:a="http://schemas.openxmlformats.org/drawingml/2006/main" noChangeAspect="1"/>
             </wp:cNvGraphicFramePr>
@@ -2727,30 +2723,7 @@
           <w:sz w:val="18"/>
           <w:szCs w:val="18"/>
         </w:rPr>
-        <w:t xml:space="preserve">Рисунок 7. Редактор: блок «Hero» раскрыт, справа параметры страницы</w:t>
-      </w:r>
-    </w:p>
-    <w:p>
-      <w:pPr>
-        <w:pStyle w:val="Heading2"/>
-        <w:keepNext/>
-      </w:pPr>
-      <w:r>
-        <w:rPr>
-          <w:rFonts w:ascii="Arial" w:cs="Arial" w:eastAsia="Arial" w:hAnsi="Arial"/>
-        </w:rPr>
-        <w:t xml:space="preserve">Свернуть и перетащить</w:t>
-      </w:r>
-    </w:p>
-    <w:p>
-      <w:pPr>
-        <w:spacing w:after="120" w:line="300"/>
-      </w:pPr>
-      <w:r>
-        <w:rPr>
-          <w:rFonts w:ascii="Arial" w:cs="Arial" w:eastAsia="Arial" w:hAnsi="Arial"/>
-        </w:rPr>
-        <w:t xml:space="preserve">Блоки сворачиваются стрелкой слева. У каждого блока слева значок из шести точек: за него блок можно перетащить мышью, пальцем или пером. Для клавиатуры сохранены кнопки «вверх» и «вниз». Список перемещается так же и внутри блока (например, пункты «Bento features» или вопросы FAQ).</w:t>
+        <w:t xml:space="preserve">Рисунок 7. Окончательное удаление: отдельное подтверждение, только для администратора</w:t>
       </w:r>
     </w:p>
     <w:p>
@@ -2764,7 +2737,7 @@
           <wp:inline distT="0" distB="0" distL="0" distR="0">
             <wp:extent cx="5715000" cy="3533775"/>
             <wp:effectExtent t="0" r="0" b="0" l="0"/>
-            <wp:docPr id="8" name="06b-editor-collapsed" descr="Свёрнутые блоки удобно переставлять" title="Свёрнутые блоки удобно переставлять"/>
+            <wp:docPr id="8" name="18-page-restored" descr="Восстановленная страница возвращается в том виде, в каком её удалили" title="Восстановленная страница возвращается в том виде, в каком её удалили"/>
             <wp:cNvGraphicFramePr>
               <a:graphicFrameLocks xmlns:a="http://schemas.openxmlformats.org/drawingml/2006/main" noChangeAspect="1"/>
             </wp:cNvGraphicFramePr>
@@ -2814,7 +2787,130 @@
           <w:sz w:val="18"/>
           <w:szCs w:val="18"/>
         </w:rPr>
-        <w:t xml:space="preserve">Рисунок 8. Свёрнутые блоки удобно переставлять</w:t>
+        <w:t xml:space="preserve">Рисунок 8. Восстановленная страница возвращается в том виде, в каком её удалили</w:t>
+      </w:r>
+    </w:p>
+    <w:p>
+      <w:pPr>
+        <w:pStyle w:val="Heading2"/>
+        <w:keepNext/>
+      </w:pPr>
+      <w:r>
+        <w:rPr>
+          <w:rFonts w:ascii="Arial" w:cs="Arial" w:eastAsia="Arial" w:hAnsi="Arial"/>
+        </w:rPr>
+        <w:t xml:space="preserve">Правила удаления</w:t>
+      </w:r>
+    </w:p>
+    <w:p>
+      <w:pPr>
+        <w:pStyle w:val="ListParagraph"/>
+        <w:numPr>
+          <w:ilvl w:val="0"/>
+          <w:numId w:val="2"/>
+        </w:numPr>
+        <w:spacing w:after="60" w:line="290"/>
+      </w:pPr>
+      <w:r>
+        <w:rPr>
+          <w:rFonts w:ascii="Arial" w:cs="Arial" w:eastAsia="Arial" w:hAnsi="Arial"/>
+        </w:rPr>
+        <w:t xml:space="preserve">Ничего не стирается сразу: и страницы, и картинки сначала попадают в Корзину. Автоматической очистки нет, как вы и сказали: удалять можно только вручную из самой Корзины.</w:t>
+      </w:r>
+    </w:p>
+    <w:p>
+      <w:pPr>
+        <w:pStyle w:val="ListParagraph"/>
+        <w:numPr>
+          <w:ilvl w:val="0"/>
+          <w:numId w:val="2"/>
+        </w:numPr>
+        <w:spacing w:after="60" w:line="290"/>
+      </w:pPr>
+      <w:r>
+        <w:rPr>
+          <w:rFonts w:ascii="Arial" w:cs="Arial" w:eastAsia="Arial" w:hAnsi="Arial"/>
+        </w:rPr>
+        <w:t xml:space="preserve">Окончательно удалять может только администратор. Редактор может убрать в Корзину и вернуть.</w:t>
+      </w:r>
+    </w:p>
+    <w:p>
+      <w:pPr>
+        <w:pStyle w:val="ListParagraph"/>
+        <w:numPr>
+          <w:ilvl w:val="0"/>
+          <w:numId w:val="2"/>
+        </w:numPr>
+        <w:spacing w:after="60" w:line="290"/>
+      </w:pPr>
+      <w:r>
+        <w:rPr>
+          <w:rFonts w:ascii="Arial" w:cs="Arial" w:eastAsia="Arial" w:hAnsi="Arial"/>
+        </w:rPr>
+        <w:t xml:space="preserve">Главную страницу удалить нельзя. Страницу, у которой есть дочерние, тоже: сначала удалите или переместите дочерние.</w:t>
+      </w:r>
+    </w:p>
+    <w:p>
+      <w:pPr>
+        <w:pStyle w:val="ListParagraph"/>
+        <w:numPr>
+          <w:ilvl w:val="0"/>
+          <w:numId w:val="2"/>
+        </w:numPr>
+        <w:spacing w:after="60" w:line="290"/>
+      </w:pPr>
+      <w:r>
+        <w:rPr>
+          <w:rFonts w:ascii="Arial" w:cs="Arial" w:eastAsia="Arial" w:hAnsi="Arial"/>
+        </w:rPr>
+        <w:t xml:space="preserve">«Удалить навсегда» убирает страницу из Корзины, и вернуть её через интерфейс уже нельзя. Журнал изменений при этом остаётся: он только дополняется, и его проверочная цепочка не должна ломаться (проверено тестом).</w:t>
+      </w:r>
+    </w:p>
+    <w:p>
+      <w:pPr>
+        <w:pStyle w:val="ListParagraph"/>
+        <w:numPr>
+          <w:ilvl w:val="0"/>
+          <w:numId w:val="2"/>
+        </w:numPr>
+        <w:spacing w:after="60" w:line="290"/>
+      </w:pPr>
+      <w:r>
+        <w:rPr>
+          <w:rFonts w:ascii="Arial" w:cs="Arial" w:eastAsia="Arial" w:hAnsi="Arial"/>
+        </w:rPr>
+        <w:t xml:space="preserve">Если у удалённой страницы родитель тем временем тоже удалён, она вернётся без родителя.</w:t>
+      </w:r>
+    </w:p>
+    <w:p>
+      <w:pPr>
+        <w:pStyle w:val="Heading1"/>
+        <w:keepNext/>
+      </w:pPr>
+      <w:r>
+        <w:rPr>
+          <w:rFonts w:ascii="Arial" w:cs="Arial" w:eastAsia="Arial" w:hAnsi="Arial"/>
+        </w:rPr>
+        <w:t xml:space="preserve">5. Редактор страницы и перетаскивание</w:t>
+      </w:r>
+    </w:p>
+    <w:p>
+      <w:pPr>
+        <w:spacing w:after="120" w:line="300"/>
+      </w:pPr>
+      <w:r>
+        <w:rPr>
+          <w:rFonts w:ascii="Arial" w:cs="Arial" w:eastAsia="Arial" w:hAnsi="Arial"/>
+          <w:b/>
+          <w:bCs/>
+        </w:rPr>
+        <w:t xml:space="preserve">Где:</w:t>
+      </w:r>
+      <w:r>
+        <w:rPr>
+          <w:rFonts w:ascii="Arial" w:cs="Arial" w:eastAsia="Arial" w:hAnsi="Arial"/>
+        </w:rPr>
+        <w:t xml:space="preserve"> «Страницы» → значок «править» или название страницы. Слева блоки страницы, справа параметры страницы и блок SEO. Кнопка «Сохранить» закреплена сверху и работает по Ctrl+S (на Mac Cmd+S). Пока есть несохранённые правки, рядом появляется жёлтая пометка, а при попытке уйти со страницы браузер предупредит.</w:t>
       </w:r>
     </w:p>
     <w:p>
@@ -2828,7 +2924,7 @@
           <wp:inline distT="0" distB="0" distL="0" distR="0">
             <wp:extent cx="5715000" cy="3533775"/>
             <wp:effectExtent t="0" r="0" b="0" l="0"/>
-            <wp:docPr id="9" name="07-editor-dragging" descr="Момент перетаскивания: блок «Bento features» (оранжевая рамка) переносится выше блока FAQ" title="Момент перетаскивания: блок «Bento features» (оранжевая рамка) переносится выше блока FAQ"/>
+            <wp:docPr id="9" name="06-editor" descr="Редактор: блок «Hero» раскрыт, справа параметры страницы" title="Редактор: блок «Hero» раскрыт, справа параметры страницы"/>
             <wp:cNvGraphicFramePr>
               <a:graphicFrameLocks xmlns:a="http://schemas.openxmlformats.org/drawingml/2006/main" noChangeAspect="1"/>
             </wp:cNvGraphicFramePr>
@@ -2878,7 +2974,30 @@
           <w:sz w:val="18"/>
           <w:szCs w:val="18"/>
         </w:rPr>
-        <w:t xml:space="preserve">Рисунок 9. Момент перетаскивания: блок «Bento features» (оранжевая рамка) переносится выше блока FAQ</w:t>
+        <w:t xml:space="preserve">Рисунок 9. Редактор: блок «Hero» раскрыт, справа параметры страницы</w:t>
+      </w:r>
+    </w:p>
+    <w:p>
+      <w:pPr>
+        <w:pStyle w:val="Heading2"/>
+        <w:keepNext/>
+      </w:pPr>
+      <w:r>
+        <w:rPr>
+          <w:rFonts w:ascii="Arial" w:cs="Arial" w:eastAsia="Arial" w:hAnsi="Arial"/>
+        </w:rPr>
+        <w:t xml:space="preserve">Свернуть и перетащить</w:t>
+      </w:r>
+    </w:p>
+    <w:p>
+      <w:pPr>
+        <w:spacing w:after="120" w:line="300"/>
+      </w:pPr>
+      <w:r>
+        <w:rPr>
+          <w:rFonts w:ascii="Arial" w:cs="Arial" w:eastAsia="Arial" w:hAnsi="Arial"/>
+        </w:rPr>
+        <w:t xml:space="preserve">Блоки сворачиваются стрелкой слева. У каждого блока слева значок из шести точек: за него блок можно перетащить мышью, пальцем или пером. Для клавиатуры сохранены кнопки «вверх» и «вниз». Список перемещается так же и внутри блока (например, пункты «Bento features» или вопросы FAQ).</w:t>
       </w:r>
     </w:p>
     <w:p>
@@ -2892,7 +3011,7 @@
           <wp:inline distT="0" distB="0" distL="0" distR="0">
             <wp:extent cx="5715000" cy="3533775"/>
             <wp:effectExtent t="0" r="0" b="0" l="0"/>
-            <wp:docPr id="10" name="09-list-dragging" descr="Перетаскивание пункта списка внутри блока" title="Перетаскивание пункта списка внутри блока"/>
+            <wp:docPr id="10" name="06b-editor-collapsed" descr="Свёрнутые блоки удобно переставлять" title="Свёрнутые блоки удобно переставлять"/>
             <wp:cNvGraphicFramePr>
               <a:graphicFrameLocks xmlns:a="http://schemas.openxmlformats.org/drawingml/2006/main" noChangeAspect="1"/>
             </wp:cNvGraphicFramePr>
@@ -2942,30 +3061,7 @@
           <w:sz w:val="18"/>
           <w:szCs w:val="18"/>
         </w:rPr>
-        <w:t xml:space="preserve">Рисунок 10. Перетаскивание пункта списка внутри блока</w:t>
-      </w:r>
-    </w:p>
-    <w:p>
-      <w:pPr>
-        <w:pStyle w:val="Heading2"/>
-        <w:keepNext/>
-      </w:pPr>
-      <w:r>
-        <w:rPr>
-          <w:rFonts w:ascii="Arial" w:cs="Arial" w:eastAsia="Arial" w:hAnsi="Arial"/>
-        </w:rPr>
-        <w:t xml:space="preserve">Блок «Картинка» и выбор из медиатеки</w:t>
-      </w:r>
-    </w:p>
-    <w:p>
-      <w:pPr>
-        <w:spacing w:after="120" w:line="300"/>
-      </w:pPr>
-      <w:r>
-        <w:rPr>
-          <w:rFonts w:ascii="Arial" w:cs="Arial" w:eastAsia="Arial" w:hAnsi="Arial"/>
-        </w:rPr>
-        <w:t xml:space="preserve">В список типов блоков добавлен «Image»: картинка, описание для доступности (alt, обязательно), подпись и переключатель «на всю ширину». Для поля картинки справа от адреса есть значок «выбрать из медиатеки». В окне можно взять готовую картинку или загрузить новую прямо оттуда: она сразу подставится в поле.</w:t>
+        <w:t xml:space="preserve">Рисунок 10. Свёрнутые блоки удобно переставлять</w:t>
       </w:r>
     </w:p>
     <w:p>
@@ -2979,7 +3075,7 @@
           <wp:inline distT="0" distB="0" distL="0" distR="0">
             <wp:extent cx="5715000" cy="3533775"/>
             <wp:effectExtent t="0" r="0" b="0" l="0"/>
-            <wp:docPr id="11" name="10-media-picker" descr="Окно медиатеки в редакторе" title="Окно медиатеки в редакторе"/>
+            <wp:docPr id="11" name="07-editor-dragging" descr="Момент перетаскивания: блок «Bento features» (оранжевая рамка) переносится выше блока FAQ" title="Момент перетаскивания: блок «Bento features» (оранжевая рамка) переносится выше блока FAQ"/>
             <wp:cNvGraphicFramePr>
               <a:graphicFrameLocks xmlns:a="http://schemas.openxmlformats.org/drawingml/2006/main" noChangeAspect="1"/>
             </wp:cNvGraphicFramePr>
@@ -3029,7 +3125,7 @@
           <w:sz w:val="18"/>
           <w:szCs w:val="18"/>
         </w:rPr>
-        <w:t xml:space="preserve">Рисунок 11. Окно медиатеки в редакторе</w:t>
+        <w:t xml:space="preserve">Рисунок 11. Момент перетаскивания: блок «Bento features» (оранжевая рамка) переносится выше блока FAQ</w:t>
       </w:r>
     </w:p>
     <w:p>
@@ -3043,7 +3139,7 @@
           <wp:inline distT="0" distB="0" distL="0" distR="0">
             <wp:extent cx="5715000" cy="3533775"/>
             <wp:effectExtent t="0" r="0" b="0" l="0"/>
-            <wp:docPr id="12" name="11-image-block" descr="Заполненный блок «Картинка»" title="Заполненный блок «Картинка»"/>
+            <wp:docPr id="12" name="09-list-dragging" descr="Перетаскивание пункта списка внутри блока" title="Перетаскивание пункта списка внутри блока"/>
             <wp:cNvGraphicFramePr>
               <a:graphicFrameLocks xmlns:a="http://schemas.openxmlformats.org/drawingml/2006/main" noChangeAspect="1"/>
             </wp:cNvGraphicFramePr>
@@ -3093,7 +3189,19 @@
           <w:sz w:val="18"/>
           <w:szCs w:val="18"/>
         </w:rPr>
-        <w:t xml:space="preserve">Рисунок 12. Заполненный блок «Картинка»</w:t>
+        <w:t xml:space="preserve">Рисунок 12. Перетаскивание пункта списка внутри блока</w:t>
+      </w:r>
+    </w:p>
+    <w:p>
+      <w:pPr>
+        <w:pStyle w:val="Heading2"/>
+        <w:keepNext/>
+      </w:pPr>
+      <w:r>
+        <w:rPr>
+          <w:rFonts w:ascii="Arial" w:cs="Arial" w:eastAsia="Arial" w:hAnsi="Arial"/>
+        </w:rPr>
+        <w:t xml:space="preserve">Блок «Картинка» и выбор из медиатеки</w:t>
       </w:r>
     </w:p>
     <w:p>
@@ -3104,7 +3212,7 @@
         <w:rPr>
           <w:rFonts w:ascii="Arial" w:cs="Arial" w:eastAsia="Arial" w:hAnsi="Arial"/>
         </w:rPr>
-        <w:t xml:space="preserve">Тем же выбором пользуется поле «Картинка для соцсетей» в блоке SEO.</w:t>
+        <w:t xml:space="preserve">В список типов блоков добавлен «Image»: картинка, описание для доступности (alt, обязательно), подпись и переключатель «на всю ширину». Для поля картинки справа от адреса есть значок «выбрать из медиатеки». В окне можно взять готовую картинку или загрузить новую прямо оттуда: она сразу подставится в поле.</w:t>
       </w:r>
     </w:p>
     <w:p>
@@ -3116,9 +3224,9 @@
       <w:r>
         <w:drawing>
           <wp:inline distT="0" distB="0" distL="0" distR="0">
-            <wp:extent cx="3429000" cy="5143500"/>
+            <wp:extent cx="5715000" cy="3533775"/>
             <wp:effectExtent t="0" r="0" b="0" l="0"/>
-            <wp:docPr id="13" name="12-editor-sidebar-seo" descr="Правая колонка: параметры страницы, SEO, картинка для соцсетей и кнопка удаления" title="Правая колонка: параметры страницы, SEO, картинка для соцсетей и кнопка удаления"/>
+            <wp:docPr id="13" name="10-media-picker" descr="Окно медиатеки в редакторе" title="Окно медиатеки в редакторе"/>
             <wp:cNvGraphicFramePr>
               <a:graphicFrameLocks xmlns:a="http://schemas.openxmlformats.org/drawingml/2006/main" noChangeAspect="1"/>
             </wp:cNvGraphicFramePr>
@@ -3141,7 +3249,7 @@
                   <pic:spPr bwMode="auto">
                     <a:xfrm>
                       <a:off x="0" y="0"/>
-                      <a:ext cx="3429000" cy="5143500"/>
+                      <a:ext cx="5715000" cy="3533775"/>
                     </a:xfrm>
                     <a:prstGeom prst="rect">
                       <a:avLst/>
@@ -3168,7 +3276,7 @@
           <w:sz w:val="18"/>
           <w:szCs w:val="18"/>
         </w:rPr>
-        <w:t xml:space="preserve">Рисунок 13. Правая колонка: параметры страницы, SEO, картинка для соцсетей и кнопка удаления</w:t>
+        <w:t xml:space="preserve">Рисунок 13. Окно медиатеки в редакторе</w:t>
       </w:r>
     </w:p>
     <w:p>
@@ -3182,7 +3290,7 @@
           <wp:inline distT="0" distB="0" distL="0" distR="0">
             <wp:extent cx="5715000" cy="3533775"/>
             <wp:effectExtent t="0" r="0" b="0" l="0"/>
-            <wp:docPr id="14" name="13-public-image" descr="Так блок выглядит на сайте. Если рядом есть версия AVIF, браузеру отдаётся она" title="Так блок выглядит на сайте. Если рядом есть версия AVIF, браузеру отдаётся она"/>
+            <wp:docPr id="14" name="11-image-block" descr="Заполненный блок «Картинка»" title="Заполненный блок «Картинка»"/>
             <wp:cNvGraphicFramePr>
               <a:graphicFrameLocks xmlns:a="http://schemas.openxmlformats.org/drawingml/2006/main" noChangeAspect="1"/>
             </wp:cNvGraphicFramePr>
@@ -3232,19 +3340,7 @@
           <w:sz w:val="18"/>
           <w:szCs w:val="18"/>
         </w:rPr>
-        <w:t xml:space="preserve">Рисунок 14. Так блок выглядит на сайте. Если рядом есть версия AVIF, браузеру отдаётся она</w:t>
-      </w:r>
-    </w:p>
-    <w:p>
-      <w:pPr>
-        <w:pStyle w:val="Heading1"/>
-        <w:keepNext/>
-      </w:pPr>
-      <w:r>
-        <w:rPr>
-          <w:rFonts w:ascii="Arial" w:cs="Arial" w:eastAsia="Arial" w:hAnsi="Arial"/>
-        </w:rPr>
-        <w:t xml:space="preserve">6. Медиа</w:t>
+        <w:t xml:space="preserve">Рисунок 14. Заполненный блок «Картинка»</w:t>
       </w:r>
     </w:p>
     <w:p>
@@ -3254,16 +3350,8 @@
       <w:r>
         <w:rPr>
           <w:rFonts w:ascii="Arial" w:cs="Arial" w:eastAsia="Arial" w:hAnsi="Arial"/>
-          <w:b/>
-          <w:bCs/>
-        </w:rPr>
-        <w:t xml:space="preserve">Где:</w:t>
-      </w:r>
-      <w:r>
-        <w:rPr>
-          <w:rFonts w:ascii="Arial" w:cs="Arial" w:eastAsia="Arial" w:hAnsi="Arial"/>
-        </w:rPr>
-        <w:t xml:space="preserve"> раздел «Медиа». Файлы можно перетащить на рамку или выбрать кнопкой, сразу несколько. Принимаются JPEG, PNG, GIF и WebP до 10 МБ. Каждая картинка пережимается в WebP (и в AVIF, если сервер умеет), лишние данные вроде геометок удаляются, ширина ограничивается 2400 пикселями. Исходный файл не хранится, поэтому подложить под видом картинки скрипт нельзя: это проверено тестом.</w:t>
+        </w:rPr>
+        <w:t xml:space="preserve">Тем же выбором пользуется поле «Картинка для соцсетей» в блоке SEO.</w:t>
       </w:r>
     </w:p>
     <w:p>
@@ -3275,9 +3363,9 @@
       <w:r>
         <w:drawing>
           <wp:inline distT="0" distB="0" distL="0" distR="0">
-            <wp:extent cx="5715000" cy="3533775"/>
+            <wp:extent cx="3429000" cy="5143500"/>
             <wp:effectExtent t="0" r="0" b="0" l="0"/>
-            <wp:docPr id="15" name="02-media-empty-drop" descr="Пустая медиатека с областью загрузки" title="Пустая медиатека с областью загрузки"/>
+            <wp:docPr id="15" name="12-editor-sidebar-seo" descr="Правая колонка: параметры страницы, SEO, картинка для соцсетей и кнопка удаления" title="Правая колонка: параметры страницы, SEO, картинка для соцсетей и кнопка удаления"/>
             <wp:cNvGraphicFramePr>
               <a:graphicFrameLocks xmlns:a="http://schemas.openxmlformats.org/drawingml/2006/main" noChangeAspect="1"/>
             </wp:cNvGraphicFramePr>
@@ -3300,7 +3388,7 @@
                   <pic:spPr bwMode="auto">
                     <a:xfrm>
                       <a:off x="0" y="0"/>
-                      <a:ext cx="5715000" cy="3533775"/>
+                      <a:ext cx="3429000" cy="5143500"/>
                     </a:xfrm>
                     <a:prstGeom prst="rect">
                       <a:avLst/>
@@ -3327,7 +3415,7 @@
           <w:sz w:val="18"/>
           <w:szCs w:val="18"/>
         </w:rPr>
-        <w:t xml:space="preserve">Рисунок 15. Пустая медиатека с областью загрузки</w:t>
+        <w:t xml:space="preserve">Рисунок 15. Правая колонка: параметры страницы, SEO, картинка для соцсетей и кнопка удаления</w:t>
       </w:r>
     </w:p>
     <w:p>
@@ -3341,7 +3429,7 @@
           <wp:inline distT="0" distB="0" distL="0" distR="0">
             <wp:extent cx="5715000" cy="3533775"/>
             <wp:effectExtent t="0" r="0" b="0" l="0"/>
-            <wp:docPr id="16" name="03-media-gallery" descr="После загрузки четырёх файлов: адрес, размер, использование" title="После загрузки четырёх файлов: адрес, размер, использование"/>
+            <wp:docPr id="16" name="13-public-image" descr="Так блок выглядит на сайте. Если рядом есть версия AVIF, браузеру отдаётся она" title="Так блок выглядит на сайте. Если рядом есть версия AVIF, браузеру отдаётся она"/>
             <wp:cNvGraphicFramePr>
               <a:graphicFrameLocks xmlns:a="http://schemas.openxmlformats.org/drawingml/2006/main" noChangeAspect="1"/>
             </wp:cNvGraphicFramePr>
@@ -3391,7 +3479,38 @@
           <w:sz w:val="18"/>
           <w:szCs w:val="18"/>
         </w:rPr>
-        <w:t xml:space="preserve">Рисунок 16. После загрузки четырёх файлов: адрес, размер, использование</w:t>
+        <w:t xml:space="preserve">Рисунок 16. Так блок выглядит на сайте. Если рядом есть версия AVIF, браузеру отдаётся она</w:t>
+      </w:r>
+    </w:p>
+    <w:p>
+      <w:pPr>
+        <w:pStyle w:val="Heading1"/>
+        <w:keepNext/>
+      </w:pPr>
+      <w:r>
+        <w:rPr>
+          <w:rFonts w:ascii="Arial" w:cs="Arial" w:eastAsia="Arial" w:hAnsi="Arial"/>
+        </w:rPr>
+        <w:t xml:space="preserve">6. Медиа</w:t>
+      </w:r>
+    </w:p>
+    <w:p>
+      <w:pPr>
+        <w:spacing w:after="120" w:line="300"/>
+      </w:pPr>
+      <w:r>
+        <w:rPr>
+          <w:rFonts w:ascii="Arial" w:cs="Arial" w:eastAsia="Arial" w:hAnsi="Arial"/>
+          <w:b/>
+          <w:bCs/>
+        </w:rPr>
+        <w:t xml:space="preserve">Где:</w:t>
+      </w:r>
+      <w:r>
+        <w:rPr>
+          <w:rFonts w:ascii="Arial" w:cs="Arial" w:eastAsia="Arial" w:hAnsi="Arial"/>
+        </w:rPr>
+        <w:t xml:space="preserve"> раздел «Медиа». Файлы можно перетащить на рамку или выбрать кнопкой, сразу несколько. Принимаются JPEG, PNG, GIF и WebP до 10 МБ. Каждая картинка сразу пережимается в WebP, а где сервер умеет, ещё и в AVIF, более новый и лёгкий формат (на тестовой копии на Mac он есть, на сервере zurih его нет, там остаётся WebP), лишние данные вроде геометок удаляются, ширина ограничивается 2400 пикселями. Исходный файл не хранится, поэтому подложить под видом картинки скрипт нельзя: это проверено тестом.</w:t>
       </w:r>
     </w:p>
     <w:p>
@@ -3405,7 +3524,7 @@
           <wp:inline distT="0" distB="0" distL="0" distR="0">
             <wp:extent cx="5715000" cy="3533775"/>
             <wp:effectExtent t="0" r="0" b="0" l="0"/>
-            <wp:docPr id="17" name="14-media-used" descr="Картинка, которая стоит на странице, помечена, а кнопка удаления у неё неактивна" title="Картинка, которая стоит на странице, помечена, а кнопка удаления у неё неактивна"/>
+            <wp:docPr id="17" name="02-media-empty-drop" descr="Пустая медиатека с областью загрузки" title="Пустая медиатека с областью загрузки"/>
             <wp:cNvGraphicFramePr>
               <a:graphicFrameLocks xmlns:a="http://schemas.openxmlformats.org/drawingml/2006/main" noChangeAspect="1"/>
             </wp:cNvGraphicFramePr>
@@ -3455,86 +3574,7 @@
           <w:sz w:val="18"/>
           <w:szCs w:val="18"/>
         </w:rPr>
-        <w:t xml:space="preserve">Рисунок 17. Картинка, которая стоит на странице, помечена, а кнопка удаления у неё неактивна</w:t>
-      </w:r>
-    </w:p>
-    <w:p>
-      <w:pPr>
-        <w:pStyle w:val="ListParagraph"/>
-        <w:numPr>
-          <w:ilvl w:val="0"/>
-          <w:numId w:val="2"/>
-        </w:numPr>
-        <w:spacing w:after="60" w:line="290"/>
-      </w:pPr>
-      <w:r>
-        <w:rPr>
-          <w:rFonts w:ascii="Arial" w:cs="Arial" w:eastAsia="Arial" w:hAnsi="Arial"/>
-        </w:rPr>
-        <w:t xml:space="preserve">Кнопка «Адрес» копирует путь картинки, который можно вставить в любое поле.</w:t>
-      </w:r>
-    </w:p>
-    <w:p>
-      <w:pPr>
-        <w:pStyle w:val="ListParagraph"/>
-        <w:numPr>
-          <w:ilvl w:val="0"/>
-          <w:numId w:val="2"/>
-        </w:numPr>
-        <w:spacing w:after="60" w:line="290"/>
-      </w:pPr>
-      <w:r>
-        <w:rPr>
-          <w:rFonts w:ascii="Arial" w:cs="Arial" w:eastAsia="Arial" w:hAnsi="Arial"/>
-        </w:rPr>
-        <w:t xml:space="preserve">Картинку, которая используется на странице, удалить нельзя: сначала уберите её со страницы. Неиспользуемую можно, после подтверждения.</w:t>
-      </w:r>
-    </w:p>
-    <w:p>
-      <w:pPr>
-        <w:pStyle w:val="ListParagraph"/>
-        <w:numPr>
-          <w:ilvl w:val="0"/>
-          <w:numId w:val="2"/>
-        </w:numPr>
-        <w:spacing w:after="60" w:line="290"/>
-      </w:pPr>
-      <w:r>
-        <w:rPr>
-          <w:rFonts w:ascii="Arial" w:cs="Arial" w:eastAsia="Arial" w:hAnsi="Arial"/>
-        </w:rPr>
-        <w:t xml:space="preserve">Если браузер без JavaScript, загрузка работает через обычную форму.</w:t>
-      </w:r>
-    </w:p>
-    <w:p>
-      <w:pPr>
-        <w:pStyle w:val="Heading1"/>
-        <w:keepNext/>
-      </w:pPr>
-      <w:r>
-        <w:rPr>
-          <w:rFonts w:ascii="Arial" w:cs="Arial" w:eastAsia="Arial" w:hAnsi="Arial"/>
-        </w:rPr>
-        <w:t xml:space="preserve">7. Меню</w:t>
-      </w:r>
-    </w:p>
-    <w:p>
-      <w:pPr>
-        <w:spacing w:after="120" w:line="300"/>
-      </w:pPr>
-      <w:r>
-        <w:rPr>
-          <w:rFonts w:ascii="Arial" w:cs="Arial" w:eastAsia="Arial" w:hAnsi="Arial"/>
-          <w:b/>
-          <w:bCs/>
-        </w:rPr>
-        <w:t xml:space="preserve">Где:</w:t>
-      </w:r>
-      <w:r>
-        <w:rPr>
-          <w:rFonts w:ascii="Arial" w:cs="Arial" w:eastAsia="Arial" w:hAnsi="Arial"/>
-        </w:rPr>
-        <w:t xml:space="preserve"> раздел «Меню». Верхнее и нижнее меню правятся отдельно, у каждого своя кнопка «Сохранить». Пункты переставляются перетаскиванием за значок слева или стрелками. Для адреса есть подсказка со списком страниц сайта. До 30 пунктов, ссылки: путь на сайте, полный адрес или якорь.</w:t>
+        <w:t xml:space="preserve">Рисунок 17. Пустая медиатека с областью загрузки</w:t>
       </w:r>
     </w:p>
     <w:p>
@@ -3548,7 +3588,7 @@
           <wp:inline distT="0" distB="0" distL="0" distR="0">
             <wp:extent cx="5715000" cy="3533775"/>
             <wp:effectExtent t="0" r="0" b="0" l="0"/>
-            <wp:docPr id="18" name="20-menus" descr="Редактор меню" title="Редактор меню"/>
+            <wp:docPr id="18" name="03-media-gallery" descr="После загрузки четырёх файлов: адрес, размер, использование" title="После загрузки четырёх файлов: адрес, размер, использование"/>
             <wp:cNvGraphicFramePr>
               <a:graphicFrameLocks xmlns:a="http://schemas.openxmlformats.org/drawingml/2006/main" noChangeAspect="1"/>
             </wp:cNvGraphicFramePr>
@@ -3598,38 +3638,7 @@
           <w:sz w:val="18"/>
           <w:szCs w:val="18"/>
         </w:rPr>
-        <w:t xml:space="preserve">Рисунок 18. Редактор меню</w:t>
-      </w:r>
-    </w:p>
-    <w:p>
-      <w:pPr>
-        <w:pStyle w:val="Heading1"/>
-        <w:keepNext/>
-      </w:pPr>
-      <w:r>
-        <w:rPr>
-          <w:rFonts w:ascii="Arial" w:cs="Arial" w:eastAsia="Arial" w:hAnsi="Arial"/>
-        </w:rPr>
-        <w:t xml:space="preserve">8. Пользователи и пароли</w:t>
-      </w:r>
-    </w:p>
-    <w:p>
-      <w:pPr>
-        <w:spacing w:after="120" w:line="300"/>
-      </w:pPr>
-      <w:r>
-        <w:rPr>
-          <w:rFonts w:ascii="Arial" w:cs="Arial" w:eastAsia="Arial" w:hAnsi="Arial"/>
-          <w:b/>
-          <w:bCs/>
-        </w:rPr>
-        <w:t xml:space="preserve">Где:</w:t>
-      </w:r>
-      <w:r>
-        <w:rPr>
-          <w:rFonts w:ascii="Arial" w:cs="Arial" w:eastAsia="Arial" w:hAnsi="Arial"/>
-        </w:rPr>
-        <w:t xml:space="preserve"> раздел «Пользователи» (только администратор). У остальных ролей на этом месте страница «Профиль» со сменой собственного пароля.</w:t>
+        <w:t xml:space="preserve">Рисунок 18. После загрузки четырёх файлов: адрес, размер, использование</w:t>
       </w:r>
     </w:p>
     <w:p>
@@ -3643,7 +3652,7 @@
           <wp:inline distT="0" distB="0" distL="0" distR="0">
             <wp:extent cx="5715000" cy="3533775"/>
             <wp:effectExtent t="0" r="0" b="0" l="0"/>
-            <wp:docPr id="19" name="21-users" descr="Список пользователей, форма создания и смена своего пароля" title="Список пользователей, форма создания и смена своего пароля"/>
+            <wp:docPr id="19" name="14-media-used" descr="Картинка, которая стоит на странице, помечена, а кнопка удаления у неё неактивна" title="Картинка, которая стоит на странице, помечена, а кнопка удаления у неё неактивна"/>
             <wp:cNvGraphicFramePr>
               <a:graphicFrameLocks xmlns:a="http://schemas.openxmlformats.org/drawingml/2006/main" noChangeAspect="1"/>
             </wp:cNvGraphicFramePr>
@@ -3693,7 +3702,7 @@
           <w:sz w:val="18"/>
           <w:szCs w:val="18"/>
         </w:rPr>
-        <w:t xml:space="preserve">Рисунок 19. Список пользователей, форма создания и смена своего пароля</w:t>
+        <w:t xml:space="preserve">Рисунок 19. Картинка, которая стоит на странице, помечена, а кнопка удаления у неё неактивна</w:t>
       </w:r>
     </w:p>
     <w:p>
@@ -3708,16 +3717,8 @@
       <w:r>
         <w:rPr>
           <w:rFonts w:ascii="Arial" w:cs="Arial" w:eastAsia="Arial" w:hAnsi="Arial"/>
-          <w:b/>
-          <w:bCs/>
-        </w:rPr>
-        <w:t xml:space="preserve">Создание:</w:t>
-      </w:r>
-      <w:r>
-        <w:rPr>
-          <w:rFonts w:ascii="Arial" w:cs="Arial" w:eastAsia="Arial" w:hAnsi="Arial"/>
-        </w:rPr>
-        <w:t xml:space="preserve"> логин, роль и пароль. Пароль можно задать самому (от 10 символов) или поручить системе: она создаёт надёжный из 16 символов без путаницы вроде O и 0 и показывает его один раз с кнопкой «Копировать».</w:t>
+        </w:rPr>
+        <w:t xml:space="preserve">Кнопка «Адрес» копирует путь картинки, который можно вставить в любое поле.</w:t>
       </w:r>
     </w:p>
     <w:p>
@@ -3732,16 +3733,8 @@
       <w:r>
         <w:rPr>
           <w:rFonts w:ascii="Arial" w:cs="Arial" w:eastAsia="Arial" w:hAnsi="Arial"/>
-          <w:b/>
-          <w:bCs/>
-        </w:rPr>
-        <w:t xml:space="preserve">Роль</w:t>
-      </w:r>
-      <w:r>
-        <w:rPr>
-          <w:rFonts w:ascii="Arial" w:cs="Arial" w:eastAsia="Arial" w:hAnsi="Arial"/>
-        </w:rPr>
-        <w:t xml:space="preserve"> меняется прямо в списке, изменение действует сразу.</w:t>
+        </w:rPr>
+        <w:t xml:space="preserve">Картинку, которая используется на странице, убрать нельзя: сначала уберите её со страницы. Неиспользуемую можно убрать в Корзину, там её видно в миниатюре, можно вернуть (адрес снова заработает) или удалить навсегда, но это может только администратор.</w:t>
       </w:r>
     </w:p>
     <w:p>
@@ -3756,64 +3749,39 @@
       <w:r>
         <w:rPr>
           <w:rFonts w:ascii="Arial" w:cs="Arial" w:eastAsia="Arial" w:hAnsi="Arial"/>
+        </w:rPr>
+        <w:t xml:space="preserve">Если браузер без JavaScript, загрузка работает через обычную форму.</w:t>
+      </w:r>
+    </w:p>
+    <w:p>
+      <w:pPr>
+        <w:pStyle w:val="Heading1"/>
+        <w:keepNext/>
+      </w:pPr>
+      <w:r>
+        <w:rPr>
+          <w:rFonts w:ascii="Arial" w:cs="Arial" w:eastAsia="Arial" w:hAnsi="Arial"/>
+        </w:rPr>
+        <w:t xml:space="preserve">7. Меню</w:t>
+      </w:r>
+    </w:p>
+    <w:p>
+      <w:pPr>
+        <w:spacing w:after="120" w:line="300"/>
+      </w:pPr>
+      <w:r>
+        <w:rPr>
+          <w:rFonts w:ascii="Arial" w:cs="Arial" w:eastAsia="Arial" w:hAnsi="Arial"/>
           <w:b/>
           <w:bCs/>
         </w:rPr>
-        <w:t xml:space="preserve">Новый пароль</w:t>
-      </w:r>
-      <w:r>
-        <w:rPr>
-          <w:rFonts w:ascii="Arial" w:cs="Arial" w:eastAsia="Arial" w:hAnsi="Arial"/>
-        </w:rPr>
-        <w:t xml:space="preserve"> для другого человека создаёт система и показывает один раз.</w:t>
-      </w:r>
-    </w:p>
-    <w:p>
-      <w:pPr>
-        <w:pStyle w:val="ListParagraph"/>
-        <w:numPr>
-          <w:ilvl w:val="0"/>
-          <w:numId w:val="2"/>
-        </w:numPr>
-        <w:spacing w:after="60" w:line="290"/>
-      </w:pPr>
-      <w:r>
-        <w:rPr>
-          <w:rFonts w:ascii="Arial" w:cs="Arial" w:eastAsia="Arial" w:hAnsi="Arial"/>
-          <w:b/>
-          <w:bCs/>
-        </w:rPr>
-        <w:t xml:space="preserve">Удаление</w:t>
-      </w:r>
-      <w:r>
-        <w:rPr>
-          <w:rFonts w:ascii="Arial" w:cs="Arial" w:eastAsia="Arial" w:hAnsi="Arial"/>
-        </w:rPr>
-        <w:t xml:space="preserve"> с подтверждением. Правки удалённого человека в истории остаются.</w:t>
-      </w:r>
-    </w:p>
-    <w:p>
-      <w:pPr>
-        <w:pStyle w:val="ListParagraph"/>
-        <w:numPr>
-          <w:ilvl w:val="0"/>
-          <w:numId w:val="2"/>
-        </w:numPr>
-        <w:spacing w:after="60" w:line="290"/>
-      </w:pPr>
-      <w:r>
-        <w:rPr>
-          <w:rFonts w:ascii="Arial" w:cs="Arial" w:eastAsia="Arial" w:hAnsi="Arial"/>
-          <w:b/>
-          <w:bCs/>
-        </w:rPr>
-        <w:t xml:space="preserve">Свой пароль</w:t>
-      </w:r>
-      <w:r>
-        <w:rPr>
-          <w:rFonts w:ascii="Arial" w:cs="Arial" w:eastAsia="Arial" w:hAnsi="Arial"/>
-        </w:rPr>
-        <w:t xml:space="preserve"> меняется с вводом текущего.</w:t>
+        <w:t xml:space="preserve">Где:</w:t>
+      </w:r>
+      <w:r>
+        <w:rPr>
+          <w:rFonts w:ascii="Arial" w:cs="Arial" w:eastAsia="Arial" w:hAnsi="Arial"/>
+        </w:rPr>
+        <w:t xml:space="preserve"> раздел «Меню». Верхнее и нижнее меню правятся отдельно, у каждого своя кнопка «Сохранить». Пункты переставляются перетаскиванием за значок слева или стрелками. Для адреса есть подсказка со списком страниц сайта. До 30 пунктов, ссылки: путь на сайте, полный адрес или якорь.</w:t>
       </w:r>
     </w:p>
     <w:p>
@@ -3827,7 +3795,7 @@
           <wp:inline distT="0" distB="0" distL="0" distR="0">
             <wp:extent cx="5715000" cy="3533775"/>
             <wp:effectExtent t="0" r="0" b="0" l="0"/>
-            <wp:docPr id="20" name="22-user-created-password" descr="Пользователь создан, пароль показан один раз" title="Пользователь создан, пароль показан один раз"/>
+            <wp:docPr id="20" name="20-menus" descr="Редактор меню" title="Редактор меню"/>
             <wp:cNvGraphicFramePr>
               <a:graphicFrameLocks xmlns:a="http://schemas.openxmlformats.org/drawingml/2006/main" noChangeAspect="1"/>
             </wp:cNvGraphicFramePr>
@@ -3877,7 +3845,38 @@
           <w:sz w:val="18"/>
           <w:szCs w:val="18"/>
         </w:rPr>
-        <w:t xml:space="preserve">Рисунок 20. Пользователь создан, пароль показан один раз</w:t>
+        <w:t xml:space="preserve">Рисунок 20. Редактор меню</w:t>
+      </w:r>
+    </w:p>
+    <w:p>
+      <w:pPr>
+        <w:pStyle w:val="Heading1"/>
+        <w:keepNext/>
+      </w:pPr>
+      <w:r>
+        <w:rPr>
+          <w:rFonts w:ascii="Arial" w:cs="Arial" w:eastAsia="Arial" w:hAnsi="Arial"/>
+        </w:rPr>
+        <w:t xml:space="preserve">8. Пользователи и пароли</w:t>
+      </w:r>
+    </w:p>
+    <w:p>
+      <w:pPr>
+        <w:spacing w:after="120" w:line="300"/>
+      </w:pPr>
+      <w:r>
+        <w:rPr>
+          <w:rFonts w:ascii="Arial" w:cs="Arial" w:eastAsia="Arial" w:hAnsi="Arial"/>
+          <w:b/>
+          <w:bCs/>
+        </w:rPr>
+        <w:t xml:space="preserve">Где:</w:t>
+      </w:r>
+      <w:r>
+        <w:rPr>
+          <w:rFonts w:ascii="Arial" w:cs="Arial" w:eastAsia="Arial" w:hAnsi="Arial"/>
+        </w:rPr>
+        <w:t xml:space="preserve"> раздел «Пользователи» (только администратор). У остальных ролей на этом месте страница «Профиль» со сменой собственного пароля.</w:t>
       </w:r>
     </w:p>
     <w:p>
@@ -3889,9 +3888,9 @@
       <w:r>
         <w:drawing>
           <wp:inline distT="0" distB="0" distL="0" distR="0">
-            <wp:extent cx="5715000" cy="3533775"/>
+            <wp:extent cx="4953000" cy="4962525"/>
             <wp:effectExtent t="0" r="0" b="0" l="0"/>
-            <wp:docPr id="21" name="24-user-delete-confirm" descr="Подтверждение удаления пользователя" title="Подтверждение удаления пользователя"/>
+            <wp:docPr id="21" name="47-users-email" descr="Список пользователей с почтой и ролью, создание, смена своего пароля и своей почты" title="Список пользователей с почтой и ролью, создание, смена своего пароля и своей почты"/>
             <wp:cNvGraphicFramePr>
               <a:graphicFrameLocks xmlns:a="http://schemas.openxmlformats.org/drawingml/2006/main" noChangeAspect="1"/>
             </wp:cNvGraphicFramePr>
@@ -3914,7 +3913,7 @@
                   <pic:spPr bwMode="auto">
                     <a:xfrm>
                       <a:off x="0" y="0"/>
-                      <a:ext cx="5715000" cy="3533775"/>
+                      <a:ext cx="4953000" cy="4962525"/>
                     </a:xfrm>
                     <a:prstGeom prst="rect">
                       <a:avLst/>
@@ -3941,19 +3940,7 @@
           <w:sz w:val="18"/>
           <w:szCs w:val="18"/>
         </w:rPr>
-        <w:t xml:space="preserve">Рисунок 21. Подтверждение удаления пользователя</w:t>
-      </w:r>
-    </w:p>
-    <w:p>
-      <w:pPr>
-        <w:pStyle w:val="Heading2"/>
-        <w:keepNext/>
-      </w:pPr>
-      <w:r>
-        <w:rPr>
-          <w:rFonts w:ascii="Arial" w:cs="Arial" w:eastAsia="Arial" w:hAnsi="Arial"/>
-        </w:rPr>
-        <w:t xml:space="preserve">Защита от потери доступа</w:t>
+        <w:t xml:space="preserve">Рисунок 21. Список пользователей с почтой и ролью, создание, смена своего пароля и своей почты</w:t>
       </w:r>
     </w:p>
     <w:p>
@@ -3968,8 +3955,16 @@
       <w:r>
         <w:rPr>
           <w:rFonts w:ascii="Arial" w:cs="Arial" w:eastAsia="Arial" w:hAnsi="Arial"/>
-        </w:rPr>
-        <w:t xml:space="preserve">Нельзя изменить собственную роль и удалить собственную учётную запись.</w:t>
+          <w:b/>
+          <w:bCs/>
+        </w:rPr>
+        <w:t xml:space="preserve">Создание:</w:t>
+      </w:r>
+      <w:r>
+        <w:rPr>
+          <w:rFonts w:ascii="Arial" w:cs="Arial" w:eastAsia="Arial" w:hAnsi="Arial"/>
+        </w:rPr>
+        <w:t xml:space="preserve"> логин, почта (для восстановления пароля), роль и пароль. Пароль можно задать самому (от 10 символов) или поручить системе: она создаёт надёжный из 16 символов без путаницы вроде O и 0 и показывает его один раз с кнопкой «Копировать».</w:t>
       </w:r>
     </w:p>
     <w:p>
@@ -3984,8 +3979,30 @@
       <w:r>
         <w:rPr>
           <w:rFonts w:ascii="Arial" w:cs="Arial" w:eastAsia="Arial" w:hAnsi="Arial"/>
-        </w:rPr>
-        <w:t xml:space="preserve">Нельзя понизить или удалить последнего администратора.</w:t>
+          <w:b/>
+          <w:bCs/>
+        </w:rPr>
+        <w:t xml:space="preserve">Роль</w:t>
+      </w:r>
+      <w:r>
+        <w:rPr>
+          <w:rFonts w:ascii="Arial" w:cs="Arial" w:eastAsia="Arial" w:hAnsi="Arial"/>
+        </w:rPr>
+        <w:t xml:space="preserve"> (администратор или редактор) и </w:t>
+      </w:r>
+      <w:r>
+        <w:rPr>
+          <w:rFonts w:ascii="Arial" w:cs="Arial" w:eastAsia="Arial" w:hAnsi="Arial"/>
+          <w:b/>
+          <w:bCs/>
+        </w:rPr>
+        <w:t xml:space="preserve">почта</w:t>
+      </w:r>
+      <w:r>
+        <w:rPr>
+          <w:rFonts w:ascii="Arial" w:cs="Arial" w:eastAsia="Arial" w:hAnsi="Arial"/>
+        </w:rPr>
+        <w:t xml:space="preserve"> меняются прямо в списке, изменение действует сразу. Своя почта меняется в профиле с вводом текущего пароля.</w:t>
       </w:r>
     </w:p>
     <w:p>
@@ -4000,20 +4017,64 @@
       <w:r>
         <w:rPr>
           <w:rFonts w:ascii="Arial" w:cs="Arial" w:eastAsia="Arial" w:hAnsi="Arial"/>
-        </w:rPr>
-        <w:t xml:space="preserve">Все изменения пользователей пишутся в журнал сервера.</w:t>
-      </w:r>
-    </w:p>
-    <w:p>
-      <w:pPr>
-        <w:pStyle w:val="Heading1"/>
-        <w:keepNext/>
-      </w:pPr>
-      <w:r>
-        <w:rPr>
-          <w:rFonts w:ascii="Arial" w:cs="Arial" w:eastAsia="Arial" w:hAnsi="Arial"/>
-        </w:rPr>
-        <w:t xml:space="preserve">9. История, заявки, настройки, система</w:t>
+          <w:b/>
+          <w:bCs/>
+        </w:rPr>
+        <w:t xml:space="preserve">Новый пароль</w:t>
+      </w:r>
+      <w:r>
+        <w:rPr>
+          <w:rFonts w:ascii="Arial" w:cs="Arial" w:eastAsia="Arial" w:hAnsi="Arial"/>
+        </w:rPr>
+        <w:t xml:space="preserve"> для другого человека создаёт система и показывает один раз.</w:t>
+      </w:r>
+    </w:p>
+    <w:p>
+      <w:pPr>
+        <w:pStyle w:val="ListParagraph"/>
+        <w:numPr>
+          <w:ilvl w:val="0"/>
+          <w:numId w:val="2"/>
+        </w:numPr>
+        <w:spacing w:after="60" w:line="290"/>
+      </w:pPr>
+      <w:r>
+        <w:rPr>
+          <w:rFonts w:ascii="Arial" w:cs="Arial" w:eastAsia="Arial" w:hAnsi="Arial"/>
+          <w:b/>
+          <w:bCs/>
+        </w:rPr>
+        <w:t xml:space="preserve">Удаление</w:t>
+      </w:r>
+      <w:r>
+        <w:rPr>
+          <w:rFonts w:ascii="Arial" w:cs="Arial" w:eastAsia="Arial" w:hAnsi="Arial"/>
+        </w:rPr>
+        <w:t xml:space="preserve"> с подтверждением. Правки удалённого человека в истории остаются.</w:t>
+      </w:r>
+    </w:p>
+    <w:p>
+      <w:pPr>
+        <w:pStyle w:val="ListParagraph"/>
+        <w:numPr>
+          <w:ilvl w:val="0"/>
+          <w:numId w:val="2"/>
+        </w:numPr>
+        <w:spacing w:after="60" w:line="290"/>
+      </w:pPr>
+      <w:r>
+        <w:rPr>
+          <w:rFonts w:ascii="Arial" w:cs="Arial" w:eastAsia="Arial" w:hAnsi="Arial"/>
+          <w:b/>
+          <w:bCs/>
+        </w:rPr>
+        <w:t xml:space="preserve">Свой пароль</w:t>
+      </w:r>
+      <w:r>
+        <w:rPr>
+          <w:rFonts w:ascii="Arial" w:cs="Arial" w:eastAsia="Arial" w:hAnsi="Arial"/>
+        </w:rPr>
+        <w:t xml:space="preserve"> меняется с вводом текущего. После смены вы остаётесь в системе на этом устройстве, а на остальных придётся войти заново.</w:t>
       </w:r>
     </w:p>
     <w:p>
@@ -4027,7 +4088,7 @@
           <wp:inline distT="0" distB="0" distL="0" distR="0">
             <wp:extent cx="5715000" cy="3533775"/>
             <wp:effectExtent t="0" r="0" b="0" l="0"/>
-            <wp:docPr id="22" name="25-history" descr="История: кто, когда, что изменил. «Откатить» возвращает страницу к выбранной версии" title="История: кто, когда, что изменил. «Откатить» возвращает страницу к выбранной версии"/>
+            <wp:docPr id="22" name="22-user-created-password" descr="Пользователь создан, пароль показан один раз" title="Пользователь создан, пароль показан один раз"/>
             <wp:cNvGraphicFramePr>
               <a:graphicFrameLocks xmlns:a="http://schemas.openxmlformats.org/drawingml/2006/main" noChangeAspect="1"/>
             </wp:cNvGraphicFramePr>
@@ -4077,18 +4138,7 @@
           <w:sz w:val="18"/>
           <w:szCs w:val="18"/>
         </w:rPr>
-        <w:t xml:space="preserve">Рисунок 22. История: кто, когда, что изменил. «Откатить» возвращает страницу к выбранной версии</w:t>
-      </w:r>
-    </w:p>
-    <w:p>
-      <w:pPr>
-        <w:spacing w:after="120" w:line="300"/>
-      </w:pPr>
-      <w:r>
-        <w:rPr>
-          <w:rFonts w:ascii="Arial" w:cs="Arial" w:eastAsia="Arial" w:hAnsi="Arial"/>
-        </w:rPr>
-        <w:t xml:space="preserve">В истории видны и удаления, и восстановления. Откат делается и для удалённой страницы (она создаётся заново), но откатить «к самому удалению» нельзя: для такой записи кнопки нет.</w:t>
+        <w:t xml:space="preserve">Рисунок 22. Пользователь создан, пароль показан один раз</w:t>
       </w:r>
     </w:p>
     <w:p>
@@ -4102,7 +4152,7 @@
           <wp:inline distT="0" distB="0" distL="0" distR="0">
             <wp:extent cx="5715000" cy="3533775"/>
             <wp:effectExtent t="0" r="0" b="0" l="0"/>
-            <wp:docPr id="23" name="26-leads" descr="Заявки и посещаемость за 7 дней (данные тестовые)" title="Заявки и посещаемость за 7 дней (данные тестовые)"/>
+            <wp:docPr id="23" name="24-user-delete-confirm" descr="Подтверждение удаления пользователя" title="Подтверждение удаления пользователя"/>
             <wp:cNvGraphicFramePr>
               <a:graphicFrameLocks xmlns:a="http://schemas.openxmlformats.org/drawingml/2006/main" noChangeAspect="1"/>
             </wp:cNvGraphicFramePr>
@@ -4152,7 +4202,146 @@
           <w:sz w:val="18"/>
           <w:szCs w:val="18"/>
         </w:rPr>
-        <w:t xml:space="preserve">Рисунок 23. Заявки и посещаемость за 7 дней (данные тестовые)</w:t>
+        <w:t xml:space="preserve">Рисунок 23. Подтверждение удаления пользователя</w:t>
+      </w:r>
+    </w:p>
+    <w:p>
+      <w:pPr>
+        <w:pStyle w:val="Heading2"/>
+        <w:keepNext/>
+      </w:pPr>
+      <w:r>
+        <w:rPr>
+          <w:rFonts w:ascii="Arial" w:cs="Arial" w:eastAsia="Arial" w:hAnsi="Arial"/>
+        </w:rPr>
+        <w:t xml:space="preserve">Защита от потери доступа</w:t>
+      </w:r>
+    </w:p>
+    <w:p>
+      <w:pPr>
+        <w:pStyle w:val="ListParagraph"/>
+        <w:numPr>
+          <w:ilvl w:val="0"/>
+          <w:numId w:val="2"/>
+        </w:numPr>
+        <w:spacing w:after="60" w:line="290"/>
+      </w:pPr>
+      <w:r>
+        <w:rPr>
+          <w:rFonts w:ascii="Arial" w:cs="Arial" w:eastAsia="Arial" w:hAnsi="Arial"/>
+        </w:rPr>
+        <w:t xml:space="preserve">Нельзя изменить собственную роль и удалить собственную учётную запись.</w:t>
+      </w:r>
+    </w:p>
+    <w:p>
+      <w:pPr>
+        <w:pStyle w:val="ListParagraph"/>
+        <w:numPr>
+          <w:ilvl w:val="0"/>
+          <w:numId w:val="2"/>
+        </w:numPr>
+        <w:spacing w:after="60" w:line="290"/>
+      </w:pPr>
+      <w:r>
+        <w:rPr>
+          <w:rFonts w:ascii="Arial" w:cs="Arial" w:eastAsia="Arial" w:hAnsi="Arial"/>
+        </w:rPr>
+        <w:t xml:space="preserve">Нельзя понизить или удалить последнего администратора.</w:t>
+      </w:r>
+    </w:p>
+    <w:p>
+      <w:pPr>
+        <w:pStyle w:val="ListParagraph"/>
+        <w:numPr>
+          <w:ilvl w:val="0"/>
+          <w:numId w:val="2"/>
+        </w:numPr>
+        <w:spacing w:after="60" w:line="290"/>
+      </w:pPr>
+      <w:r>
+        <w:rPr>
+          <w:rFonts w:ascii="Arial" w:cs="Arial" w:eastAsia="Arial" w:hAnsi="Arial"/>
+        </w:rPr>
+        <w:t xml:space="preserve">Все изменения пользователей пишутся в журнал сервера.</w:t>
+      </w:r>
+    </w:p>
+    <w:p>
+      <w:pPr>
+        <w:pStyle w:val="Heading1"/>
+        <w:keepNext/>
+      </w:pPr>
+      <w:r>
+        <w:rPr>
+          <w:rFonts w:ascii="Arial" w:cs="Arial" w:eastAsia="Arial" w:hAnsi="Arial"/>
+        </w:rPr>
+        <w:t xml:space="preserve">9. Вход и восстановление пароля по почте</w:t>
+      </w:r>
+    </w:p>
+    <w:p>
+      <w:pPr>
+        <w:spacing w:after="120" w:line="300"/>
+      </w:pPr>
+      <w:r>
+        <w:rPr>
+          <w:rFonts w:ascii="Arial" w:cs="Arial" w:eastAsia="Arial" w:hAnsi="Arial"/>
+          <w:b/>
+          <w:bCs/>
+        </w:rPr>
+        <w:t xml:space="preserve">Где:</w:t>
+      </w:r>
+      <w:r>
+        <w:rPr>
+          <w:rFonts w:ascii="Arial" w:cs="Arial" w:eastAsia="Arial" w:hAnsi="Arial"/>
+        </w:rPr>
+        <w:t xml:space="preserve"> на странице входа ссылка «Забыли пароль?». Работает, если у пользователя указана почта (раздел «Пользователи») и на сайте настроена отправка писем (раздел «Настройки», блок «Почта»).</w:t>
+      </w:r>
+    </w:p>
+    <w:p>
+      <w:pPr>
+        <w:pStyle w:val="ListParagraph"/>
+        <w:numPr>
+          <w:ilvl w:val="0"/>
+          <w:numId w:val="4"/>
+        </w:numPr>
+        <w:spacing w:after="60" w:line="290"/>
+      </w:pPr>
+      <w:r>
+        <w:rPr>
+          <w:rFonts w:ascii="Arial" w:cs="Arial" w:eastAsia="Arial" w:hAnsi="Arial"/>
+        </w:rPr>
+        <w:t xml:space="preserve">Человек вводит логин или почту и получает одинаковый ответ в любом случае, чтобы нельзя было выяснить, есть ли такой пользователь.</w:t>
+      </w:r>
+    </w:p>
+    <w:p>
+      <w:pPr>
+        <w:pStyle w:val="ListParagraph"/>
+        <w:numPr>
+          <w:ilvl w:val="0"/>
+          <w:numId w:val="4"/>
+        </w:numPr>
+        <w:spacing w:after="60" w:line="290"/>
+      </w:pPr>
+      <w:r>
+        <w:rPr>
+          <w:rFonts w:ascii="Arial" w:cs="Arial" w:eastAsia="Arial" w:hAnsi="Arial"/>
+        </w:rPr>
+        <w:t xml:space="preserve">На почту приходит письмо со ссылкой. Ссылка действует один час и срабатывает один раз, новая ссылка отменяет прежние.</w:t>
+      </w:r>
+    </w:p>
+    <w:p>
+      <w:pPr>
+        <w:pStyle w:val="ListParagraph"/>
+        <w:numPr>
+          <w:ilvl w:val="0"/>
+          <w:numId w:val="4"/>
+        </w:numPr>
+        <w:spacing w:after="60" w:line="290"/>
+      </w:pPr>
+      <w:r>
+        <w:rPr>
+          <w:rFonts w:ascii="Arial" w:cs="Arial" w:eastAsia="Arial" w:hAnsi="Arial"/>
+        </w:rPr>
+        <w:t xml:space="preserve">По ссылке открывается форма «Новый пароль». После сохранения человек выходит со всех устройств и входит уже с новым паролем.</w:t>
       </w:r>
     </w:p>
     <w:p>
@@ -4166,7 +4355,7 @@
           <wp:inline distT="0" distB="0" distL="0" distR="0">
             <wp:extent cx="5715000" cy="3533775"/>
             <wp:effectExtent t="0" r="0" b="0" l="0"/>
-            <wp:docPr id="24" name="27-settings" descr="Настройки сайта: название и описание" title="Настройки сайта: название и описание"/>
+            <wp:docPr id="24" name="37-forgot" descr="Страница восстановления: ввести логин или почту" title="Страница восстановления: ввести логин или почту"/>
             <wp:cNvGraphicFramePr>
               <a:graphicFrameLocks xmlns:a="http://schemas.openxmlformats.org/drawingml/2006/main" noChangeAspect="1"/>
             </wp:cNvGraphicFramePr>
@@ -4216,7 +4405,7 @@
           <w:sz w:val="18"/>
           <w:szCs w:val="18"/>
         </w:rPr>
-        <w:t xml:space="preserve">Рисунок 24. Настройки сайта: название и описание</w:t>
+        <w:t xml:space="preserve">Рисунок 24. Страница восстановления: ввести логин или почту</w:t>
       </w:r>
     </w:p>
     <w:p>
@@ -4230,7 +4419,7 @@
           <wp:inline distT="0" distB="0" distL="0" distR="0">
             <wp:extent cx="5715000" cy="3533775"/>
             <wp:effectExtent t="0" r="0" b="0" l="0"/>
-            <wp:docPr id="25" name="28-system" descr="Система: обслуживание, модули, токены для ИИ-агентов" title="Система: обслуживание, модули, токены для ИИ-агентов"/>
+            <wp:docPr id="25" name="38-forgot-sent" descr="Ответ одинаков для любого логина" title="Ответ одинаков для любого логина"/>
             <wp:cNvGraphicFramePr>
               <a:graphicFrameLocks xmlns:a="http://schemas.openxmlformats.org/drawingml/2006/main" noChangeAspect="1"/>
             </wp:cNvGraphicFramePr>
@@ -4280,102 +4469,7 @@
           <w:sz w:val="18"/>
           <w:szCs w:val="18"/>
         </w:rPr>
-        <w:t xml:space="preserve">Рисунок 25. Система: обслуживание, модули, токены для ИИ-агентов</w:t>
-      </w:r>
-    </w:p>
-    <w:p>
-      <w:pPr>
-        <w:pStyle w:val="Heading1"/>
-        <w:keepNext/>
-      </w:pPr>
-      <w:r>
-        <w:rPr>
-          <w:rFonts w:ascii="Arial" w:cs="Arial" w:eastAsia="Arial" w:hAnsi="Arial"/>
-        </w:rPr>
-        <w:t xml:space="preserve">10. Установщик для хостинга без SSH</w:t>
-      </w:r>
-    </w:p>
-    <w:p>
-      <w:pPr>
-        <w:spacing w:after="120" w:line="300"/>
-      </w:pPr>
-      <w:r>
-        <w:rPr>
-          <w:rFonts w:ascii="Arial" w:cs="Arial" w:eastAsia="Arial" w:hAnsi="Arial"/>
-        </w:rPr>
-        <w:t xml:space="preserve">Установщик открывается по адресу вида `/admin/install.php?key=…`, где ключ лежит в файле `data/install.key`, который владелец сайта загружает вручную. Без ключа страница отвечает «не найдено».</w:t>
-      </w:r>
-    </w:p>
-    <w:p>
-      <w:pPr>
-        <w:pStyle w:val="ListParagraph"/>
-        <w:numPr>
-          <w:ilvl w:val="0"/>
-          <w:numId w:val="4"/>
-        </w:numPr>
-        <w:spacing w:after="60" w:line="290"/>
-      </w:pPr>
-      <w:r>
-        <w:rPr>
-          <w:rFonts w:ascii="Arial" w:cs="Arial" w:eastAsia="Arial" w:hAnsi="Arial"/>
-          <w:b/>
-          <w:bCs/>
-        </w:rPr>
-        <w:t xml:space="preserve">Проверка среды:</w:t>
-      </w:r>
-      <w:r>
-        <w:rPr>
-          <w:rFonts w:ascii="Arial" w:cs="Arial" w:eastAsia="Arial" w:hAnsi="Arial"/>
-        </w:rPr>
-        <w:t xml:space="preserve"> версия PHP, нужные расширения, что обязательно, а что лишь желательно.</w:t>
-      </w:r>
-    </w:p>
-    <w:p>
-      <w:pPr>
-        <w:pStyle w:val="ListParagraph"/>
-        <w:numPr>
-          <w:ilvl w:val="0"/>
-          <w:numId w:val="4"/>
-        </w:numPr>
-        <w:spacing w:after="60" w:line="290"/>
-      </w:pPr>
-      <w:r>
-        <w:rPr>
-          <w:rFonts w:ascii="Arial" w:cs="Arial" w:eastAsia="Arial" w:hAnsi="Arial"/>
-          <w:b/>
-          <w:bCs/>
-        </w:rPr>
-        <w:t xml:space="preserve">Данные сайта:</w:t>
-      </w:r>
-      <w:r>
-        <w:rPr>
-          <w:rFonts w:ascii="Arial" w:cs="Arial" w:eastAsia="Arial" w:hAnsi="Arial"/>
-        </w:rPr>
-        <w:t xml:space="preserve"> адрес (подставляется автоматически, нужно подтвердить), название, логин, пароль (свой или созданный системой), демонстрационные страницы.</w:t>
-      </w:r>
-    </w:p>
-    <w:p>
-      <w:pPr>
-        <w:pStyle w:val="ListParagraph"/>
-        <w:numPr>
-          <w:ilvl w:val="0"/>
-          <w:numId w:val="4"/>
-        </w:numPr>
-        <w:spacing w:after="60" w:line="290"/>
-      </w:pPr>
-      <w:r>
-        <w:rPr>
-          <w:rFonts w:ascii="Arial" w:cs="Arial" w:eastAsia="Arial" w:hAnsi="Arial"/>
-          <w:b/>
-          <w:bCs/>
-        </w:rPr>
-        <w:t xml:space="preserve">Готово:</w:t>
-      </w:r>
-      <w:r>
-        <w:rPr>
-          <w:rFonts w:ascii="Arial" w:cs="Arial" w:eastAsia="Arial" w:hAnsi="Arial"/>
-        </w:rPr>
-        <w:t xml:space="preserve"> логин и пароль с кнопкой «Копировать» и готовая команда cron.</w:t>
+        <w:t xml:space="preserve">Рисунок 25. Ответ одинаков для любого логина</w:t>
       </w:r>
     </w:p>
     <w:p>
@@ -4387,9 +4481,9 @@
       <w:r>
         <w:drawing>
           <wp:inline distT="0" distB="0" distL="0" distR="0">
-            <wp:extent cx="4381500" cy="3981450"/>
+            <wp:extent cx="5715000" cy="3533775"/>
             <wp:effectExtent t="0" r="0" b="0" l="0"/>
-            <wp:docPr id="26" name="34-install-1-check" descr="Шаг 1: проверка среды" title="Шаг 1: проверка среды"/>
+            <wp:docPr id="26" name="39-reset-form" descr="Форма нового пароля по ссылке из письма" title="Форма нового пароля по ссылке из письма"/>
             <wp:cNvGraphicFramePr>
               <a:graphicFrameLocks xmlns:a="http://schemas.openxmlformats.org/drawingml/2006/main" noChangeAspect="1"/>
             </wp:cNvGraphicFramePr>
@@ -4412,7 +4506,7 @@
                   <pic:spPr bwMode="auto">
                     <a:xfrm>
                       <a:off x="0" y="0"/>
-                      <a:ext cx="4381500" cy="3981450"/>
+                      <a:ext cx="5715000" cy="3533775"/>
                     </a:xfrm>
                     <a:prstGeom prst="rect">
                       <a:avLst/>
@@ -4439,7 +4533,7 @@
           <w:sz w:val="18"/>
           <w:szCs w:val="18"/>
         </w:rPr>
-        <w:t xml:space="preserve">Рисунок 26. Шаг 1: проверка среды</w:t>
+        <w:t xml:space="preserve">Рисунок 26. Форма нового пароля по ссылке из письма</w:t>
       </w:r>
     </w:p>
     <w:p>
@@ -4451,9 +4545,9 @@
       <w:r>
         <w:drawing>
           <wp:inline distT="0" distB="0" distL="0" distR="0">
-            <wp:extent cx="4381500" cy="3990975"/>
+            <wp:extent cx="5715000" cy="3533775"/>
             <wp:effectExtent t="0" r="0" b="0" l="0"/>
-            <wp:docPr id="27" name="35-install-2-form" descr="Шаг 2: данные сайта" title="Шаг 2: данные сайта"/>
+            <wp:docPr id="27" name="40-reset-done" descr="После смены пароля: вход с новым паролем" title="После смены пароля: вход с новым паролем"/>
             <wp:cNvGraphicFramePr>
               <a:graphicFrameLocks xmlns:a="http://schemas.openxmlformats.org/drawingml/2006/main" noChangeAspect="1"/>
             </wp:cNvGraphicFramePr>
@@ -4476,7 +4570,7 @@
                   <pic:spPr bwMode="auto">
                     <a:xfrm>
                       <a:off x="0" y="0"/>
-                      <a:ext cx="4381500" cy="3990975"/>
+                      <a:ext cx="5715000" cy="3533775"/>
                     </a:xfrm>
                     <a:prstGeom prst="rect">
                       <a:avLst/>
@@ -4503,7 +4597,7 @@
           <w:sz w:val="18"/>
           <w:szCs w:val="18"/>
         </w:rPr>
-        <w:t xml:space="preserve">Рисунок 27. Шаг 2: данные сайта</w:t>
+        <w:t xml:space="preserve">Рисунок 27. После смены пароля: вход с новым паролем</w:t>
       </w:r>
     </w:p>
     <w:p>
@@ -4515,9 +4609,9 @@
       <w:r>
         <w:drawing>
           <wp:inline distT="0" distB="0" distL="0" distR="0">
-            <wp:extent cx="4381500" cy="3676650"/>
+            <wp:extent cx="5715000" cy="3533775"/>
             <wp:effectExtent t="0" r="0" b="0" l="0"/>
-            <wp:docPr id="28" name="36-install-3-done" descr="Шаг 3: готово (пароль на снимке одноразовый, тестовая копия)" title="Шаг 3: готово (пароль на снимке одноразовый, тестовая копия)"/>
+            <wp:docPr id="28" name="41-reset-link-used" descr="Использованная или устаревшая ссылка не работает" title="Использованная или устаревшая ссылка не работает"/>
             <wp:cNvGraphicFramePr>
               <a:graphicFrameLocks xmlns:a="http://schemas.openxmlformats.org/drawingml/2006/main" noChangeAspect="1"/>
             </wp:cNvGraphicFramePr>
@@ -4540,7 +4634,7 @@
                   <pic:spPr bwMode="auto">
                     <a:xfrm>
                       <a:off x="0" y="0"/>
-                      <a:ext cx="4381500" cy="3676650"/>
+                      <a:ext cx="5715000" cy="3533775"/>
                     </a:xfrm>
                     <a:prstGeom prst="rect">
                       <a:avLst/>
@@ -4567,19 +4661,30 @@
           <w:sz w:val="18"/>
           <w:szCs w:val="18"/>
         </w:rPr>
-        <w:t xml:space="preserve">Рисунок 28. Шаг 3: готово (пароль на снимке одноразовый, тестовая копия)</w:t>
-      </w:r>
-    </w:p>
-    <w:p>
-      <w:pPr>
-        <w:pStyle w:val="Heading1"/>
+        <w:t xml:space="preserve">Рисунок 28. Использованная или устаревшая ссылка не работает</w:t>
+      </w:r>
+    </w:p>
+    <w:p>
+      <w:pPr>
+        <w:spacing w:after="120" w:line="300"/>
+      </w:pPr>
+      <w:r>
+        <w:rPr>
+          <w:rFonts w:ascii="Arial" w:cs="Arial" w:eastAsia="Arial" w:hAnsi="Arial"/>
+        </w:rPr>
+        <w:t xml:space="preserve">Защита: не больше 3 писем в час на один аккаунт и 5 запросов в час с одного адреса, ссылка хранится на сервере только в виде отпечатка, страница со ссылкой не передаёт её дальше через заголовок Referer, слабый пароль не расходует ссылку.</w:t>
+      </w:r>
+    </w:p>
+    <w:p>
+      <w:pPr>
+        <w:pStyle w:val="Heading2"/>
         <w:keepNext/>
       </w:pPr>
       <w:r>
         <w:rPr>
           <w:rFonts w:ascii="Arial" w:cs="Arial" w:eastAsia="Arial" w:hAnsi="Arial"/>
         </w:rPr>
-        <w:t xml:space="preserve">11. Тёмная тема и телефон</w:t>
+        <w:t xml:space="preserve">Настройка почты</w:t>
       </w:r>
     </w:p>
     <w:p>
@@ -4590,7 +4695,7 @@
         <w:rPr>
           <w:rFonts w:ascii="Arial" w:cs="Arial" w:eastAsia="Arial" w:hAnsi="Arial"/>
         </w:rPr>
-        <w:t xml:space="preserve">Тема выбирается переключателем внизу меню и запоминается в браузере. Режим «Авто» следует настройке системы.</w:t>
+        <w:t xml:space="preserve">Администратор открывает «Настройки», блок «Почта», выбирает способ: почта хостинга (PHP mail) или SMTP-сервер, и нажимает «Отправить тестовое письмо» на свою почту. Пароль SMTP хранится не в базе, а в закрытом файле настроек на сервере. Если письма не доходят, администратор всегда может создать новый пароль вручную в «Пользователях».</w:t>
       </w:r>
     </w:p>
     <w:p>
@@ -4602,9 +4707,9 @@
       <w:r>
         <w:drawing>
           <wp:inline distT="0" distB="0" distL="0" distR="0">
-            <wp:extent cx="5715000" cy="3533775"/>
+            <wp:extent cx="4953000" cy="5010150"/>
             <wp:effectExtent t="0" r="0" b="0" l="0"/>
-            <wp:docPr id="29" name="29-overview-dark" descr="Обзор в тёмной теме" title="Обзор в тёмной теме"/>
+            <wp:docPr id="29" name="48-settings-mail" descr="Настройки: блок «Почта» с тестовым письмом" title="Настройки: блок «Почта» с тестовым письмом"/>
             <wp:cNvGraphicFramePr>
               <a:graphicFrameLocks xmlns:a="http://schemas.openxmlformats.org/drawingml/2006/main" noChangeAspect="1"/>
             </wp:cNvGraphicFramePr>
@@ -4627,7 +4732,7 @@
                   <pic:spPr bwMode="auto">
                     <a:xfrm>
                       <a:off x="0" y="0"/>
-                      <a:ext cx="5715000" cy="3533775"/>
+                      <a:ext cx="4953000" cy="5010150"/>
                     </a:xfrm>
                     <a:prstGeom prst="rect">
                       <a:avLst/>
@@ -4654,7 +4759,19 @@
           <w:sz w:val="18"/>
           <w:szCs w:val="18"/>
         </w:rPr>
-        <w:t xml:space="preserve">Рисунок 29. Обзор в тёмной теме</w:t>
+        <w:t xml:space="preserve">Рисунок 29. Настройки: блок «Почта» с тестовым письмом</w:t>
+      </w:r>
+    </w:p>
+    <w:p>
+      <w:pPr>
+        <w:pStyle w:val="Heading1"/>
+        <w:keepNext/>
+      </w:pPr>
+      <w:r>
+        <w:rPr>
+          <w:rFonts w:ascii="Arial" w:cs="Arial" w:eastAsia="Arial" w:hAnsi="Arial"/>
+        </w:rPr>
+        <w:t xml:space="preserve">10. История, заявки, настройки, система</w:t>
       </w:r>
     </w:p>
     <w:p>
@@ -4668,7 +4785,7 @@
           <wp:inline distT="0" distB="0" distL="0" distR="0">
             <wp:extent cx="5715000" cy="3533775"/>
             <wp:effectExtent t="0" r="0" b="0" l="0"/>
-            <wp:docPr id="30" name="30-editor-dark" descr="Редактор в тёмной теме" title="Редактор в тёмной теме"/>
+            <wp:docPr id="30" name="25-history" descr="История: кто, когда, что изменил. «Откатить» возвращает страницу к выбранной версии" title="История: кто, когда, что изменил. «Откатить» возвращает страницу к выбранной версии"/>
             <wp:cNvGraphicFramePr>
               <a:graphicFrameLocks xmlns:a="http://schemas.openxmlformats.org/drawingml/2006/main" noChangeAspect="1"/>
             </wp:cNvGraphicFramePr>
@@ -4718,7 +4835,648 @@
           <w:sz w:val="18"/>
           <w:szCs w:val="18"/>
         </w:rPr>
-        <w:t xml:space="preserve">Рисунок 30. Редактор в тёмной теме</w:t>
+        <w:t xml:space="preserve">Рисунок 30. История: кто, когда, что изменил. «Откатить» возвращает страницу к выбранной версии</w:t>
+      </w:r>
+    </w:p>
+    <w:p>
+      <w:pPr>
+        <w:spacing w:after="120" w:line="300"/>
+      </w:pPr>
+      <w:r>
+        <w:rPr>
+          <w:rFonts w:ascii="Arial" w:cs="Arial" w:eastAsia="Arial" w:hAnsi="Arial"/>
+        </w:rPr>
+        <w:t xml:space="preserve">В истории видны и удаления, и восстановления. Откат делается и для удалённой страницы (она создаётся заново), но откатить «к самому удалению» нельзя: для такой записи кнопки нет.</w:t>
+      </w:r>
+    </w:p>
+    <w:p>
+      <w:pPr>
+        <w:keepNext/>
+        <w:spacing w:after="60" w:before="120"/>
+        <w:jc w:val="center"/>
+      </w:pPr>
+      <w:r>
+        <w:drawing>
+          <wp:inline distT="0" distB="0" distL="0" distR="0">
+            <wp:extent cx="5715000" cy="3533775"/>
+            <wp:effectExtent t="0" r="0" b="0" l="0"/>
+            <wp:docPr id="31" name="26-leads" descr="Заявки и посещаемость за 7 дней (данные тестовые)" title="Заявки и посещаемость за 7 дней (данные тестовые)"/>
+            <wp:cNvGraphicFramePr>
+              <a:graphicFrameLocks xmlns:a="http://schemas.openxmlformats.org/drawingml/2006/main" noChangeAspect="1"/>
+            </wp:cNvGraphicFramePr>
+            <a:graphic xmlns:a="http://schemas.openxmlformats.org/drawingml/2006/main">
+              <a:graphicData uri="http://schemas.openxmlformats.org/drawingml/2006/picture">
+                <pic:pic xmlns:pic="http://schemas.openxmlformats.org/drawingml/2006/picture">
+                  <pic:nvPicPr>
+                    <pic:cNvPr id="0" name="" descr=""/>
+                    <pic:cNvPicPr>
+                      <a:picLocks noChangeAspect="1" noChangeArrowheads="1"/>
+                    </pic:cNvPicPr>
+                  </pic:nvPicPr>
+                  <pic:blipFill>
+                    <a:blip r:embed="rId38" cstate="none"/>
+                    <a:srcRect/>
+                    <a:stretch>
+                      <a:fillRect/>
+                    </a:stretch>
+                  </pic:blipFill>
+                  <pic:spPr bwMode="auto">
+                    <a:xfrm>
+                      <a:off x="0" y="0"/>
+                      <a:ext cx="5715000" cy="3533775"/>
+                    </a:xfrm>
+                    <a:prstGeom prst="rect">
+                      <a:avLst/>
+                    </a:prstGeom>
+                  </pic:spPr>
+                </pic:pic>
+              </a:graphicData>
+            </a:graphic>
+          </wp:inline>
+        </w:drawing>
+      </w:r>
+    </w:p>
+    <w:p>
+      <w:pPr>
+        <w:spacing w:after="200"/>
+        <w:jc w:val="center"/>
+      </w:pPr>
+      <w:r>
+        <w:rPr>
+          <w:rFonts w:ascii="Arial" w:cs="Arial" w:eastAsia="Arial" w:hAnsi="Arial"/>
+          <w:i/>
+          <w:iCs/>
+          <w:color w:val="555555"/>
+          <w:sz w:val="18"/>
+          <w:szCs w:val="18"/>
+        </w:rPr>
+        <w:t xml:space="preserve">Рисунок 31. Заявки и посещаемость за 7 дней (данные тестовые)</w:t>
+      </w:r>
+    </w:p>
+    <w:p>
+      <w:pPr>
+        <w:keepNext/>
+        <w:spacing w:after="60" w:before="120"/>
+        <w:jc w:val="center"/>
+      </w:pPr>
+      <w:r>
+        <w:drawing>
+          <wp:inline distT="0" distB="0" distL="0" distR="0">
+            <wp:extent cx="5715000" cy="3533775"/>
+            <wp:effectExtent t="0" r="0" b="0" l="0"/>
+            <wp:docPr id="32" name="27-settings" descr="Настройки сайта: название и описание" title="Настройки сайта: название и описание"/>
+            <wp:cNvGraphicFramePr>
+              <a:graphicFrameLocks xmlns:a="http://schemas.openxmlformats.org/drawingml/2006/main" noChangeAspect="1"/>
+            </wp:cNvGraphicFramePr>
+            <a:graphic xmlns:a="http://schemas.openxmlformats.org/drawingml/2006/main">
+              <a:graphicData uri="http://schemas.openxmlformats.org/drawingml/2006/picture">
+                <pic:pic xmlns:pic="http://schemas.openxmlformats.org/drawingml/2006/picture">
+                  <pic:nvPicPr>
+                    <pic:cNvPr id="0" name="" descr=""/>
+                    <pic:cNvPicPr>
+                      <a:picLocks noChangeAspect="1" noChangeArrowheads="1"/>
+                    </pic:cNvPicPr>
+                  </pic:nvPicPr>
+                  <pic:blipFill>
+                    <a:blip r:embed="rId39" cstate="none"/>
+                    <a:srcRect/>
+                    <a:stretch>
+                      <a:fillRect/>
+                    </a:stretch>
+                  </pic:blipFill>
+                  <pic:spPr bwMode="auto">
+                    <a:xfrm>
+                      <a:off x="0" y="0"/>
+                      <a:ext cx="5715000" cy="3533775"/>
+                    </a:xfrm>
+                    <a:prstGeom prst="rect">
+                      <a:avLst/>
+                    </a:prstGeom>
+                  </pic:spPr>
+                </pic:pic>
+              </a:graphicData>
+            </a:graphic>
+          </wp:inline>
+        </w:drawing>
+      </w:r>
+    </w:p>
+    <w:p>
+      <w:pPr>
+        <w:spacing w:after="200"/>
+        <w:jc w:val="center"/>
+      </w:pPr>
+      <w:r>
+        <w:rPr>
+          <w:rFonts w:ascii="Arial" w:cs="Arial" w:eastAsia="Arial" w:hAnsi="Arial"/>
+          <w:i/>
+          <w:iCs/>
+          <w:color w:val="555555"/>
+          <w:sz w:val="18"/>
+          <w:szCs w:val="18"/>
+        </w:rPr>
+        <w:t xml:space="preserve">Рисунок 32. Настройки сайта: название и описание</w:t>
+      </w:r>
+    </w:p>
+    <w:p>
+      <w:pPr>
+        <w:keepNext/>
+        <w:spacing w:after="60" w:before="120"/>
+        <w:jc w:val="center"/>
+      </w:pPr>
+      <w:r>
+        <w:drawing>
+          <wp:inline distT="0" distB="0" distL="0" distR="0">
+            <wp:extent cx="5715000" cy="3533775"/>
+            <wp:effectExtent t="0" r="0" b="0" l="0"/>
+            <wp:docPr id="33" name="28-system" descr="Система: обслуживание, модули, токены для ИИ-агентов" title="Система: обслуживание, модули, токены для ИИ-агентов"/>
+            <wp:cNvGraphicFramePr>
+              <a:graphicFrameLocks xmlns:a="http://schemas.openxmlformats.org/drawingml/2006/main" noChangeAspect="1"/>
+            </wp:cNvGraphicFramePr>
+            <a:graphic xmlns:a="http://schemas.openxmlformats.org/drawingml/2006/main">
+              <a:graphicData uri="http://schemas.openxmlformats.org/drawingml/2006/picture">
+                <pic:pic xmlns:pic="http://schemas.openxmlformats.org/drawingml/2006/picture">
+                  <pic:nvPicPr>
+                    <pic:cNvPr id="0" name="" descr=""/>
+                    <pic:cNvPicPr>
+                      <a:picLocks noChangeAspect="1" noChangeArrowheads="1"/>
+                    </pic:cNvPicPr>
+                  </pic:nvPicPr>
+                  <pic:blipFill>
+                    <a:blip r:embed="rId40" cstate="none"/>
+                    <a:srcRect/>
+                    <a:stretch>
+                      <a:fillRect/>
+                    </a:stretch>
+                  </pic:blipFill>
+                  <pic:spPr bwMode="auto">
+                    <a:xfrm>
+                      <a:off x="0" y="0"/>
+                      <a:ext cx="5715000" cy="3533775"/>
+                    </a:xfrm>
+                    <a:prstGeom prst="rect">
+                      <a:avLst/>
+                    </a:prstGeom>
+                  </pic:spPr>
+                </pic:pic>
+              </a:graphicData>
+            </a:graphic>
+          </wp:inline>
+        </w:drawing>
+      </w:r>
+    </w:p>
+    <w:p>
+      <w:pPr>
+        <w:spacing w:after="200"/>
+        <w:jc w:val="center"/>
+      </w:pPr>
+      <w:r>
+        <w:rPr>
+          <w:rFonts w:ascii="Arial" w:cs="Arial" w:eastAsia="Arial" w:hAnsi="Arial"/>
+          <w:i/>
+          <w:iCs/>
+          <w:color w:val="555555"/>
+          <w:sz w:val="18"/>
+          <w:szCs w:val="18"/>
+        </w:rPr>
+        <w:t xml:space="preserve">Рисунок 33. Система: обслуживание, модули, токены для ИИ-агентов</w:t>
+      </w:r>
+    </w:p>
+    <w:p>
+      <w:pPr>
+        <w:pStyle w:val="Heading1"/>
+        <w:keepNext/>
+      </w:pPr>
+      <w:r>
+        <w:rPr>
+          <w:rFonts w:ascii="Arial" w:cs="Arial" w:eastAsia="Arial" w:hAnsi="Arial"/>
+        </w:rPr>
+        <w:t xml:space="preserve">11. Установщик для хостинга без SSH</w:t>
+      </w:r>
+    </w:p>
+    <w:p>
+      <w:pPr>
+        <w:spacing w:after="120" w:line="300"/>
+      </w:pPr>
+      <w:r>
+        <w:rPr>
+          <w:rFonts w:ascii="Arial" w:cs="Arial" w:eastAsia="Arial" w:hAnsi="Arial"/>
+        </w:rPr>
+        <w:t xml:space="preserve">Установщик открывается по адресу вида `/admin/install.php?key=…`, где ключ лежит в файле `data/install.key`, который владелец сайта загружает вручную. Без ключа страница отвечает «не найдено».</w:t>
+      </w:r>
+    </w:p>
+    <w:p>
+      <w:pPr>
+        <w:pStyle w:val="ListParagraph"/>
+        <w:numPr>
+          <w:ilvl w:val="0"/>
+          <w:numId w:val="5"/>
+        </w:numPr>
+        <w:spacing w:after="60" w:line="290"/>
+      </w:pPr>
+      <w:r>
+        <w:rPr>
+          <w:rFonts w:ascii="Arial" w:cs="Arial" w:eastAsia="Arial" w:hAnsi="Arial"/>
+          <w:b/>
+          <w:bCs/>
+        </w:rPr>
+        <w:t xml:space="preserve">Проверка среды:</w:t>
+      </w:r>
+      <w:r>
+        <w:rPr>
+          <w:rFonts w:ascii="Arial" w:cs="Arial" w:eastAsia="Arial" w:hAnsi="Arial"/>
+        </w:rPr>
+        <w:t xml:space="preserve"> версия PHP, нужные расширения, что обязательно, а что лишь желательно.</w:t>
+      </w:r>
+    </w:p>
+    <w:p>
+      <w:pPr>
+        <w:pStyle w:val="ListParagraph"/>
+        <w:numPr>
+          <w:ilvl w:val="0"/>
+          <w:numId w:val="5"/>
+        </w:numPr>
+        <w:spacing w:after="60" w:line="290"/>
+      </w:pPr>
+      <w:r>
+        <w:rPr>
+          <w:rFonts w:ascii="Arial" w:cs="Arial" w:eastAsia="Arial" w:hAnsi="Arial"/>
+          <w:b/>
+          <w:bCs/>
+        </w:rPr>
+        <w:t xml:space="preserve">Данные сайта:</w:t>
+      </w:r>
+      <w:r>
+        <w:rPr>
+          <w:rFonts w:ascii="Arial" w:cs="Arial" w:eastAsia="Arial" w:hAnsi="Arial"/>
+        </w:rPr>
+        <w:t xml:space="preserve"> адрес (подставляется автоматически, нужно подтвердить), название, логин, почта администратора, пароль (свой или созданный системой), демонстрационные страницы.</w:t>
+      </w:r>
+    </w:p>
+    <w:p>
+      <w:pPr>
+        <w:pStyle w:val="ListParagraph"/>
+        <w:numPr>
+          <w:ilvl w:val="0"/>
+          <w:numId w:val="5"/>
+        </w:numPr>
+        <w:spacing w:after="60" w:line="290"/>
+      </w:pPr>
+      <w:r>
+        <w:rPr>
+          <w:rFonts w:ascii="Arial" w:cs="Arial" w:eastAsia="Arial" w:hAnsi="Arial"/>
+          <w:b/>
+          <w:bCs/>
+        </w:rPr>
+        <w:t xml:space="preserve">Готово:</w:t>
+      </w:r>
+      <w:r>
+        <w:rPr>
+          <w:rFonts w:ascii="Arial" w:cs="Arial" w:eastAsia="Arial" w:hAnsi="Arial"/>
+        </w:rPr>
+        <w:t xml:space="preserve"> логин и пароль с кнопкой «Копировать» и готовая команда cron.</w:t>
+      </w:r>
+    </w:p>
+    <w:p>
+      <w:pPr>
+        <w:keepNext/>
+        <w:spacing w:after="60" w:before="120"/>
+        <w:jc w:val="center"/>
+      </w:pPr>
+      <w:r>
+        <w:drawing>
+          <wp:inline distT="0" distB="0" distL="0" distR="0">
+            <wp:extent cx="4381500" cy="3981450"/>
+            <wp:effectExtent t="0" r="0" b="0" l="0"/>
+            <wp:docPr id="34" name="34-install-1-check" descr="Шаг 1: проверка среды" title="Шаг 1: проверка среды"/>
+            <wp:cNvGraphicFramePr>
+              <a:graphicFrameLocks xmlns:a="http://schemas.openxmlformats.org/drawingml/2006/main" noChangeAspect="1"/>
+            </wp:cNvGraphicFramePr>
+            <a:graphic xmlns:a="http://schemas.openxmlformats.org/drawingml/2006/main">
+              <a:graphicData uri="http://schemas.openxmlformats.org/drawingml/2006/picture">
+                <pic:pic xmlns:pic="http://schemas.openxmlformats.org/drawingml/2006/picture">
+                  <pic:nvPicPr>
+                    <pic:cNvPr id="0" name="" descr=""/>
+                    <pic:cNvPicPr>
+                      <a:picLocks noChangeAspect="1" noChangeArrowheads="1"/>
+                    </pic:cNvPicPr>
+                  </pic:nvPicPr>
+                  <pic:blipFill>
+                    <a:blip r:embed="rId41" cstate="none"/>
+                    <a:srcRect/>
+                    <a:stretch>
+                      <a:fillRect/>
+                    </a:stretch>
+                  </pic:blipFill>
+                  <pic:spPr bwMode="auto">
+                    <a:xfrm>
+                      <a:off x="0" y="0"/>
+                      <a:ext cx="4381500" cy="3981450"/>
+                    </a:xfrm>
+                    <a:prstGeom prst="rect">
+                      <a:avLst/>
+                    </a:prstGeom>
+                  </pic:spPr>
+                </pic:pic>
+              </a:graphicData>
+            </a:graphic>
+          </wp:inline>
+        </w:drawing>
+      </w:r>
+    </w:p>
+    <w:p>
+      <w:pPr>
+        <w:spacing w:after="200"/>
+        <w:jc w:val="center"/>
+      </w:pPr>
+      <w:r>
+        <w:rPr>
+          <w:rFonts w:ascii="Arial" w:cs="Arial" w:eastAsia="Arial" w:hAnsi="Arial"/>
+          <w:i/>
+          <w:iCs/>
+          <w:color w:val="555555"/>
+          <w:sz w:val="18"/>
+          <w:szCs w:val="18"/>
+        </w:rPr>
+        <w:t xml:space="preserve">Рисунок 34. Шаг 1: проверка среды</w:t>
+      </w:r>
+    </w:p>
+    <w:p>
+      <w:pPr>
+        <w:keepNext/>
+        <w:spacing w:after="60" w:before="120"/>
+        <w:jc w:val="center"/>
+      </w:pPr>
+      <w:r>
+        <w:drawing>
+          <wp:inline distT="0" distB="0" distL="0" distR="0">
+            <wp:extent cx="4381500" cy="3990975"/>
+            <wp:effectExtent t="0" r="0" b="0" l="0"/>
+            <wp:docPr id="35" name="35-install-2-form" descr="Шаг 2: данные сайта" title="Шаг 2: данные сайта"/>
+            <wp:cNvGraphicFramePr>
+              <a:graphicFrameLocks xmlns:a="http://schemas.openxmlformats.org/drawingml/2006/main" noChangeAspect="1"/>
+            </wp:cNvGraphicFramePr>
+            <a:graphic xmlns:a="http://schemas.openxmlformats.org/drawingml/2006/main">
+              <a:graphicData uri="http://schemas.openxmlformats.org/drawingml/2006/picture">
+                <pic:pic xmlns:pic="http://schemas.openxmlformats.org/drawingml/2006/picture">
+                  <pic:nvPicPr>
+                    <pic:cNvPr id="0" name="" descr=""/>
+                    <pic:cNvPicPr>
+                      <a:picLocks noChangeAspect="1" noChangeArrowheads="1"/>
+                    </pic:cNvPicPr>
+                  </pic:nvPicPr>
+                  <pic:blipFill>
+                    <a:blip r:embed="rId42" cstate="none"/>
+                    <a:srcRect/>
+                    <a:stretch>
+                      <a:fillRect/>
+                    </a:stretch>
+                  </pic:blipFill>
+                  <pic:spPr bwMode="auto">
+                    <a:xfrm>
+                      <a:off x="0" y="0"/>
+                      <a:ext cx="4381500" cy="3990975"/>
+                    </a:xfrm>
+                    <a:prstGeom prst="rect">
+                      <a:avLst/>
+                    </a:prstGeom>
+                  </pic:spPr>
+                </pic:pic>
+              </a:graphicData>
+            </a:graphic>
+          </wp:inline>
+        </w:drawing>
+      </w:r>
+    </w:p>
+    <w:p>
+      <w:pPr>
+        <w:spacing w:after="200"/>
+        <w:jc w:val="center"/>
+      </w:pPr>
+      <w:r>
+        <w:rPr>
+          <w:rFonts w:ascii="Arial" w:cs="Arial" w:eastAsia="Arial" w:hAnsi="Arial"/>
+          <w:i/>
+          <w:iCs/>
+          <w:color w:val="555555"/>
+          <w:sz w:val="18"/>
+          <w:szCs w:val="18"/>
+        </w:rPr>
+        <w:t xml:space="preserve">Рисунок 35. Шаг 2: данные сайта</w:t>
+      </w:r>
+    </w:p>
+    <w:p>
+      <w:pPr>
+        <w:keepNext/>
+        <w:spacing w:after="60" w:before="120"/>
+        <w:jc w:val="center"/>
+      </w:pPr>
+      <w:r>
+        <w:drawing>
+          <wp:inline distT="0" distB="0" distL="0" distR="0">
+            <wp:extent cx="4381500" cy="3676650"/>
+            <wp:effectExtent t="0" r="0" b="0" l="0"/>
+            <wp:docPr id="36" name="36-install-3-done" descr="Шаг 3: готово (пароль на снимке одноразовый, тестовая копия)" title="Шаг 3: готово (пароль на снимке одноразовый, тестовая копия)"/>
+            <wp:cNvGraphicFramePr>
+              <a:graphicFrameLocks xmlns:a="http://schemas.openxmlformats.org/drawingml/2006/main" noChangeAspect="1"/>
+            </wp:cNvGraphicFramePr>
+            <a:graphic xmlns:a="http://schemas.openxmlformats.org/drawingml/2006/main">
+              <a:graphicData uri="http://schemas.openxmlformats.org/drawingml/2006/picture">
+                <pic:pic xmlns:pic="http://schemas.openxmlformats.org/drawingml/2006/picture">
+                  <pic:nvPicPr>
+                    <pic:cNvPr id="0" name="" descr=""/>
+                    <pic:cNvPicPr>
+                      <a:picLocks noChangeAspect="1" noChangeArrowheads="1"/>
+                    </pic:cNvPicPr>
+                  </pic:nvPicPr>
+                  <pic:blipFill>
+                    <a:blip r:embed="rId43" cstate="none"/>
+                    <a:srcRect/>
+                    <a:stretch>
+                      <a:fillRect/>
+                    </a:stretch>
+                  </pic:blipFill>
+                  <pic:spPr bwMode="auto">
+                    <a:xfrm>
+                      <a:off x="0" y="0"/>
+                      <a:ext cx="4381500" cy="3676650"/>
+                    </a:xfrm>
+                    <a:prstGeom prst="rect">
+                      <a:avLst/>
+                    </a:prstGeom>
+                  </pic:spPr>
+                </pic:pic>
+              </a:graphicData>
+            </a:graphic>
+          </wp:inline>
+        </w:drawing>
+      </w:r>
+    </w:p>
+    <w:p>
+      <w:pPr>
+        <w:spacing w:after="200"/>
+        <w:jc w:val="center"/>
+      </w:pPr>
+      <w:r>
+        <w:rPr>
+          <w:rFonts w:ascii="Arial" w:cs="Arial" w:eastAsia="Arial" w:hAnsi="Arial"/>
+          <w:i/>
+          <w:iCs/>
+          <w:color w:val="555555"/>
+          <w:sz w:val="18"/>
+          <w:szCs w:val="18"/>
+        </w:rPr>
+        <w:t xml:space="preserve">Рисунок 36. Шаг 3: готово (пароль на снимке одноразовый, тестовая копия)</w:t>
+      </w:r>
+    </w:p>
+    <w:p>
+      <w:pPr>
+        <w:pStyle w:val="Heading1"/>
+        <w:keepNext/>
+      </w:pPr>
+      <w:r>
+        <w:rPr>
+          <w:rFonts w:ascii="Arial" w:cs="Arial" w:eastAsia="Arial" w:hAnsi="Arial"/>
+        </w:rPr>
+        <w:t xml:space="preserve">12. Тёмная тема и телефон</w:t>
+      </w:r>
+    </w:p>
+    <w:p>
+      <w:pPr>
+        <w:spacing w:after="120" w:line="300"/>
+      </w:pPr>
+      <w:r>
+        <w:rPr>
+          <w:rFonts w:ascii="Arial" w:cs="Arial" w:eastAsia="Arial" w:hAnsi="Arial"/>
+        </w:rPr>
+        <w:t xml:space="preserve">Тема выбирается переключателем внизу меню и запоминается в браузере. Режим «Авто» следует настройке системы.</w:t>
+      </w:r>
+    </w:p>
+    <w:p>
+      <w:pPr>
+        <w:keepNext/>
+        <w:spacing w:after="60" w:before="120"/>
+        <w:jc w:val="center"/>
+      </w:pPr>
+      <w:r>
+        <w:drawing>
+          <wp:inline distT="0" distB="0" distL="0" distR="0">
+            <wp:extent cx="5715000" cy="3533775"/>
+            <wp:effectExtent t="0" r="0" b="0" l="0"/>
+            <wp:docPr id="37" name="29-overview-dark" descr="Обзор в тёмной теме" title="Обзор в тёмной теме"/>
+            <wp:cNvGraphicFramePr>
+              <a:graphicFrameLocks xmlns:a="http://schemas.openxmlformats.org/drawingml/2006/main" noChangeAspect="1"/>
+            </wp:cNvGraphicFramePr>
+            <a:graphic xmlns:a="http://schemas.openxmlformats.org/drawingml/2006/main">
+              <a:graphicData uri="http://schemas.openxmlformats.org/drawingml/2006/picture">
+                <pic:pic xmlns:pic="http://schemas.openxmlformats.org/drawingml/2006/picture">
+                  <pic:nvPicPr>
+                    <pic:cNvPr id="0" name="" descr=""/>
+                    <pic:cNvPicPr>
+                      <a:picLocks noChangeAspect="1" noChangeArrowheads="1"/>
+                    </pic:cNvPicPr>
+                  </pic:nvPicPr>
+                  <pic:blipFill>
+                    <a:blip r:embed="rId44" cstate="none"/>
+                    <a:srcRect/>
+                    <a:stretch>
+                      <a:fillRect/>
+                    </a:stretch>
+                  </pic:blipFill>
+                  <pic:spPr bwMode="auto">
+                    <a:xfrm>
+                      <a:off x="0" y="0"/>
+                      <a:ext cx="5715000" cy="3533775"/>
+                    </a:xfrm>
+                    <a:prstGeom prst="rect">
+                      <a:avLst/>
+                    </a:prstGeom>
+                  </pic:spPr>
+                </pic:pic>
+              </a:graphicData>
+            </a:graphic>
+          </wp:inline>
+        </w:drawing>
+      </w:r>
+    </w:p>
+    <w:p>
+      <w:pPr>
+        <w:spacing w:after="200"/>
+        <w:jc w:val="center"/>
+      </w:pPr>
+      <w:r>
+        <w:rPr>
+          <w:rFonts w:ascii="Arial" w:cs="Arial" w:eastAsia="Arial" w:hAnsi="Arial"/>
+          <w:i/>
+          <w:iCs/>
+          <w:color w:val="555555"/>
+          <w:sz w:val="18"/>
+          <w:szCs w:val="18"/>
+        </w:rPr>
+        <w:t xml:space="preserve">Рисунок 37. Обзор в тёмной теме</w:t>
+      </w:r>
+    </w:p>
+    <w:p>
+      <w:pPr>
+        <w:keepNext/>
+        <w:spacing w:after="60" w:before="120"/>
+        <w:jc w:val="center"/>
+      </w:pPr>
+      <w:r>
+        <w:drawing>
+          <wp:inline distT="0" distB="0" distL="0" distR="0">
+            <wp:extent cx="5715000" cy="3533775"/>
+            <wp:effectExtent t="0" r="0" b="0" l="0"/>
+            <wp:docPr id="38" name="30-editor-dark" descr="Редактор в тёмной теме" title="Редактор в тёмной теме"/>
+            <wp:cNvGraphicFramePr>
+              <a:graphicFrameLocks xmlns:a="http://schemas.openxmlformats.org/drawingml/2006/main" noChangeAspect="1"/>
+            </wp:cNvGraphicFramePr>
+            <a:graphic xmlns:a="http://schemas.openxmlformats.org/drawingml/2006/main">
+              <a:graphicData uri="http://schemas.openxmlformats.org/drawingml/2006/picture">
+                <pic:pic xmlns:pic="http://schemas.openxmlformats.org/drawingml/2006/picture">
+                  <pic:nvPicPr>
+                    <pic:cNvPr id="0" name="" descr=""/>
+                    <pic:cNvPicPr>
+                      <a:picLocks noChangeAspect="1" noChangeArrowheads="1"/>
+                    </pic:cNvPicPr>
+                  </pic:nvPicPr>
+                  <pic:blipFill>
+                    <a:blip r:embed="rId45" cstate="none"/>
+                    <a:srcRect/>
+                    <a:stretch>
+                      <a:fillRect/>
+                    </a:stretch>
+                  </pic:blipFill>
+                  <pic:spPr bwMode="auto">
+                    <a:xfrm>
+                      <a:off x="0" y="0"/>
+                      <a:ext cx="5715000" cy="3533775"/>
+                    </a:xfrm>
+                    <a:prstGeom prst="rect">
+                      <a:avLst/>
+                    </a:prstGeom>
+                  </pic:spPr>
+                </pic:pic>
+              </a:graphicData>
+            </a:graphic>
+          </wp:inline>
+        </w:drawing>
+      </w:r>
+    </w:p>
+    <w:p>
+      <w:pPr>
+        <w:spacing w:after="200"/>
+        <w:jc w:val="center"/>
+      </w:pPr>
+      <w:r>
+        <w:rPr>
+          <w:rFonts w:ascii="Arial" w:cs="Arial" w:eastAsia="Arial" w:hAnsi="Arial"/>
+          <w:i/>
+          <w:iCs/>
+          <w:color w:val="555555"/>
+          <w:sz w:val="18"/>
+          <w:szCs w:val="18"/>
+        </w:rPr>
+        <w:t xml:space="preserve">Рисунок 38. Редактор в тёмной теме</w:t>
       </w:r>
     </w:p>
     <w:p>
@@ -4769,7 +5527,7 @@
                 <wp:inline distT="0" distB="0" distL="0" distR="0">
                   <wp:extent cx="1809750" cy="3914775"/>
                   <wp:effectExtent t="0" r="0" b="0" l="0"/>
-                  <wp:docPr id="31" name="31-mobile-pages" descr="Вид на телефоне" title="31-mobile-pages"/>
+                  <wp:docPr id="39" name="31-mobile-pages" descr="Вид на телефоне" title="31-mobile-pages"/>
                   <wp:cNvGraphicFramePr>
                     <a:graphicFrameLocks xmlns:a="http://schemas.openxmlformats.org/drawingml/2006/main" noChangeAspect="1"/>
                   </wp:cNvGraphicFramePr>
@@ -4783,7 +5541,7 @@
                           </pic:cNvPicPr>
                         </pic:nvPicPr>
                         <pic:blipFill>
-                          <a:blip r:embed="rId38" cstate="none"/>
+                          <a:blip r:embed="rId46" cstate="none"/>
                           <a:srcRect/>
                           <a:stretch>
                             <a:fillRect/>
@@ -4825,7 +5583,7 @@
                 <wp:inline distT="0" distB="0" distL="0" distR="0">
                   <wp:extent cx="1809750" cy="3914775"/>
                   <wp:effectExtent t="0" r="0" b="0" l="0"/>
-                  <wp:docPr id="32" name="32-mobile-media" descr="Вид на телефоне" title="32-mobile-media"/>
+                  <wp:docPr id="40" name="32-mobile-media" descr="Вид на телефоне" title="32-mobile-media"/>
                   <wp:cNvGraphicFramePr>
                     <a:graphicFrameLocks xmlns:a="http://schemas.openxmlformats.org/drawingml/2006/main" noChangeAspect="1"/>
                   </wp:cNvGraphicFramePr>
@@ -4839,7 +5597,7 @@
                           </pic:cNvPicPr>
                         </pic:nvPicPr>
                         <pic:blipFill>
-                          <a:blip r:embed="rId39" cstate="none"/>
+                          <a:blip r:embed="rId47" cstate="none"/>
                           <a:srcRect/>
                           <a:stretch>
                             <a:fillRect/>
@@ -4881,7 +5639,7 @@
                 <wp:inline distT="0" distB="0" distL="0" distR="0">
                   <wp:extent cx="1809750" cy="3914775"/>
                   <wp:effectExtent t="0" r="0" b="0" l="0"/>
-                  <wp:docPr id="33" name="33-mobile-editor" descr="Вид на телефоне" title="33-mobile-editor"/>
+                  <wp:docPr id="41" name="33-mobile-editor" descr="Вид на телефоне" title="33-mobile-editor"/>
                   <wp:cNvGraphicFramePr>
                     <a:graphicFrameLocks xmlns:a="http://schemas.openxmlformats.org/drawingml/2006/main" noChangeAspect="1"/>
                   </wp:cNvGraphicFramePr>
@@ -4895,7 +5653,7 @@
                           </pic:cNvPicPr>
                         </pic:nvPicPr>
                         <pic:blipFill>
-                          <a:blip r:embed="rId40" cstate="none"/>
+                          <a:blip r:embed="rId48" cstate="none"/>
                           <a:srcRect/>
                           <a:stretch>
                             <a:fillRect/>
@@ -4934,7 +5692,7 @@
           <w:sz w:val="18"/>
           <w:szCs w:val="18"/>
         </w:rPr>
-        <w:t xml:space="preserve">Рисунок 31. Телефон: страницы, медиа, редактор</w:t>
+        <w:t xml:space="preserve">Рисунок 39. Телефон: страницы, медиа, редактор</w:t>
       </w:r>
     </w:p>
     <w:p>
@@ -4946,7 +5704,7 @@
         <w:rPr>
           <w:rFonts w:ascii="Arial" w:cs="Arial" w:eastAsia="Arial" w:hAnsi="Arial"/>
         </w:rPr>
-        <w:t xml:space="preserve">12. Для ИИ-агентов</w:t>
+        <w:t xml:space="preserve">13. Для ИИ-агентов</w:t>
       </w:r>
     </w:p>
     <w:p>
@@ -5145,7 +5903,7 @@
                 <w:sz w:val="19"/>
                 <w:szCs w:val="19"/>
               </w:rPr>
-              <w:t xml:space="preserve">Удаляет страницу (не главную и не страницу с дочерними)</w:t>
+              <w:t xml:space="preserve">Переносит страницу в корзину (не главную и не страницу с дочерними)</w:t>
             </w:r>
           </w:p>
         </w:tc>
@@ -5499,7 +6257,7 @@
         <w:rPr>
           <w:rFonts w:ascii="Arial" w:cs="Arial" w:eastAsia="Arial" w:hAnsi="Arial"/>
         </w:rPr>
-        <w:t xml:space="preserve">Массовое удаление агентом ограничено предохранителем: если за сеанс затронуто больше 15 процентов страниц (но не меньше трёх), запись замораживается, а изменение откатывается. Инструкция для агента (файл AGENT.md) обновлена.</w:t>
+        <w:t xml:space="preserve">Окончательного удаления из корзины у агентов нет: оно доступно только человеку-администратору в админке. Массовое удаление агентом ограничено предохранителем: если за сеанс затронуто больше 15 процентов страниц (но не меньше трёх), запись замораживается, а изменение откатывается. Инструкция для агента (файл AGENT.md) обновлена.</w:t>
       </w:r>
     </w:p>
     <w:p>
@@ -5511,7 +6269,7 @@
         <w:rPr>
           <w:rFonts w:ascii="Arial" w:cs="Arial" w:eastAsia="Arial" w:hAnsi="Arial"/>
         </w:rPr>
-        <w:t xml:space="preserve">13. Что и как проверено</w:t>
+        <w:t xml:space="preserve">14. Что и как проверено</w:t>
       </w:r>
     </w:p>
     <w:tbl>
@@ -5699,7 +6457,7 @@
                 <w:sz w:val="19"/>
                 <w:szCs w:val="19"/>
               </w:rPr>
-              <w:t xml:space="preserve">103 автоматических теста (основная часть и интеграционные через настоящий веб-сервер)</w:t>
+              <w:t xml:space="preserve">113 автоматических тестов (основная часть и интеграционные через настоящий веб-сервер, включая проверку отправки писем на поддельный SMTP-сервер)</w:t>
             </w:r>
           </w:p>
         </w:tc>
@@ -5731,7 +6489,7 @@
                 <w:sz w:val="19"/>
                 <w:szCs w:val="19"/>
               </w:rPr>
-              <w:t xml:space="preserve">зелёные на Mac (PHP 8.5) и на сервере (PHP 8.3, SQLite 3.45)</w:t>
+              <w:t xml:space="preserve">зелёные на Mac (PHP 8.5); на сервере (PHP 8.3) прогон перед выкладкой</w:t>
             </w:r>
           </w:p>
         </w:tc>
@@ -5768,7 +6526,7 @@
                 <w:sz w:val="19"/>
                 <w:szCs w:val="19"/>
               </w:rPr>
-              <w:t xml:space="preserve">Удаление и восстановление страниц</w:t>
+              <w:t xml:space="preserve">Корзина и окончательное удаление</w:t>
             </w:r>
           </w:p>
         </w:tc>
@@ -5800,7 +6558,7 @@
                 <w:sz w:val="19"/>
                 <w:szCs w:val="19"/>
               </w:rPr>
-              <w:t xml:space="preserve">Тесты ядра и админки; сценарий в браузере</w:t>
+              <w:t xml:space="preserve">Тесты ядра и админки; сценарий в браузере под редактором и под администратором</w:t>
             </w:r>
           </w:p>
         </w:tc>
@@ -5832,7 +6590,7 @@
                 <w:sz w:val="19"/>
                 <w:szCs w:val="19"/>
               </w:rPr>
-              <w:t xml:space="preserve">удаление, возврат и защита главной и родителя работают, цепочка истории цела</w:t>
+              <w:t xml:space="preserve">в корзину, возврат и защита главной и родителя работают; редактор не видит кнопок «навсегда», администратор видит; цепочка истории цела</w:t>
             </w:r>
           </w:p>
         </w:tc>
@@ -5869,7 +6627,7 @@
                 <w:sz w:val="19"/>
                 <w:szCs w:val="19"/>
               </w:rPr>
-              <w:t xml:space="preserve">Загрузка картинок</w:t>
+              <w:t xml:space="preserve">Восстановление пароля</w:t>
             </w:r>
           </w:p>
         </w:tc>
@@ -5901,7 +6659,7 @@
                 <w:sz w:val="19"/>
                 <w:szCs w:val="19"/>
               </w:rPr>
-              <w:t xml:space="preserve">Тесты: настоящий файл, поддельный файл с расширением png, защита CSRF; сценарий в браузере с четырьмя файлами</w:t>
+              <w:t xml:space="preserve">Тесты: срок часа, одноразовость, лимиты, одинаковый ответ; сценарий в браузере с вторым устройством</w:t>
             </w:r>
           </w:p>
         </w:tc>
@@ -5933,7 +6691,7 @@
                 <w:sz w:val="19"/>
                 <w:szCs w:val="19"/>
               </w:rPr>
-              <w:t xml:space="preserve">загрузка, показ на сайте, защита от удаления используемой картинки работают</w:t>
+              <w:t xml:space="preserve">ссылка работает один раз, после смены пароля второе устройство выходит, старая ссылка отвергается</w:t>
             </w:r>
           </w:p>
         </w:tc>
@@ -5970,7 +6728,7 @@
                 <w:sz w:val="19"/>
                 <w:szCs w:val="19"/>
               </w:rPr>
-              <w:t xml:space="preserve">Пользователи</w:t>
+              <w:t xml:space="preserve">Загрузка картинок и корзина картинок</w:t>
             </w:r>
           </w:p>
         </w:tc>
@@ -6002,7 +6760,7 @@
                 <w:sz w:val="19"/>
                 <w:szCs w:val="19"/>
               </w:rPr>
-              <w:t xml:space="preserve">Тесты правил (последний администратор, своя роль, свой аккаунт, слабый пароль); сценарий в браузере</w:t>
+              <w:t xml:space="preserve">Тесты: настоящий файл, поддельный файл с расширением png, защита CSRF; сценарий в браузере с четырьмя файлами</w:t>
             </w:r>
           </w:p>
         </w:tc>
@@ -6034,7 +6792,7 @@
                 <w:sz w:val="19"/>
                 <w:szCs w:val="19"/>
               </w:rPr>
-              <w:t xml:space="preserve">работает, пароль показывается один раз</w:t>
+              <w:t xml:space="preserve">загрузка, показ на сайте, защита от удаления используемой картинки работают</w:t>
             </w:r>
           </w:p>
         </w:tc>
@@ -6071,7 +6829,7 @@
                 <w:sz w:val="19"/>
                 <w:szCs w:val="19"/>
               </w:rPr>
-              <w:t xml:space="preserve">Перетаскивание</w:t>
+              <w:t xml:space="preserve">Пользователи</w:t>
             </w:r>
           </w:p>
         </w:tc>
@@ -6103,7 +6861,7 @@
                 <w:sz w:val="19"/>
                 <w:szCs w:val="19"/>
               </w:rPr>
-              <w:t xml:space="preserve">Сценарий в браузере: блок и пункт списка перенесены, сохранены, страница перезагружена</w:t>
+              <w:t xml:space="preserve">Тесты правил (последний администратор, своя роль, свой аккаунт, слабый пароль); сценарий в браузере</w:t>
             </w:r>
           </w:p>
         </w:tc>
@@ -6135,7 +6893,7 @@
                 <w:sz w:val="19"/>
                 <w:szCs w:val="19"/>
               </w:rPr>
-              <w:t xml:space="preserve">порядок сохраняется после перезагрузки</w:t>
+              <w:t xml:space="preserve">работает, пароль показывается один раз</w:t>
             </w:r>
           </w:p>
         </w:tc>
@@ -6172,7 +6930,7 @@
                 <w:sz w:val="19"/>
                 <w:szCs w:val="19"/>
               </w:rPr>
-              <w:t xml:space="preserve">Установщик</w:t>
+              <w:t xml:space="preserve">Перетаскивание</w:t>
             </w:r>
           </w:p>
         </w:tc>
@@ -6204,7 +6962,7 @@
                 <w:sz w:val="19"/>
                 <w:szCs w:val="19"/>
               </w:rPr>
-              <w:t xml:space="preserve">Тест трёх шагов и сценарий на чистой копии</w:t>
+              <w:t xml:space="preserve">Сценарий в браузере: блок и пункт списка перенесены, сохранены, страница перезагружена</w:t>
             </w:r>
           </w:p>
         </w:tc>
@@ -6236,7 +6994,7 @@
                 <w:sz w:val="19"/>
                 <w:szCs w:val="19"/>
               </w:rPr>
-              <w:t xml:space="preserve">работает, после установки закрывается</w:t>
+              <w:t xml:space="preserve">порядок сохраняется после перезагрузки</w:t>
             </w:r>
           </w:p>
         </w:tc>
@@ -6273,7 +7031,7 @@
                 <w:sz w:val="19"/>
                 <w:szCs w:val="19"/>
               </w:rPr>
-              <w:t xml:space="preserve">Ошибки в консоли браузера</w:t>
+              <w:t xml:space="preserve">Установщик</w:t>
             </w:r>
           </w:p>
         </w:tc>
@@ -6305,7 +7063,7 @@
                 <w:sz w:val="19"/>
                 <w:szCs w:val="19"/>
               </w:rPr>
-              <w:t xml:space="preserve">Прогон всех экранов</w:t>
+              <w:t xml:space="preserve">Тест трёх шагов и сценарий на чистой копии</w:t>
             </w:r>
           </w:p>
         </w:tc>
@@ -6337,7 +7095,7 @@
                 <w:sz w:val="19"/>
                 <w:szCs w:val="19"/>
               </w:rPr>
-              <w:t xml:space="preserve">ошибок скриптов нет</w:t>
+              <w:t xml:space="preserve">работает, после установки закрывается</w:t>
             </w:r>
           </w:p>
         </w:tc>
@@ -6374,6 +7132,107 @@
                 <w:sz w:val="19"/>
                 <w:szCs w:val="19"/>
               </w:rPr>
+              <w:t xml:space="preserve">Ошибки в консоли браузера</w:t>
+            </w:r>
+          </w:p>
+        </w:tc>
+        <w:tc>
+          <w:tcPr>
+            <w:tcW w:type="dxa" w:w="4338"/>
+            <w:tcBorders>
+              <w:top w:val="single" w:color="C8C8CE" w:sz="4"/>
+              <w:left w:val="single" w:color="C8C8CE" w:sz="4"/>
+              <w:bottom w:val="single" w:color="C8C8CE" w:sz="4"/>
+              <w:right w:val="single" w:color="C8C8CE" w:sz="4"/>
+            </w:tcBorders>
+            <w:tcMar>
+              <w:top w:type="dxa" w:w="70"/>
+              <w:left w:type="dxa" w:w="110"/>
+              <w:bottom w:type="dxa" w:w="70"/>
+              <w:right w:type="dxa" w:w="110"/>
+            </w:tcMar>
+          </w:tcPr>
+          <w:p>
+            <w:pPr>
+              <w:spacing w:after="20"/>
+            </w:pPr>
+            <w:r>
+              <w:rPr>
+                <w:rFonts w:ascii="Arial" w:cs="Arial" w:eastAsia="Arial" w:hAnsi="Arial"/>
+                <w:b w:val="false"/>
+                <w:bCs w:val="false"/>
+                <w:sz w:val="19"/>
+                <w:szCs w:val="19"/>
+              </w:rPr>
+              <w:t xml:space="preserve">Прогон всех экранов</w:t>
+            </w:r>
+          </w:p>
+        </w:tc>
+        <w:tc>
+          <w:tcPr>
+            <w:tcW w:type="dxa" w:w="2900"/>
+            <w:tcBorders>
+              <w:top w:val="single" w:color="C8C8CE" w:sz="4"/>
+              <w:left w:val="single" w:color="C8C8CE" w:sz="4"/>
+              <w:bottom w:val="single" w:color="C8C8CE" w:sz="4"/>
+              <w:right w:val="single" w:color="C8C8CE" w:sz="4"/>
+            </w:tcBorders>
+            <w:tcMar>
+              <w:top w:type="dxa" w:w="70"/>
+              <w:left w:type="dxa" w:w="110"/>
+              <w:bottom w:type="dxa" w:w="70"/>
+              <w:right w:type="dxa" w:w="110"/>
+            </w:tcMar>
+          </w:tcPr>
+          <w:p>
+            <w:pPr>
+              <w:spacing w:after="20"/>
+            </w:pPr>
+            <w:r>
+              <w:rPr>
+                <w:rFonts w:ascii="Arial" w:cs="Arial" w:eastAsia="Arial" w:hAnsi="Arial"/>
+                <w:b w:val="false"/>
+                <w:bCs w:val="false"/>
+                <w:sz w:val="19"/>
+                <w:szCs w:val="19"/>
+              </w:rPr>
+              <w:t xml:space="preserve">ошибок скриптов нет</w:t>
+            </w:r>
+          </w:p>
+        </w:tc>
+      </w:tr>
+      <w:tr>
+        <w:trPr>
+          <w:cantSplit/>
+        </w:trPr>
+        <w:tc>
+          <w:tcPr>
+            <w:tcW w:type="dxa" w:w="2400"/>
+            <w:tcBorders>
+              <w:top w:val="single" w:color="C8C8CE" w:sz="4"/>
+              <w:left w:val="single" w:color="C8C8CE" w:sz="4"/>
+              <w:bottom w:val="single" w:color="C8C8CE" w:sz="4"/>
+              <w:right w:val="single" w:color="C8C8CE" w:sz="4"/>
+            </w:tcBorders>
+            <w:tcMar>
+              <w:top w:type="dxa" w:w="70"/>
+              <w:left w:type="dxa" w:w="110"/>
+              <w:bottom w:type="dxa" w:w="70"/>
+              <w:right w:type="dxa" w:w="110"/>
+            </w:tcMar>
+          </w:tcPr>
+          <w:p>
+            <w:pPr>
+              <w:spacing w:after="20"/>
+            </w:pPr>
+            <w:r>
+              <w:rPr>
+                <w:rFonts w:ascii="Arial" w:cs="Arial" w:eastAsia="Arial" w:hAnsi="Arial"/>
+                <w:b w:val="false"/>
+                <w:bCs w:val="false"/>
+                <w:sz w:val="19"/>
+                <w:szCs w:val="19"/>
+              </w:rPr>
               <w:t xml:space="preserve">Вёрстка</w:t>
             </w:r>
           </w:p>
@@ -6453,7 +7312,7 @@
         <w:rPr>
           <w:rFonts w:ascii="Arial" w:cs="Arial" w:eastAsia="Arial" w:hAnsi="Arial"/>
         </w:rPr>
-        <w:t xml:space="preserve">14. Ограничения, о которых нужно знать</w:t>
+        <w:t xml:space="preserve">15. Ограничения, о которых нужно знать</w:t>
       </w:r>
     </w:p>
     <w:p>
@@ -6501,7 +7360,7 @@
         <w:rPr>
           <w:rFonts w:ascii="Arial" w:cs="Arial" w:eastAsia="Arial" w:hAnsi="Arial"/>
         </w:rPr>
-        <w:t xml:space="preserve"> требует на сервере расширение GD с поддержкой WebP. Установщик показывает его в проверке среды. Лимит 10 МБ задан файлом `.user.ini`; на Apache с mod_php те же значения (`upload_max_filesize`, `post_max_size`) нужно прописать в php.ini.</w:t>
+        <w:t xml:space="preserve"> требует на сервере расширение GD с поддержкой WebP. Установщик показывает его в проверке среды. AVIF сохраняется только там, где GD его умеет. Лимит 10 МБ задан файлом `.user.ini`; на Apache с mod_php те же значения (`upload_max_filesize`, `post_max_size`) нужно прописать в php.ini.</w:t>
       </w:r>
     </w:p>
     <w:p>
@@ -6519,13 +7378,13 @@
           <w:b/>
           <w:bCs/>
         </w:rPr>
-        <w:t xml:space="preserve">Удаление картинки необратимо.</w:t>
-      </w:r>
-      <w:r>
-        <w:rPr>
-          <w:rFonts w:ascii="Arial" w:cs="Arial" w:eastAsia="Arial" w:hAnsi="Arial"/>
-        </w:rPr>
-        <w:t xml:space="preserve"> Файл стирается с диска. В старых версиях страниц ссылка на неё останется, поэтому при откате там будет пустое место. Поэтому используемые картинки удалить нельзя.</w:t>
+        <w:t xml:space="preserve">Письма для восстановления пароля</w:t>
+      </w:r>
+      <w:r>
+        <w:rPr>
+          <w:rFonts w:ascii="Arial" w:cs="Arial" w:eastAsia="Arial" w:hAnsi="Arial"/>
+        </w:rPr>
+        <w:t xml:space="preserve"> проверены на тестовом SMTP-сервере и на записи в файл, но ни на одном настоящем почтовом сервере. Доходят ли они и не попадают ли в спам, зависит от хостинга и настройки домена (SPF, DKIM), поэтому после установки нужно один раз нажать «Отправить тестовое письмо».</w:t>
       </w:r>
     </w:p>
     <w:p>
@@ -6543,13 +7402,13 @@
           <w:b/>
           <w:bCs/>
         </w:rPr>
-        <w:t xml:space="preserve">Смена или сброс пароля</w:t>
-      </w:r>
-      <w:r>
-        <w:rPr>
-          <w:rFonts w:ascii="Arial" w:cs="Arial" w:eastAsia="Arial" w:hAnsi="Arial"/>
-        </w:rPr>
-        <w:t xml:space="preserve"> не завершает уже открытые сеансы этого человека на других устройствах (они закончатся при выходе или через 8 часов). Удаление пользователя и смена роли действуют сразу.</w:t>
+        <w:t xml:space="preserve">Окончательное удаление страницы</w:t>
+      </w:r>
+      <w:r>
+        <w:rPr>
+          <w:rFonts w:ascii="Arial" w:cs="Arial" w:eastAsia="Arial" w:hAnsi="Arial"/>
+        </w:rPr>
+        <w:t xml:space="preserve"> убирает её из корзины, но записи журнала остаются навсегда: на этом держится защита от подмены истории.</w:t>
       </w:r>
     </w:p>
     <w:p>
@@ -6567,27 +7426,13 @@
           <w:b/>
           <w:bCs/>
         </w:rPr>
-        <w:t xml:space="preserve">Блокировки без удаления</w:t>
-      </w:r>
-      <w:r>
-        <w:rPr>
-          <w:rFonts w:ascii="Arial" w:cs="Arial" w:eastAsia="Arial" w:hAnsi="Arial"/>
-        </w:rPr>
-        <w:t xml:space="preserve"> и </w:t>
-      </w:r>
-      <w:r>
-        <w:rPr>
-          <w:rFonts w:ascii="Arial" w:cs="Arial" w:eastAsia="Arial" w:hAnsi="Arial"/>
-          <w:b/>
-          <w:bCs/>
-        </w:rPr>
-        <w:t xml:space="preserve">восстановления пароля по почте</w:t>
-      </w:r>
-      <w:r>
-        <w:rPr>
-          <w:rFonts w:ascii="Arial" w:cs="Arial" w:eastAsia="Arial" w:hAnsi="Arial"/>
-        </w:rPr>
-        <w:t xml:space="preserve"> пока нет: пароль новому человеку передаёт администратор.</w:t>
+        <w:t xml:space="preserve">Удалённые картинки</w:t>
+      </w:r>
+      <w:r>
+        <w:rPr>
+          <w:rFonts w:ascii="Arial" w:cs="Arial" w:eastAsia="Arial" w:hAnsi="Arial"/>
+        </w:rPr>
+        <w:t xml:space="preserve"> в корзине лежат вне публичной папки сайта и по адресу не открываются. Пока картинка в корзине, в старых версиях страниц на её месте пусто, после возврата адрес снова работает.</w:t>
       </w:r>
     </w:p>
     <w:p>
@@ -6605,13 +7450,13 @@
           <w:b/>
           <w:bCs/>
         </w:rPr>
-        <w:t xml:space="preserve">Перетаскивание между разными блоками</w:t>
-      </w:r>
-      <w:r>
-        <w:rPr>
-          <w:rFonts w:ascii="Arial" w:cs="Arial" w:eastAsia="Arial" w:hAnsi="Arial"/>
-        </w:rPr>
-        <w:t xml:space="preserve"> (например, пункт из одного списка в другой) не поддерживается, внутри списка и среди блоков работает.</w:t>
+        <w:t xml:space="preserve">Блокировки пользователя без удаления</w:t>
+      </w:r>
+      <w:r>
+        <w:rPr>
+          <w:rFonts w:ascii="Arial" w:cs="Arial" w:eastAsia="Arial" w:hAnsi="Arial"/>
+        </w:rPr>
+        <w:t xml:space="preserve"> пока нет (вы не определились, см. раздел 16).</w:t>
       </w:r>
     </w:p>
     <w:p>
@@ -6629,25 +7474,13 @@
           <w:b/>
           <w:bCs/>
         </w:rPr>
-        <w:t xml:space="preserve">Тестовая копия</w:t>
-      </w:r>
-      <w:r>
-        <w:rPr>
-          <w:rFonts w:ascii="Arial" w:cs="Arial" w:eastAsia="Arial" w:hAnsi="Arial"/>
-        </w:rPr>
-        <w:t xml:space="preserve"> на нашем сервере закрыта снаружи. Доступ покажу по запросу.</w:t>
-      </w:r>
-    </w:p>
-    <w:p>
-      <w:pPr>
-        <w:pStyle w:val="Heading1"/>
-        <w:keepNext/>
-      </w:pPr>
-      <w:r>
-        <w:rPr>
-          <w:rFonts w:ascii="Arial" w:cs="Arial" w:eastAsia="Arial" w:hAnsi="Arial"/>
-        </w:rPr>
-        <w:t xml:space="preserve">15. Вопросы к вам</w:t>
+        <w:t xml:space="preserve">Перетаскивание между разными блоками</w:t>
+      </w:r>
+      <w:r>
+        <w:rPr>
+          <w:rFonts w:ascii="Arial" w:cs="Arial" w:eastAsia="Arial" w:hAnsi="Arial"/>
+        </w:rPr>
+        <w:t xml:space="preserve"> (например, пункт из одного списка в другой) не поддерживается, внутри списка и среди блоков работает.</w:t>
       </w:r>
     </w:p>
     <w:p>
@@ -6655,29 +7488,623 @@
         <w:pStyle w:val="ListParagraph"/>
         <w:numPr>
           <w:ilvl w:val="0"/>
-          <w:numId w:val="5"/>
+          <w:numId w:val="2"/>
         </w:numPr>
         <w:spacing w:after="60" w:line="290"/>
       </w:pPr>
       <w:r>
         <w:rPr>
           <w:rFonts w:ascii="Arial" w:cs="Arial" w:eastAsia="Arial" w:hAnsi="Arial"/>
-        </w:rPr>
-        <w:t xml:space="preserve">Должны ли </w:t>
-      </w:r>
-      <w:r>
-        <w:rPr>
-          <w:rFonts w:ascii="Arial" w:cs="Arial" w:eastAsia="Arial" w:hAnsi="Arial"/>
           <w:b/>
           <w:bCs/>
         </w:rPr>
-        <w:t xml:space="preserve">редакторы</w:t>
-      </w:r>
-      <w:r>
-        <w:rPr>
-          <w:rFonts w:ascii="Arial" w:cs="Arial" w:eastAsia="Arial" w:hAnsi="Arial"/>
-        </w:rPr>
-        <w:t xml:space="preserve"> удалять страницы? Сейчас да (с возвратом из истории). Можно ограничить удаление администратором.</w:t>
+        <w:t xml:space="preserve">Тестовая копия</w:t>
+      </w:r>
+      <w:r>
+        <w:rPr>
+          <w:rFonts w:ascii="Arial" w:cs="Arial" w:eastAsia="Arial" w:hAnsi="Arial"/>
+        </w:rPr>
+        <w:t xml:space="preserve"> на нашем сервере закрыта снаружи. Доступ покажу по запросу.</w:t>
+      </w:r>
+    </w:p>
+    <w:p>
+      <w:pPr>
+        <w:pStyle w:val="Heading1"/>
+        <w:keepNext/>
+      </w:pPr>
+      <w:r>
+        <w:rPr>
+          <w:rFonts w:ascii="Arial" w:cs="Arial" w:eastAsia="Arial" w:hAnsi="Arial"/>
+        </w:rPr>
+        <w:t xml:space="preserve">16. Что решено по вашим ответам</w:t>
+      </w:r>
+    </w:p>
+    <w:tbl>
+      <w:tblPr>
+        <w:tblW w:type="dxa" w:w="9638"/>
+        <w:tblBorders>
+          <w:top w:val="single" w:color="auto" w:sz="4"/>
+          <w:left w:val="single" w:color="auto" w:sz="4"/>
+          <w:bottom w:val="single" w:color="auto" w:sz="4"/>
+          <w:right w:val="single" w:color="auto" w:sz="4"/>
+          <w:insideH w:val="single" w:color="auto" w:sz="4"/>
+          <w:insideV w:val="single" w:color="auto" w:sz="4"/>
+        </w:tblBorders>
+      </w:tblPr>
+      <w:tblGrid>
+        <w:gridCol w:w="4000"/>
+        <w:gridCol w:w="5638"/>
+      </w:tblGrid>
+      <w:tr>
+        <w:trPr>
+          <w:tblHeader/>
+        </w:trPr>
+        <w:tc>
+          <w:tcPr>
+            <w:tcW w:type="dxa" w:w="4000"/>
+            <w:tcBorders>
+              <w:top w:val="single" w:color="C8C8CE" w:sz="4"/>
+              <w:left w:val="single" w:color="C8C8CE" w:sz="4"/>
+              <w:bottom w:val="single" w:color="C8C8CE" w:sz="4"/>
+              <w:right w:val="single" w:color="C8C8CE" w:sz="4"/>
+            </w:tcBorders>
+            <w:shd w:fill="EDEDF0" w:color="auto" w:val="clear"/>
+            <w:tcMar>
+              <w:top w:type="dxa" w:w="70"/>
+              <w:left w:type="dxa" w:w="110"/>
+              <w:bottom w:type="dxa" w:w="70"/>
+              <w:right w:type="dxa" w:w="110"/>
+            </w:tcMar>
+          </w:tcPr>
+          <w:p>
+            <w:pPr>
+              <w:spacing w:after="20"/>
+            </w:pPr>
+            <w:r>
+              <w:rPr>
+                <w:rFonts w:ascii="Arial" w:cs="Arial" w:eastAsia="Arial" w:hAnsi="Arial"/>
+                <w:b/>
+                <w:bCs/>
+                <w:sz w:val="19"/>
+                <w:szCs w:val="19"/>
+              </w:rPr>
+              <w:t xml:space="preserve">Ваш ответ</w:t>
+            </w:r>
+          </w:p>
+        </w:tc>
+        <w:tc>
+          <w:tcPr>
+            <w:tcW w:type="dxa" w:w="5638"/>
+            <w:tcBorders>
+              <w:top w:val="single" w:color="C8C8CE" w:sz="4"/>
+              <w:left w:val="single" w:color="C8C8CE" w:sz="4"/>
+              <w:bottom w:val="single" w:color="C8C8CE" w:sz="4"/>
+              <w:right w:val="single" w:color="C8C8CE" w:sz="4"/>
+            </w:tcBorders>
+            <w:shd w:fill="EDEDF0" w:color="auto" w:val="clear"/>
+            <w:tcMar>
+              <w:top w:type="dxa" w:w="70"/>
+              <w:left w:type="dxa" w:w="110"/>
+              <w:bottom w:type="dxa" w:w="70"/>
+              <w:right w:type="dxa" w:w="110"/>
+            </w:tcMar>
+          </w:tcPr>
+          <w:p>
+            <w:pPr>
+              <w:spacing w:after="20"/>
+            </w:pPr>
+            <w:r>
+              <w:rPr>
+                <w:rFonts w:ascii="Arial" w:cs="Arial" w:eastAsia="Arial" w:hAnsi="Arial"/>
+                <w:b/>
+                <w:bCs/>
+                <w:sz w:val="19"/>
+                <w:szCs w:val="19"/>
+              </w:rPr>
+              <w:t xml:space="preserve">Что сделано</w:t>
+            </w:r>
+          </w:p>
+        </w:tc>
+      </w:tr>
+      <w:tr>
+        <w:trPr>
+          <w:cantSplit/>
+        </w:trPr>
+        <w:tc>
+          <w:tcPr>
+            <w:tcW w:type="dxa" w:w="4000"/>
+            <w:tcBorders>
+              <w:top w:val="single" w:color="C8C8CE" w:sz="4"/>
+              <w:left w:val="single" w:color="C8C8CE" w:sz="4"/>
+              <w:bottom w:val="single" w:color="C8C8CE" w:sz="4"/>
+              <w:right w:val="single" w:color="C8C8CE" w:sz="4"/>
+            </w:tcBorders>
+            <w:tcMar>
+              <w:top w:type="dxa" w:w="70"/>
+              <w:left w:type="dxa" w:w="110"/>
+              <w:bottom w:type="dxa" w:w="70"/>
+              <w:right w:type="dxa" w:w="110"/>
+            </w:tcMar>
+          </w:tcPr>
+          <w:p>
+            <w:pPr>
+              <w:spacing w:after="20"/>
+            </w:pPr>
+            <w:r>
+              <w:rPr>
+                <w:rFonts w:ascii="Arial" w:cs="Arial" w:eastAsia="Arial" w:hAnsi="Arial"/>
+                <w:b w:val="false"/>
+                <w:bCs w:val="false"/>
+                <w:sz w:val="19"/>
+                <w:szCs w:val="19"/>
+              </w:rPr>
+              <w:t xml:space="preserve">Редакторы удаляют страницы? «Нельзя ничего удалять, всё в корзину»</w:t>
+            </w:r>
+          </w:p>
+        </w:tc>
+        <w:tc>
+          <w:tcPr>
+            <w:tcW w:type="dxa" w:w="5638"/>
+            <w:tcBorders>
+              <w:top w:val="single" w:color="C8C8CE" w:sz="4"/>
+              <w:left w:val="single" w:color="C8C8CE" w:sz="4"/>
+              <w:bottom w:val="single" w:color="C8C8CE" w:sz="4"/>
+              <w:right w:val="single" w:color="C8C8CE" w:sz="4"/>
+            </w:tcBorders>
+            <w:tcMar>
+              <w:top w:type="dxa" w:w="70"/>
+              <w:left w:type="dxa" w:w="110"/>
+              <w:bottom w:type="dxa" w:w="70"/>
+              <w:right w:type="dxa" w:w="110"/>
+            </w:tcMar>
+          </w:tcPr>
+          <w:p>
+            <w:pPr>
+              <w:spacing w:after="20"/>
+            </w:pPr>
+            <w:r>
+              <w:rPr>
+                <w:rFonts w:ascii="Arial" w:cs="Arial" w:eastAsia="Arial" w:hAnsi="Arial"/>
+                <w:b w:val="false"/>
+                <w:bCs w:val="false"/>
+                <w:sz w:val="19"/>
+                <w:szCs w:val="19"/>
+              </w:rPr>
+              <w:t xml:space="preserve">Удаление страницы и картинки теперь только переносит их в Корзину. Вернуть может и редактор, и администратор.</w:t>
+            </w:r>
+          </w:p>
+        </w:tc>
+      </w:tr>
+      <w:tr>
+        <w:trPr>
+          <w:cantSplit/>
+        </w:trPr>
+        <w:tc>
+          <w:tcPr>
+            <w:tcW w:type="dxa" w:w="4000"/>
+            <w:tcBorders>
+              <w:top w:val="single" w:color="C8C8CE" w:sz="4"/>
+              <w:left w:val="single" w:color="C8C8CE" w:sz="4"/>
+              <w:bottom w:val="single" w:color="C8C8CE" w:sz="4"/>
+              <w:right w:val="single" w:color="C8C8CE" w:sz="4"/>
+            </w:tcBorders>
+            <w:tcMar>
+              <w:top w:type="dxa" w:w="70"/>
+              <w:left w:type="dxa" w:w="110"/>
+              <w:bottom w:type="dxa" w:w="70"/>
+              <w:right w:type="dxa" w:w="110"/>
+            </w:tcMar>
+          </w:tcPr>
+          <w:p>
+            <w:pPr>
+              <w:spacing w:after="20"/>
+            </w:pPr>
+            <w:r>
+              <w:rPr>
+                <w:rFonts w:ascii="Arial" w:cs="Arial" w:eastAsia="Arial" w:hAnsi="Arial"/>
+                <w:b w:val="false"/>
+                <w:bCs w:val="false"/>
+                <w:sz w:val="19"/>
+                <w:szCs w:val="19"/>
+              </w:rPr>
+              <w:t xml:space="preserve">Корзина с автоочисткой? «Не нужно, но в самой корзине можно удалить»</w:t>
+            </w:r>
+          </w:p>
+        </w:tc>
+        <w:tc>
+          <w:tcPr>
+            <w:tcW w:type="dxa" w:w="5638"/>
+            <w:tcBorders>
+              <w:top w:val="single" w:color="C8C8CE" w:sz="4"/>
+              <w:left w:val="single" w:color="C8C8CE" w:sz="4"/>
+              <w:bottom w:val="single" w:color="C8C8CE" w:sz="4"/>
+              <w:right w:val="single" w:color="C8C8CE" w:sz="4"/>
+            </w:tcBorders>
+            <w:tcMar>
+              <w:top w:type="dxa" w:w="70"/>
+              <w:left w:type="dxa" w:w="110"/>
+              <w:bottom w:type="dxa" w:w="70"/>
+              <w:right w:type="dxa" w:w="110"/>
+            </w:tcMar>
+          </w:tcPr>
+          <w:p>
+            <w:pPr>
+              <w:spacing w:after="20"/>
+            </w:pPr>
+            <w:r>
+              <w:rPr>
+                <w:rFonts w:ascii="Arial" w:cs="Arial" w:eastAsia="Arial" w:hAnsi="Arial"/>
+                <w:b w:val="false"/>
+                <w:bCs w:val="false"/>
+                <w:sz w:val="19"/>
+                <w:szCs w:val="19"/>
+              </w:rPr>
+              <w:t xml:space="preserve">Автоочистки нет. В Корзине у каждой записи есть «Удалить навсегда», только для администратора, с отдельным подтверждением.</w:t>
+            </w:r>
+          </w:p>
+        </w:tc>
+      </w:tr>
+      <w:tr>
+        <w:trPr>
+          <w:cantSplit/>
+        </w:trPr>
+        <w:tc>
+          <w:tcPr>
+            <w:tcW w:type="dxa" w:w="4000"/>
+            <w:tcBorders>
+              <w:top w:val="single" w:color="C8C8CE" w:sz="4"/>
+              <w:left w:val="single" w:color="C8C8CE" w:sz="4"/>
+              <w:bottom w:val="single" w:color="C8C8CE" w:sz="4"/>
+              <w:right w:val="single" w:color="C8C8CE" w:sz="4"/>
+            </w:tcBorders>
+            <w:tcMar>
+              <w:top w:type="dxa" w:w="70"/>
+              <w:left w:type="dxa" w:w="110"/>
+              <w:bottom w:type="dxa" w:w="70"/>
+              <w:right w:type="dxa" w:w="110"/>
+            </w:tcMar>
+          </w:tcPr>
+          <w:p>
+            <w:pPr>
+              <w:spacing w:after="20"/>
+            </w:pPr>
+            <w:r>
+              <w:rPr>
+                <w:rFonts w:ascii="Arial" w:cs="Arial" w:eastAsia="Arial" w:hAnsi="Arial"/>
+                <w:b w:val="false"/>
+                <w:bCs w:val="false"/>
+                <w:sz w:val="19"/>
+                <w:szCs w:val="19"/>
+              </w:rPr>
+              <w:t xml:space="preserve">Трёх ролей достаточно? «Всегда одна роль, администратор и не администратор»</w:t>
+            </w:r>
+          </w:p>
+        </w:tc>
+        <w:tc>
+          <w:tcPr>
+            <w:tcW w:type="dxa" w:w="5638"/>
+            <w:tcBorders>
+              <w:top w:val="single" w:color="C8C8CE" w:sz="4"/>
+              <w:left w:val="single" w:color="C8C8CE" w:sz="4"/>
+              <w:bottom w:val="single" w:color="C8C8CE" w:sz="4"/>
+              <w:right w:val="single" w:color="C8C8CE" w:sz="4"/>
+            </w:tcBorders>
+            <w:tcMar>
+              <w:top w:type="dxa" w:w="70"/>
+              <w:left w:type="dxa" w:w="110"/>
+              <w:bottom w:type="dxa" w:w="70"/>
+              <w:right w:type="dxa" w:w="110"/>
+            </w:tcMar>
+          </w:tcPr>
+          <w:p>
+            <w:pPr>
+              <w:spacing w:after="20"/>
+            </w:pPr>
+            <w:r>
+              <w:rPr>
+                <w:rFonts w:ascii="Arial" w:cs="Arial" w:eastAsia="Arial" w:hAnsi="Arial"/>
+                <w:b w:val="false"/>
+                <w:bCs w:val="false"/>
+                <w:sz w:val="19"/>
+                <w:szCs w:val="19"/>
+              </w:rPr>
+              <w:t xml:space="preserve">В интерфейсе две роли: Администратор и Редактор. Роль «только просмотр» осталась лишь для токенов агентов.</w:t>
+            </w:r>
+          </w:p>
+        </w:tc>
+      </w:tr>
+      <w:tr>
+        <w:trPr>
+          <w:cantSplit/>
+        </w:trPr>
+        <w:tc>
+          <w:tcPr>
+            <w:tcW w:type="dxa" w:w="4000"/>
+            <w:tcBorders>
+              <w:top w:val="single" w:color="C8C8CE" w:sz="4"/>
+              <w:left w:val="single" w:color="C8C8CE" w:sz="4"/>
+              <w:bottom w:val="single" w:color="C8C8CE" w:sz="4"/>
+              <w:right w:val="single" w:color="C8C8CE" w:sz="4"/>
+            </w:tcBorders>
+            <w:tcMar>
+              <w:top w:type="dxa" w:w="70"/>
+              <w:left w:type="dxa" w:w="110"/>
+              <w:bottom w:type="dxa" w:w="70"/>
+              <w:right w:type="dxa" w:w="110"/>
+            </w:tcMar>
+          </w:tcPr>
+          <w:p>
+            <w:pPr>
+              <w:spacing w:after="20"/>
+            </w:pPr>
+            <w:r>
+              <w:rPr>
+                <w:rFonts w:ascii="Arial" w:cs="Arial" w:eastAsia="Arial" w:hAnsi="Arial"/>
+                <w:b w:val="false"/>
+                <w:bCs w:val="false"/>
+                <w:sz w:val="19"/>
+                <w:szCs w:val="19"/>
+              </w:rPr>
+              <w:t xml:space="preserve">Лимит 10 МБ и перевод в WebP или круче</w:t>
+            </w:r>
+          </w:p>
+        </w:tc>
+        <w:tc>
+          <w:tcPr>
+            <w:tcW w:type="dxa" w:w="5638"/>
+            <w:tcBorders>
+              <w:top w:val="single" w:color="C8C8CE" w:sz="4"/>
+              <w:left w:val="single" w:color="C8C8CE" w:sz="4"/>
+              <w:bottom w:val="single" w:color="C8C8CE" w:sz="4"/>
+              <w:right w:val="single" w:color="C8C8CE" w:sz="4"/>
+            </w:tcBorders>
+            <w:tcMar>
+              <w:top w:type="dxa" w:w="70"/>
+              <w:left w:type="dxa" w:w="110"/>
+              <w:bottom w:type="dxa" w:w="70"/>
+              <w:right w:type="dxa" w:w="110"/>
+            </w:tcMar>
+          </w:tcPr>
+          <w:p>
+            <w:pPr>
+              <w:spacing w:after="20"/>
+            </w:pPr>
+            <w:r>
+              <w:rPr>
+                <w:rFonts w:ascii="Arial" w:cs="Arial" w:eastAsia="Arial" w:hAnsi="Arial"/>
+                <w:b w:val="false"/>
+                <w:bCs w:val="false"/>
+                <w:sz w:val="19"/>
+                <w:szCs w:val="19"/>
+              </w:rPr>
+              <w:t xml:space="preserve">Лимит оставлен. Картинки сразу переводятся в WebP, а где сервер умеет, ещё и в AVIF.</w:t>
+            </w:r>
+          </w:p>
+        </w:tc>
+      </w:tr>
+      <w:tr>
+        <w:trPr>
+          <w:cantSplit/>
+        </w:trPr>
+        <w:tc>
+          <w:tcPr>
+            <w:tcW w:type="dxa" w:w="4000"/>
+            <w:tcBorders>
+              <w:top w:val="single" w:color="C8C8CE" w:sz="4"/>
+              <w:left w:val="single" w:color="C8C8CE" w:sz="4"/>
+              <w:bottom w:val="single" w:color="C8C8CE" w:sz="4"/>
+              <w:right w:val="single" w:color="C8C8CE" w:sz="4"/>
+            </w:tcBorders>
+            <w:tcMar>
+              <w:top w:type="dxa" w:w="70"/>
+              <w:left w:type="dxa" w:w="110"/>
+              <w:bottom w:type="dxa" w:w="70"/>
+              <w:right w:type="dxa" w:w="110"/>
+            </w:tcMar>
+          </w:tcPr>
+          <w:p>
+            <w:pPr>
+              <w:spacing w:after="20"/>
+            </w:pPr>
+            <w:r>
+              <w:rPr>
+                <w:rFonts w:ascii="Arial" w:cs="Arial" w:eastAsia="Arial" w:hAnsi="Arial"/>
+                <w:b w:val="false"/>
+                <w:bCs w:val="false"/>
+                <w:sz w:val="19"/>
+                <w:szCs w:val="19"/>
+              </w:rPr>
+              <w:t xml:space="preserve">Папки в медиатеке? «Не существенно, если загрузка в редакторе»</w:t>
+            </w:r>
+          </w:p>
+        </w:tc>
+        <w:tc>
+          <w:tcPr>
+            <w:tcW w:type="dxa" w:w="5638"/>
+            <w:tcBorders>
+              <w:top w:val="single" w:color="C8C8CE" w:sz="4"/>
+              <w:left w:val="single" w:color="C8C8CE" w:sz="4"/>
+              <w:bottom w:val="single" w:color="C8C8CE" w:sz="4"/>
+              <w:right w:val="single" w:color="C8C8CE" w:sz="4"/>
+            </w:tcBorders>
+            <w:tcMar>
+              <w:top w:type="dxa" w:w="70"/>
+              <w:left w:type="dxa" w:w="110"/>
+              <w:bottom w:type="dxa" w:w="70"/>
+              <w:right w:type="dxa" w:w="110"/>
+            </w:tcMar>
+          </w:tcPr>
+          <w:p>
+            <w:pPr>
+              <w:spacing w:after="20"/>
+            </w:pPr>
+            <w:r>
+              <w:rPr>
+                <w:rFonts w:ascii="Arial" w:cs="Arial" w:eastAsia="Arial" w:hAnsi="Arial"/>
+                <w:b w:val="false"/>
+                <w:bCs w:val="false"/>
+                <w:sz w:val="19"/>
+                <w:szCs w:val="19"/>
+              </w:rPr>
+              <w:t xml:space="preserve">Папок нет. Загрузка и выбор картинки доступны прямо в редакторе, в поле картинки.</w:t>
+            </w:r>
+          </w:p>
+        </w:tc>
+      </w:tr>
+      <w:tr>
+        <w:trPr>
+          <w:cantSplit/>
+        </w:trPr>
+        <w:tc>
+          <w:tcPr>
+            <w:tcW w:type="dxa" w:w="4000"/>
+            <w:tcBorders>
+              <w:top w:val="single" w:color="C8C8CE" w:sz="4"/>
+              <w:left w:val="single" w:color="C8C8CE" w:sz="4"/>
+              <w:bottom w:val="single" w:color="C8C8CE" w:sz="4"/>
+              <w:right w:val="single" w:color="C8C8CE" w:sz="4"/>
+            </w:tcBorders>
+            <w:tcMar>
+              <w:top w:type="dxa" w:w="70"/>
+              <w:left w:type="dxa" w:w="110"/>
+              <w:bottom w:type="dxa" w:w="70"/>
+              <w:right w:type="dxa" w:w="110"/>
+            </w:tcMar>
+          </w:tcPr>
+          <w:p>
+            <w:pPr>
+              <w:spacing w:after="20"/>
+            </w:pPr>
+            <w:r>
+              <w:rPr>
+                <w:rFonts w:ascii="Arial" w:cs="Arial" w:eastAsia="Arial" w:hAnsi="Arial"/>
+                <w:b w:val="false"/>
+                <w:bCs w:val="false"/>
+                <w:sz w:val="19"/>
+                <w:szCs w:val="19"/>
+              </w:rPr>
+              <w:t xml:space="preserve">Вход и сброс пароля по почте: «Нужен»</w:t>
+            </w:r>
+          </w:p>
+        </w:tc>
+        <w:tc>
+          <w:tcPr>
+            <w:tcW w:type="dxa" w:w="5638"/>
+            <w:tcBorders>
+              <w:top w:val="single" w:color="C8C8CE" w:sz="4"/>
+              <w:left w:val="single" w:color="C8C8CE" w:sz="4"/>
+              <w:bottom w:val="single" w:color="C8C8CE" w:sz="4"/>
+              <w:right w:val="single" w:color="C8C8CE" w:sz="4"/>
+            </w:tcBorders>
+            <w:tcMar>
+              <w:top w:type="dxa" w:w="70"/>
+              <w:left w:type="dxa" w:w="110"/>
+              <w:bottom w:type="dxa" w:w="70"/>
+              <w:right w:type="dxa" w:w="110"/>
+            </w:tcMar>
+          </w:tcPr>
+          <w:p>
+            <w:pPr>
+              <w:spacing w:after="20"/>
+            </w:pPr>
+            <w:r>
+              <w:rPr>
+                <w:rFonts w:ascii="Arial" w:cs="Arial" w:eastAsia="Arial" w:hAnsi="Arial"/>
+                <w:b w:val="false"/>
+                <w:bCs w:val="false"/>
+                <w:sz w:val="19"/>
+                <w:szCs w:val="19"/>
+              </w:rPr>
+              <w:t xml:space="preserve">Сделано: «Забыли пароль?» на странице входа, письмо со ссылкой на один час, настройка почты и тестовое письмо в «Настройках».</w:t>
+            </w:r>
+          </w:p>
+        </w:tc>
+      </w:tr>
+      <w:tr>
+        <w:trPr>
+          <w:cantSplit/>
+        </w:trPr>
+        <w:tc>
+          <w:tcPr>
+            <w:tcW w:type="dxa" w:w="4000"/>
+            <w:tcBorders>
+              <w:top w:val="single" w:color="C8C8CE" w:sz="4"/>
+              <w:left w:val="single" w:color="C8C8CE" w:sz="4"/>
+              <w:bottom w:val="single" w:color="C8C8CE" w:sz="4"/>
+              <w:right w:val="single" w:color="C8C8CE" w:sz="4"/>
+            </w:tcBorders>
+            <w:tcMar>
+              <w:top w:type="dxa" w:w="70"/>
+              <w:left w:type="dxa" w:w="110"/>
+              <w:bottom w:type="dxa" w:w="70"/>
+              <w:right w:type="dxa" w:w="110"/>
+            </w:tcMar>
+          </w:tcPr>
+          <w:p>
+            <w:pPr>
+              <w:spacing w:after="20"/>
+            </w:pPr>
+            <w:r>
+              <w:rPr>
+                <w:rFonts w:ascii="Arial" w:cs="Arial" w:eastAsia="Arial" w:hAnsi="Arial"/>
+                <w:b w:val="false"/>
+                <w:bCs w:val="false"/>
+                <w:sz w:val="19"/>
+                <w:szCs w:val="19"/>
+              </w:rPr>
+              <w:t xml:space="preserve">Блокировка пользователя: «Не знаю, зачем роли»</w:t>
+            </w:r>
+          </w:p>
+        </w:tc>
+        <w:tc>
+          <w:tcPr>
+            <w:tcW w:type="dxa" w:w="5638"/>
+            <w:tcBorders>
+              <w:top w:val="single" w:color="C8C8CE" w:sz="4"/>
+              <w:left w:val="single" w:color="C8C8CE" w:sz="4"/>
+              <w:bottom w:val="single" w:color="C8C8CE" w:sz="4"/>
+              <w:right w:val="single" w:color="C8C8CE" w:sz="4"/>
+            </w:tcBorders>
+            <w:tcMar>
+              <w:top w:type="dxa" w:w="70"/>
+              <w:left w:type="dxa" w:w="110"/>
+              <w:bottom w:type="dxa" w:w="70"/>
+              <w:right w:type="dxa" w:w="110"/>
+            </w:tcMar>
+          </w:tcPr>
+          <w:p>
+            <w:pPr>
+              <w:spacing w:after="20"/>
+            </w:pPr>
+            <w:r>
+              <w:rPr>
+                <w:rFonts w:ascii="Arial" w:cs="Arial" w:eastAsia="Arial" w:hAnsi="Arial"/>
+                <w:b w:val="false"/>
+                <w:bCs w:val="false"/>
+                <w:sz w:val="19"/>
+                <w:szCs w:val="19"/>
+              </w:rPr>
+              <w:t xml:space="preserve">Не делалась. Остаётся вопрос ниже.</w:t>
+            </w:r>
+          </w:p>
+        </w:tc>
+      </w:tr>
+    </w:tbl>
+    <w:p>
+      <w:pPr>
+        <w:spacing w:after="120"/>
+      </w:pPr>
+    </w:p>
+    <w:p>
+      <w:pPr>
+        <w:pStyle w:val="Heading2"/>
+        <w:keepNext/>
+      </w:pPr>
+      <w:r>
+        <w:rPr>
+          <w:rFonts w:ascii="Arial" w:cs="Arial" w:eastAsia="Arial" w:hAnsi="Arial"/>
+        </w:rPr>
+        <w:t xml:space="preserve">Что остаётся решить</w:t>
       </w:r>
     </w:p>
     <w:p>
@@ -6685,7 +8112,7 @@
         <w:pStyle w:val="ListParagraph"/>
         <w:numPr>
           <w:ilvl w:val="0"/>
-          <w:numId w:val="5"/>
+          <w:numId w:val="6"/>
         </w:numPr>
         <w:spacing w:after="60" w:line="290"/>
       </w:pPr>
@@ -6701,13 +8128,13 @@
           <w:b/>
           <w:bCs/>
         </w:rPr>
-        <w:t xml:space="preserve">корзина с очисткой</w:t>
-      </w:r>
-      <w:r>
-        <w:rPr>
-          <w:rFonts w:ascii="Arial" w:cs="Arial" w:eastAsia="Arial" w:hAnsi="Arial"/>
-        </w:rPr>
-        <w:t xml:space="preserve"> (например, окончательное стирание через 30 дней)? Сейчас удалённые остаются в истории навсегда.</w:t>
+        <w:t xml:space="preserve">блокировка пользователя без удаления</w:t>
+      </w:r>
+      <w:r>
+        <w:rPr>
+          <w:rFonts w:ascii="Arial" w:cs="Arial" w:eastAsia="Arial" w:hAnsi="Arial"/>
+        </w:rPr>
+        <w:t xml:space="preserve"> (человек не может войти, но его правки и имя остаются)? Удаление пользователя сейчас есть, история его правок при этом сохраняется.</w:t>
       </w:r>
     </w:p>
     <w:p>
@@ -6715,7 +8142,7 @@
         <w:pStyle w:val="ListParagraph"/>
         <w:numPr>
           <w:ilvl w:val="0"/>
-          <w:numId w:val="5"/>
+          <w:numId w:val="6"/>
         </w:numPr>
         <w:spacing w:after="60" w:line="290"/>
       </w:pPr>
@@ -6723,7 +8150,7 @@
         <w:rPr>
           <w:rFonts w:ascii="Arial" w:cs="Arial" w:eastAsia="Arial" w:hAnsi="Arial"/>
         </w:rPr>
-        <w:t xml:space="preserve">Достаточно ли </w:t>
+        <w:t xml:space="preserve">Через какой </w:t>
       </w:r>
       <w:r>
         <w:rPr>
@@ -6731,13 +8158,13 @@
           <w:b/>
           <w:bCs/>
         </w:rPr>
-        <w:t xml:space="preserve">трёх ролей</w:t>
-      </w:r>
-      <w:r>
-        <w:rPr>
-          <w:rFonts w:ascii="Arial" w:cs="Arial" w:eastAsia="Arial" w:hAnsi="Arial"/>
-        </w:rPr>
-        <w:t xml:space="preserve">? Нужна ли, например, роль «автор» с правкой только своих страниц?</w:t>
+        <w:t xml:space="preserve">почтовый ящик</w:t>
+      </w:r>
+      <w:r>
+        <w:rPr>
+          <w:rFonts w:ascii="Arial" w:cs="Arial" w:eastAsia="Arial" w:hAnsi="Arial"/>
+        </w:rPr>
+        <w:t xml:space="preserve"> отправлять письма с сайта? Подойдёт ящик на домене сайта (например noreply@) и его SMTP-данные от хостинга.</w:t>
       </w:r>
     </w:p>
     <w:p>
@@ -6745,7 +8172,7 @@
         <w:pStyle w:val="ListParagraph"/>
         <w:numPr>
           <w:ilvl w:val="0"/>
-          <w:numId w:val="5"/>
+          <w:numId w:val="6"/>
         </w:numPr>
         <w:spacing w:after="60" w:line="290"/>
       </w:pPr>
@@ -6753,7 +8180,7 @@
         <w:rPr>
           <w:rFonts w:ascii="Arial" w:cs="Arial" w:eastAsia="Arial" w:hAnsi="Arial"/>
         </w:rPr>
-        <w:t xml:space="preserve">Устраивает ли </w:t>
+        <w:t xml:space="preserve">Какую </w:t>
       </w:r>
       <w:r>
         <w:rPr>
@@ -6761,73 +8188,13 @@
           <w:b/>
           <w:bCs/>
         </w:rPr>
-        <w:t xml:space="preserve">лимит 10 МБ</w:t>
-      </w:r>
-      <w:r>
-        <w:rPr>
-          <w:rFonts w:ascii="Arial" w:cs="Arial" w:eastAsia="Arial" w:hAnsi="Arial"/>
-        </w:rPr>
-        <w:t xml:space="preserve"> на картинку и ограничение ширины 2400 пикселей?</w:t>
-      </w:r>
-    </w:p>
-    <w:p>
-      <w:pPr>
-        <w:pStyle w:val="ListParagraph"/>
-        <w:numPr>
-          <w:ilvl w:val="0"/>
-          <w:numId w:val="5"/>
-        </w:numPr>
-        <w:spacing w:after="60" w:line="290"/>
-      </w:pPr>
-      <w:r>
-        <w:rPr>
-          <w:rFonts w:ascii="Arial" w:cs="Arial" w:eastAsia="Arial" w:hAnsi="Arial"/>
-        </w:rPr>
-        <w:t xml:space="preserve">Нужны ли </w:t>
-      </w:r>
-      <w:r>
-        <w:rPr>
-          <w:rFonts w:ascii="Arial" w:cs="Arial" w:eastAsia="Arial" w:hAnsi="Arial"/>
-          <w:b/>
-          <w:bCs/>
-        </w:rPr>
-        <w:t xml:space="preserve">папки или теги</w:t>
-      </w:r>
-      <w:r>
-        <w:rPr>
-          <w:rFonts w:ascii="Arial" w:cs="Arial" w:eastAsia="Arial" w:hAnsi="Arial"/>
-        </w:rPr>
-        <w:t xml:space="preserve"> в медиатеке, когда картинок станет много?</w:t>
-      </w:r>
-    </w:p>
-    <w:p>
-      <w:pPr>
-        <w:pStyle w:val="ListParagraph"/>
-        <w:numPr>
-          <w:ilvl w:val="0"/>
-          <w:numId w:val="5"/>
-        </w:numPr>
-        <w:spacing w:after="60" w:line="290"/>
-      </w:pPr>
-      <w:r>
-        <w:rPr>
-          <w:rFonts w:ascii="Arial" w:cs="Arial" w:eastAsia="Arial" w:hAnsi="Arial"/>
-        </w:rPr>
-        <w:t xml:space="preserve">Нужна ли </w:t>
-      </w:r>
-      <w:r>
-        <w:rPr>
-          <w:rFonts w:ascii="Arial" w:cs="Arial" w:eastAsia="Arial" w:hAnsi="Arial"/>
-          <w:b/>
-          <w:bCs/>
-        </w:rPr>
-        <w:t xml:space="preserve">блокировка пользователя</w:t>
-      </w:r>
-      <w:r>
-        <w:rPr>
-          <w:rFonts w:ascii="Arial" w:cs="Arial" w:eastAsia="Arial" w:hAnsi="Arial"/>
-        </w:rPr>
-        <w:t xml:space="preserve"> без удаления и сброс пароля по почте?</w:t>
+        <w:t xml:space="preserve">подпись письма</w:t>
+      </w:r>
+      <w:r>
+        <w:rPr>
+          <w:rFonts w:ascii="Arial" w:cs="Arial" w:eastAsia="Arial" w:hAnsi="Arial"/>
+        </w:rPr>
+        <w:t xml:space="preserve"> и имя отправителя поставить?</w:t>
       </w:r>
     </w:p>
     <w:p>
@@ -6839,7 +8206,7 @@
         <w:rPr>
           <w:rFonts w:ascii="Arial" w:cs="Arial" w:eastAsia="Arial" w:hAnsi="Arial"/>
         </w:rPr>
-        <w:t xml:space="preserve">16. Лист правок</w:t>
+        <w:t xml:space="preserve">17. Лист правок</w:t>
       </w:r>
     </w:p>
     <w:p>
@@ -7762,212 +9129,6 @@
                 <w:szCs w:val="19"/>
               </w:rPr>
               <w:t xml:space="preserve">8</w:t>
-            </w:r>
-          </w:p>
-        </w:tc>
-        <w:tc>
-          <w:tcPr>
-            <w:tcW w:type="dxa" w:w="2500"/>
-            <w:tcBorders>
-              <w:top w:val="single" w:color="C8C8CE" w:sz="4"/>
-              <w:left w:val="single" w:color="C8C8CE" w:sz="4"/>
-              <w:bottom w:val="single" w:color="C8C8CE" w:sz="4"/>
-              <w:right w:val="single" w:color="C8C8CE" w:sz="4"/>
-            </w:tcBorders>
-            <w:tcMar>
-              <w:top w:type="dxa" w:w="70"/>
-              <w:left w:type="dxa" w:w="110"/>
-              <w:bottom w:type="dxa" w:w="70"/>
-              <w:right w:type="dxa" w:w="110"/>
-            </w:tcMar>
-          </w:tcPr>
-          <w:p>
-            <w:pPr>
-              <w:spacing w:after="20"/>
-            </w:pPr>
-          </w:p>
-        </w:tc>
-        <w:tc>
-          <w:tcPr>
-            <w:tcW w:type="dxa" w:w="5138"/>
-            <w:tcBorders>
-              <w:top w:val="single" w:color="C8C8CE" w:sz="4"/>
-              <w:left w:val="single" w:color="C8C8CE" w:sz="4"/>
-              <w:bottom w:val="single" w:color="C8C8CE" w:sz="4"/>
-              <w:right w:val="single" w:color="C8C8CE" w:sz="4"/>
-            </w:tcBorders>
-            <w:tcMar>
-              <w:top w:type="dxa" w:w="70"/>
-              <w:left w:type="dxa" w:w="110"/>
-              <w:bottom w:type="dxa" w:w="70"/>
-              <w:right w:type="dxa" w:w="110"/>
-            </w:tcMar>
-          </w:tcPr>
-          <w:p>
-            <w:pPr>
-              <w:spacing w:after="20"/>
-            </w:pPr>
-          </w:p>
-        </w:tc>
-        <w:tc>
-          <w:tcPr>
-            <w:tcW w:type="dxa" w:w="1400"/>
-            <w:tcBorders>
-              <w:top w:val="single" w:color="C8C8CE" w:sz="4"/>
-              <w:left w:val="single" w:color="C8C8CE" w:sz="4"/>
-              <w:bottom w:val="single" w:color="C8C8CE" w:sz="4"/>
-              <w:right w:val="single" w:color="C8C8CE" w:sz="4"/>
-            </w:tcBorders>
-            <w:tcMar>
-              <w:top w:type="dxa" w:w="70"/>
-              <w:left w:type="dxa" w:w="110"/>
-              <w:bottom w:type="dxa" w:w="70"/>
-              <w:right w:type="dxa" w:w="110"/>
-            </w:tcMar>
-          </w:tcPr>
-          <w:p>
-            <w:pPr>
-              <w:spacing w:after="20"/>
-            </w:pPr>
-          </w:p>
-        </w:tc>
-      </w:tr>
-      <w:tr>
-        <w:trPr>
-          <w:cantSplit/>
-        </w:trPr>
-        <w:tc>
-          <w:tcPr>
-            <w:tcW w:type="dxa" w:w="600"/>
-            <w:tcBorders>
-              <w:top w:val="single" w:color="C8C8CE" w:sz="4"/>
-              <w:left w:val="single" w:color="C8C8CE" w:sz="4"/>
-              <w:bottom w:val="single" w:color="C8C8CE" w:sz="4"/>
-              <w:right w:val="single" w:color="C8C8CE" w:sz="4"/>
-            </w:tcBorders>
-            <w:tcMar>
-              <w:top w:type="dxa" w:w="70"/>
-              <w:left w:type="dxa" w:w="110"/>
-              <w:bottom w:type="dxa" w:w="70"/>
-              <w:right w:type="dxa" w:w="110"/>
-            </w:tcMar>
-          </w:tcPr>
-          <w:p>
-            <w:pPr>
-              <w:spacing w:after="20"/>
-            </w:pPr>
-            <w:r>
-              <w:rPr>
-                <w:rFonts w:ascii="Arial" w:cs="Arial" w:eastAsia="Arial" w:hAnsi="Arial"/>
-                <w:b w:val="false"/>
-                <w:bCs w:val="false"/>
-                <w:sz w:val="19"/>
-                <w:szCs w:val="19"/>
-              </w:rPr>
-              <w:t xml:space="preserve">9</w:t>
-            </w:r>
-          </w:p>
-        </w:tc>
-        <w:tc>
-          <w:tcPr>
-            <w:tcW w:type="dxa" w:w="2500"/>
-            <w:tcBorders>
-              <w:top w:val="single" w:color="C8C8CE" w:sz="4"/>
-              <w:left w:val="single" w:color="C8C8CE" w:sz="4"/>
-              <w:bottom w:val="single" w:color="C8C8CE" w:sz="4"/>
-              <w:right w:val="single" w:color="C8C8CE" w:sz="4"/>
-            </w:tcBorders>
-            <w:tcMar>
-              <w:top w:type="dxa" w:w="70"/>
-              <w:left w:type="dxa" w:w="110"/>
-              <w:bottom w:type="dxa" w:w="70"/>
-              <w:right w:type="dxa" w:w="110"/>
-            </w:tcMar>
-          </w:tcPr>
-          <w:p>
-            <w:pPr>
-              <w:spacing w:after="20"/>
-            </w:pPr>
-          </w:p>
-        </w:tc>
-        <w:tc>
-          <w:tcPr>
-            <w:tcW w:type="dxa" w:w="5138"/>
-            <w:tcBorders>
-              <w:top w:val="single" w:color="C8C8CE" w:sz="4"/>
-              <w:left w:val="single" w:color="C8C8CE" w:sz="4"/>
-              <w:bottom w:val="single" w:color="C8C8CE" w:sz="4"/>
-              <w:right w:val="single" w:color="C8C8CE" w:sz="4"/>
-            </w:tcBorders>
-            <w:tcMar>
-              <w:top w:type="dxa" w:w="70"/>
-              <w:left w:type="dxa" w:w="110"/>
-              <w:bottom w:type="dxa" w:w="70"/>
-              <w:right w:type="dxa" w:w="110"/>
-            </w:tcMar>
-          </w:tcPr>
-          <w:p>
-            <w:pPr>
-              <w:spacing w:after="20"/>
-            </w:pPr>
-          </w:p>
-        </w:tc>
-        <w:tc>
-          <w:tcPr>
-            <w:tcW w:type="dxa" w:w="1400"/>
-            <w:tcBorders>
-              <w:top w:val="single" w:color="C8C8CE" w:sz="4"/>
-              <w:left w:val="single" w:color="C8C8CE" w:sz="4"/>
-              <w:bottom w:val="single" w:color="C8C8CE" w:sz="4"/>
-              <w:right w:val="single" w:color="C8C8CE" w:sz="4"/>
-            </w:tcBorders>
-            <w:tcMar>
-              <w:top w:type="dxa" w:w="70"/>
-              <w:left w:type="dxa" w:w="110"/>
-              <w:bottom w:type="dxa" w:w="70"/>
-              <w:right w:type="dxa" w:w="110"/>
-            </w:tcMar>
-          </w:tcPr>
-          <w:p>
-            <w:pPr>
-              <w:spacing w:after="20"/>
-            </w:pPr>
-          </w:p>
-        </w:tc>
-      </w:tr>
-      <w:tr>
-        <w:trPr>
-          <w:cantSplit/>
-        </w:trPr>
-        <w:tc>
-          <w:tcPr>
-            <w:tcW w:type="dxa" w:w="600"/>
-            <w:tcBorders>
-              <w:top w:val="single" w:color="C8C8CE" w:sz="4"/>
-              <w:left w:val="single" w:color="C8C8CE" w:sz="4"/>
-              <w:bottom w:val="single" w:color="C8C8CE" w:sz="4"/>
-              <w:right w:val="single" w:color="C8C8CE" w:sz="4"/>
-            </w:tcBorders>
-            <w:tcMar>
-              <w:top w:type="dxa" w:w="70"/>
-              <w:left w:type="dxa" w:w="110"/>
-              <w:bottom w:type="dxa" w:w="70"/>
-              <w:right w:type="dxa" w:w="110"/>
-            </w:tcMar>
-          </w:tcPr>
-          <w:p>
-            <w:pPr>
-              <w:spacing w:after="20"/>
-            </w:pPr>
-            <w:r>
-              <w:rPr>
-                <w:rFonts w:ascii="Arial" w:cs="Arial" w:eastAsia="Arial" w:hAnsi="Arial"/>
-                <w:b w:val="false"/>
-                <w:bCs w:val="false"/>
-                <w:sz w:val="19"/>
-                <w:szCs w:val="19"/>
-              </w:rPr>
-              <w:t xml:space="preserve">10</w:t>
             </w:r>
           </w:p>
         </w:tc>
@@ -8314,6 +9475,12 @@
     </w:lvlOverride>
   </w:num>
   <w:num w:numId="5">
+    <w:abstractNumId w:val="3"/>
+    <w:lvlOverride w:ilvl="0">
+      <w:startOverride w:val="1"/>
+    </w:lvlOverride>
+  </w:num>
+  <w:num w:numId="6">
     <w:abstractNumId w:val="3"/>
     <w:lvlOverride w:ilvl="0">
       <w:startOverride w:val="1"/>

--- a/docs/AgeCMS-админка-отчёт.docx
+++ b/docs/AgeCMS-админка-отчёт.docx
@@ -720,7 +720,7 @@
         <w:rPr>
           <w:rFonts w:ascii="Arial" w:cs="Arial" w:eastAsia="Arial" w:hAnsi="Arial"/>
         </w:rPr>
-        <w:t xml:space="preserve"> 113 автоматических тестов зелёные, плюс прогон всех сценариев в настоящем браузере. Результаты в разделе 14.</w:t>
+        <w:t xml:space="preserve"> 114 автоматических тестов зелёные (в том числе обновление базы существующего сайта без потери данных), плюс прогон всех сценариев в настоящем браузере. Результаты в разделе 14.</w:t>
       </w:r>
     </w:p>
     <w:p>
@@ -6457,7 +6457,7 @@
                 <w:sz w:val="19"/>
                 <w:szCs w:val="19"/>
               </w:rPr>
-              <w:t xml:space="preserve">113 автоматических тестов (основная часть и интеграционные через настоящий веб-сервер, включая проверку отправки писем на поддельный SMTP-сервер)</w:t>
+              <w:t xml:space="preserve">114 автоматических тестов (основная часть и интеграционные через настоящий веб-сервер, включая проверку отправки писем на поддельный SMTP-сервер)</w:t>
             </w:r>
           </w:p>
         </w:tc>

--- a/docs/AgeCMS-админка-отчёт.docx
+++ b/docs/AgeCMS-админка-отчёт.docx
@@ -4915,6 +4915,39 @@
     </w:p>
     <w:p>
       <w:pPr>
+        <w:spacing w:after="120" w:line="300"/>
+      </w:pPr>
+      <w:r>
+        <w:rPr>
+          <w:rFonts w:ascii="Arial" w:cs="Arial" w:eastAsia="Arial" w:hAnsi="Arial"/>
+          <w:b/>
+          <w:bCs/>
+        </w:rPr>
+        <w:t xml:space="preserve">Настройки сайта.</w:t>
+      </w:r>
+      <w:r>
+        <w:rPr>
+          <w:rFonts w:ascii="Arial" w:cs="Arial" w:eastAsia="Arial" w:hAnsi="Arial"/>
+        </w:rPr>
+        <w:t xml:space="preserve"> По замечанию к первой версии поля подписаны так, как их понимают поисковики и ИИ-модели: «Название сайта (title)» идёт в заголовок каждой страницы, «Описание сайта (description)» служит описанием по умолчанию. Добавлено отдельное поле </w:t>
+      </w:r>
+      <w:r>
+        <w:rPr>
+          <w:rFonts w:ascii="Arial" w:cs="Arial" w:eastAsia="Arial" w:hAnsi="Arial"/>
+          <w:b/>
+          <w:bCs/>
+        </w:rPr>
+        <w:t xml:space="preserve">«Текст для ИИ-моделей (llms.txt)»</w:t>
+      </w:r>
+      <w:r>
+        <w:rPr>
+          <w:rFonts w:ascii="Arial" w:cs="Arial" w:eastAsia="Arial" w:hAnsi="Arial"/>
+        </w:rPr>
+        <w:t xml:space="preserve">: свободный текст до 4000 символов в формате Markdown (чем занимается компания, для кого, что не делаем, как называть, контакты). Он выводится в `/llms.txt` после описания, отдельно от него, посетители сайта его не видят. Его можно менять и через ИИ-агента (`set_settings`, поле `llms_text`).</w:t>
+      </w:r>
+    </w:p>
+    <w:p>
+      <w:pPr>
         <w:keepNext/>
         <w:spacing w:after="60" w:before="120"/>
         <w:jc w:val="center"/>
@@ -4922,9 +4955,9 @@
       <w:r>
         <w:drawing>
           <wp:inline distT="0" distB="0" distL="0" distR="0">
-            <wp:extent cx="5715000" cy="3533775"/>
+            <wp:extent cx="4953000" cy="6477000"/>
             <wp:effectExtent t="0" r="0" b="0" l="0"/>
-            <wp:docPr id="32" name="27-settings" descr="Настройки сайта: название и описание" title="Настройки сайта: название и описание"/>
+            <wp:docPr id="32" name="50-settings-llms" descr="Настройки сайта: подписи title и description, отдельный текст для llms.txt и блок почты" title="Настройки сайта: подписи title и description, отдельный текст для llms.txt и блок почты"/>
             <wp:cNvGraphicFramePr>
               <a:graphicFrameLocks xmlns:a="http://schemas.openxmlformats.org/drawingml/2006/main" noChangeAspect="1"/>
             </wp:cNvGraphicFramePr>
@@ -4947,7 +4980,7 @@
                   <pic:spPr bwMode="auto">
                     <a:xfrm>
                       <a:off x="0" y="0"/>
-                      <a:ext cx="5715000" cy="3533775"/>
+                      <a:ext cx="4953000" cy="6477000"/>
                     </a:xfrm>
                     <a:prstGeom prst="rect">
                       <a:avLst/>
@@ -4974,7 +5007,7 @@
           <w:sz w:val="18"/>
           <w:szCs w:val="18"/>
         </w:rPr>
-        <w:t xml:space="preserve">Рисунок 32. Настройки сайта: название и описание</w:t>
+        <w:t xml:space="preserve">Рисунок 32. Настройки сайта: подписи title и description, отдельный текст для llms.txt и блок почты</w:t>
       </w:r>
     </w:p>
     <w:p>
@@ -8085,6 +8118,75 @@
                 <w:szCs w:val="19"/>
               </w:rPr>
               <w:t xml:space="preserve">Не делалась. Остаётся вопрос ниже.</w:t>
+            </w:r>
+          </w:p>
+        </w:tc>
+      </w:tr>
+      <w:tr>
+        <w:trPr>
+          <w:cantSplit/>
+        </w:trPr>
+        <w:tc>
+          <w:tcPr>
+            <w:tcW w:type="dxa" w:w="4000"/>
+            <w:tcBorders>
+              <w:top w:val="single" w:color="C8C8CE" w:sz="4"/>
+              <w:left w:val="single" w:color="C8C8CE" w:sz="4"/>
+              <w:bottom w:val="single" w:color="C8C8CE" w:sz="4"/>
+              <w:right w:val="single" w:color="C8C8CE" w:sz="4"/>
+            </w:tcBorders>
+            <w:tcMar>
+              <w:top w:type="dxa" w:w="70"/>
+              <w:left w:type="dxa" w:w="110"/>
+              <w:bottom w:type="dxa" w:w="70"/>
+              <w:right w:type="dxa" w:w="110"/>
+            </w:tcMar>
+          </w:tcPr>
+          <w:p>
+            <w:pPr>
+              <w:spacing w:after="20"/>
+            </w:pPr>
+            <w:r>
+              <w:rPr>
+                <w:rFonts w:ascii="Arial" w:cs="Arial" w:eastAsia="Arial" w:hAnsi="Arial"/>
+                <w:b w:val="false"/>
+                <w:bCs w:val="false"/>
+                <w:sz w:val="19"/>
+                <w:szCs w:val="19"/>
+              </w:rPr>
+              <w:t xml:space="preserve">Замечание к «Настройкам»: это title и description, подписать для моделей, и для llms нужен отдельный текст</w:t>
+            </w:r>
+          </w:p>
+        </w:tc>
+        <w:tc>
+          <w:tcPr>
+            <w:tcW w:type="dxa" w:w="5638"/>
+            <w:tcBorders>
+              <w:top w:val="single" w:color="C8C8CE" w:sz="4"/>
+              <w:left w:val="single" w:color="C8C8CE" w:sz="4"/>
+              <w:bottom w:val="single" w:color="C8C8CE" w:sz="4"/>
+              <w:right w:val="single" w:color="C8C8CE" w:sz="4"/>
+            </w:tcBorders>
+            <w:tcMar>
+              <w:top w:type="dxa" w:w="70"/>
+              <w:left w:type="dxa" w:w="110"/>
+              <w:bottom w:type="dxa" w:w="70"/>
+              <w:right w:type="dxa" w:w="110"/>
+            </w:tcMar>
+          </w:tcPr>
+          <w:p>
+            <w:pPr>
+              <w:spacing w:after="20"/>
+            </w:pPr>
+            <w:r>
+              <w:rPr>
+                <w:rFonts w:ascii="Arial" w:cs="Arial" w:eastAsia="Arial" w:hAnsi="Arial"/>
+                <w:b w:val="false"/>
+                <w:bCs w:val="false"/>
+                <w:sz w:val="19"/>
+                <w:szCs w:val="19"/>
+              </w:rPr>
+              <w:t xml:space="preserve">Поля подписаны (title, description) с пояснением, что куда попадает. Добавлено отдельное поле «Текст для ИИ-моделей (llms.txt)», он выводится в /llms.txt.</w:t>
             </w:r>
           </w:p>
         </w:tc>

--- a/docs/AgeCMS-админка-отчёт.docx
+++ b/docs/AgeCMS-админка-отчёт.docx
@@ -2176,7 +2176,21 @@
         <w:rPr>
           <w:rFonts w:ascii="Arial" w:cs="Arial" w:eastAsia="Arial" w:hAnsi="Arial"/>
         </w:rPr>
-        <w:t xml:space="preserve"> адрес `/admin/`. После входа открывается «Обзор».</w:t>
+        <w:t xml:space="preserve"> адрес </w:t>
+      </w:r>
+      <w:r>
+        <w:rPr>
+          <w:rFonts w:ascii="Courier New" w:cs="Courier New" w:eastAsia="Courier New" w:hAnsi="Courier New"/>
+          <w:sz w:val="20"/>
+          <w:szCs w:val="20"/>
+        </w:rPr>
+        <w:t xml:space="preserve">/admin/</w:t>
+      </w:r>
+      <w:r>
+        <w:rPr>
+          <w:rFonts w:ascii="Arial" w:cs="Arial" w:eastAsia="Arial" w:hAnsi="Arial"/>
+        </w:rPr>
+        <w:t xml:space="preserve">. После входа открывается «Обзор».</w:t>
       </w:r>
     </w:p>
     <w:p>
@@ -4943,7 +4957,49 @@
         <w:rPr>
           <w:rFonts w:ascii="Arial" w:cs="Arial" w:eastAsia="Arial" w:hAnsi="Arial"/>
         </w:rPr>
-        <w:t xml:space="preserve">: свободный текст до 4000 символов в формате Markdown (чем занимается компания, для кого, что не делаем, как называть, контакты). Он выводится в `/llms.txt` после описания, отдельно от него, посетители сайта его не видят. Его можно менять и через ИИ-агента (`set_settings`, поле `llms_text`).</w:t>
+        <w:t xml:space="preserve">: свободный текст до 4000 символов в формате Markdown (чем занимается компания, для кого, что не делаем, как называть, контакты). Он выводится в </w:t>
+      </w:r>
+      <w:r>
+        <w:rPr>
+          <w:rFonts w:ascii="Courier New" w:cs="Courier New" w:eastAsia="Courier New" w:hAnsi="Courier New"/>
+          <w:sz w:val="20"/>
+          <w:szCs w:val="20"/>
+        </w:rPr>
+        <w:t xml:space="preserve">/llms.txt</w:t>
+      </w:r>
+      <w:r>
+        <w:rPr>
+          <w:rFonts w:ascii="Arial" w:cs="Arial" w:eastAsia="Arial" w:hAnsi="Arial"/>
+        </w:rPr>
+        <w:t xml:space="preserve"> после описания, отдельно от него, посетители сайта его не видят. Его можно менять и через ИИ-агента (</w:t>
+      </w:r>
+      <w:r>
+        <w:rPr>
+          <w:rFonts w:ascii="Courier New" w:cs="Courier New" w:eastAsia="Courier New" w:hAnsi="Courier New"/>
+          <w:sz w:val="20"/>
+          <w:szCs w:val="20"/>
+        </w:rPr>
+        <w:t xml:space="preserve">set_settings</w:t>
+      </w:r>
+      <w:r>
+        <w:rPr>
+          <w:rFonts w:ascii="Arial" w:cs="Arial" w:eastAsia="Arial" w:hAnsi="Arial"/>
+        </w:rPr>
+        <w:t xml:space="preserve">, поле </w:t>
+      </w:r>
+      <w:r>
+        <w:rPr>
+          <w:rFonts w:ascii="Courier New" w:cs="Courier New" w:eastAsia="Courier New" w:hAnsi="Courier New"/>
+          <w:sz w:val="20"/>
+          <w:szCs w:val="20"/>
+        </w:rPr>
+        <w:t xml:space="preserve">llms_text</w:t>
+      </w:r>
+      <w:r>
+        <w:rPr>
+          <w:rFonts w:ascii="Arial" w:cs="Arial" w:eastAsia="Arial" w:hAnsi="Arial"/>
+        </w:rPr>
+        <w:t xml:space="preserve">).</w:t>
       </w:r>
     </w:p>
     <w:p>
@@ -5094,7 +5150,35 @@
         <w:rPr>
           <w:rFonts w:ascii="Arial" w:cs="Arial" w:eastAsia="Arial" w:hAnsi="Arial"/>
         </w:rPr>
-        <w:t xml:space="preserve">Установщик открывается по адресу вида `/admin/install.php?key=…`, где ключ лежит в файле `data/install.key`, который владелец сайта загружает вручную. Без ключа страница отвечает «не найдено».</w:t>
+        <w:t xml:space="preserve">Установщик открывается по адресу вида </w:t>
+      </w:r>
+      <w:r>
+        <w:rPr>
+          <w:rFonts w:ascii="Courier New" w:cs="Courier New" w:eastAsia="Courier New" w:hAnsi="Courier New"/>
+          <w:sz w:val="20"/>
+          <w:szCs w:val="20"/>
+        </w:rPr>
+        <w:t xml:space="preserve">/admin/install.php?key=…</w:t>
+      </w:r>
+      <w:r>
+        <w:rPr>
+          <w:rFonts w:ascii="Arial" w:cs="Arial" w:eastAsia="Arial" w:hAnsi="Arial"/>
+        </w:rPr>
+        <w:t xml:space="preserve">, где ключ лежит в файле </w:t>
+      </w:r>
+      <w:r>
+        <w:rPr>
+          <w:rFonts w:ascii="Courier New" w:cs="Courier New" w:eastAsia="Courier New" w:hAnsi="Courier New"/>
+          <w:sz w:val="20"/>
+          <w:szCs w:val="20"/>
+        </w:rPr>
+        <w:t xml:space="preserve">data/install.key</w:t>
+      </w:r>
+      <w:r>
+        <w:rPr>
+          <w:rFonts w:ascii="Arial" w:cs="Arial" w:eastAsia="Arial" w:hAnsi="Arial"/>
+        </w:rPr>
+        <w:t xml:space="preserve">, который владелец сайта загружает вручную. Без ключа страница отвечает «не найдено».</w:t>
       </w:r>
     </w:p>
     <w:p>
@@ -7393,7 +7477,49 @@
         <w:rPr>
           <w:rFonts w:ascii="Arial" w:cs="Arial" w:eastAsia="Arial" w:hAnsi="Arial"/>
         </w:rPr>
-        <w:t xml:space="preserve"> требует на сервере расширение GD с поддержкой WebP. Установщик показывает его в проверке среды. AVIF сохраняется только там, где GD его умеет. Лимит 10 МБ задан файлом `.user.ini`; на Apache с mod_php те же значения (`upload_max_filesize`, `post_max_size`) нужно прописать в php.ini.</w:t>
+        <w:t xml:space="preserve"> требует на сервере расширение GD с поддержкой WebP. Установщик показывает его в проверке среды. AVIF сохраняется только там, где GD его умеет. Лимит 10 МБ задан файлом </w:t>
+      </w:r>
+      <w:r>
+        <w:rPr>
+          <w:rFonts w:ascii="Courier New" w:cs="Courier New" w:eastAsia="Courier New" w:hAnsi="Courier New"/>
+          <w:sz w:val="20"/>
+          <w:szCs w:val="20"/>
+        </w:rPr>
+        <w:t xml:space="preserve">.user.ini</w:t>
+      </w:r>
+      <w:r>
+        <w:rPr>
+          <w:rFonts w:ascii="Arial" w:cs="Arial" w:eastAsia="Arial" w:hAnsi="Arial"/>
+        </w:rPr>
+        <w:t xml:space="preserve">; на Apache с mod_php те же значения (</w:t>
+      </w:r>
+      <w:r>
+        <w:rPr>
+          <w:rFonts w:ascii="Courier New" w:cs="Courier New" w:eastAsia="Courier New" w:hAnsi="Courier New"/>
+          <w:sz w:val="20"/>
+          <w:szCs w:val="20"/>
+        </w:rPr>
+        <w:t xml:space="preserve">upload_max_filesize</w:t>
+      </w:r>
+      <w:r>
+        <w:rPr>
+          <w:rFonts w:ascii="Arial" w:cs="Arial" w:eastAsia="Arial" w:hAnsi="Arial"/>
+        </w:rPr>
+        <w:t xml:space="preserve">, </w:t>
+      </w:r>
+      <w:r>
+        <w:rPr>
+          <w:rFonts w:ascii="Courier New" w:cs="Courier New" w:eastAsia="Courier New" w:hAnsi="Courier New"/>
+          <w:sz w:val="20"/>
+          <w:szCs w:val="20"/>
+        </w:rPr>
+        <w:t xml:space="preserve">post_max_size</w:t>
+      </w:r>
+      <w:r>
+        <w:rPr>
+          <w:rFonts w:ascii="Arial" w:cs="Arial" w:eastAsia="Arial" w:hAnsi="Arial"/>
+        </w:rPr>
+        <w:t xml:space="preserve">) нужно прописать в php.ini.</w:t>
       </w:r>
     </w:p>
     <w:p>

--- a/docs/AgeCMS-админка-отчёт.docx
+++ b/docs/AgeCMS-админка-отчёт.docx
@@ -696,7 +696,35 @@
         <w:rPr>
           <w:rFonts w:ascii="Arial" w:cs="Arial" w:eastAsia="Arial" w:hAnsi="Arial"/>
         </w:rPr>
-        <w:t xml:space="preserve"> добавлены инструменты удаления и восстановления страниц и загрузка картинки. Окончательное удаление агентам не дано.</w:t>
+        <w:t xml:space="preserve"> добавлены инструменты удаления и восстановления страниц и загрузка картинки. Окончательное удаление агентам не дано. По вашему замечанию агент </w:t>
+      </w:r>
+      <w:r>
+        <w:rPr>
+          <w:rFonts w:ascii="Arial" w:cs="Arial" w:eastAsia="Arial" w:hAnsi="Arial"/>
+          <w:b/>
+          <w:bCs/>
+        </w:rPr>
+        <w:t xml:space="preserve">подключается сам</w:t>
+      </w:r>
+      <w:r>
+        <w:rPr>
+          <w:rFonts w:ascii="Arial" w:cs="Arial" w:eastAsia="Arial" w:hAnsi="Arial"/>
+        </w:rPr>
+        <w:t xml:space="preserve">: читает инструкцию по адресу </w:t>
+      </w:r>
+      <w:r>
+        <w:rPr>
+          <w:rFonts w:ascii="Courier New" w:cs="Courier New" w:eastAsia="Courier New" w:hAnsi="Courier New"/>
+          <w:sz w:val="20"/>
+          <w:szCs w:val="20"/>
+        </w:rPr>
+        <w:t xml:space="preserve">/AGENT.md</w:t>
+      </w:r>
+      <w:r>
+        <w:rPr>
+          <w:rFonts w:ascii="Arial" w:cs="Arial" w:eastAsia="Arial" w:hAnsi="Arial"/>
+        </w:rPr>
+        <w:t xml:space="preserve"> и обменивает логин и пароль на свой токен, а админка показывает, кто подключился, и позволяет отозвать доступ.</w:t>
       </w:r>
     </w:p>
     <w:p>
@@ -720,7 +748,7 @@
         <w:rPr>
           <w:rFonts w:ascii="Arial" w:cs="Arial" w:eastAsia="Arial" w:hAnsi="Arial"/>
         </w:rPr>
-        <w:t xml:space="preserve"> 114 автоматических тестов зелёные (в том числе обновление базы существующего сайта без потери данных), плюс прогон всех сценариев в настоящем браузере. Результаты в разделе 14.</w:t>
+        <w:t xml:space="preserve"> 116 автоматических тестов зелёные (в том числе обновление базы существующего сайта без потери данных), плюс прогон всех сценариев в настоящем браузере. Результаты в разделе 14.</w:t>
       </w:r>
     </w:p>
     <w:p>
@@ -1840,7 +1868,7 @@
                 <w:sz w:val="19"/>
                 <w:szCs w:val="19"/>
               </w:rPr>
-              <w:t xml:space="preserve">Модули, токены для ИИ-агентов, бэкапы, очистка кэша</w:t>
+              <w:t xml:space="preserve">Модули, доступ и токены для ИИ-агентов, бэкапы, очистка кэша</w:t>
             </w:r>
           </w:p>
         </w:tc>
@@ -5068,6 +5096,25 @@
     </w:p>
     <w:p>
       <w:pPr>
+        <w:spacing w:after="120" w:line="300"/>
+      </w:pPr>
+      <w:r>
+        <w:rPr>
+          <w:rFonts w:ascii="Arial" w:cs="Arial" w:eastAsia="Arial" w:hAnsi="Arial"/>
+          <w:b/>
+          <w:bCs/>
+        </w:rPr>
+        <w:t xml:space="preserve">Система.</w:t>
+      </w:r>
+      <w:r>
+        <w:rPr>
+          <w:rFonts w:ascii="Arial" w:cs="Arial" w:eastAsia="Arial" w:hAnsi="Arial"/>
+        </w:rPr>
+        <w:t xml:space="preserve"> Обслуживание (кэш, бэкап), модули и доступ для ИИ-агентов. Как устроен доступ агентов, описано в разделе 13.</w:t>
+      </w:r>
+    </w:p>
+    <w:p>
+      <w:pPr>
         <w:keepNext/>
         <w:spacing w:after="60" w:before="120"/>
         <w:jc w:val="center"/>
@@ -5075,9 +5122,9 @@
       <w:r>
         <w:drawing>
           <wp:inline distT="0" distB="0" distL="0" distR="0">
-            <wp:extent cx="5715000" cy="3533775"/>
+            <wp:extent cx="4953000" cy="4305300"/>
             <wp:effectExtent t="0" r="0" b="0" l="0"/>
-            <wp:docPr id="33" name="28-system" descr="Система: обслуживание, модули, токены для ИИ-агентов" title="Система: обслуживание, модули, токены для ИИ-агентов"/>
+            <wp:docPr id="33" name="52-system-agents" descr="Система: доступ для ИИ-агентов, переключатель самовыдачи, список токенов с кнопкой «Отозвать»" title="Система: доступ для ИИ-агентов, переключатель самовыдачи, список токенов с кнопкой «Отозвать»"/>
             <wp:cNvGraphicFramePr>
               <a:graphicFrameLocks xmlns:a="http://schemas.openxmlformats.org/drawingml/2006/main" noChangeAspect="1"/>
             </wp:cNvGraphicFramePr>
@@ -5100,7 +5147,7 @@
                   <pic:spPr bwMode="auto">
                     <a:xfrm>
                       <a:off x="0" y="0"/>
-                      <a:ext cx="5715000" cy="3533775"/>
+                      <a:ext cx="4953000" cy="4305300"/>
                     </a:xfrm>
                     <a:prstGeom prst="rect">
                       <a:avLst/>
@@ -5127,7 +5174,7 @@
           <w:sz w:val="18"/>
           <w:szCs w:val="18"/>
         </w:rPr>
-        <w:t xml:space="preserve">Рисунок 33. Система: обслуживание, модули, токены для ИИ-агентов</w:t>
+        <w:t xml:space="preserve">Рисунок 33. Система: доступ для ИИ-агентов, переключатель самовыдачи, список токенов с кнопкой «Отозвать»</w:t>
       </w:r>
     </w:p>
     <w:p>
@@ -5826,6 +5873,296 @@
     </w:p>
     <w:p>
       <w:pPr>
+        <w:pStyle w:val="Heading2"/>
+        <w:keepNext/>
+      </w:pPr>
+      <w:r>
+        <w:rPr>
+          <w:rFonts w:ascii="Arial" w:cs="Arial" w:eastAsia="Arial" w:hAnsi="Arial"/>
+        </w:rPr>
+        <w:t xml:space="preserve">Как агент подключается сам</w:t>
+      </w:r>
+    </w:p>
+    <w:p>
+      <w:pPr>
+        <w:spacing w:after="120" w:line="300"/>
+      </w:pPr>
+      <w:r>
+        <w:rPr>
+          <w:rFonts w:ascii="Arial" w:cs="Arial" w:eastAsia="Arial" w:hAnsi="Arial"/>
+        </w:rPr>
+        <w:t xml:space="preserve">По вашему замечанию переделан сам путь подключения. Раньше токен должен был выдать человек в админке. Теперь агент делает это сам, а админка нужна, чтобы видеть, кто подключился, и отозвать доступ. Сценарий такой, как вы описали:</w:t>
+      </w:r>
+    </w:p>
+    <w:p>
+      <w:pPr>
+        <w:pStyle w:val="ListParagraph"/>
+        <w:numPr>
+          <w:ilvl w:val="0"/>
+          <w:numId w:val="6"/>
+        </w:numPr>
+        <w:spacing w:after="60" w:line="290"/>
+      </w:pPr>
+      <w:r>
+        <w:rPr>
+          <w:rFonts w:ascii="Arial" w:cs="Arial" w:eastAsia="Arial" w:hAnsi="Arial"/>
+        </w:rPr>
+        <w:t xml:space="preserve">Владелец говорит агенту: «Зайди на сайт https://адрес/AGENT.md, логин такой-то, пароль такой-то».</w:t>
+      </w:r>
+    </w:p>
+    <w:p>
+      <w:pPr>
+        <w:pStyle w:val="ListParagraph"/>
+        <w:numPr>
+          <w:ilvl w:val="0"/>
+          <w:numId w:val="6"/>
+        </w:numPr>
+        <w:spacing w:after="60" w:line="290"/>
+      </w:pPr>
+      <w:r>
+        <w:rPr>
+          <w:rFonts w:ascii="Arial" w:cs="Arial" w:eastAsia="Arial" w:hAnsi="Arial"/>
+        </w:rPr>
+        <w:t xml:space="preserve">Агент открывает адрес в обычном вебе (без входа и без доступа к файлам сервера), читает инструкцию. В ней уже подставлен адрес этого сайта.</w:t>
+      </w:r>
+    </w:p>
+    <w:p>
+      <w:pPr>
+        <w:pStyle w:val="ListParagraph"/>
+        <w:numPr>
+          <w:ilvl w:val="0"/>
+          <w:numId w:val="6"/>
+        </w:numPr>
+        <w:spacing w:after="60" w:line="290"/>
+      </w:pPr>
+      <w:r>
+        <w:rPr>
+          <w:rFonts w:ascii="Arial" w:cs="Arial" w:eastAsia="Arial" w:hAnsi="Arial"/>
+        </w:rPr>
+        <w:t xml:space="preserve">Агент отправляет логин и пароль на </w:t>
+      </w:r>
+      <w:r>
+        <w:rPr>
+          <w:rFonts w:ascii="Courier New" w:cs="Courier New" w:eastAsia="Courier New" w:hAnsi="Courier New"/>
+          <w:sz w:val="20"/>
+          <w:szCs w:val="20"/>
+        </w:rPr>
+        <w:t xml:space="preserve">/admin/api.php</w:t>
+      </w:r>
+      <w:r>
+        <w:rPr>
+          <w:rFonts w:ascii="Arial" w:cs="Arial" w:eastAsia="Arial" w:hAnsi="Arial"/>
+        </w:rPr>
+        <w:t xml:space="preserve"> с действием </w:t>
+      </w:r>
+      <w:r>
+        <w:rPr>
+          <w:rFonts w:ascii="Courier New" w:cs="Courier New" w:eastAsia="Courier New" w:hAnsi="Courier New"/>
+          <w:sz w:val="20"/>
+          <w:szCs w:val="20"/>
+        </w:rPr>
+        <w:t xml:space="preserve">issue_token</w:t>
+      </w:r>
+      <w:r>
+        <w:rPr>
+          <w:rFonts w:ascii="Arial" w:cs="Arial" w:eastAsia="Arial" w:hAnsi="Arial"/>
+        </w:rPr>
+        <w:t xml:space="preserve"> и своим именем и получает токен, который показывается один раз.</w:t>
+      </w:r>
+    </w:p>
+    <w:p>
+      <w:pPr>
+        <w:pStyle w:val="ListParagraph"/>
+        <w:numPr>
+          <w:ilvl w:val="0"/>
+          <w:numId w:val="6"/>
+        </w:numPr>
+        <w:spacing w:after="60" w:line="290"/>
+      </w:pPr>
+      <w:r>
+        <w:rPr>
+          <w:rFonts w:ascii="Arial" w:cs="Arial" w:eastAsia="Arial" w:hAnsi="Arial"/>
+        </w:rPr>
+        <w:t xml:space="preserve">Дальше агент работает только по токену (MCP или REST), пароль ему больше не нужен. В «Системе» у владельца появляется строка с именем агента.</w:t>
+      </w:r>
+    </w:p>
+    <w:p>
+      <w:pPr>
+        <w:spacing w:after="120" w:line="300"/>
+      </w:pPr>
+      <w:r>
+        <w:rPr>
+          <w:rFonts w:ascii="Arial" w:cs="Arial" w:eastAsia="Arial" w:hAnsi="Arial"/>
+          <w:b/>
+          <w:bCs/>
+        </w:rPr>
+        <w:t xml:space="preserve">Ваш второй вопрос, как агент доберётся до инструкций.</w:t>
+      </w:r>
+      <w:r>
+        <w:rPr>
+          <w:rFonts w:ascii="Arial" w:cs="Arial" w:eastAsia="Arial" w:hAnsi="Arial"/>
+        </w:rPr>
+        <w:t xml:space="preserve"> Файл лежит по адресу </w:t>
+      </w:r>
+      <w:r>
+        <w:rPr>
+          <w:rFonts w:ascii="Courier New" w:cs="Courier New" w:eastAsia="Courier New" w:hAnsi="Courier New"/>
+          <w:sz w:val="20"/>
+          <w:szCs w:val="20"/>
+        </w:rPr>
+        <w:t xml:space="preserve">/AGENT.md</w:t>
+      </w:r>
+      <w:r>
+        <w:rPr>
+          <w:rFonts w:ascii="Arial" w:cs="Arial" w:eastAsia="Arial" w:hAnsi="Arial"/>
+        </w:rPr>
+        <w:t xml:space="preserve">, то есть открывается как обычная веб-страница, и не требует доступа к файловой системе. Куда смотреть, агент узнаёт четырьмя способами: из </w:t>
+      </w:r>
+      <w:r>
+        <w:rPr>
+          <w:rFonts w:ascii="Courier New" w:cs="Courier New" w:eastAsia="Courier New" w:hAnsi="Courier New"/>
+          <w:sz w:val="20"/>
+          <w:szCs w:val="20"/>
+        </w:rPr>
+        <w:t xml:space="preserve">/llms.txt</w:t>
+      </w:r>
+      <w:r>
+        <w:rPr>
+          <w:rFonts w:ascii="Arial" w:cs="Arial" w:eastAsia="Arial" w:hAnsi="Arial"/>
+        </w:rPr>
+        <w:t xml:space="preserve"> (раздел «For agents»), со страницы входа (внизу подпись для ИИ-агентов), из любого ответа «нужен вход» (401) от API и MCP, и из приветствия MCP-сервера (</w:t>
+      </w:r>
+      <w:r>
+        <w:rPr>
+          <w:rFonts w:ascii="Courier New" w:cs="Courier New" w:eastAsia="Courier New" w:hAnsi="Courier New"/>
+          <w:sz w:val="20"/>
+          <w:szCs w:val="20"/>
+        </w:rPr>
+        <w:t xml:space="preserve">initialize</w:t>
+      </w:r>
+      <w:r>
+        <w:rPr>
+          <w:rFonts w:ascii="Arial" w:cs="Arial" w:eastAsia="Arial" w:hAnsi="Arial"/>
+        </w:rPr>
+        <w:t xml:space="preserve">). Поэтому он находит инструкцию и тогда, когда ему дали только адрес сайта.</w:t>
+      </w:r>
+    </w:p>
+    <w:p>
+      <w:pPr>
+        <w:keepNext/>
+        <w:spacing w:after="60" w:before="120"/>
+        <w:jc w:val="center"/>
+      </w:pPr>
+      <w:r>
+        <w:drawing>
+          <wp:inline distT="0" distB="0" distL="0" distR="0">
+            <wp:extent cx="4953000" cy="3057525"/>
+            <wp:effectExtent t="0" r="0" b="0" l="0"/>
+            <wp:docPr id="42" name="51-login-agent-hint" descr="Страница входа: внизу подпись для ИИ-агентов с адресом инструкции" title="Страница входа: внизу подпись для ИИ-агентов с адресом инструкции"/>
+            <wp:cNvGraphicFramePr>
+              <a:graphicFrameLocks xmlns:a="http://schemas.openxmlformats.org/drawingml/2006/main" noChangeAspect="1"/>
+            </wp:cNvGraphicFramePr>
+            <a:graphic xmlns:a="http://schemas.openxmlformats.org/drawingml/2006/main">
+              <a:graphicData uri="http://schemas.openxmlformats.org/drawingml/2006/picture">
+                <pic:pic xmlns:pic="http://schemas.openxmlformats.org/drawingml/2006/picture">
+                  <pic:nvPicPr>
+                    <pic:cNvPr id="0" name="" descr=""/>
+                    <pic:cNvPicPr>
+                      <a:picLocks noChangeAspect="1" noChangeArrowheads="1"/>
+                    </pic:cNvPicPr>
+                  </pic:nvPicPr>
+                  <pic:blipFill>
+                    <a:blip r:embed="rId49" cstate="none"/>
+                    <a:srcRect/>
+                    <a:stretch>
+                      <a:fillRect/>
+                    </a:stretch>
+                  </pic:blipFill>
+                  <pic:spPr bwMode="auto">
+                    <a:xfrm>
+                      <a:off x="0" y="0"/>
+                      <a:ext cx="4953000" cy="3057525"/>
+                    </a:xfrm>
+                    <a:prstGeom prst="rect">
+                      <a:avLst/>
+                    </a:prstGeom>
+                  </pic:spPr>
+                </pic:pic>
+              </a:graphicData>
+            </a:graphic>
+          </wp:inline>
+        </w:drawing>
+      </w:r>
+    </w:p>
+    <w:p>
+      <w:pPr>
+        <w:spacing w:after="200"/>
+        <w:jc w:val="center"/>
+      </w:pPr>
+      <w:r>
+        <w:rPr>
+          <w:rFonts w:ascii="Arial" w:cs="Arial" w:eastAsia="Arial" w:hAnsi="Arial"/>
+          <w:i/>
+          <w:iCs/>
+          <w:color w:val="555555"/>
+          <w:sz w:val="18"/>
+          <w:szCs w:val="18"/>
+        </w:rPr>
+        <w:t xml:space="preserve">Рисунок 40. Страница входа: внизу подпись для ИИ-агентов с адресом инструкции</w:t>
+      </w:r>
+    </w:p>
+    <w:p>
+      <w:pPr>
+        <w:spacing w:after="120" w:line="300"/>
+      </w:pPr>
+      <w:r>
+        <w:rPr>
+          <w:rFonts w:ascii="Arial" w:cs="Arial" w:eastAsia="Arial" w:hAnsi="Arial"/>
+          <w:b/>
+          <w:bCs/>
+        </w:rPr>
+        <w:t xml:space="preserve">Защита.</w:t>
+      </w:r>
+      <w:r>
+        <w:rPr>
+          <w:rFonts w:ascii="Arial" w:cs="Arial" w:eastAsia="Arial" w:hAnsi="Arial"/>
+        </w:rPr>
+        <w:t xml:space="preserve"> Логин и пароль считаются как при входе в админку: пять неверных попыток блокируют адрес и логин на 15 минут. Токен не может быть сильнее роли того пользователя, чей пароль использован, поэтому для агента лучше завести отдельного пользователя с ролью «Редактор». Не больше 10 токенов в час на пользователя. В базе хранится только отпечаток токена. Владелец в любой момент отзывает токен в «Системе», а переключателем «Разрешить агентам получать токен по логину и паролю» может выключить самовыдачу совсем: тогда агент получит отказ и должен попросить токен у человека.</w:t>
+      </w:r>
+    </w:p>
+    <w:p>
+      <w:pPr>
+        <w:spacing w:after="120" w:line="300"/>
+      </w:pPr>
+      <w:r>
+        <w:rPr>
+          <w:rFonts w:ascii="Arial" w:cs="Arial" w:eastAsia="Arial" w:hAnsi="Arial"/>
+          <w:b/>
+          <w:bCs/>
+        </w:rPr>
+        <w:t xml:space="preserve">Что остаётся на вашей стороне:</w:t>
+      </w:r>
+      <w:r>
+        <w:rPr>
+          <w:rFonts w:ascii="Arial" w:cs="Arial" w:eastAsia="Arial" w:hAnsi="Arial"/>
+        </w:rPr>
+        <w:t xml:space="preserve"> передать пароль агенту, значит, доверить его. Если агент работает в чужом облаке, пароль попадёт в его контекст. Это общая особенность такого сценария, поэтому рекомендуем отдельного пользователя-редактора, а не администратора, и отзыв токена после работы.</w:t>
+      </w:r>
+    </w:p>
+    <w:p>
+      <w:pPr>
+        <w:pStyle w:val="Heading2"/>
+        <w:keepNext/>
+      </w:pPr>
+      <w:r>
+        <w:rPr>
+          <w:rFonts w:ascii="Arial" w:cs="Arial" w:eastAsia="Arial" w:hAnsi="Arial"/>
+        </w:rPr>
+        <w:t xml:space="preserve">Инструменты агента</w:t>
+      </w:r>
+    </w:p>
+    <w:p>
+      <w:pPr>
         <w:spacing w:after="120" w:line="300"/>
       </w:pPr>
       <w:r>
@@ -6374,7 +6711,21 @@
         <w:rPr>
           <w:rFonts w:ascii="Arial" w:cs="Arial" w:eastAsia="Arial" w:hAnsi="Arial"/>
         </w:rPr>
-        <w:t xml:space="preserve">Окончательного удаления из корзины у агентов нет: оно доступно только человеку-администратору в админке. Массовое удаление агентом ограничено предохранителем: если за сеанс затронуто больше 15 процентов страниц (но не меньше трёх), запись замораживается, а изменение откатывается. Инструкция для агента (файл AGENT.md) обновлена.</w:t>
+        <w:t xml:space="preserve">Окончательного удаления из корзины у агентов нет: оно доступно только человеку-администратору в админке. Массовое удаление агентом ограничено предохранителем: если за сеанс затронуто больше 15 процентов страниц (но не меньше трёх), запись замораживается, а изменение откатывается. Инструкция для агента (</w:t>
+      </w:r>
+      <w:r>
+        <w:rPr>
+          <w:rFonts w:ascii="Courier New" w:cs="Courier New" w:eastAsia="Courier New" w:hAnsi="Courier New"/>
+          <w:sz w:val="20"/>
+          <w:szCs w:val="20"/>
+        </w:rPr>
+        <w:t xml:space="preserve">/AGENT.md</w:t>
+      </w:r>
+      <w:r>
+        <w:rPr>
+          <w:rFonts w:ascii="Arial" w:cs="Arial" w:eastAsia="Arial" w:hAnsi="Arial"/>
+        </w:rPr>
+        <w:t xml:space="preserve">) обновлена.</w:t>
       </w:r>
     </w:p>
     <w:p>
@@ -6574,7 +6925,7 @@
                 <w:sz w:val="19"/>
                 <w:szCs w:val="19"/>
               </w:rPr>
-              <w:t xml:space="preserve">114 автоматических тестов (основная часть и интеграционные через настоящий веб-сервер, включая проверку отправки писем на поддельный SMTP-сервер)</w:t>
+              <w:t xml:space="preserve">116 автоматических тестов (основная часть и интеграционные через настоящий веб-сервер, включая проверку отправки писем на поддельный SMTP-сервер и самовыдачу токена агентом: правильный и неверный пароль, роль выше разрешённой, занятое имя, отзыв, выключение, блокировка после неверных паролей)</w:t>
             </w:r>
           </w:p>
         </w:tc>
@@ -7592,6 +7943,30 @@
           <w:rFonts w:ascii="Arial" w:cs="Arial" w:eastAsia="Arial" w:hAnsi="Arial"/>
         </w:rPr>
         <w:t xml:space="preserve"> в корзине лежат вне публичной папки сайта и по адресу не открываются. Пока картинка в корзине, в старых версиях страниц на её месте пусто, после возврата адрес снова работает.</w:t>
+      </w:r>
+    </w:p>
+    <w:p>
+      <w:pPr>
+        <w:pStyle w:val="ListParagraph"/>
+        <w:numPr>
+          <w:ilvl w:val="0"/>
+          <w:numId w:val="2"/>
+        </w:numPr>
+        <w:spacing w:after="60" w:line="290"/>
+      </w:pPr>
+      <w:r>
+        <w:rPr>
+          <w:rFonts w:ascii="Arial" w:cs="Arial" w:eastAsia="Arial" w:hAnsi="Arial"/>
+          <w:b/>
+          <w:bCs/>
+        </w:rPr>
+        <w:t xml:space="preserve">Самовыдача токена</w:t>
+      </w:r>
+      <w:r>
+        <w:rPr>
+          <w:rFonts w:ascii="Arial" w:cs="Arial" w:eastAsia="Arial" w:hAnsi="Arial"/>
+        </w:rPr>
+        <w:t xml:space="preserve"> построена на том, что владелец доверяет агенту логин и пароль. Если агент работает в чужом облаке, пароль окажется в его контексте. Смягчение: отдельный пользователь-редактор для агента, отзыв токена после работы, переключатель самовыдачи в «Системе». Доступ через специальные одноразовые коды можно добавить, если захотите строже.</w:t>
       </w:r>
     </w:p>
     <w:p>
@@ -8280,6 +8655,204 @@
                 <w:sz w:val="19"/>
                 <w:szCs w:val="19"/>
               </w:rPr>
+              <w:t xml:space="preserve">Замечание к «Системе»: пользователь сам токен не выдаёт, агент заходит на сайт, получает логин и пароль, читает инструкцию и выдаёт себе доступ</w:t>
+            </w:r>
+          </w:p>
+        </w:tc>
+        <w:tc>
+          <w:tcPr>
+            <w:tcW w:type="dxa" w:w="5638"/>
+            <w:tcBorders>
+              <w:top w:val="single" w:color="C8C8CE" w:sz="4"/>
+              <w:left w:val="single" w:color="C8C8CE" w:sz="4"/>
+              <w:bottom w:val="single" w:color="C8C8CE" w:sz="4"/>
+              <w:right w:val="single" w:color="C8C8CE" w:sz="4"/>
+            </w:tcBorders>
+            <w:tcMar>
+              <w:top w:type="dxa" w:w="70"/>
+              <w:left w:type="dxa" w:w="110"/>
+              <w:bottom w:type="dxa" w:w="70"/>
+              <w:right w:type="dxa" w:w="110"/>
+            </w:tcMar>
+          </w:tcPr>
+          <w:p>
+            <w:pPr>
+              <w:spacing w:after="20"/>
+            </w:pPr>
+            <w:r>
+              <w:rPr>
+                <w:rFonts w:ascii="Arial" w:cs="Arial" w:eastAsia="Arial" w:hAnsi="Arial"/>
+                <w:b w:val="false"/>
+                <w:bCs w:val="false"/>
+                <w:sz w:val="19"/>
+                <w:szCs w:val="19"/>
+              </w:rPr>
+              <w:t xml:space="preserve">Сделано: агент обменивает логин и пароль на свой токен запросом </w:t>
+            </w:r>
+            <w:r>
+              <w:rPr>
+                <w:rFonts w:ascii="Courier New" w:cs="Courier New" w:eastAsia="Courier New" w:hAnsi="Courier New"/>
+                <w:b w:val="false"/>
+                <w:bCs w:val="false"/>
+                <w:sz w:val="18"/>
+                <w:szCs w:val="18"/>
+              </w:rPr>
+              <w:t xml:space="preserve">issue_token</w:t>
+            </w:r>
+            <w:r>
+              <w:rPr>
+                <w:rFonts w:ascii="Arial" w:cs="Arial" w:eastAsia="Arial" w:hAnsi="Arial"/>
+                <w:b w:val="false"/>
+                <w:bCs w:val="false"/>
+                <w:sz w:val="19"/>
+                <w:szCs w:val="19"/>
+              </w:rPr>
+              <w:t xml:space="preserve">. Порядок прописан в инструкции. Интерфейс остался для владельца: список, отзыв, переключатель самовыдачи.</w:t>
+            </w:r>
+          </w:p>
+        </w:tc>
+      </w:tr>
+      <w:tr>
+        <w:trPr>
+          <w:cantSplit/>
+        </w:trPr>
+        <w:tc>
+          <w:tcPr>
+            <w:tcW w:type="dxa" w:w="4000"/>
+            <w:tcBorders>
+              <w:top w:val="single" w:color="C8C8CE" w:sz="4"/>
+              <w:left w:val="single" w:color="C8C8CE" w:sz="4"/>
+              <w:bottom w:val="single" w:color="C8C8CE" w:sz="4"/>
+              <w:right w:val="single" w:color="C8C8CE" w:sz="4"/>
+            </w:tcBorders>
+            <w:tcMar>
+              <w:top w:type="dxa" w:w="70"/>
+              <w:left w:type="dxa" w:w="110"/>
+              <w:bottom w:type="dxa" w:w="70"/>
+              <w:right w:type="dxa" w:w="110"/>
+            </w:tcMar>
+          </w:tcPr>
+          <w:p>
+            <w:pPr>
+              <w:spacing w:after="20"/>
+            </w:pPr>
+            <w:r>
+              <w:rPr>
+                <w:rFonts w:ascii="Arial" w:cs="Arial" w:eastAsia="Arial" w:hAnsi="Arial"/>
+                <w:b w:val="false"/>
+                <w:bCs w:val="false"/>
+                <w:sz w:val="19"/>
+                <w:szCs w:val="19"/>
+              </w:rPr>
+              <w:t xml:space="preserve">Как агент доберётся до инструкций, если он работает в вебе, а не в файловой системе</w:t>
+            </w:r>
+          </w:p>
+        </w:tc>
+        <w:tc>
+          <w:tcPr>
+            <w:tcW w:type="dxa" w:w="5638"/>
+            <w:tcBorders>
+              <w:top w:val="single" w:color="C8C8CE" w:sz="4"/>
+              <w:left w:val="single" w:color="C8C8CE" w:sz="4"/>
+              <w:bottom w:val="single" w:color="C8C8CE" w:sz="4"/>
+              <w:right w:val="single" w:color="C8C8CE" w:sz="4"/>
+            </w:tcBorders>
+            <w:tcMar>
+              <w:top w:type="dxa" w:w="70"/>
+              <w:left w:type="dxa" w:w="110"/>
+              <w:bottom w:type="dxa" w:w="70"/>
+              <w:right w:type="dxa" w:w="110"/>
+            </w:tcMar>
+          </w:tcPr>
+          <w:p>
+            <w:pPr>
+              <w:spacing w:after="20"/>
+            </w:pPr>
+            <w:r>
+              <w:rPr>
+                <w:rFonts w:ascii="Arial" w:cs="Arial" w:eastAsia="Arial" w:hAnsi="Arial"/>
+                <w:b w:val="false"/>
+                <w:bCs w:val="false"/>
+                <w:sz w:val="19"/>
+                <w:szCs w:val="19"/>
+              </w:rPr>
+              <w:t xml:space="preserve">Инструкция отдаётся как веб-страница </w:t>
+            </w:r>
+            <w:r>
+              <w:rPr>
+                <w:rFonts w:ascii="Courier New" w:cs="Courier New" w:eastAsia="Courier New" w:hAnsi="Courier New"/>
+                <w:b w:val="false"/>
+                <w:bCs w:val="false"/>
+                <w:sz w:val="18"/>
+                <w:szCs w:val="18"/>
+              </w:rPr>
+              <w:t xml:space="preserve">/AGENT.md</w:t>
+            </w:r>
+            <w:r>
+              <w:rPr>
+                <w:rFonts w:ascii="Arial" w:cs="Arial" w:eastAsia="Arial" w:hAnsi="Arial"/>
+                <w:b w:val="false"/>
+                <w:bCs w:val="false"/>
+                <w:sz w:val="19"/>
+                <w:szCs w:val="19"/>
+              </w:rPr>
+              <w:t xml:space="preserve"> с адресом сайта внутри. На неё ведут </w:t>
+            </w:r>
+            <w:r>
+              <w:rPr>
+                <w:rFonts w:ascii="Courier New" w:cs="Courier New" w:eastAsia="Courier New" w:hAnsi="Courier New"/>
+                <w:b w:val="false"/>
+                <w:bCs w:val="false"/>
+                <w:sz w:val="18"/>
+                <w:szCs w:val="18"/>
+              </w:rPr>
+              <w:t xml:space="preserve">/llms.txt</w:t>
+            </w:r>
+            <w:r>
+              <w:rPr>
+                <w:rFonts w:ascii="Arial" w:cs="Arial" w:eastAsia="Arial" w:hAnsi="Arial"/>
+                <w:b w:val="false"/>
+                <w:bCs w:val="false"/>
+                <w:sz w:val="19"/>
+                <w:szCs w:val="19"/>
+              </w:rPr>
+              <w:t xml:space="preserve">, страница входа, ответы 401 и приветствие MCP.</w:t>
+            </w:r>
+          </w:p>
+        </w:tc>
+      </w:tr>
+      <w:tr>
+        <w:trPr>
+          <w:cantSplit/>
+        </w:trPr>
+        <w:tc>
+          <w:tcPr>
+            <w:tcW w:type="dxa" w:w="4000"/>
+            <w:tcBorders>
+              <w:top w:val="single" w:color="C8C8CE" w:sz="4"/>
+              <w:left w:val="single" w:color="C8C8CE" w:sz="4"/>
+              <w:bottom w:val="single" w:color="C8C8CE" w:sz="4"/>
+              <w:right w:val="single" w:color="C8C8CE" w:sz="4"/>
+            </w:tcBorders>
+            <w:tcMar>
+              <w:top w:type="dxa" w:w="70"/>
+              <w:left w:type="dxa" w:w="110"/>
+              <w:bottom w:type="dxa" w:w="70"/>
+              <w:right w:type="dxa" w:w="110"/>
+            </w:tcMar>
+          </w:tcPr>
+          <w:p>
+            <w:pPr>
+              <w:spacing w:after="20"/>
+            </w:pPr>
+            <w:r>
+              <w:rPr>
+                <w:rFonts w:ascii="Arial" w:cs="Arial" w:eastAsia="Arial" w:hAnsi="Arial"/>
+                <w:b w:val="false"/>
+                <w:bCs w:val="false"/>
+                <w:sz w:val="19"/>
+                <w:szCs w:val="19"/>
+              </w:rPr>
               <w:t xml:space="preserve">Замечание к «Настройкам»: это title и description, подписать для моделей, и для llms нужен отдельный текст</w:t>
             </w:r>
           </w:p>
@@ -8340,7 +8913,7 @@
         <w:pStyle w:val="ListParagraph"/>
         <w:numPr>
           <w:ilvl w:val="0"/>
-          <w:numId w:val="6"/>
+          <w:numId w:val="7"/>
         </w:numPr>
         <w:spacing w:after="60" w:line="290"/>
       </w:pPr>
@@ -8370,7 +8943,7 @@
         <w:pStyle w:val="ListParagraph"/>
         <w:numPr>
           <w:ilvl w:val="0"/>
-          <w:numId w:val="6"/>
+          <w:numId w:val="7"/>
         </w:numPr>
         <w:spacing w:after="60" w:line="290"/>
       </w:pPr>
@@ -8400,7 +8973,7 @@
         <w:pStyle w:val="ListParagraph"/>
         <w:numPr>
           <w:ilvl w:val="0"/>
-          <w:numId w:val="6"/>
+          <w:numId w:val="7"/>
         </w:numPr>
         <w:spacing w:after="60" w:line="290"/>
       </w:pPr>
@@ -9709,6 +10282,12 @@
     </w:lvlOverride>
   </w:num>
   <w:num w:numId="6">
+    <w:abstractNumId w:val="3"/>
+    <w:lvlOverride w:ilvl="0">
+      <w:startOverride w:val="1"/>
+    </w:lvlOverride>
+  </w:num>
+  <w:num w:numId="7">
     <w:abstractNumId w:val="3"/>
     <w:lvlOverride w:ilvl="0">
       <w:startOverride w:val="1"/>

--- a/docs/AgeCMS-админка-отчёт.docx
+++ b/docs/AgeCMS-админка-отчёт.docx
@@ -742,13 +742,51 @@
           <w:b/>
           <w:bCs/>
         </w:rPr>
+        <w:t xml:space="preserve">Без cron:</w:t>
+      </w:r>
+      <w:r>
+        <w:rPr>
+          <w:rFonts w:ascii="Arial" w:cs="Arial" w:eastAsia="Arial" w:hAnsi="Arial"/>
+        </w:rPr>
+        <w:t xml:space="preserve"> кэш обновляется в момент сохранения, уведомления поисковикам и очередь разбираются сразу после ответа и при заходе посетителей. Крон в установщике больше не нужен. </w:t>
+      </w:r>
+      <w:r>
+        <w:rPr>
+          <w:rFonts w:ascii="Arial" w:cs="Arial" w:eastAsia="Arial" w:hAnsi="Arial"/>
+          <w:b/>
+          <w:bCs/>
+        </w:rPr>
+        <w:t xml:space="preserve">Адрес страницы</w:t>
+      </w:r>
+      <w:r>
+        <w:rPr>
+          <w:rFonts w:ascii="Arial" w:cs="Arial" w:eastAsia="Arial" w:hAnsi="Arial"/>
+        </w:rPr>
+        <w:t xml:space="preserve"> делается из заголовка автоматически.</w:t>
+      </w:r>
+    </w:p>
+    <w:p>
+      <w:pPr>
+        <w:pStyle w:val="ListParagraph"/>
+        <w:numPr>
+          <w:ilvl w:val="0"/>
+          <w:numId w:val="2"/>
+        </w:numPr>
+        <w:spacing w:after="60" w:line="290"/>
+      </w:pPr>
+      <w:r>
+        <w:rPr>
+          <w:rFonts w:ascii="Arial" w:cs="Arial" w:eastAsia="Arial" w:hAnsi="Arial"/>
+          <w:b/>
+          <w:bCs/>
+        </w:rPr>
         <w:t xml:space="preserve">Проверка:</w:t>
       </w:r>
       <w:r>
         <w:rPr>
           <w:rFonts w:ascii="Arial" w:cs="Arial" w:eastAsia="Arial" w:hAnsi="Arial"/>
         </w:rPr>
-        <w:t xml:space="preserve"> 116 автоматических тестов зелёные (в том числе обновление базы существующего сайта без потери данных), плюс прогон всех сценариев в настоящем браузере. Результаты в разделе 14.</w:t>
+        <w:t xml:space="preserve"> 120 автоматических тестов зелёные (в том числе обновление базы существующего сайта без потери данных), плюс прогон всех сценариев в настоящем браузере. Результаты в разделе 14.</w:t>
       </w:r>
     </w:p>
     <w:p>
@@ -2453,39 +2491,18 @@
         <w:rPr>
           <w:rFonts w:ascii="Arial" w:cs="Arial" w:eastAsia="Arial" w:hAnsi="Arial"/>
         </w:rPr>
-        <w:t xml:space="preserve">Как удалить страницу</w:t>
-      </w:r>
-    </w:p>
-    <w:p>
-      <w:pPr>
-        <w:pStyle w:val="ListParagraph"/>
-        <w:numPr>
-          <w:ilvl w:val="0"/>
-          <w:numId w:val="3"/>
-        </w:numPr>
-        <w:spacing w:after="60" w:line="290"/>
-      </w:pPr>
-      <w:r>
-        <w:rPr>
-          <w:rFonts w:ascii="Arial" w:cs="Arial" w:eastAsia="Arial" w:hAnsi="Arial"/>
-        </w:rPr>
-        <w:t xml:space="preserve">Нажмите значок корзины в списке или кнопку «Удалить страницу» внизу правой колонки редактора.</w:t>
-      </w:r>
-    </w:p>
-    <w:p>
-      <w:pPr>
-        <w:pStyle w:val="ListParagraph"/>
-        <w:numPr>
-          <w:ilvl w:val="0"/>
-          <w:numId w:val="3"/>
-        </w:numPr>
-        <w:spacing w:after="60" w:line="290"/>
-      </w:pPr>
-      <w:r>
-        <w:rPr>
-          <w:rFonts w:ascii="Arial" w:cs="Arial" w:eastAsia="Arial" w:hAnsi="Arial"/>
-        </w:rPr>
-        <w:t xml:space="preserve">Подтвердите в окне. Страница сразу пропадает с сайта, её копия в кэше удаляется. </w:t>
+        <w:t xml:space="preserve">Адрес страницы делается сам</w:t>
+      </w:r>
+    </w:p>
+    <w:p>
+      <w:pPr>
+        <w:spacing w:after="120" w:line="300"/>
+      </w:pPr>
+      <w:r>
+        <w:rPr>
+          <w:rFonts w:ascii="Arial" w:cs="Arial" w:eastAsia="Arial" w:hAnsi="Arial"/>
+        </w:rPr>
+        <w:t xml:space="preserve">По вашему замечанию адрес (slug) больше не нужно придумывать. В форме «Новая страница» вы пишете </w:t>
       </w:r>
       <w:r>
         <w:rPr>
@@ -2493,23 +2510,55 @@
           <w:b/>
           <w:bCs/>
         </w:rPr>
-        <w:t xml:space="preserve">Из системы она не стирается, а попадает в Корзину.</w:t>
-      </w:r>
-    </w:p>
-    <w:p>
-      <w:pPr>
-        <w:pStyle w:val="ListParagraph"/>
-        <w:numPr>
-          <w:ilvl w:val="0"/>
-          <w:numId w:val="3"/>
-        </w:numPr>
-        <w:spacing w:after="60" w:line="290"/>
-      </w:pPr>
-      <w:r>
-        <w:rPr>
-          <w:rFonts w:ascii="Arial" w:cs="Arial" w:eastAsia="Arial" w:hAnsi="Arial"/>
-        </w:rPr>
-        <w:t xml:space="preserve">В разделе «Корзина» нажмите «Восстановить», и страница вернётся в том виде, в каком её удалили.</w:t>
+        <w:t xml:space="preserve">заголовок</w:t>
+      </w:r>
+      <w:r>
+        <w:rPr>
+          <w:rFonts w:ascii="Arial" w:cs="Arial" w:eastAsia="Arial" w:hAnsi="Arial"/>
+        </w:rPr>
+        <w:t xml:space="preserve">, а адрес появляется сам: русские буквы переводятся в латиницу, пробелы и знаки становятся дефисами, например «Ремонт квартир под ключ» превращается в </w:t>
+      </w:r>
+      <w:r>
+        <w:rPr>
+          <w:rFonts w:ascii="Courier New" w:cs="Courier New" w:eastAsia="Courier New" w:hAnsi="Courier New"/>
+          <w:sz w:val="20"/>
+          <w:szCs w:val="20"/>
+        </w:rPr>
+        <w:t xml:space="preserve">remont-kvartir-pod-klyuch</w:t>
+      </w:r>
+      <w:r>
+        <w:rPr>
+          <w:rFonts w:ascii="Arial" w:cs="Arial" w:eastAsia="Arial" w:hAnsi="Arial"/>
+        </w:rPr>
+        <w:t xml:space="preserve">. Адрес можно поправить вручную, пока страница не создана. Если выбран родитель, адрес строится внутри него (</w:t>
+      </w:r>
+      <w:r>
+        <w:rPr>
+          <w:rFonts w:ascii="Courier New" w:cs="Courier New" w:eastAsia="Courier New" w:hAnsi="Courier New"/>
+          <w:sz w:val="20"/>
+          <w:szCs w:val="20"/>
+        </w:rPr>
+        <w:t xml:space="preserve">roditel/remont</w:t>
+      </w:r>
+      <w:r>
+        <w:rPr>
+          <w:rFonts w:ascii="Arial" w:cs="Arial" w:eastAsia="Arial" w:hAnsi="Arial"/>
+        </w:rPr>
+        <w:t xml:space="preserve">). Если такой адрес уже занят, добавляется номер (</w:t>
+      </w:r>
+      <w:r>
+        <w:rPr>
+          <w:rFonts w:ascii="Courier New" w:cs="Courier New" w:eastAsia="Courier New" w:hAnsi="Courier New"/>
+          <w:sz w:val="20"/>
+          <w:szCs w:val="20"/>
+        </w:rPr>
+        <w:t xml:space="preserve">-2</w:t>
+      </w:r>
+      <w:r>
+        <w:rPr>
+          <w:rFonts w:ascii="Arial" w:cs="Arial" w:eastAsia="Arial" w:hAnsi="Arial"/>
+        </w:rPr>
+        <w:t xml:space="preserve">), а адрес удалённой страницы не используется повторно, чтобы её можно было вернуть из корзины. Если поле адреса оставить пустым, адрес сделает сервер.</w:t>
       </w:r>
     </w:p>
     <w:p>
@@ -2521,9 +2570,9 @@
       <w:r>
         <w:drawing>
           <wp:inline distT="0" distB="0" distL="0" distR="0">
-            <wp:extent cx="5715000" cy="3533775"/>
+            <wp:extent cx="5334000" cy="1628775"/>
             <wp:effectExtent t="0" r="0" b="0" l="0"/>
-            <wp:docPr id="4" name="42-delete-confirm-editor" descr="Подтверждение переноса страницы в корзину" title="Подтверждение переноса страницы в корзину"/>
+            <wp:docPr id="4" name="53-new-page-slug" descr="Форма новой страницы: адрес подставляется из заголовка" title="Форма новой страницы: адрес подставляется из заголовка"/>
             <wp:cNvGraphicFramePr>
               <a:graphicFrameLocks xmlns:a="http://schemas.openxmlformats.org/drawingml/2006/main" noChangeAspect="1"/>
             </wp:cNvGraphicFramePr>
@@ -2546,7 +2595,7 @@
                   <pic:spPr bwMode="auto">
                     <a:xfrm>
                       <a:off x="0" y="0"/>
-                      <a:ext cx="5715000" cy="3533775"/>
+                      <a:ext cx="5334000" cy="1628775"/>
                     </a:xfrm>
                     <a:prstGeom prst="rect">
                       <a:avLst/>
@@ -2573,7 +2622,75 @@
           <w:sz w:val="18"/>
           <w:szCs w:val="18"/>
         </w:rPr>
-        <w:t xml:space="preserve">Рисунок 4. Подтверждение переноса страницы в корзину</w:t>
+        <w:t xml:space="preserve">Рисунок 4. Форма новой страницы: адрес подставляется из заголовка</w:t>
+      </w:r>
+    </w:p>
+    <w:p>
+      <w:pPr>
+        <w:pStyle w:val="Heading2"/>
+        <w:keepNext/>
+      </w:pPr>
+      <w:r>
+        <w:rPr>
+          <w:rFonts w:ascii="Arial" w:cs="Arial" w:eastAsia="Arial" w:hAnsi="Arial"/>
+        </w:rPr>
+        <w:t xml:space="preserve">Как удалить страницу</w:t>
+      </w:r>
+    </w:p>
+    <w:p>
+      <w:pPr>
+        <w:pStyle w:val="ListParagraph"/>
+        <w:numPr>
+          <w:ilvl w:val="0"/>
+          <w:numId w:val="3"/>
+        </w:numPr>
+        <w:spacing w:after="60" w:line="290"/>
+      </w:pPr>
+      <w:r>
+        <w:rPr>
+          <w:rFonts w:ascii="Arial" w:cs="Arial" w:eastAsia="Arial" w:hAnsi="Arial"/>
+        </w:rPr>
+        <w:t xml:space="preserve">Нажмите значок корзины в списке или кнопку «Удалить страницу» внизу правой колонки редактора.</w:t>
+      </w:r>
+    </w:p>
+    <w:p>
+      <w:pPr>
+        <w:pStyle w:val="ListParagraph"/>
+        <w:numPr>
+          <w:ilvl w:val="0"/>
+          <w:numId w:val="3"/>
+        </w:numPr>
+        <w:spacing w:after="60" w:line="290"/>
+      </w:pPr>
+      <w:r>
+        <w:rPr>
+          <w:rFonts w:ascii="Arial" w:cs="Arial" w:eastAsia="Arial" w:hAnsi="Arial"/>
+        </w:rPr>
+        <w:t xml:space="preserve">Подтвердите в окне. Страница сразу пропадает с сайта, её копия в кэше удаляется. </w:t>
+      </w:r>
+      <w:r>
+        <w:rPr>
+          <w:rFonts w:ascii="Arial" w:cs="Arial" w:eastAsia="Arial" w:hAnsi="Arial"/>
+          <w:b/>
+          <w:bCs/>
+        </w:rPr>
+        <w:t xml:space="preserve">Из системы она не стирается, а попадает в Корзину.</w:t>
+      </w:r>
+    </w:p>
+    <w:p>
+      <w:pPr>
+        <w:pStyle w:val="ListParagraph"/>
+        <w:numPr>
+          <w:ilvl w:val="0"/>
+          <w:numId w:val="3"/>
+        </w:numPr>
+        <w:spacing w:after="60" w:line="290"/>
+      </w:pPr>
+      <w:r>
+        <w:rPr>
+          <w:rFonts w:ascii="Arial" w:cs="Arial" w:eastAsia="Arial" w:hAnsi="Arial"/>
+        </w:rPr>
+        <w:t xml:space="preserve">В разделе «Корзина» нажмите «Восстановить», и страница вернётся в том виде, в каком её удалили.</w:t>
       </w:r>
     </w:p>
     <w:p>
@@ -2587,7 +2704,7 @@
           <wp:inline distT="0" distB="0" distL="0" distR="0">
             <wp:extent cx="5715000" cy="3533775"/>
             <wp:effectExtent t="0" r="0" b="0" l="0"/>
-            <wp:docPr id="5" name="43-trash-editor" descr="Корзина глазами редактора: вернуть можно, кнопки «навсегда» нет" title="Корзина глазами редактора: вернуть можно, кнопки «навсегда» нет"/>
+            <wp:docPr id="5" name="42-delete-confirm-editor" descr="Подтверждение переноса страницы в корзину" title="Подтверждение переноса страницы в корзину"/>
             <wp:cNvGraphicFramePr>
               <a:graphicFrameLocks xmlns:a="http://schemas.openxmlformats.org/drawingml/2006/main" noChangeAspect="1"/>
             </wp:cNvGraphicFramePr>
@@ -2637,7 +2754,7 @@
           <w:sz w:val="18"/>
           <w:szCs w:val="18"/>
         </w:rPr>
-        <w:t xml:space="preserve">Рисунок 5. Корзина глазами редактора: вернуть можно, кнопки «навсегда» нет</w:t>
+        <w:t xml:space="preserve">Рисунок 5. Подтверждение переноса страницы в корзину</w:t>
       </w:r>
     </w:p>
     <w:p>
@@ -2651,7 +2768,7 @@
           <wp:inline distT="0" distB="0" distL="0" distR="0">
             <wp:extent cx="5715000" cy="3533775"/>
             <wp:effectExtent t="0" r="0" b="0" l="0"/>
-            <wp:docPr id="6" name="44-trash-admin" descr="Корзина глазами администратора: рядом с «Восстановить» значок «удалить навсегда»" title="Корзина глазами администратора: рядом с «Восстановить» значок «удалить навсегда»"/>
+            <wp:docPr id="6" name="43-trash-editor" descr="Корзина глазами редактора: вернуть можно, кнопки «навсегда» нет" title="Корзина глазами редактора: вернуть можно, кнопки «навсегда» нет"/>
             <wp:cNvGraphicFramePr>
               <a:graphicFrameLocks xmlns:a="http://schemas.openxmlformats.org/drawingml/2006/main" noChangeAspect="1"/>
             </wp:cNvGraphicFramePr>
@@ -2701,7 +2818,7 @@
           <w:sz w:val="18"/>
           <w:szCs w:val="18"/>
         </w:rPr>
-        <w:t xml:space="preserve">Рисунок 6. Корзина глазами администратора: рядом с «Восстановить» значок «удалить навсегда»</w:t>
+        <w:t xml:space="preserve">Рисунок 6. Корзина глазами редактора: вернуть можно, кнопки «навсегда» нет</w:t>
       </w:r>
     </w:p>
     <w:p>
@@ -2715,7 +2832,7 @@
           <wp:inline distT="0" distB="0" distL="0" distR="0">
             <wp:extent cx="5715000" cy="3533775"/>
             <wp:effectExtent t="0" r="0" b="0" l="0"/>
-            <wp:docPr id="7" name="45-purge-confirm" descr="Окончательное удаление: отдельное подтверждение, только для администратора" title="Окончательное удаление: отдельное подтверждение, только для администратора"/>
+            <wp:docPr id="7" name="44-trash-admin" descr="Корзина глазами администратора: рядом с «Восстановить» значок «удалить навсегда»" title="Корзина глазами администратора: рядом с «Восстановить» значок «удалить навсегда»"/>
             <wp:cNvGraphicFramePr>
               <a:graphicFrameLocks xmlns:a="http://schemas.openxmlformats.org/drawingml/2006/main" noChangeAspect="1"/>
             </wp:cNvGraphicFramePr>
@@ -2765,7 +2882,7 @@
           <w:sz w:val="18"/>
           <w:szCs w:val="18"/>
         </w:rPr>
-        <w:t xml:space="preserve">Рисунок 7. Окончательное удаление: отдельное подтверждение, только для администратора</w:t>
+        <w:t xml:space="preserve">Рисунок 7. Корзина глазами администратора: рядом с «Восстановить» значок «удалить навсегда»</w:t>
       </w:r>
     </w:p>
     <w:p>
@@ -2779,7 +2896,7 @@
           <wp:inline distT="0" distB="0" distL="0" distR="0">
             <wp:extent cx="5715000" cy="3533775"/>
             <wp:effectExtent t="0" r="0" b="0" l="0"/>
-            <wp:docPr id="8" name="18-page-restored" descr="Восстановленная страница возвращается в том виде, в каком её удалили" title="Восстановленная страница возвращается в том виде, в каком её удалили"/>
+            <wp:docPr id="8" name="45-purge-confirm" descr="Окончательное удаление: отдельное подтверждение, только для администратора" title="Окончательное удаление: отдельное подтверждение, только для администратора"/>
             <wp:cNvGraphicFramePr>
               <a:graphicFrameLocks xmlns:a="http://schemas.openxmlformats.org/drawingml/2006/main" noChangeAspect="1"/>
             </wp:cNvGraphicFramePr>
@@ -2829,130 +2946,7 @@
           <w:sz w:val="18"/>
           <w:szCs w:val="18"/>
         </w:rPr>
-        <w:t xml:space="preserve">Рисунок 8. Восстановленная страница возвращается в том виде, в каком её удалили</w:t>
-      </w:r>
-    </w:p>
-    <w:p>
-      <w:pPr>
-        <w:pStyle w:val="Heading2"/>
-        <w:keepNext/>
-      </w:pPr>
-      <w:r>
-        <w:rPr>
-          <w:rFonts w:ascii="Arial" w:cs="Arial" w:eastAsia="Arial" w:hAnsi="Arial"/>
-        </w:rPr>
-        <w:t xml:space="preserve">Правила удаления</w:t>
-      </w:r>
-    </w:p>
-    <w:p>
-      <w:pPr>
-        <w:pStyle w:val="ListParagraph"/>
-        <w:numPr>
-          <w:ilvl w:val="0"/>
-          <w:numId w:val="2"/>
-        </w:numPr>
-        <w:spacing w:after="60" w:line="290"/>
-      </w:pPr>
-      <w:r>
-        <w:rPr>
-          <w:rFonts w:ascii="Arial" w:cs="Arial" w:eastAsia="Arial" w:hAnsi="Arial"/>
-        </w:rPr>
-        <w:t xml:space="preserve">Ничего не стирается сразу: и страницы, и картинки сначала попадают в Корзину. Автоматической очистки нет, как вы и сказали: удалять можно только вручную из самой Корзины.</w:t>
-      </w:r>
-    </w:p>
-    <w:p>
-      <w:pPr>
-        <w:pStyle w:val="ListParagraph"/>
-        <w:numPr>
-          <w:ilvl w:val="0"/>
-          <w:numId w:val="2"/>
-        </w:numPr>
-        <w:spacing w:after="60" w:line="290"/>
-      </w:pPr>
-      <w:r>
-        <w:rPr>
-          <w:rFonts w:ascii="Arial" w:cs="Arial" w:eastAsia="Arial" w:hAnsi="Arial"/>
-        </w:rPr>
-        <w:t xml:space="preserve">Окончательно удалять может только администратор. Редактор может убрать в Корзину и вернуть.</w:t>
-      </w:r>
-    </w:p>
-    <w:p>
-      <w:pPr>
-        <w:pStyle w:val="ListParagraph"/>
-        <w:numPr>
-          <w:ilvl w:val="0"/>
-          <w:numId w:val="2"/>
-        </w:numPr>
-        <w:spacing w:after="60" w:line="290"/>
-      </w:pPr>
-      <w:r>
-        <w:rPr>
-          <w:rFonts w:ascii="Arial" w:cs="Arial" w:eastAsia="Arial" w:hAnsi="Arial"/>
-        </w:rPr>
-        <w:t xml:space="preserve">Главную страницу удалить нельзя. Страницу, у которой есть дочерние, тоже: сначала удалите или переместите дочерние.</w:t>
-      </w:r>
-    </w:p>
-    <w:p>
-      <w:pPr>
-        <w:pStyle w:val="ListParagraph"/>
-        <w:numPr>
-          <w:ilvl w:val="0"/>
-          <w:numId w:val="2"/>
-        </w:numPr>
-        <w:spacing w:after="60" w:line="290"/>
-      </w:pPr>
-      <w:r>
-        <w:rPr>
-          <w:rFonts w:ascii="Arial" w:cs="Arial" w:eastAsia="Arial" w:hAnsi="Arial"/>
-        </w:rPr>
-        <w:t xml:space="preserve">«Удалить навсегда» убирает страницу из Корзины, и вернуть её через интерфейс уже нельзя. Журнал изменений при этом остаётся: он только дополняется, и его проверочная цепочка не должна ломаться (проверено тестом).</w:t>
-      </w:r>
-    </w:p>
-    <w:p>
-      <w:pPr>
-        <w:pStyle w:val="ListParagraph"/>
-        <w:numPr>
-          <w:ilvl w:val="0"/>
-          <w:numId w:val="2"/>
-        </w:numPr>
-        <w:spacing w:after="60" w:line="290"/>
-      </w:pPr>
-      <w:r>
-        <w:rPr>
-          <w:rFonts w:ascii="Arial" w:cs="Arial" w:eastAsia="Arial" w:hAnsi="Arial"/>
-        </w:rPr>
-        <w:t xml:space="preserve">Если у удалённой страницы родитель тем временем тоже удалён, она вернётся без родителя.</w:t>
-      </w:r>
-    </w:p>
-    <w:p>
-      <w:pPr>
-        <w:pStyle w:val="Heading1"/>
-        <w:keepNext/>
-      </w:pPr>
-      <w:r>
-        <w:rPr>
-          <w:rFonts w:ascii="Arial" w:cs="Arial" w:eastAsia="Arial" w:hAnsi="Arial"/>
-        </w:rPr>
-        <w:t xml:space="preserve">5. Редактор страницы и перетаскивание</w:t>
-      </w:r>
-    </w:p>
-    <w:p>
-      <w:pPr>
-        <w:spacing w:after="120" w:line="300"/>
-      </w:pPr>
-      <w:r>
-        <w:rPr>
-          <w:rFonts w:ascii="Arial" w:cs="Arial" w:eastAsia="Arial" w:hAnsi="Arial"/>
-          <w:b/>
-          <w:bCs/>
-        </w:rPr>
-        <w:t xml:space="preserve">Где:</w:t>
-      </w:r>
-      <w:r>
-        <w:rPr>
-          <w:rFonts w:ascii="Arial" w:cs="Arial" w:eastAsia="Arial" w:hAnsi="Arial"/>
-        </w:rPr>
-        <w:t xml:space="preserve"> «Страницы» → значок «править» или название страницы. Слева блоки страницы, справа параметры страницы и блок SEO. Кнопка «Сохранить» закреплена сверху и работает по Ctrl+S (на Mac Cmd+S). Пока есть несохранённые правки, рядом появляется жёлтая пометка, а при попытке уйти со страницы браузер предупредит.</w:t>
+        <w:t xml:space="preserve">Рисунок 8. Окончательное удаление: отдельное подтверждение, только для администратора</w:t>
       </w:r>
     </w:p>
     <w:p>
@@ -2966,7 +2960,7 @@
           <wp:inline distT="0" distB="0" distL="0" distR="0">
             <wp:extent cx="5715000" cy="3533775"/>
             <wp:effectExtent t="0" r="0" b="0" l="0"/>
-            <wp:docPr id="9" name="06-editor" descr="Редактор: блок «Hero» раскрыт, справа параметры страницы" title="Редактор: блок «Hero» раскрыт, справа параметры страницы"/>
+            <wp:docPr id="9" name="18-page-restored" descr="Восстановленная страница возвращается в том виде, в каком её удалили" title="Восстановленная страница возвращается в том виде, в каком её удалили"/>
             <wp:cNvGraphicFramePr>
               <a:graphicFrameLocks xmlns:a="http://schemas.openxmlformats.org/drawingml/2006/main" noChangeAspect="1"/>
             </wp:cNvGraphicFramePr>
@@ -3016,7 +3010,7 @@
           <w:sz w:val="18"/>
           <w:szCs w:val="18"/>
         </w:rPr>
-        <w:t xml:space="preserve">Рисунок 9. Редактор: блок «Hero» раскрыт, справа параметры страницы</w:t>
+        <w:t xml:space="preserve">Рисунок 9. Восстановленная страница возвращается в том виде, в каком её удалили</w:t>
       </w:r>
     </w:p>
     <w:p>
@@ -3028,7 +3022,99 @@
         <w:rPr>
           <w:rFonts w:ascii="Arial" w:cs="Arial" w:eastAsia="Arial" w:hAnsi="Arial"/>
         </w:rPr>
-        <w:t xml:space="preserve">Свернуть и перетащить</w:t>
+        <w:t xml:space="preserve">Правила удаления</w:t>
+      </w:r>
+    </w:p>
+    <w:p>
+      <w:pPr>
+        <w:pStyle w:val="ListParagraph"/>
+        <w:numPr>
+          <w:ilvl w:val="0"/>
+          <w:numId w:val="2"/>
+        </w:numPr>
+        <w:spacing w:after="60" w:line="290"/>
+      </w:pPr>
+      <w:r>
+        <w:rPr>
+          <w:rFonts w:ascii="Arial" w:cs="Arial" w:eastAsia="Arial" w:hAnsi="Arial"/>
+        </w:rPr>
+        <w:t xml:space="preserve">Ничего не стирается сразу: и страницы, и картинки сначала попадают в Корзину. Автоматической очистки нет, как вы и сказали: удалять можно только вручную из самой Корзины.</w:t>
+      </w:r>
+    </w:p>
+    <w:p>
+      <w:pPr>
+        <w:pStyle w:val="ListParagraph"/>
+        <w:numPr>
+          <w:ilvl w:val="0"/>
+          <w:numId w:val="2"/>
+        </w:numPr>
+        <w:spacing w:after="60" w:line="290"/>
+      </w:pPr>
+      <w:r>
+        <w:rPr>
+          <w:rFonts w:ascii="Arial" w:cs="Arial" w:eastAsia="Arial" w:hAnsi="Arial"/>
+        </w:rPr>
+        <w:t xml:space="preserve">Окончательно удалять может только администратор. Редактор может убрать в Корзину и вернуть.</w:t>
+      </w:r>
+    </w:p>
+    <w:p>
+      <w:pPr>
+        <w:pStyle w:val="ListParagraph"/>
+        <w:numPr>
+          <w:ilvl w:val="0"/>
+          <w:numId w:val="2"/>
+        </w:numPr>
+        <w:spacing w:after="60" w:line="290"/>
+      </w:pPr>
+      <w:r>
+        <w:rPr>
+          <w:rFonts w:ascii="Arial" w:cs="Arial" w:eastAsia="Arial" w:hAnsi="Arial"/>
+        </w:rPr>
+        <w:t xml:space="preserve">Главную страницу удалить нельзя. Страницу, у которой есть дочерние, тоже: сначала удалите или переместите дочерние.</w:t>
+      </w:r>
+    </w:p>
+    <w:p>
+      <w:pPr>
+        <w:pStyle w:val="ListParagraph"/>
+        <w:numPr>
+          <w:ilvl w:val="0"/>
+          <w:numId w:val="2"/>
+        </w:numPr>
+        <w:spacing w:after="60" w:line="290"/>
+      </w:pPr>
+      <w:r>
+        <w:rPr>
+          <w:rFonts w:ascii="Arial" w:cs="Arial" w:eastAsia="Arial" w:hAnsi="Arial"/>
+        </w:rPr>
+        <w:t xml:space="preserve">«Удалить навсегда» убирает страницу из Корзины, и вернуть её через интерфейс уже нельзя. Журнал изменений при этом остаётся: он только дополняется, и его проверочная цепочка не должна ломаться (проверено тестом).</w:t>
+      </w:r>
+    </w:p>
+    <w:p>
+      <w:pPr>
+        <w:pStyle w:val="ListParagraph"/>
+        <w:numPr>
+          <w:ilvl w:val="0"/>
+          <w:numId w:val="2"/>
+        </w:numPr>
+        <w:spacing w:after="60" w:line="290"/>
+      </w:pPr>
+      <w:r>
+        <w:rPr>
+          <w:rFonts w:ascii="Arial" w:cs="Arial" w:eastAsia="Arial" w:hAnsi="Arial"/>
+        </w:rPr>
+        <w:t xml:space="preserve">Если у удалённой страницы родитель тем временем тоже удалён, она вернётся без родителя.</w:t>
+      </w:r>
+    </w:p>
+    <w:p>
+      <w:pPr>
+        <w:pStyle w:val="Heading1"/>
+        <w:keepNext/>
+      </w:pPr>
+      <w:r>
+        <w:rPr>
+          <w:rFonts w:ascii="Arial" w:cs="Arial" w:eastAsia="Arial" w:hAnsi="Arial"/>
+        </w:rPr>
+        <w:t xml:space="preserve">5. Редактор страницы и перетаскивание</w:t>
       </w:r>
     </w:p>
     <w:p>
@@ -3038,8 +3124,16 @@
       <w:r>
         <w:rPr>
           <w:rFonts w:ascii="Arial" w:cs="Arial" w:eastAsia="Arial" w:hAnsi="Arial"/>
-        </w:rPr>
-        <w:t xml:space="preserve">Блоки сворачиваются стрелкой слева. У каждого блока слева значок из шести точек: за него блок можно перетащить мышью, пальцем или пером. Для клавиатуры сохранены кнопки «вверх» и «вниз». Список перемещается так же и внутри блока (например, пункты «Bento features» или вопросы FAQ).</w:t>
+          <w:b/>
+          <w:bCs/>
+        </w:rPr>
+        <w:t xml:space="preserve">Где:</w:t>
+      </w:r>
+      <w:r>
+        <w:rPr>
+          <w:rFonts w:ascii="Arial" w:cs="Arial" w:eastAsia="Arial" w:hAnsi="Arial"/>
+        </w:rPr>
+        <w:t xml:space="preserve"> «Страницы» → значок «править» или название страницы. Слева блоки страницы, справа параметры страницы и блок SEO. Кнопка «Сохранить» закреплена сверху и работает по Ctrl+S (на Mac Cmd+S). Пока есть несохранённые правки, рядом появляется жёлтая пометка, а при попытке уйти со страницы браузер предупредит.</w:t>
       </w:r>
     </w:p>
     <w:p>
@@ -3053,7 +3147,7 @@
           <wp:inline distT="0" distB="0" distL="0" distR="0">
             <wp:extent cx="5715000" cy="3533775"/>
             <wp:effectExtent t="0" r="0" b="0" l="0"/>
-            <wp:docPr id="10" name="06b-editor-collapsed" descr="Свёрнутые блоки удобно переставлять" title="Свёрнутые блоки удобно переставлять"/>
+            <wp:docPr id="10" name="06-editor" descr="Редактор: блок «Hero» раскрыт, справа параметры страницы" title="Редактор: блок «Hero» раскрыт, справа параметры страницы"/>
             <wp:cNvGraphicFramePr>
               <a:graphicFrameLocks xmlns:a="http://schemas.openxmlformats.org/drawingml/2006/main" noChangeAspect="1"/>
             </wp:cNvGraphicFramePr>
@@ -3103,7 +3197,30 @@
           <w:sz w:val="18"/>
           <w:szCs w:val="18"/>
         </w:rPr>
-        <w:t xml:space="preserve">Рисунок 10. Свёрнутые блоки удобно переставлять</w:t>
+        <w:t xml:space="preserve">Рисунок 10. Редактор: блок «Hero» раскрыт, справа параметры страницы</w:t>
+      </w:r>
+    </w:p>
+    <w:p>
+      <w:pPr>
+        <w:pStyle w:val="Heading2"/>
+        <w:keepNext/>
+      </w:pPr>
+      <w:r>
+        <w:rPr>
+          <w:rFonts w:ascii="Arial" w:cs="Arial" w:eastAsia="Arial" w:hAnsi="Arial"/>
+        </w:rPr>
+        <w:t xml:space="preserve">Свернуть и перетащить</w:t>
+      </w:r>
+    </w:p>
+    <w:p>
+      <w:pPr>
+        <w:spacing w:after="120" w:line="300"/>
+      </w:pPr>
+      <w:r>
+        <w:rPr>
+          <w:rFonts w:ascii="Arial" w:cs="Arial" w:eastAsia="Arial" w:hAnsi="Arial"/>
+        </w:rPr>
+        <w:t xml:space="preserve">Блоки сворачиваются стрелкой слева. У каждого блока слева значок из шести точек: за него блок можно перетащить мышью, пальцем или пером. Для клавиатуры сохранены кнопки «вверх» и «вниз». Список перемещается так же и внутри блока (например, пункты «Bento features» или вопросы FAQ).</w:t>
       </w:r>
     </w:p>
     <w:p>
@@ -3117,7 +3234,7 @@
           <wp:inline distT="0" distB="0" distL="0" distR="0">
             <wp:extent cx="5715000" cy="3533775"/>
             <wp:effectExtent t="0" r="0" b="0" l="0"/>
-            <wp:docPr id="11" name="07-editor-dragging" descr="Момент перетаскивания: блок «Bento features» (оранжевая рамка) переносится выше блока FAQ" title="Момент перетаскивания: блок «Bento features» (оранжевая рамка) переносится выше блока FAQ"/>
+            <wp:docPr id="11" name="06b-editor-collapsed" descr="Свёрнутые блоки удобно переставлять" title="Свёрнутые блоки удобно переставлять"/>
             <wp:cNvGraphicFramePr>
               <a:graphicFrameLocks xmlns:a="http://schemas.openxmlformats.org/drawingml/2006/main" noChangeAspect="1"/>
             </wp:cNvGraphicFramePr>
@@ -3167,7 +3284,7 @@
           <w:sz w:val="18"/>
           <w:szCs w:val="18"/>
         </w:rPr>
-        <w:t xml:space="preserve">Рисунок 11. Момент перетаскивания: блок «Bento features» (оранжевая рамка) переносится выше блока FAQ</w:t>
+        <w:t xml:space="preserve">Рисунок 11. Свёрнутые блоки удобно переставлять</w:t>
       </w:r>
     </w:p>
     <w:p>
@@ -3181,7 +3298,7 @@
           <wp:inline distT="0" distB="0" distL="0" distR="0">
             <wp:extent cx="5715000" cy="3533775"/>
             <wp:effectExtent t="0" r="0" b="0" l="0"/>
-            <wp:docPr id="12" name="09-list-dragging" descr="Перетаскивание пункта списка внутри блока" title="Перетаскивание пункта списка внутри блока"/>
+            <wp:docPr id="12" name="07-editor-dragging" descr="Момент перетаскивания: блок «Bento features» (оранжевая рамка) переносится выше блока FAQ" title="Момент перетаскивания: блок «Bento features» (оранжевая рамка) переносится выше блока FAQ"/>
             <wp:cNvGraphicFramePr>
               <a:graphicFrameLocks xmlns:a="http://schemas.openxmlformats.org/drawingml/2006/main" noChangeAspect="1"/>
             </wp:cNvGraphicFramePr>
@@ -3231,30 +3348,7 @@
           <w:sz w:val="18"/>
           <w:szCs w:val="18"/>
         </w:rPr>
-        <w:t xml:space="preserve">Рисунок 12. Перетаскивание пункта списка внутри блока</w:t>
-      </w:r>
-    </w:p>
-    <w:p>
-      <w:pPr>
-        <w:pStyle w:val="Heading2"/>
-        <w:keepNext/>
-      </w:pPr>
-      <w:r>
-        <w:rPr>
-          <w:rFonts w:ascii="Arial" w:cs="Arial" w:eastAsia="Arial" w:hAnsi="Arial"/>
-        </w:rPr>
-        <w:t xml:space="preserve">Блок «Картинка» и выбор из медиатеки</w:t>
-      </w:r>
-    </w:p>
-    <w:p>
-      <w:pPr>
-        <w:spacing w:after="120" w:line="300"/>
-      </w:pPr>
-      <w:r>
-        <w:rPr>
-          <w:rFonts w:ascii="Arial" w:cs="Arial" w:eastAsia="Arial" w:hAnsi="Arial"/>
-        </w:rPr>
-        <w:t xml:space="preserve">В список типов блоков добавлен «Image»: картинка, описание для доступности (alt, обязательно), подпись и переключатель «на всю ширину». Для поля картинки справа от адреса есть значок «выбрать из медиатеки». В окне можно взять готовую картинку или загрузить новую прямо оттуда: она сразу подставится в поле.</w:t>
+        <w:t xml:space="preserve">Рисунок 12. Момент перетаскивания: блок «Bento features» (оранжевая рамка) переносится выше блока FAQ</w:t>
       </w:r>
     </w:p>
     <w:p>
@@ -3268,7 +3362,7 @@
           <wp:inline distT="0" distB="0" distL="0" distR="0">
             <wp:extent cx="5715000" cy="3533775"/>
             <wp:effectExtent t="0" r="0" b="0" l="0"/>
-            <wp:docPr id="13" name="10-media-picker" descr="Окно медиатеки в редакторе" title="Окно медиатеки в редакторе"/>
+            <wp:docPr id="13" name="09-list-dragging" descr="Перетаскивание пункта списка внутри блока" title="Перетаскивание пункта списка внутри блока"/>
             <wp:cNvGraphicFramePr>
               <a:graphicFrameLocks xmlns:a="http://schemas.openxmlformats.org/drawingml/2006/main" noChangeAspect="1"/>
             </wp:cNvGraphicFramePr>
@@ -3318,7 +3412,30 @@
           <w:sz w:val="18"/>
           <w:szCs w:val="18"/>
         </w:rPr>
-        <w:t xml:space="preserve">Рисунок 13. Окно медиатеки в редакторе</w:t>
+        <w:t xml:space="preserve">Рисунок 13. Перетаскивание пункта списка внутри блока</w:t>
+      </w:r>
+    </w:p>
+    <w:p>
+      <w:pPr>
+        <w:pStyle w:val="Heading2"/>
+        <w:keepNext/>
+      </w:pPr>
+      <w:r>
+        <w:rPr>
+          <w:rFonts w:ascii="Arial" w:cs="Arial" w:eastAsia="Arial" w:hAnsi="Arial"/>
+        </w:rPr>
+        <w:t xml:space="preserve">Блок «Картинка» и выбор из медиатеки</w:t>
+      </w:r>
+    </w:p>
+    <w:p>
+      <w:pPr>
+        <w:spacing w:after="120" w:line="300"/>
+      </w:pPr>
+      <w:r>
+        <w:rPr>
+          <w:rFonts w:ascii="Arial" w:cs="Arial" w:eastAsia="Arial" w:hAnsi="Arial"/>
+        </w:rPr>
+        <w:t xml:space="preserve">В список типов блоков добавлен «Image»: картинка, описание для доступности (alt, обязательно), подпись и переключатель «на всю ширину». Для поля картинки справа от адреса есть значок «выбрать из медиатеки». В окне можно взять готовую картинку или загрузить новую прямо оттуда: она сразу подставится в поле.</w:t>
       </w:r>
     </w:p>
     <w:p>
@@ -3332,7 +3449,7 @@
           <wp:inline distT="0" distB="0" distL="0" distR="0">
             <wp:extent cx="5715000" cy="3533775"/>
             <wp:effectExtent t="0" r="0" b="0" l="0"/>
-            <wp:docPr id="14" name="11-image-block" descr="Заполненный блок «Картинка»" title="Заполненный блок «Картинка»"/>
+            <wp:docPr id="14" name="10-media-picker" descr="Окно медиатеки в редакторе" title="Окно медиатеки в редакторе"/>
             <wp:cNvGraphicFramePr>
               <a:graphicFrameLocks xmlns:a="http://schemas.openxmlformats.org/drawingml/2006/main" noChangeAspect="1"/>
             </wp:cNvGraphicFramePr>
@@ -3382,18 +3499,7 @@
           <w:sz w:val="18"/>
           <w:szCs w:val="18"/>
         </w:rPr>
-        <w:t xml:space="preserve">Рисунок 14. Заполненный блок «Картинка»</w:t>
-      </w:r>
-    </w:p>
-    <w:p>
-      <w:pPr>
-        <w:spacing w:after="120" w:line="300"/>
-      </w:pPr>
-      <w:r>
-        <w:rPr>
-          <w:rFonts w:ascii="Arial" w:cs="Arial" w:eastAsia="Arial" w:hAnsi="Arial"/>
-        </w:rPr>
-        <w:t xml:space="preserve">Тем же выбором пользуется поле «Картинка для соцсетей» в блоке SEO.</w:t>
+        <w:t xml:space="preserve">Рисунок 14. Окно медиатеки в редакторе</w:t>
       </w:r>
     </w:p>
     <w:p>
@@ -3405,9 +3511,9 @@
       <w:r>
         <w:drawing>
           <wp:inline distT="0" distB="0" distL="0" distR="0">
-            <wp:extent cx="3429000" cy="5143500"/>
+            <wp:extent cx="5715000" cy="3533775"/>
             <wp:effectExtent t="0" r="0" b="0" l="0"/>
-            <wp:docPr id="15" name="12-editor-sidebar-seo" descr="Правая колонка: параметры страницы, SEO, картинка для соцсетей и кнопка удаления" title="Правая колонка: параметры страницы, SEO, картинка для соцсетей и кнопка удаления"/>
+            <wp:docPr id="15" name="11-image-block" descr="Заполненный блок «Картинка»" title="Заполненный блок «Картинка»"/>
             <wp:cNvGraphicFramePr>
               <a:graphicFrameLocks xmlns:a="http://schemas.openxmlformats.org/drawingml/2006/main" noChangeAspect="1"/>
             </wp:cNvGraphicFramePr>
@@ -3430,7 +3536,7 @@
                   <pic:spPr bwMode="auto">
                     <a:xfrm>
                       <a:off x="0" y="0"/>
-                      <a:ext cx="3429000" cy="5143500"/>
+                      <a:ext cx="5715000" cy="3533775"/>
                     </a:xfrm>
                     <a:prstGeom prst="rect">
                       <a:avLst/>
@@ -3457,7 +3563,18 @@
           <w:sz w:val="18"/>
           <w:szCs w:val="18"/>
         </w:rPr>
-        <w:t xml:space="preserve">Рисунок 15. Правая колонка: параметры страницы, SEO, картинка для соцсетей и кнопка удаления</w:t>
+        <w:t xml:space="preserve">Рисунок 15. Заполненный блок «Картинка»</w:t>
+      </w:r>
+    </w:p>
+    <w:p>
+      <w:pPr>
+        <w:spacing w:after="120" w:line="300"/>
+      </w:pPr>
+      <w:r>
+        <w:rPr>
+          <w:rFonts w:ascii="Arial" w:cs="Arial" w:eastAsia="Arial" w:hAnsi="Arial"/>
+        </w:rPr>
+        <w:t xml:space="preserve">Тем же выбором пользуется поле «Картинка для соцсетей» в блоке SEO.</w:t>
       </w:r>
     </w:p>
     <w:p>
@@ -3469,9 +3586,9 @@
       <w:r>
         <w:drawing>
           <wp:inline distT="0" distB="0" distL="0" distR="0">
-            <wp:extent cx="5715000" cy="3533775"/>
+            <wp:extent cx="3429000" cy="5143500"/>
             <wp:effectExtent t="0" r="0" b="0" l="0"/>
-            <wp:docPr id="16" name="13-public-image" descr="Так блок выглядит на сайте. Если рядом есть версия AVIF, браузеру отдаётся она" title="Так блок выглядит на сайте. Если рядом есть версия AVIF, браузеру отдаётся она"/>
+            <wp:docPr id="16" name="12-editor-sidebar-seo" descr="Правая колонка: параметры страницы, SEO, картинка для соцсетей и кнопка удаления" title="Правая колонка: параметры страницы, SEO, картинка для соцсетей и кнопка удаления"/>
             <wp:cNvGraphicFramePr>
               <a:graphicFrameLocks xmlns:a="http://schemas.openxmlformats.org/drawingml/2006/main" noChangeAspect="1"/>
             </wp:cNvGraphicFramePr>
@@ -3494,7 +3611,7 @@
                   <pic:spPr bwMode="auto">
                     <a:xfrm>
                       <a:off x="0" y="0"/>
-                      <a:ext cx="5715000" cy="3533775"/>
+                      <a:ext cx="3429000" cy="5143500"/>
                     </a:xfrm>
                     <a:prstGeom prst="rect">
                       <a:avLst/>
@@ -3521,38 +3638,7 @@
           <w:sz w:val="18"/>
           <w:szCs w:val="18"/>
         </w:rPr>
-        <w:t xml:space="preserve">Рисунок 16. Так блок выглядит на сайте. Если рядом есть версия AVIF, браузеру отдаётся она</w:t>
-      </w:r>
-    </w:p>
-    <w:p>
-      <w:pPr>
-        <w:pStyle w:val="Heading1"/>
-        <w:keepNext/>
-      </w:pPr>
-      <w:r>
-        <w:rPr>
-          <w:rFonts w:ascii="Arial" w:cs="Arial" w:eastAsia="Arial" w:hAnsi="Arial"/>
-        </w:rPr>
-        <w:t xml:space="preserve">6. Медиа</w:t>
-      </w:r>
-    </w:p>
-    <w:p>
-      <w:pPr>
-        <w:spacing w:after="120" w:line="300"/>
-      </w:pPr>
-      <w:r>
-        <w:rPr>
-          <w:rFonts w:ascii="Arial" w:cs="Arial" w:eastAsia="Arial" w:hAnsi="Arial"/>
-          <w:b/>
-          <w:bCs/>
-        </w:rPr>
-        <w:t xml:space="preserve">Где:</w:t>
-      </w:r>
-      <w:r>
-        <w:rPr>
-          <w:rFonts w:ascii="Arial" w:cs="Arial" w:eastAsia="Arial" w:hAnsi="Arial"/>
-        </w:rPr>
-        <w:t xml:space="preserve"> раздел «Медиа». Файлы можно перетащить на рамку или выбрать кнопкой, сразу несколько. Принимаются JPEG, PNG, GIF и WebP до 10 МБ. Каждая картинка сразу пережимается в WebP, а где сервер умеет, ещё и в AVIF, более новый и лёгкий формат (на тестовой копии на Mac он есть, на сервере zurih его нет, там остаётся WebP), лишние данные вроде геометок удаляются, ширина ограничивается 2400 пикселями. Исходный файл не хранится, поэтому подложить под видом картинки скрипт нельзя: это проверено тестом.</w:t>
+        <w:t xml:space="preserve">Рисунок 16. Правая колонка: параметры страницы, SEO, картинка для соцсетей и кнопка удаления</w:t>
       </w:r>
     </w:p>
     <w:p>
@@ -3566,7 +3652,7 @@
           <wp:inline distT="0" distB="0" distL="0" distR="0">
             <wp:extent cx="5715000" cy="3533775"/>
             <wp:effectExtent t="0" r="0" b="0" l="0"/>
-            <wp:docPr id="17" name="02-media-empty-drop" descr="Пустая медиатека с областью загрузки" title="Пустая медиатека с областью загрузки"/>
+            <wp:docPr id="17" name="13-public-image" descr="Так блок выглядит на сайте. Если рядом есть версия AVIF, браузеру отдаётся она" title="Так блок выглядит на сайте. Если рядом есть версия AVIF, браузеру отдаётся она"/>
             <wp:cNvGraphicFramePr>
               <a:graphicFrameLocks xmlns:a="http://schemas.openxmlformats.org/drawingml/2006/main" noChangeAspect="1"/>
             </wp:cNvGraphicFramePr>
@@ -3616,7 +3702,38 @@
           <w:sz w:val="18"/>
           <w:szCs w:val="18"/>
         </w:rPr>
-        <w:t xml:space="preserve">Рисунок 17. Пустая медиатека с областью загрузки</w:t>
+        <w:t xml:space="preserve">Рисунок 17. Так блок выглядит на сайте. Если рядом есть версия AVIF, браузеру отдаётся она</w:t>
+      </w:r>
+    </w:p>
+    <w:p>
+      <w:pPr>
+        <w:pStyle w:val="Heading1"/>
+        <w:keepNext/>
+      </w:pPr>
+      <w:r>
+        <w:rPr>
+          <w:rFonts w:ascii="Arial" w:cs="Arial" w:eastAsia="Arial" w:hAnsi="Arial"/>
+        </w:rPr>
+        <w:t xml:space="preserve">6. Медиа</w:t>
+      </w:r>
+    </w:p>
+    <w:p>
+      <w:pPr>
+        <w:spacing w:after="120" w:line="300"/>
+      </w:pPr>
+      <w:r>
+        <w:rPr>
+          <w:rFonts w:ascii="Arial" w:cs="Arial" w:eastAsia="Arial" w:hAnsi="Arial"/>
+          <w:b/>
+          <w:bCs/>
+        </w:rPr>
+        <w:t xml:space="preserve">Где:</w:t>
+      </w:r>
+      <w:r>
+        <w:rPr>
+          <w:rFonts w:ascii="Arial" w:cs="Arial" w:eastAsia="Arial" w:hAnsi="Arial"/>
+        </w:rPr>
+        <w:t xml:space="preserve"> раздел «Медиа». Файлы можно перетащить на рамку или выбрать кнопкой, сразу несколько. Принимаются JPEG, PNG, GIF и WebP до 10 МБ. Каждая картинка сразу пережимается в WebP, а где сервер умеет, ещё и в AVIF, более новый и лёгкий формат (на тестовой копии на Mac он есть, на сервере zurih его нет, там остаётся WebP), лишние данные вроде геометок удаляются, ширина ограничивается 2400 пикселями. Исходный файл не хранится, поэтому подложить под видом картинки скрипт нельзя: это проверено тестом.</w:t>
       </w:r>
     </w:p>
     <w:p>
@@ -3630,7 +3747,7 @@
           <wp:inline distT="0" distB="0" distL="0" distR="0">
             <wp:extent cx="5715000" cy="3533775"/>
             <wp:effectExtent t="0" r="0" b="0" l="0"/>
-            <wp:docPr id="18" name="03-media-gallery" descr="После загрузки четырёх файлов: адрес, размер, использование" title="После загрузки четырёх файлов: адрес, размер, использование"/>
+            <wp:docPr id="18" name="02-media-empty-drop" descr="Пустая медиатека с областью загрузки" title="Пустая медиатека с областью загрузки"/>
             <wp:cNvGraphicFramePr>
               <a:graphicFrameLocks xmlns:a="http://schemas.openxmlformats.org/drawingml/2006/main" noChangeAspect="1"/>
             </wp:cNvGraphicFramePr>
@@ -3680,7 +3797,7 @@
           <w:sz w:val="18"/>
           <w:szCs w:val="18"/>
         </w:rPr>
-        <w:t xml:space="preserve">Рисунок 18. После загрузки четырёх файлов: адрес, размер, использование</w:t>
+        <w:t xml:space="preserve">Рисунок 18. Пустая медиатека с областью загрузки</w:t>
       </w:r>
     </w:p>
     <w:p>
@@ -3694,7 +3811,7 @@
           <wp:inline distT="0" distB="0" distL="0" distR="0">
             <wp:extent cx="5715000" cy="3533775"/>
             <wp:effectExtent t="0" r="0" b="0" l="0"/>
-            <wp:docPr id="19" name="14-media-used" descr="Картинка, которая стоит на странице, помечена, а кнопка удаления у неё неактивна" title="Картинка, которая стоит на странице, помечена, а кнопка удаления у неё неактивна"/>
+            <wp:docPr id="19" name="03-media-gallery" descr="После загрузки четырёх файлов: адрес, размер, использование" title="После загрузки четырёх файлов: адрес, размер, использование"/>
             <wp:cNvGraphicFramePr>
               <a:graphicFrameLocks xmlns:a="http://schemas.openxmlformats.org/drawingml/2006/main" noChangeAspect="1"/>
             </wp:cNvGraphicFramePr>
@@ -3744,86 +3861,7 @@
           <w:sz w:val="18"/>
           <w:szCs w:val="18"/>
         </w:rPr>
-        <w:t xml:space="preserve">Рисунок 19. Картинка, которая стоит на странице, помечена, а кнопка удаления у неё неактивна</w:t>
-      </w:r>
-    </w:p>
-    <w:p>
-      <w:pPr>
-        <w:pStyle w:val="ListParagraph"/>
-        <w:numPr>
-          <w:ilvl w:val="0"/>
-          <w:numId w:val="2"/>
-        </w:numPr>
-        <w:spacing w:after="60" w:line="290"/>
-      </w:pPr>
-      <w:r>
-        <w:rPr>
-          <w:rFonts w:ascii="Arial" w:cs="Arial" w:eastAsia="Arial" w:hAnsi="Arial"/>
-        </w:rPr>
-        <w:t xml:space="preserve">Кнопка «Адрес» копирует путь картинки, который можно вставить в любое поле.</w:t>
-      </w:r>
-    </w:p>
-    <w:p>
-      <w:pPr>
-        <w:pStyle w:val="ListParagraph"/>
-        <w:numPr>
-          <w:ilvl w:val="0"/>
-          <w:numId w:val="2"/>
-        </w:numPr>
-        <w:spacing w:after="60" w:line="290"/>
-      </w:pPr>
-      <w:r>
-        <w:rPr>
-          <w:rFonts w:ascii="Arial" w:cs="Arial" w:eastAsia="Arial" w:hAnsi="Arial"/>
-        </w:rPr>
-        <w:t xml:space="preserve">Картинку, которая используется на странице, убрать нельзя: сначала уберите её со страницы. Неиспользуемую можно убрать в Корзину, там её видно в миниатюре, можно вернуть (адрес снова заработает) или удалить навсегда, но это может только администратор.</w:t>
-      </w:r>
-    </w:p>
-    <w:p>
-      <w:pPr>
-        <w:pStyle w:val="ListParagraph"/>
-        <w:numPr>
-          <w:ilvl w:val="0"/>
-          <w:numId w:val="2"/>
-        </w:numPr>
-        <w:spacing w:after="60" w:line="290"/>
-      </w:pPr>
-      <w:r>
-        <w:rPr>
-          <w:rFonts w:ascii="Arial" w:cs="Arial" w:eastAsia="Arial" w:hAnsi="Arial"/>
-        </w:rPr>
-        <w:t xml:space="preserve">Если браузер без JavaScript, загрузка работает через обычную форму.</w:t>
-      </w:r>
-    </w:p>
-    <w:p>
-      <w:pPr>
-        <w:pStyle w:val="Heading1"/>
-        <w:keepNext/>
-      </w:pPr>
-      <w:r>
-        <w:rPr>
-          <w:rFonts w:ascii="Arial" w:cs="Arial" w:eastAsia="Arial" w:hAnsi="Arial"/>
-        </w:rPr>
-        <w:t xml:space="preserve">7. Меню</w:t>
-      </w:r>
-    </w:p>
-    <w:p>
-      <w:pPr>
-        <w:spacing w:after="120" w:line="300"/>
-      </w:pPr>
-      <w:r>
-        <w:rPr>
-          <w:rFonts w:ascii="Arial" w:cs="Arial" w:eastAsia="Arial" w:hAnsi="Arial"/>
-          <w:b/>
-          <w:bCs/>
-        </w:rPr>
-        <w:t xml:space="preserve">Где:</w:t>
-      </w:r>
-      <w:r>
-        <w:rPr>
-          <w:rFonts w:ascii="Arial" w:cs="Arial" w:eastAsia="Arial" w:hAnsi="Arial"/>
-        </w:rPr>
-        <w:t xml:space="preserve"> раздел «Меню». Верхнее и нижнее меню правятся отдельно, у каждого своя кнопка «Сохранить». Пункты переставляются перетаскиванием за значок слева или стрелками. Для адреса есть подсказка со списком страниц сайта. До 30 пунктов, ссылки: путь на сайте, полный адрес или якорь.</w:t>
+        <w:t xml:space="preserve">Рисунок 19. После загрузки четырёх файлов: адрес, размер, использование</w:t>
       </w:r>
     </w:p>
     <w:p>
@@ -3837,7 +3875,7 @@
           <wp:inline distT="0" distB="0" distL="0" distR="0">
             <wp:extent cx="5715000" cy="3533775"/>
             <wp:effectExtent t="0" r="0" b="0" l="0"/>
-            <wp:docPr id="20" name="20-menus" descr="Редактор меню" title="Редактор меню"/>
+            <wp:docPr id="20" name="14-media-used" descr="Картинка, которая стоит на странице, помечена, а кнопка удаления у неё неактивна" title="Картинка, которая стоит на странице, помечена, а кнопка удаления у неё неактивна"/>
             <wp:cNvGraphicFramePr>
               <a:graphicFrameLocks xmlns:a="http://schemas.openxmlformats.org/drawingml/2006/main" noChangeAspect="1"/>
             </wp:cNvGraphicFramePr>
@@ -3887,7 +3925,55 @@
           <w:sz w:val="18"/>
           <w:szCs w:val="18"/>
         </w:rPr>
-        <w:t xml:space="preserve">Рисунок 20. Редактор меню</w:t>
+        <w:t xml:space="preserve">Рисунок 20. Картинка, которая стоит на странице, помечена, а кнопка удаления у неё неактивна</w:t>
+      </w:r>
+    </w:p>
+    <w:p>
+      <w:pPr>
+        <w:pStyle w:val="ListParagraph"/>
+        <w:numPr>
+          <w:ilvl w:val="0"/>
+          <w:numId w:val="2"/>
+        </w:numPr>
+        <w:spacing w:after="60" w:line="290"/>
+      </w:pPr>
+      <w:r>
+        <w:rPr>
+          <w:rFonts w:ascii="Arial" w:cs="Arial" w:eastAsia="Arial" w:hAnsi="Arial"/>
+        </w:rPr>
+        <w:t xml:space="preserve">Кнопка «Адрес» копирует путь картинки, который можно вставить в любое поле.</w:t>
+      </w:r>
+    </w:p>
+    <w:p>
+      <w:pPr>
+        <w:pStyle w:val="ListParagraph"/>
+        <w:numPr>
+          <w:ilvl w:val="0"/>
+          <w:numId w:val="2"/>
+        </w:numPr>
+        <w:spacing w:after="60" w:line="290"/>
+      </w:pPr>
+      <w:r>
+        <w:rPr>
+          <w:rFonts w:ascii="Arial" w:cs="Arial" w:eastAsia="Arial" w:hAnsi="Arial"/>
+        </w:rPr>
+        <w:t xml:space="preserve">Картинку, которая используется на странице, убрать нельзя: сначала уберите её со страницы. Неиспользуемую можно убрать в Корзину, там её видно в миниатюре, можно вернуть (адрес снова заработает) или удалить навсегда, но это может только администратор.</w:t>
+      </w:r>
+    </w:p>
+    <w:p>
+      <w:pPr>
+        <w:pStyle w:val="ListParagraph"/>
+        <w:numPr>
+          <w:ilvl w:val="0"/>
+          <w:numId w:val="2"/>
+        </w:numPr>
+        <w:spacing w:after="60" w:line="290"/>
+      </w:pPr>
+      <w:r>
+        <w:rPr>
+          <w:rFonts w:ascii="Arial" w:cs="Arial" w:eastAsia="Arial" w:hAnsi="Arial"/>
+        </w:rPr>
+        <w:t xml:space="preserve">Если браузер без JavaScript, загрузка работает через обычную форму.</w:t>
       </w:r>
     </w:p>
     <w:p>
@@ -3899,7 +3985,7 @@
         <w:rPr>
           <w:rFonts w:ascii="Arial" w:cs="Arial" w:eastAsia="Arial" w:hAnsi="Arial"/>
         </w:rPr>
-        <w:t xml:space="preserve">8. Пользователи и пароли</w:t>
+        <w:t xml:space="preserve">7. Меню</w:t>
       </w:r>
     </w:p>
     <w:p>
@@ -3918,7 +4004,7 @@
         <w:rPr>
           <w:rFonts w:ascii="Arial" w:cs="Arial" w:eastAsia="Arial" w:hAnsi="Arial"/>
         </w:rPr>
-        <w:t xml:space="preserve"> раздел «Пользователи» (только администратор). У остальных ролей на этом месте страница «Профиль» со сменой собственного пароля.</w:t>
+        <w:t xml:space="preserve"> раздел «Меню». Верхнее и нижнее меню правятся отдельно, у каждого своя кнопка «Сохранить». Пункты переставляются перетаскиванием за значок слева или стрелками. Для адреса есть подсказка со списком страниц сайта. До 30 пунктов, ссылки: путь на сайте, полный адрес или якорь.</w:t>
       </w:r>
     </w:p>
     <w:p>
@@ -3930,9 +4016,9 @@
       <w:r>
         <w:drawing>
           <wp:inline distT="0" distB="0" distL="0" distR="0">
-            <wp:extent cx="4953000" cy="4962525"/>
+            <wp:extent cx="5715000" cy="3533775"/>
             <wp:effectExtent t="0" r="0" b="0" l="0"/>
-            <wp:docPr id="21" name="47-users-email" descr="Список пользователей с почтой и ролью, создание, смена своего пароля и своей почты" title="Список пользователей с почтой и ролью, создание, смена своего пароля и своей почты"/>
+            <wp:docPr id="21" name="20-menus" descr="Редактор меню" title="Редактор меню"/>
             <wp:cNvGraphicFramePr>
               <a:graphicFrameLocks xmlns:a="http://schemas.openxmlformats.org/drawingml/2006/main" noChangeAspect="1"/>
             </wp:cNvGraphicFramePr>
@@ -3955,7 +4041,7 @@
                   <pic:spPr bwMode="auto">
                     <a:xfrm>
                       <a:off x="0" y="0"/>
-                      <a:ext cx="4953000" cy="4962525"/>
+                      <a:ext cx="5715000" cy="3533775"/>
                     </a:xfrm>
                     <a:prstGeom prst="rect">
                       <a:avLst/>
@@ -3982,17 +4068,24 @@
           <w:sz w:val="18"/>
           <w:szCs w:val="18"/>
         </w:rPr>
-        <w:t xml:space="preserve">Рисунок 21. Список пользователей с почтой и ролью, создание, смена своего пароля и своей почты</w:t>
-      </w:r>
-    </w:p>
-    <w:p>
-      <w:pPr>
-        <w:pStyle w:val="ListParagraph"/>
-        <w:numPr>
-          <w:ilvl w:val="0"/>
-          <w:numId w:val="2"/>
-        </w:numPr>
-        <w:spacing w:after="60" w:line="290"/>
+        <w:t xml:space="preserve">Рисунок 21. Редактор меню</w:t>
+      </w:r>
+    </w:p>
+    <w:p>
+      <w:pPr>
+        <w:pStyle w:val="Heading1"/>
+        <w:keepNext/>
+      </w:pPr>
+      <w:r>
+        <w:rPr>
+          <w:rFonts w:ascii="Arial" w:cs="Arial" w:eastAsia="Arial" w:hAnsi="Arial"/>
+        </w:rPr>
+        <w:t xml:space="preserve">8. Пользователи и пароли</w:t>
+      </w:r>
+    </w:p>
+    <w:p>
+      <w:pPr>
+        <w:spacing w:after="120" w:line="300"/>
       </w:pPr>
       <w:r>
         <w:rPr>
@@ -4000,123 +4093,13 @@
           <w:b/>
           <w:bCs/>
         </w:rPr>
-        <w:t xml:space="preserve">Создание:</w:t>
-      </w:r>
-      <w:r>
-        <w:rPr>
-          <w:rFonts w:ascii="Arial" w:cs="Arial" w:eastAsia="Arial" w:hAnsi="Arial"/>
-        </w:rPr>
-        <w:t xml:space="preserve"> логин, почта (для восстановления пароля), роль и пароль. Пароль можно задать самому (от 10 символов) или поручить системе: она создаёт надёжный из 16 символов без путаницы вроде O и 0 и показывает его один раз с кнопкой «Копировать».</w:t>
-      </w:r>
-    </w:p>
-    <w:p>
-      <w:pPr>
-        <w:pStyle w:val="ListParagraph"/>
-        <w:numPr>
-          <w:ilvl w:val="0"/>
-          <w:numId w:val="2"/>
-        </w:numPr>
-        <w:spacing w:after="60" w:line="290"/>
-      </w:pPr>
-      <w:r>
-        <w:rPr>
-          <w:rFonts w:ascii="Arial" w:cs="Arial" w:eastAsia="Arial" w:hAnsi="Arial"/>
-          <w:b/>
-          <w:bCs/>
-        </w:rPr>
-        <w:t xml:space="preserve">Роль</w:t>
-      </w:r>
-      <w:r>
-        <w:rPr>
-          <w:rFonts w:ascii="Arial" w:cs="Arial" w:eastAsia="Arial" w:hAnsi="Arial"/>
-        </w:rPr>
-        <w:t xml:space="preserve"> (администратор или редактор) и </w:t>
-      </w:r>
-      <w:r>
-        <w:rPr>
-          <w:rFonts w:ascii="Arial" w:cs="Arial" w:eastAsia="Arial" w:hAnsi="Arial"/>
-          <w:b/>
-          <w:bCs/>
-        </w:rPr>
-        <w:t xml:space="preserve">почта</w:t>
-      </w:r>
-      <w:r>
-        <w:rPr>
-          <w:rFonts w:ascii="Arial" w:cs="Arial" w:eastAsia="Arial" w:hAnsi="Arial"/>
-        </w:rPr>
-        <w:t xml:space="preserve"> меняются прямо в списке, изменение действует сразу. Своя почта меняется в профиле с вводом текущего пароля.</w:t>
-      </w:r>
-    </w:p>
-    <w:p>
-      <w:pPr>
-        <w:pStyle w:val="ListParagraph"/>
-        <w:numPr>
-          <w:ilvl w:val="0"/>
-          <w:numId w:val="2"/>
-        </w:numPr>
-        <w:spacing w:after="60" w:line="290"/>
-      </w:pPr>
-      <w:r>
-        <w:rPr>
-          <w:rFonts w:ascii="Arial" w:cs="Arial" w:eastAsia="Arial" w:hAnsi="Arial"/>
-          <w:b/>
-          <w:bCs/>
-        </w:rPr>
-        <w:t xml:space="preserve">Новый пароль</w:t>
-      </w:r>
-      <w:r>
-        <w:rPr>
-          <w:rFonts w:ascii="Arial" w:cs="Arial" w:eastAsia="Arial" w:hAnsi="Arial"/>
-        </w:rPr>
-        <w:t xml:space="preserve"> для другого человека создаёт система и показывает один раз.</w:t>
-      </w:r>
-    </w:p>
-    <w:p>
-      <w:pPr>
-        <w:pStyle w:val="ListParagraph"/>
-        <w:numPr>
-          <w:ilvl w:val="0"/>
-          <w:numId w:val="2"/>
-        </w:numPr>
-        <w:spacing w:after="60" w:line="290"/>
-      </w:pPr>
-      <w:r>
-        <w:rPr>
-          <w:rFonts w:ascii="Arial" w:cs="Arial" w:eastAsia="Arial" w:hAnsi="Arial"/>
-          <w:b/>
-          <w:bCs/>
-        </w:rPr>
-        <w:t xml:space="preserve">Удаление</w:t>
-      </w:r>
-      <w:r>
-        <w:rPr>
-          <w:rFonts w:ascii="Arial" w:cs="Arial" w:eastAsia="Arial" w:hAnsi="Arial"/>
-        </w:rPr>
-        <w:t xml:space="preserve"> с подтверждением. Правки удалённого человека в истории остаются.</w:t>
-      </w:r>
-    </w:p>
-    <w:p>
-      <w:pPr>
-        <w:pStyle w:val="ListParagraph"/>
-        <w:numPr>
-          <w:ilvl w:val="0"/>
-          <w:numId w:val="2"/>
-        </w:numPr>
-        <w:spacing w:after="60" w:line="290"/>
-      </w:pPr>
-      <w:r>
-        <w:rPr>
-          <w:rFonts w:ascii="Arial" w:cs="Arial" w:eastAsia="Arial" w:hAnsi="Arial"/>
-          <w:b/>
-          <w:bCs/>
-        </w:rPr>
-        <w:t xml:space="preserve">Свой пароль</w:t>
-      </w:r>
-      <w:r>
-        <w:rPr>
-          <w:rFonts w:ascii="Arial" w:cs="Arial" w:eastAsia="Arial" w:hAnsi="Arial"/>
-        </w:rPr>
-        <w:t xml:space="preserve"> меняется с вводом текущего. После смены вы остаётесь в системе на этом устройстве, а на остальных придётся войти заново.</w:t>
+        <w:t xml:space="preserve">Где:</w:t>
+      </w:r>
+      <w:r>
+        <w:rPr>
+          <w:rFonts w:ascii="Arial" w:cs="Arial" w:eastAsia="Arial" w:hAnsi="Arial"/>
+        </w:rPr>
+        <w:t xml:space="preserve"> раздел «Пользователи» (только администратор). У остальных ролей на этом месте страница «Профиль» со сменой собственного пароля.</w:t>
       </w:r>
     </w:p>
     <w:p>
@@ -4128,9 +4111,9 @@
       <w:r>
         <w:drawing>
           <wp:inline distT="0" distB="0" distL="0" distR="0">
-            <wp:extent cx="5715000" cy="3533775"/>
+            <wp:extent cx="4953000" cy="4962525"/>
             <wp:effectExtent t="0" r="0" b="0" l="0"/>
-            <wp:docPr id="22" name="22-user-created-password" descr="Пользователь создан, пароль показан один раз" title="Пользователь создан, пароль показан один раз"/>
+            <wp:docPr id="22" name="47-users-email" descr="Список пользователей с почтой и ролью, создание, смена своего пароля и своей почты" title="Список пользователей с почтой и ролью, создание, смена своего пароля и своей почты"/>
             <wp:cNvGraphicFramePr>
               <a:graphicFrameLocks xmlns:a="http://schemas.openxmlformats.org/drawingml/2006/main" noChangeAspect="1"/>
             </wp:cNvGraphicFramePr>
@@ -4153,7 +4136,7 @@
                   <pic:spPr bwMode="auto">
                     <a:xfrm>
                       <a:off x="0" y="0"/>
-                      <a:ext cx="5715000" cy="3533775"/>
+                      <a:ext cx="4953000" cy="4962525"/>
                     </a:xfrm>
                     <a:prstGeom prst="rect">
                       <a:avLst/>
@@ -4180,7 +4163,141 @@
           <w:sz w:val="18"/>
           <w:szCs w:val="18"/>
         </w:rPr>
-        <w:t xml:space="preserve">Рисунок 22. Пользователь создан, пароль показан один раз</w:t>
+        <w:t xml:space="preserve">Рисунок 22. Список пользователей с почтой и ролью, создание, смена своего пароля и своей почты</w:t>
+      </w:r>
+    </w:p>
+    <w:p>
+      <w:pPr>
+        <w:pStyle w:val="ListParagraph"/>
+        <w:numPr>
+          <w:ilvl w:val="0"/>
+          <w:numId w:val="2"/>
+        </w:numPr>
+        <w:spacing w:after="60" w:line="290"/>
+      </w:pPr>
+      <w:r>
+        <w:rPr>
+          <w:rFonts w:ascii="Arial" w:cs="Arial" w:eastAsia="Arial" w:hAnsi="Arial"/>
+          <w:b/>
+          <w:bCs/>
+        </w:rPr>
+        <w:t xml:space="preserve">Создание:</w:t>
+      </w:r>
+      <w:r>
+        <w:rPr>
+          <w:rFonts w:ascii="Arial" w:cs="Arial" w:eastAsia="Arial" w:hAnsi="Arial"/>
+        </w:rPr>
+        <w:t xml:space="preserve"> логин, почта (для восстановления пароля), роль и пароль. Пароль можно задать самому (от 10 символов) или поручить системе: она создаёт надёжный из 16 символов без путаницы вроде O и 0 и показывает его один раз с кнопкой «Копировать».</w:t>
+      </w:r>
+    </w:p>
+    <w:p>
+      <w:pPr>
+        <w:pStyle w:val="ListParagraph"/>
+        <w:numPr>
+          <w:ilvl w:val="0"/>
+          <w:numId w:val="2"/>
+        </w:numPr>
+        <w:spacing w:after="60" w:line="290"/>
+      </w:pPr>
+      <w:r>
+        <w:rPr>
+          <w:rFonts w:ascii="Arial" w:cs="Arial" w:eastAsia="Arial" w:hAnsi="Arial"/>
+          <w:b/>
+          <w:bCs/>
+        </w:rPr>
+        <w:t xml:space="preserve">Роль</w:t>
+      </w:r>
+      <w:r>
+        <w:rPr>
+          <w:rFonts w:ascii="Arial" w:cs="Arial" w:eastAsia="Arial" w:hAnsi="Arial"/>
+        </w:rPr>
+        <w:t xml:space="preserve"> (администратор или редактор) и </w:t>
+      </w:r>
+      <w:r>
+        <w:rPr>
+          <w:rFonts w:ascii="Arial" w:cs="Arial" w:eastAsia="Arial" w:hAnsi="Arial"/>
+          <w:b/>
+          <w:bCs/>
+        </w:rPr>
+        <w:t xml:space="preserve">почта</w:t>
+      </w:r>
+      <w:r>
+        <w:rPr>
+          <w:rFonts w:ascii="Arial" w:cs="Arial" w:eastAsia="Arial" w:hAnsi="Arial"/>
+        </w:rPr>
+        <w:t xml:space="preserve"> меняются прямо в списке, изменение действует сразу. Своя почта меняется в профиле с вводом текущего пароля.</w:t>
+      </w:r>
+    </w:p>
+    <w:p>
+      <w:pPr>
+        <w:pStyle w:val="ListParagraph"/>
+        <w:numPr>
+          <w:ilvl w:val="0"/>
+          <w:numId w:val="2"/>
+        </w:numPr>
+        <w:spacing w:after="60" w:line="290"/>
+      </w:pPr>
+      <w:r>
+        <w:rPr>
+          <w:rFonts w:ascii="Arial" w:cs="Arial" w:eastAsia="Arial" w:hAnsi="Arial"/>
+          <w:b/>
+          <w:bCs/>
+        </w:rPr>
+        <w:t xml:space="preserve">Новый пароль</w:t>
+      </w:r>
+      <w:r>
+        <w:rPr>
+          <w:rFonts w:ascii="Arial" w:cs="Arial" w:eastAsia="Arial" w:hAnsi="Arial"/>
+        </w:rPr>
+        <w:t xml:space="preserve"> для другого человека создаёт система и показывает один раз.</w:t>
+      </w:r>
+    </w:p>
+    <w:p>
+      <w:pPr>
+        <w:pStyle w:val="ListParagraph"/>
+        <w:numPr>
+          <w:ilvl w:val="0"/>
+          <w:numId w:val="2"/>
+        </w:numPr>
+        <w:spacing w:after="60" w:line="290"/>
+      </w:pPr>
+      <w:r>
+        <w:rPr>
+          <w:rFonts w:ascii="Arial" w:cs="Arial" w:eastAsia="Arial" w:hAnsi="Arial"/>
+          <w:b/>
+          <w:bCs/>
+        </w:rPr>
+        <w:t xml:space="preserve">Удаление</w:t>
+      </w:r>
+      <w:r>
+        <w:rPr>
+          <w:rFonts w:ascii="Arial" w:cs="Arial" w:eastAsia="Arial" w:hAnsi="Arial"/>
+        </w:rPr>
+        <w:t xml:space="preserve"> с подтверждением. Правки удалённого человека в истории остаются.</w:t>
+      </w:r>
+    </w:p>
+    <w:p>
+      <w:pPr>
+        <w:pStyle w:val="ListParagraph"/>
+        <w:numPr>
+          <w:ilvl w:val="0"/>
+          <w:numId w:val="2"/>
+        </w:numPr>
+        <w:spacing w:after="60" w:line="290"/>
+      </w:pPr>
+      <w:r>
+        <w:rPr>
+          <w:rFonts w:ascii="Arial" w:cs="Arial" w:eastAsia="Arial" w:hAnsi="Arial"/>
+          <w:b/>
+          <w:bCs/>
+        </w:rPr>
+        <w:t xml:space="preserve">Свой пароль</w:t>
+      </w:r>
+      <w:r>
+        <w:rPr>
+          <w:rFonts w:ascii="Arial" w:cs="Arial" w:eastAsia="Arial" w:hAnsi="Arial"/>
+        </w:rPr>
+        <w:t xml:space="preserve"> меняется с вводом текущего. После смены вы остаётесь в системе на этом устройстве, а на остальных придётся войти заново.</w:t>
       </w:r>
     </w:p>
     <w:p>
@@ -4194,7 +4311,7 @@
           <wp:inline distT="0" distB="0" distL="0" distR="0">
             <wp:extent cx="5715000" cy="3533775"/>
             <wp:effectExtent t="0" r="0" b="0" l="0"/>
-            <wp:docPr id="23" name="24-user-delete-confirm" descr="Подтверждение удаления пользователя" title="Подтверждение удаления пользователя"/>
+            <wp:docPr id="23" name="22-user-created-password" descr="Пользователь создан, пароль показан один раз" title="Пользователь создан, пароль показан один раз"/>
             <wp:cNvGraphicFramePr>
               <a:graphicFrameLocks xmlns:a="http://schemas.openxmlformats.org/drawingml/2006/main" noChangeAspect="1"/>
             </wp:cNvGraphicFramePr>
@@ -4244,146 +4361,7 @@
           <w:sz w:val="18"/>
           <w:szCs w:val="18"/>
         </w:rPr>
-        <w:t xml:space="preserve">Рисунок 23. Подтверждение удаления пользователя</w:t>
-      </w:r>
-    </w:p>
-    <w:p>
-      <w:pPr>
-        <w:pStyle w:val="Heading2"/>
-        <w:keepNext/>
-      </w:pPr>
-      <w:r>
-        <w:rPr>
-          <w:rFonts w:ascii="Arial" w:cs="Arial" w:eastAsia="Arial" w:hAnsi="Arial"/>
-        </w:rPr>
-        <w:t xml:space="preserve">Защита от потери доступа</w:t>
-      </w:r>
-    </w:p>
-    <w:p>
-      <w:pPr>
-        <w:pStyle w:val="ListParagraph"/>
-        <w:numPr>
-          <w:ilvl w:val="0"/>
-          <w:numId w:val="2"/>
-        </w:numPr>
-        <w:spacing w:after="60" w:line="290"/>
-      </w:pPr>
-      <w:r>
-        <w:rPr>
-          <w:rFonts w:ascii="Arial" w:cs="Arial" w:eastAsia="Arial" w:hAnsi="Arial"/>
-        </w:rPr>
-        <w:t xml:space="preserve">Нельзя изменить собственную роль и удалить собственную учётную запись.</w:t>
-      </w:r>
-    </w:p>
-    <w:p>
-      <w:pPr>
-        <w:pStyle w:val="ListParagraph"/>
-        <w:numPr>
-          <w:ilvl w:val="0"/>
-          <w:numId w:val="2"/>
-        </w:numPr>
-        <w:spacing w:after="60" w:line="290"/>
-      </w:pPr>
-      <w:r>
-        <w:rPr>
-          <w:rFonts w:ascii="Arial" w:cs="Arial" w:eastAsia="Arial" w:hAnsi="Arial"/>
-        </w:rPr>
-        <w:t xml:space="preserve">Нельзя понизить или удалить последнего администратора.</w:t>
-      </w:r>
-    </w:p>
-    <w:p>
-      <w:pPr>
-        <w:pStyle w:val="ListParagraph"/>
-        <w:numPr>
-          <w:ilvl w:val="0"/>
-          <w:numId w:val="2"/>
-        </w:numPr>
-        <w:spacing w:after="60" w:line="290"/>
-      </w:pPr>
-      <w:r>
-        <w:rPr>
-          <w:rFonts w:ascii="Arial" w:cs="Arial" w:eastAsia="Arial" w:hAnsi="Arial"/>
-        </w:rPr>
-        <w:t xml:space="preserve">Все изменения пользователей пишутся в журнал сервера.</w:t>
-      </w:r>
-    </w:p>
-    <w:p>
-      <w:pPr>
-        <w:pStyle w:val="Heading1"/>
-        <w:keepNext/>
-      </w:pPr>
-      <w:r>
-        <w:rPr>
-          <w:rFonts w:ascii="Arial" w:cs="Arial" w:eastAsia="Arial" w:hAnsi="Arial"/>
-        </w:rPr>
-        <w:t xml:space="preserve">9. Вход и восстановление пароля по почте</w:t>
-      </w:r>
-    </w:p>
-    <w:p>
-      <w:pPr>
-        <w:spacing w:after="120" w:line="300"/>
-      </w:pPr>
-      <w:r>
-        <w:rPr>
-          <w:rFonts w:ascii="Arial" w:cs="Arial" w:eastAsia="Arial" w:hAnsi="Arial"/>
-          <w:b/>
-          <w:bCs/>
-        </w:rPr>
-        <w:t xml:space="preserve">Где:</w:t>
-      </w:r>
-      <w:r>
-        <w:rPr>
-          <w:rFonts w:ascii="Arial" w:cs="Arial" w:eastAsia="Arial" w:hAnsi="Arial"/>
-        </w:rPr>
-        <w:t xml:space="preserve"> на странице входа ссылка «Забыли пароль?». Работает, если у пользователя указана почта (раздел «Пользователи») и на сайте настроена отправка писем (раздел «Настройки», блок «Почта»).</w:t>
-      </w:r>
-    </w:p>
-    <w:p>
-      <w:pPr>
-        <w:pStyle w:val="ListParagraph"/>
-        <w:numPr>
-          <w:ilvl w:val="0"/>
-          <w:numId w:val="4"/>
-        </w:numPr>
-        <w:spacing w:after="60" w:line="290"/>
-      </w:pPr>
-      <w:r>
-        <w:rPr>
-          <w:rFonts w:ascii="Arial" w:cs="Arial" w:eastAsia="Arial" w:hAnsi="Arial"/>
-        </w:rPr>
-        <w:t xml:space="preserve">Человек вводит логин или почту и получает одинаковый ответ в любом случае, чтобы нельзя было выяснить, есть ли такой пользователь.</w:t>
-      </w:r>
-    </w:p>
-    <w:p>
-      <w:pPr>
-        <w:pStyle w:val="ListParagraph"/>
-        <w:numPr>
-          <w:ilvl w:val="0"/>
-          <w:numId w:val="4"/>
-        </w:numPr>
-        <w:spacing w:after="60" w:line="290"/>
-      </w:pPr>
-      <w:r>
-        <w:rPr>
-          <w:rFonts w:ascii="Arial" w:cs="Arial" w:eastAsia="Arial" w:hAnsi="Arial"/>
-        </w:rPr>
-        <w:t xml:space="preserve">На почту приходит письмо со ссылкой. Ссылка действует один час и срабатывает один раз, новая ссылка отменяет прежние.</w:t>
-      </w:r>
-    </w:p>
-    <w:p>
-      <w:pPr>
-        <w:pStyle w:val="ListParagraph"/>
-        <w:numPr>
-          <w:ilvl w:val="0"/>
-          <w:numId w:val="4"/>
-        </w:numPr>
-        <w:spacing w:after="60" w:line="290"/>
-      </w:pPr>
-      <w:r>
-        <w:rPr>
-          <w:rFonts w:ascii="Arial" w:cs="Arial" w:eastAsia="Arial" w:hAnsi="Arial"/>
-        </w:rPr>
-        <w:t xml:space="preserve">По ссылке открывается форма «Новый пароль». После сохранения человек выходит со всех устройств и входит уже с новым паролем.</w:t>
+        <w:t xml:space="preserve">Рисунок 23. Пользователь создан, пароль показан один раз</w:t>
       </w:r>
     </w:p>
     <w:p>
@@ -4397,7 +4375,7 @@
           <wp:inline distT="0" distB="0" distL="0" distR="0">
             <wp:extent cx="5715000" cy="3533775"/>
             <wp:effectExtent t="0" r="0" b="0" l="0"/>
-            <wp:docPr id="24" name="37-forgot" descr="Страница восстановления: ввести логин или почту" title="Страница восстановления: ввести логин или почту"/>
+            <wp:docPr id="24" name="24-user-delete-confirm" descr="Подтверждение удаления пользователя" title="Подтверждение удаления пользователя"/>
             <wp:cNvGraphicFramePr>
               <a:graphicFrameLocks xmlns:a="http://schemas.openxmlformats.org/drawingml/2006/main" noChangeAspect="1"/>
             </wp:cNvGraphicFramePr>
@@ -4447,7 +4425,146 @@
           <w:sz w:val="18"/>
           <w:szCs w:val="18"/>
         </w:rPr>
-        <w:t xml:space="preserve">Рисунок 24. Страница восстановления: ввести логин или почту</w:t>
+        <w:t xml:space="preserve">Рисунок 24. Подтверждение удаления пользователя</w:t>
+      </w:r>
+    </w:p>
+    <w:p>
+      <w:pPr>
+        <w:pStyle w:val="Heading2"/>
+        <w:keepNext/>
+      </w:pPr>
+      <w:r>
+        <w:rPr>
+          <w:rFonts w:ascii="Arial" w:cs="Arial" w:eastAsia="Arial" w:hAnsi="Arial"/>
+        </w:rPr>
+        <w:t xml:space="preserve">Защита от потери доступа</w:t>
+      </w:r>
+    </w:p>
+    <w:p>
+      <w:pPr>
+        <w:pStyle w:val="ListParagraph"/>
+        <w:numPr>
+          <w:ilvl w:val="0"/>
+          <w:numId w:val="2"/>
+        </w:numPr>
+        <w:spacing w:after="60" w:line="290"/>
+      </w:pPr>
+      <w:r>
+        <w:rPr>
+          <w:rFonts w:ascii="Arial" w:cs="Arial" w:eastAsia="Arial" w:hAnsi="Arial"/>
+        </w:rPr>
+        <w:t xml:space="preserve">Нельзя изменить собственную роль и удалить собственную учётную запись.</w:t>
+      </w:r>
+    </w:p>
+    <w:p>
+      <w:pPr>
+        <w:pStyle w:val="ListParagraph"/>
+        <w:numPr>
+          <w:ilvl w:val="0"/>
+          <w:numId w:val="2"/>
+        </w:numPr>
+        <w:spacing w:after="60" w:line="290"/>
+      </w:pPr>
+      <w:r>
+        <w:rPr>
+          <w:rFonts w:ascii="Arial" w:cs="Arial" w:eastAsia="Arial" w:hAnsi="Arial"/>
+        </w:rPr>
+        <w:t xml:space="preserve">Нельзя понизить или удалить последнего администратора.</w:t>
+      </w:r>
+    </w:p>
+    <w:p>
+      <w:pPr>
+        <w:pStyle w:val="ListParagraph"/>
+        <w:numPr>
+          <w:ilvl w:val="0"/>
+          <w:numId w:val="2"/>
+        </w:numPr>
+        <w:spacing w:after="60" w:line="290"/>
+      </w:pPr>
+      <w:r>
+        <w:rPr>
+          <w:rFonts w:ascii="Arial" w:cs="Arial" w:eastAsia="Arial" w:hAnsi="Arial"/>
+        </w:rPr>
+        <w:t xml:space="preserve">Все изменения пользователей пишутся в журнал сервера.</w:t>
+      </w:r>
+    </w:p>
+    <w:p>
+      <w:pPr>
+        <w:pStyle w:val="Heading1"/>
+        <w:keepNext/>
+      </w:pPr>
+      <w:r>
+        <w:rPr>
+          <w:rFonts w:ascii="Arial" w:cs="Arial" w:eastAsia="Arial" w:hAnsi="Arial"/>
+        </w:rPr>
+        <w:t xml:space="preserve">9. Вход и восстановление пароля по почте</w:t>
+      </w:r>
+    </w:p>
+    <w:p>
+      <w:pPr>
+        <w:spacing w:after="120" w:line="300"/>
+      </w:pPr>
+      <w:r>
+        <w:rPr>
+          <w:rFonts w:ascii="Arial" w:cs="Arial" w:eastAsia="Arial" w:hAnsi="Arial"/>
+          <w:b/>
+          <w:bCs/>
+        </w:rPr>
+        <w:t xml:space="preserve">Где:</w:t>
+      </w:r>
+      <w:r>
+        <w:rPr>
+          <w:rFonts w:ascii="Arial" w:cs="Arial" w:eastAsia="Arial" w:hAnsi="Arial"/>
+        </w:rPr>
+        <w:t xml:space="preserve"> на странице входа ссылка «Забыли пароль?». Работает, если у пользователя указана почта (раздел «Пользователи») и на сайте настроена отправка писем (раздел «Настройки», блок «Почта»).</w:t>
+      </w:r>
+    </w:p>
+    <w:p>
+      <w:pPr>
+        <w:pStyle w:val="ListParagraph"/>
+        <w:numPr>
+          <w:ilvl w:val="0"/>
+          <w:numId w:val="4"/>
+        </w:numPr>
+        <w:spacing w:after="60" w:line="290"/>
+      </w:pPr>
+      <w:r>
+        <w:rPr>
+          <w:rFonts w:ascii="Arial" w:cs="Arial" w:eastAsia="Arial" w:hAnsi="Arial"/>
+        </w:rPr>
+        <w:t xml:space="preserve">Человек вводит логин или почту и получает одинаковый ответ в любом случае, чтобы нельзя было выяснить, есть ли такой пользователь.</w:t>
+      </w:r>
+    </w:p>
+    <w:p>
+      <w:pPr>
+        <w:pStyle w:val="ListParagraph"/>
+        <w:numPr>
+          <w:ilvl w:val="0"/>
+          <w:numId w:val="4"/>
+        </w:numPr>
+        <w:spacing w:after="60" w:line="290"/>
+      </w:pPr>
+      <w:r>
+        <w:rPr>
+          <w:rFonts w:ascii="Arial" w:cs="Arial" w:eastAsia="Arial" w:hAnsi="Arial"/>
+        </w:rPr>
+        <w:t xml:space="preserve">На почту приходит письмо со ссылкой. Ссылка действует один час и срабатывает один раз, новая ссылка отменяет прежние.</w:t>
+      </w:r>
+    </w:p>
+    <w:p>
+      <w:pPr>
+        <w:pStyle w:val="ListParagraph"/>
+        <w:numPr>
+          <w:ilvl w:val="0"/>
+          <w:numId w:val="4"/>
+        </w:numPr>
+        <w:spacing w:after="60" w:line="290"/>
+      </w:pPr>
+      <w:r>
+        <w:rPr>
+          <w:rFonts w:ascii="Arial" w:cs="Arial" w:eastAsia="Arial" w:hAnsi="Arial"/>
+        </w:rPr>
+        <w:t xml:space="preserve">По ссылке открывается форма «Новый пароль». После сохранения человек выходит со всех устройств и входит уже с новым паролем.</w:t>
       </w:r>
     </w:p>
     <w:p>
@@ -4461,7 +4578,7 @@
           <wp:inline distT="0" distB="0" distL="0" distR="0">
             <wp:extent cx="5715000" cy="3533775"/>
             <wp:effectExtent t="0" r="0" b="0" l="0"/>
-            <wp:docPr id="25" name="38-forgot-sent" descr="Ответ одинаков для любого логина" title="Ответ одинаков для любого логина"/>
+            <wp:docPr id="25" name="37-forgot" descr="Страница восстановления: ввести логин или почту" title="Страница восстановления: ввести логин или почту"/>
             <wp:cNvGraphicFramePr>
               <a:graphicFrameLocks xmlns:a="http://schemas.openxmlformats.org/drawingml/2006/main" noChangeAspect="1"/>
             </wp:cNvGraphicFramePr>
@@ -4511,7 +4628,7 @@
           <w:sz w:val="18"/>
           <w:szCs w:val="18"/>
         </w:rPr>
-        <w:t xml:space="preserve">Рисунок 25. Ответ одинаков для любого логина</w:t>
+        <w:t xml:space="preserve">Рисунок 25. Страница восстановления: ввести логин или почту</w:t>
       </w:r>
     </w:p>
     <w:p>
@@ -4525,7 +4642,7 @@
           <wp:inline distT="0" distB="0" distL="0" distR="0">
             <wp:extent cx="5715000" cy="3533775"/>
             <wp:effectExtent t="0" r="0" b="0" l="0"/>
-            <wp:docPr id="26" name="39-reset-form" descr="Форма нового пароля по ссылке из письма" title="Форма нового пароля по ссылке из письма"/>
+            <wp:docPr id="26" name="38-forgot-sent" descr="Ответ одинаков для любого логина" title="Ответ одинаков для любого логина"/>
             <wp:cNvGraphicFramePr>
               <a:graphicFrameLocks xmlns:a="http://schemas.openxmlformats.org/drawingml/2006/main" noChangeAspect="1"/>
             </wp:cNvGraphicFramePr>
@@ -4575,7 +4692,7 @@
           <w:sz w:val="18"/>
           <w:szCs w:val="18"/>
         </w:rPr>
-        <w:t xml:space="preserve">Рисунок 26. Форма нового пароля по ссылке из письма</w:t>
+        <w:t xml:space="preserve">Рисунок 26. Ответ одинаков для любого логина</w:t>
       </w:r>
     </w:p>
     <w:p>
@@ -4589,7 +4706,7 @@
           <wp:inline distT="0" distB="0" distL="0" distR="0">
             <wp:extent cx="5715000" cy="3533775"/>
             <wp:effectExtent t="0" r="0" b="0" l="0"/>
-            <wp:docPr id="27" name="40-reset-done" descr="После смены пароля: вход с новым паролем" title="После смены пароля: вход с новым паролем"/>
+            <wp:docPr id="27" name="39-reset-form" descr="Форма нового пароля по ссылке из письма" title="Форма нового пароля по ссылке из письма"/>
             <wp:cNvGraphicFramePr>
               <a:graphicFrameLocks xmlns:a="http://schemas.openxmlformats.org/drawingml/2006/main" noChangeAspect="1"/>
             </wp:cNvGraphicFramePr>
@@ -4639,7 +4756,7 @@
           <w:sz w:val="18"/>
           <w:szCs w:val="18"/>
         </w:rPr>
-        <w:t xml:space="preserve">Рисунок 27. После смены пароля: вход с новым паролем</w:t>
+        <w:t xml:space="preserve">Рисунок 27. Форма нового пароля по ссылке из письма</w:t>
       </w:r>
     </w:p>
     <w:p>
@@ -4653,7 +4770,7 @@
           <wp:inline distT="0" distB="0" distL="0" distR="0">
             <wp:extent cx="5715000" cy="3533775"/>
             <wp:effectExtent t="0" r="0" b="0" l="0"/>
-            <wp:docPr id="28" name="41-reset-link-used" descr="Использованная или устаревшая ссылка не работает" title="Использованная или устаревшая ссылка не работает"/>
+            <wp:docPr id="28" name="40-reset-done" descr="После смены пароля: вход с новым паролем" title="После смены пароля: вход с новым паролем"/>
             <wp:cNvGraphicFramePr>
               <a:graphicFrameLocks xmlns:a="http://schemas.openxmlformats.org/drawingml/2006/main" noChangeAspect="1"/>
             </wp:cNvGraphicFramePr>
@@ -4703,41 +4820,7 @@
           <w:sz w:val="18"/>
           <w:szCs w:val="18"/>
         </w:rPr>
-        <w:t xml:space="preserve">Рисунок 28. Использованная или устаревшая ссылка не работает</w:t>
-      </w:r>
-    </w:p>
-    <w:p>
-      <w:pPr>
-        <w:spacing w:after="120" w:line="300"/>
-      </w:pPr>
-      <w:r>
-        <w:rPr>
-          <w:rFonts w:ascii="Arial" w:cs="Arial" w:eastAsia="Arial" w:hAnsi="Arial"/>
-        </w:rPr>
-        <w:t xml:space="preserve">Защита: не больше 3 писем в час на один аккаунт и 5 запросов в час с одного адреса, ссылка хранится на сервере только в виде отпечатка, страница со ссылкой не передаёт её дальше через заголовок Referer, слабый пароль не расходует ссылку.</w:t>
-      </w:r>
-    </w:p>
-    <w:p>
-      <w:pPr>
-        <w:pStyle w:val="Heading2"/>
-        <w:keepNext/>
-      </w:pPr>
-      <w:r>
-        <w:rPr>
-          <w:rFonts w:ascii="Arial" w:cs="Arial" w:eastAsia="Arial" w:hAnsi="Arial"/>
-        </w:rPr>
-        <w:t xml:space="preserve">Настройка почты</w:t>
-      </w:r>
-    </w:p>
-    <w:p>
-      <w:pPr>
-        <w:spacing w:after="120" w:line="300"/>
-      </w:pPr>
-      <w:r>
-        <w:rPr>
-          <w:rFonts w:ascii="Arial" w:cs="Arial" w:eastAsia="Arial" w:hAnsi="Arial"/>
-        </w:rPr>
-        <w:t xml:space="preserve">Администратор открывает «Настройки», блок «Почта», выбирает способ: почта хостинга (PHP mail) или SMTP-сервер, и нажимает «Отправить тестовое письмо» на свою почту. Пароль SMTP хранится не в базе, а в закрытом файле настроек на сервере. Если письма не доходят, администратор всегда может создать новый пароль вручную в «Пользователях».</w:t>
+        <w:t xml:space="preserve">Рисунок 28. После смены пароля: вход с новым паролем</w:t>
       </w:r>
     </w:p>
     <w:p>
@@ -4749,9 +4832,9 @@
       <w:r>
         <w:drawing>
           <wp:inline distT="0" distB="0" distL="0" distR="0">
-            <wp:extent cx="4953000" cy="5010150"/>
+            <wp:extent cx="5715000" cy="3533775"/>
             <wp:effectExtent t="0" r="0" b="0" l="0"/>
-            <wp:docPr id="29" name="48-settings-mail" descr="Настройки: блок «Почта» с тестовым письмом" title="Настройки: блок «Почта» с тестовым письмом"/>
+            <wp:docPr id="29" name="41-reset-link-used" descr="Использованная или устаревшая ссылка не работает" title="Использованная или устаревшая ссылка не работает"/>
             <wp:cNvGraphicFramePr>
               <a:graphicFrameLocks xmlns:a="http://schemas.openxmlformats.org/drawingml/2006/main" noChangeAspect="1"/>
             </wp:cNvGraphicFramePr>
@@ -4774,7 +4857,7 @@
                   <pic:spPr bwMode="auto">
                     <a:xfrm>
                       <a:off x="0" y="0"/>
-                      <a:ext cx="4953000" cy="5010150"/>
+                      <a:ext cx="5715000" cy="3533775"/>
                     </a:xfrm>
                     <a:prstGeom prst="rect">
                       <a:avLst/>
@@ -4801,19 +4884,41 @@
           <w:sz w:val="18"/>
           <w:szCs w:val="18"/>
         </w:rPr>
-        <w:t xml:space="preserve">Рисунок 29. Настройки: блок «Почта» с тестовым письмом</w:t>
-      </w:r>
-    </w:p>
-    <w:p>
-      <w:pPr>
-        <w:pStyle w:val="Heading1"/>
+        <w:t xml:space="preserve">Рисунок 29. Использованная или устаревшая ссылка не работает</w:t>
+      </w:r>
+    </w:p>
+    <w:p>
+      <w:pPr>
+        <w:spacing w:after="120" w:line="300"/>
+      </w:pPr>
+      <w:r>
+        <w:rPr>
+          <w:rFonts w:ascii="Arial" w:cs="Arial" w:eastAsia="Arial" w:hAnsi="Arial"/>
+        </w:rPr>
+        <w:t xml:space="preserve">Защита: не больше 3 писем в час на один аккаунт и 5 запросов в час с одного адреса, ссылка хранится на сервере только в виде отпечатка, страница со ссылкой не передаёт её дальше через заголовок Referer, слабый пароль не расходует ссылку.</w:t>
+      </w:r>
+    </w:p>
+    <w:p>
+      <w:pPr>
+        <w:pStyle w:val="Heading2"/>
         <w:keepNext/>
       </w:pPr>
       <w:r>
         <w:rPr>
           <w:rFonts w:ascii="Arial" w:cs="Arial" w:eastAsia="Arial" w:hAnsi="Arial"/>
         </w:rPr>
-        <w:t xml:space="preserve">10. История, заявки, настройки, система</w:t>
+        <w:t xml:space="preserve">Настройка почты</w:t>
+      </w:r>
+    </w:p>
+    <w:p>
+      <w:pPr>
+        <w:spacing w:after="120" w:line="300"/>
+      </w:pPr>
+      <w:r>
+        <w:rPr>
+          <w:rFonts w:ascii="Arial" w:cs="Arial" w:eastAsia="Arial" w:hAnsi="Arial"/>
+        </w:rPr>
+        <w:t xml:space="preserve">Администратор открывает «Настройки», блок «Почта», выбирает способ: почта хостинга (PHP mail) или SMTP-сервер, и нажимает «Отправить тестовое письмо» на свою почту. Пароль SMTP хранится не в базе, а в закрытом файле настроек на сервере. Если письма не доходят, администратор всегда может создать новый пароль вручную в «Пользователях».</w:t>
       </w:r>
     </w:p>
     <w:p>
@@ -4825,9 +4930,9 @@
       <w:r>
         <w:drawing>
           <wp:inline distT="0" distB="0" distL="0" distR="0">
-            <wp:extent cx="5715000" cy="3533775"/>
+            <wp:extent cx="4953000" cy="5010150"/>
             <wp:effectExtent t="0" r="0" b="0" l="0"/>
-            <wp:docPr id="30" name="25-history" descr="История: кто, когда, что изменил. «Откатить» возвращает страницу к выбранной версии" title="История: кто, когда, что изменил. «Откатить» возвращает страницу к выбранной версии"/>
+            <wp:docPr id="30" name="48-settings-mail" descr="Настройки: блок «Почта» с тестовым письмом" title="Настройки: блок «Почта» с тестовым письмом"/>
             <wp:cNvGraphicFramePr>
               <a:graphicFrameLocks xmlns:a="http://schemas.openxmlformats.org/drawingml/2006/main" noChangeAspect="1"/>
             </wp:cNvGraphicFramePr>
@@ -4850,7 +4955,7 @@
                   <pic:spPr bwMode="auto">
                     <a:xfrm>
                       <a:off x="0" y="0"/>
-                      <a:ext cx="5715000" cy="3533775"/>
+                      <a:ext cx="4953000" cy="5010150"/>
                     </a:xfrm>
                     <a:prstGeom prst="rect">
                       <a:avLst/>
@@ -4877,18 +4982,19 @@
           <w:sz w:val="18"/>
           <w:szCs w:val="18"/>
         </w:rPr>
-        <w:t xml:space="preserve">Рисунок 30. История: кто, когда, что изменил. «Откатить» возвращает страницу к выбранной версии</w:t>
-      </w:r>
-    </w:p>
-    <w:p>
-      <w:pPr>
-        <w:spacing w:after="120" w:line="300"/>
-      </w:pPr>
-      <w:r>
-        <w:rPr>
-          <w:rFonts w:ascii="Arial" w:cs="Arial" w:eastAsia="Arial" w:hAnsi="Arial"/>
-        </w:rPr>
-        <w:t xml:space="preserve">В истории видны и удаления, и восстановления. Откат делается и для удалённой страницы (она создаётся заново), но откатить «к самому удалению» нельзя: для такой записи кнопки нет.</w:t>
+        <w:t xml:space="preserve">Рисунок 30. Настройки: блок «Почта» с тестовым письмом</w:t>
+      </w:r>
+    </w:p>
+    <w:p>
+      <w:pPr>
+        <w:pStyle w:val="Heading1"/>
+        <w:keepNext/>
+      </w:pPr>
+      <w:r>
+        <w:rPr>
+          <w:rFonts w:ascii="Arial" w:cs="Arial" w:eastAsia="Arial" w:hAnsi="Arial"/>
+        </w:rPr>
+        <w:t xml:space="preserve">10. История, заявки, настройки, система</w:t>
       </w:r>
     </w:p>
     <w:p>
@@ -4902,7 +5008,7 @@
           <wp:inline distT="0" distB="0" distL="0" distR="0">
             <wp:extent cx="5715000" cy="3533775"/>
             <wp:effectExtent t="0" r="0" b="0" l="0"/>
-            <wp:docPr id="31" name="26-leads" descr="Заявки и посещаемость за 7 дней (данные тестовые)" title="Заявки и посещаемость за 7 дней (данные тестовые)"/>
+            <wp:docPr id="31" name="25-history" descr="История: кто, когда, что изменил. «Откатить» возвращает страницу к выбранной версии" title="История: кто, когда, что изменил. «Откатить» возвращает страницу к выбранной версии"/>
             <wp:cNvGraphicFramePr>
               <a:graphicFrameLocks xmlns:a="http://schemas.openxmlformats.org/drawingml/2006/main" noChangeAspect="1"/>
             </wp:cNvGraphicFramePr>
@@ -4952,7 +5058,7 @@
           <w:sz w:val="18"/>
           <w:szCs w:val="18"/>
         </w:rPr>
-        <w:t xml:space="preserve">Рисунок 31. Заявки и посещаемость за 7 дней (данные тестовые)</w:t>
+        <w:t xml:space="preserve">Рисунок 31. История: кто, когда, что изменил. «Откатить» возвращает страницу к выбранной версии</w:t>
       </w:r>
     </w:p>
     <w:p>
@@ -4962,72 +5068,8 @@
       <w:r>
         <w:rPr>
           <w:rFonts w:ascii="Arial" w:cs="Arial" w:eastAsia="Arial" w:hAnsi="Arial"/>
-          <w:b/>
-          <w:bCs/>
-        </w:rPr>
-        <w:t xml:space="preserve">Настройки сайта.</w:t>
-      </w:r>
-      <w:r>
-        <w:rPr>
-          <w:rFonts w:ascii="Arial" w:cs="Arial" w:eastAsia="Arial" w:hAnsi="Arial"/>
-        </w:rPr>
-        <w:t xml:space="preserve"> По замечанию к первой версии поля подписаны так, как их понимают поисковики и ИИ-модели: «Название сайта (title)» идёт в заголовок каждой страницы, «Описание сайта (description)» служит описанием по умолчанию. Добавлено отдельное поле </w:t>
-      </w:r>
-      <w:r>
-        <w:rPr>
-          <w:rFonts w:ascii="Arial" w:cs="Arial" w:eastAsia="Arial" w:hAnsi="Arial"/>
-          <w:b/>
-          <w:bCs/>
-        </w:rPr>
-        <w:t xml:space="preserve">«Текст для ИИ-моделей (llms.txt)»</w:t>
-      </w:r>
-      <w:r>
-        <w:rPr>
-          <w:rFonts w:ascii="Arial" w:cs="Arial" w:eastAsia="Arial" w:hAnsi="Arial"/>
-        </w:rPr>
-        <w:t xml:space="preserve">: свободный текст до 4000 символов в формате Markdown (чем занимается компания, для кого, что не делаем, как называть, контакты). Он выводится в </w:t>
-      </w:r>
-      <w:r>
-        <w:rPr>
-          <w:rFonts w:ascii="Courier New" w:cs="Courier New" w:eastAsia="Courier New" w:hAnsi="Courier New"/>
-          <w:sz w:val="20"/>
-          <w:szCs w:val="20"/>
-        </w:rPr>
-        <w:t xml:space="preserve">/llms.txt</w:t>
-      </w:r>
-      <w:r>
-        <w:rPr>
-          <w:rFonts w:ascii="Arial" w:cs="Arial" w:eastAsia="Arial" w:hAnsi="Arial"/>
-        </w:rPr>
-        <w:t xml:space="preserve"> после описания, отдельно от него, посетители сайта его не видят. Его можно менять и через ИИ-агента (</w:t>
-      </w:r>
-      <w:r>
-        <w:rPr>
-          <w:rFonts w:ascii="Courier New" w:cs="Courier New" w:eastAsia="Courier New" w:hAnsi="Courier New"/>
-          <w:sz w:val="20"/>
-          <w:szCs w:val="20"/>
-        </w:rPr>
-        <w:t xml:space="preserve">set_settings</w:t>
-      </w:r>
-      <w:r>
-        <w:rPr>
-          <w:rFonts w:ascii="Arial" w:cs="Arial" w:eastAsia="Arial" w:hAnsi="Arial"/>
-        </w:rPr>
-        <w:t xml:space="preserve">, поле </w:t>
-      </w:r>
-      <w:r>
-        <w:rPr>
-          <w:rFonts w:ascii="Courier New" w:cs="Courier New" w:eastAsia="Courier New" w:hAnsi="Courier New"/>
-          <w:sz w:val="20"/>
-          <w:szCs w:val="20"/>
-        </w:rPr>
-        <w:t xml:space="preserve">llms_text</w:t>
-      </w:r>
-      <w:r>
-        <w:rPr>
-          <w:rFonts w:ascii="Arial" w:cs="Arial" w:eastAsia="Arial" w:hAnsi="Arial"/>
-        </w:rPr>
-        <w:t xml:space="preserve">).</w:t>
+        </w:rPr>
+        <w:t xml:space="preserve">В истории видны и удаления, и восстановления. Откат делается и для удалённой страницы (она создаётся заново), но откатить «к самому удалению» нельзя: для такой записи кнопки нет.</w:t>
       </w:r>
     </w:p>
     <w:p>
@@ -5039,9 +5081,9 @@
       <w:r>
         <w:drawing>
           <wp:inline distT="0" distB="0" distL="0" distR="0">
-            <wp:extent cx="4953000" cy="6477000"/>
+            <wp:extent cx="5715000" cy="3533775"/>
             <wp:effectExtent t="0" r="0" b="0" l="0"/>
-            <wp:docPr id="32" name="50-settings-llms" descr="Настройки сайта: подписи title и description, отдельный текст для llms.txt и блок почты" title="Настройки сайта: подписи title и description, отдельный текст для llms.txt и блок почты"/>
+            <wp:docPr id="32" name="26-leads" descr="Заявки и посещаемость за 7 дней (данные тестовые)" title="Заявки и посещаемость за 7 дней (данные тестовые)"/>
             <wp:cNvGraphicFramePr>
               <a:graphicFrameLocks xmlns:a="http://schemas.openxmlformats.org/drawingml/2006/main" noChangeAspect="1"/>
             </wp:cNvGraphicFramePr>
@@ -5064,7 +5106,7 @@
                   <pic:spPr bwMode="auto">
                     <a:xfrm>
                       <a:off x="0" y="0"/>
-                      <a:ext cx="4953000" cy="6477000"/>
+                      <a:ext cx="5715000" cy="3533775"/>
                     </a:xfrm>
                     <a:prstGeom prst="rect">
                       <a:avLst/>
@@ -5091,7 +5133,7 @@
           <w:sz w:val="18"/>
           <w:szCs w:val="18"/>
         </w:rPr>
-        <w:t xml:space="preserve">Рисунок 32. Настройки сайта: подписи title и description, отдельный текст для llms.txt и блок почты</w:t>
+        <w:t xml:space="preserve">Рисунок 32. Заявки и посещаемость за 7 дней (данные тестовые)</w:t>
       </w:r>
     </w:p>
     <w:p>
@@ -5104,13 +5146,69 @@
           <w:b/>
           <w:bCs/>
         </w:rPr>
-        <w:t xml:space="preserve">Система.</w:t>
-      </w:r>
-      <w:r>
-        <w:rPr>
-          <w:rFonts w:ascii="Arial" w:cs="Arial" w:eastAsia="Arial" w:hAnsi="Arial"/>
-        </w:rPr>
-        <w:t xml:space="preserve"> Обслуживание (кэш, бэкап), модули и доступ для ИИ-агентов. Как устроен доступ агентов, описано в разделе 13.</w:t>
+        <w:t xml:space="preserve">Настройки сайта.</w:t>
+      </w:r>
+      <w:r>
+        <w:rPr>
+          <w:rFonts w:ascii="Arial" w:cs="Arial" w:eastAsia="Arial" w:hAnsi="Arial"/>
+        </w:rPr>
+        <w:t xml:space="preserve"> По замечанию к первой версии поля подписаны так, как их понимают поисковики и ИИ-модели: «Название сайта (title)» идёт в заголовок каждой страницы, «Описание сайта (description)» служит описанием по умолчанию. Добавлено отдельное поле </w:t>
+      </w:r>
+      <w:r>
+        <w:rPr>
+          <w:rFonts w:ascii="Arial" w:cs="Arial" w:eastAsia="Arial" w:hAnsi="Arial"/>
+          <w:b/>
+          <w:bCs/>
+        </w:rPr>
+        <w:t xml:space="preserve">«Текст для ИИ-моделей (llms.txt)»</w:t>
+      </w:r>
+      <w:r>
+        <w:rPr>
+          <w:rFonts w:ascii="Arial" w:cs="Arial" w:eastAsia="Arial" w:hAnsi="Arial"/>
+        </w:rPr>
+        <w:t xml:space="preserve">: свободный текст до 4000 символов в формате Markdown (чем занимается компания, для кого, что не делаем, как называть, контакты). Он выводится в </w:t>
+      </w:r>
+      <w:r>
+        <w:rPr>
+          <w:rFonts w:ascii="Courier New" w:cs="Courier New" w:eastAsia="Courier New" w:hAnsi="Courier New"/>
+          <w:sz w:val="20"/>
+          <w:szCs w:val="20"/>
+        </w:rPr>
+        <w:t xml:space="preserve">/llms.txt</w:t>
+      </w:r>
+      <w:r>
+        <w:rPr>
+          <w:rFonts w:ascii="Arial" w:cs="Arial" w:eastAsia="Arial" w:hAnsi="Arial"/>
+        </w:rPr>
+        <w:t xml:space="preserve"> после описания, отдельно от него, посетители сайта его не видят. Его можно менять и через ИИ-агента (</w:t>
+      </w:r>
+      <w:r>
+        <w:rPr>
+          <w:rFonts w:ascii="Courier New" w:cs="Courier New" w:eastAsia="Courier New" w:hAnsi="Courier New"/>
+          <w:sz w:val="20"/>
+          <w:szCs w:val="20"/>
+        </w:rPr>
+        <w:t xml:space="preserve">set_settings</w:t>
+      </w:r>
+      <w:r>
+        <w:rPr>
+          <w:rFonts w:ascii="Arial" w:cs="Arial" w:eastAsia="Arial" w:hAnsi="Arial"/>
+        </w:rPr>
+        <w:t xml:space="preserve">, поле </w:t>
+      </w:r>
+      <w:r>
+        <w:rPr>
+          <w:rFonts w:ascii="Courier New" w:cs="Courier New" w:eastAsia="Courier New" w:hAnsi="Courier New"/>
+          <w:sz w:val="20"/>
+          <w:szCs w:val="20"/>
+        </w:rPr>
+        <w:t xml:space="preserve">llms_text</w:t>
+      </w:r>
+      <w:r>
+        <w:rPr>
+          <w:rFonts w:ascii="Arial" w:cs="Arial" w:eastAsia="Arial" w:hAnsi="Arial"/>
+        </w:rPr>
+        <w:t xml:space="preserve">).</w:t>
       </w:r>
     </w:p>
     <w:p>
@@ -5122,9 +5220,9 @@
       <w:r>
         <w:drawing>
           <wp:inline distT="0" distB="0" distL="0" distR="0">
-            <wp:extent cx="4953000" cy="4305300"/>
+            <wp:extent cx="4953000" cy="6477000"/>
             <wp:effectExtent t="0" r="0" b="0" l="0"/>
-            <wp:docPr id="33" name="52-system-agents" descr="Система: доступ для ИИ-агентов, переключатель самовыдачи, список токенов с кнопкой «Отозвать»" title="Система: доступ для ИИ-агентов, переключатель самовыдачи, список токенов с кнопкой «Отозвать»"/>
+            <wp:docPr id="33" name="50-settings-llms" descr="Настройки сайта: подписи title и description, отдельный текст для llms.txt и блок почты" title="Настройки сайта: подписи title и description, отдельный текст для llms.txt и блок почты"/>
             <wp:cNvGraphicFramePr>
               <a:graphicFrameLocks xmlns:a="http://schemas.openxmlformats.org/drawingml/2006/main" noChangeAspect="1"/>
             </wp:cNvGraphicFramePr>
@@ -5147,7 +5245,7 @@
                   <pic:spPr bwMode="auto">
                     <a:xfrm>
                       <a:off x="0" y="0"/>
-                      <a:ext cx="4953000" cy="4305300"/>
+                      <a:ext cx="4953000" cy="6477000"/>
                     </a:xfrm>
                     <a:prstGeom prst="rect">
                       <a:avLst/>
@@ -5174,68 +5272,12 @@
           <w:sz w:val="18"/>
           <w:szCs w:val="18"/>
         </w:rPr>
-        <w:t xml:space="preserve">Рисунок 33. Система: доступ для ИИ-агентов, переключатель самовыдачи, список токенов с кнопкой «Отозвать»</w:t>
-      </w:r>
-    </w:p>
-    <w:p>
-      <w:pPr>
-        <w:pStyle w:val="Heading1"/>
-        <w:keepNext/>
-      </w:pPr>
-      <w:r>
-        <w:rPr>
-          <w:rFonts w:ascii="Arial" w:cs="Arial" w:eastAsia="Arial" w:hAnsi="Arial"/>
-        </w:rPr>
-        <w:t xml:space="preserve">11. Установщик для хостинга без SSH</w:t>
+        <w:t xml:space="preserve">Рисунок 33. Настройки сайта: подписи title и description, отдельный текст для llms.txt и блок почты</w:t>
       </w:r>
     </w:p>
     <w:p>
       <w:pPr>
         <w:spacing w:after="120" w:line="300"/>
-      </w:pPr>
-      <w:r>
-        <w:rPr>
-          <w:rFonts w:ascii="Arial" w:cs="Arial" w:eastAsia="Arial" w:hAnsi="Arial"/>
-        </w:rPr>
-        <w:t xml:space="preserve">Установщик открывается по адресу вида </w:t>
-      </w:r>
-      <w:r>
-        <w:rPr>
-          <w:rFonts w:ascii="Courier New" w:cs="Courier New" w:eastAsia="Courier New" w:hAnsi="Courier New"/>
-          <w:sz w:val="20"/>
-          <w:szCs w:val="20"/>
-        </w:rPr>
-        <w:t xml:space="preserve">/admin/install.php?key=…</w:t>
-      </w:r>
-      <w:r>
-        <w:rPr>
-          <w:rFonts w:ascii="Arial" w:cs="Arial" w:eastAsia="Arial" w:hAnsi="Arial"/>
-        </w:rPr>
-        <w:t xml:space="preserve">, где ключ лежит в файле </w:t>
-      </w:r>
-      <w:r>
-        <w:rPr>
-          <w:rFonts w:ascii="Courier New" w:cs="Courier New" w:eastAsia="Courier New" w:hAnsi="Courier New"/>
-          <w:sz w:val="20"/>
-          <w:szCs w:val="20"/>
-        </w:rPr>
-        <w:t xml:space="preserve">data/install.key</w:t>
-      </w:r>
-      <w:r>
-        <w:rPr>
-          <w:rFonts w:ascii="Arial" w:cs="Arial" w:eastAsia="Arial" w:hAnsi="Arial"/>
-        </w:rPr>
-        <w:t xml:space="preserve">, который владелец сайта загружает вручную. Без ключа страница отвечает «не найдено».</w:t>
-      </w:r>
-    </w:p>
-    <w:p>
-      <w:pPr>
-        <w:pStyle w:val="ListParagraph"/>
-        <w:numPr>
-          <w:ilvl w:val="0"/>
-          <w:numId w:val="5"/>
-        </w:numPr>
-        <w:spacing w:after="60" w:line="290"/>
       </w:pPr>
       <w:r>
         <w:rPr>
@@ -5243,61 +5285,13 @@
           <w:b/>
           <w:bCs/>
         </w:rPr>
-        <w:t xml:space="preserve">Проверка среды:</w:t>
-      </w:r>
-      <w:r>
-        <w:rPr>
-          <w:rFonts w:ascii="Arial" w:cs="Arial" w:eastAsia="Arial" w:hAnsi="Arial"/>
-        </w:rPr>
-        <w:t xml:space="preserve"> версия PHP, нужные расширения, что обязательно, а что лишь желательно.</w:t>
-      </w:r>
-    </w:p>
-    <w:p>
-      <w:pPr>
-        <w:pStyle w:val="ListParagraph"/>
-        <w:numPr>
-          <w:ilvl w:val="0"/>
-          <w:numId w:val="5"/>
-        </w:numPr>
-        <w:spacing w:after="60" w:line="290"/>
-      </w:pPr>
-      <w:r>
-        <w:rPr>
-          <w:rFonts w:ascii="Arial" w:cs="Arial" w:eastAsia="Arial" w:hAnsi="Arial"/>
-          <w:b/>
-          <w:bCs/>
-        </w:rPr>
-        <w:t xml:space="preserve">Данные сайта:</w:t>
-      </w:r>
-      <w:r>
-        <w:rPr>
-          <w:rFonts w:ascii="Arial" w:cs="Arial" w:eastAsia="Arial" w:hAnsi="Arial"/>
-        </w:rPr>
-        <w:t xml:space="preserve"> адрес (подставляется автоматически, нужно подтвердить), название, логин, почта администратора, пароль (свой или созданный системой), демонстрационные страницы.</w:t>
-      </w:r>
-    </w:p>
-    <w:p>
-      <w:pPr>
-        <w:pStyle w:val="ListParagraph"/>
-        <w:numPr>
-          <w:ilvl w:val="0"/>
-          <w:numId w:val="5"/>
-        </w:numPr>
-        <w:spacing w:after="60" w:line="290"/>
-      </w:pPr>
-      <w:r>
-        <w:rPr>
-          <w:rFonts w:ascii="Arial" w:cs="Arial" w:eastAsia="Arial" w:hAnsi="Arial"/>
-          <w:b/>
-          <w:bCs/>
-        </w:rPr>
-        <w:t xml:space="preserve">Готово:</w:t>
-      </w:r>
-      <w:r>
-        <w:rPr>
-          <w:rFonts w:ascii="Arial" w:cs="Arial" w:eastAsia="Arial" w:hAnsi="Arial"/>
-        </w:rPr>
-        <w:t xml:space="preserve"> логин и пароль с кнопкой «Копировать» и готовая команда cron.</w:t>
+        <w:t xml:space="preserve">Система.</w:t>
+      </w:r>
+      <w:r>
+        <w:rPr>
+          <w:rFonts w:ascii="Arial" w:cs="Arial" w:eastAsia="Arial" w:hAnsi="Arial"/>
+        </w:rPr>
+        <w:t xml:space="preserve"> Обслуживание (кэш, бэкап), модули и доступ для ИИ-агентов. Как устроен доступ агентов, описано в разделе 13.</w:t>
       </w:r>
     </w:p>
     <w:p>
@@ -5309,9 +5303,9 @@
       <w:r>
         <w:drawing>
           <wp:inline distT="0" distB="0" distL="0" distR="0">
-            <wp:extent cx="4381500" cy="3981450"/>
+            <wp:extent cx="4953000" cy="4305300"/>
             <wp:effectExtent t="0" r="0" b="0" l="0"/>
-            <wp:docPr id="34" name="34-install-1-check" descr="Шаг 1: проверка среды" title="Шаг 1: проверка среды"/>
+            <wp:docPr id="34" name="52-system-agents" descr="Система: доступ для ИИ-агентов, переключатель самовыдачи, список токенов с кнопкой «Отозвать»" title="Система: доступ для ИИ-агентов, переключатель самовыдачи, список токенов с кнопкой «Отозвать»"/>
             <wp:cNvGraphicFramePr>
               <a:graphicFrameLocks xmlns:a="http://schemas.openxmlformats.org/drawingml/2006/main" noChangeAspect="1"/>
             </wp:cNvGraphicFramePr>
@@ -5334,7 +5328,7 @@
                   <pic:spPr bwMode="auto">
                     <a:xfrm>
                       <a:off x="0" y="0"/>
-                      <a:ext cx="4381500" cy="3981450"/>
+                      <a:ext cx="4953000" cy="4305300"/>
                     </a:xfrm>
                     <a:prstGeom prst="rect">
                       <a:avLst/>
@@ -5361,7 +5355,130 @@
           <w:sz w:val="18"/>
           <w:szCs w:val="18"/>
         </w:rPr>
-        <w:t xml:space="preserve">Рисунок 34. Шаг 1: проверка среды</w:t>
+        <w:t xml:space="preserve">Рисунок 34. Система: доступ для ИИ-агентов, переключатель самовыдачи, список токенов с кнопкой «Отозвать»</w:t>
+      </w:r>
+    </w:p>
+    <w:p>
+      <w:pPr>
+        <w:pStyle w:val="Heading1"/>
+        <w:keepNext/>
+      </w:pPr>
+      <w:r>
+        <w:rPr>
+          <w:rFonts w:ascii="Arial" w:cs="Arial" w:eastAsia="Arial" w:hAnsi="Arial"/>
+        </w:rPr>
+        <w:t xml:space="preserve">11. Установщик для хостинга без SSH</w:t>
+      </w:r>
+    </w:p>
+    <w:p>
+      <w:pPr>
+        <w:spacing w:after="120" w:line="300"/>
+      </w:pPr>
+      <w:r>
+        <w:rPr>
+          <w:rFonts w:ascii="Arial" w:cs="Arial" w:eastAsia="Arial" w:hAnsi="Arial"/>
+        </w:rPr>
+        <w:t xml:space="preserve">Установщик открывается по адресу вида </w:t>
+      </w:r>
+      <w:r>
+        <w:rPr>
+          <w:rFonts w:ascii="Courier New" w:cs="Courier New" w:eastAsia="Courier New" w:hAnsi="Courier New"/>
+          <w:sz w:val="20"/>
+          <w:szCs w:val="20"/>
+        </w:rPr>
+        <w:t xml:space="preserve">/admin/install.php?key=…</w:t>
+      </w:r>
+      <w:r>
+        <w:rPr>
+          <w:rFonts w:ascii="Arial" w:cs="Arial" w:eastAsia="Arial" w:hAnsi="Arial"/>
+        </w:rPr>
+        <w:t xml:space="preserve">, где ключ лежит в файле </w:t>
+      </w:r>
+      <w:r>
+        <w:rPr>
+          <w:rFonts w:ascii="Courier New" w:cs="Courier New" w:eastAsia="Courier New" w:hAnsi="Courier New"/>
+          <w:sz w:val="20"/>
+          <w:szCs w:val="20"/>
+        </w:rPr>
+        <w:t xml:space="preserve">data/install.key</w:t>
+      </w:r>
+      <w:r>
+        <w:rPr>
+          <w:rFonts w:ascii="Arial" w:cs="Arial" w:eastAsia="Arial" w:hAnsi="Arial"/>
+        </w:rPr>
+        <w:t xml:space="preserve">, который владелец сайта загружает вручную. Без ключа страница отвечает «не найдено».</w:t>
+      </w:r>
+    </w:p>
+    <w:p>
+      <w:pPr>
+        <w:pStyle w:val="ListParagraph"/>
+        <w:numPr>
+          <w:ilvl w:val="0"/>
+          <w:numId w:val="5"/>
+        </w:numPr>
+        <w:spacing w:after="60" w:line="290"/>
+      </w:pPr>
+      <w:r>
+        <w:rPr>
+          <w:rFonts w:ascii="Arial" w:cs="Arial" w:eastAsia="Arial" w:hAnsi="Arial"/>
+          <w:b/>
+          <w:bCs/>
+        </w:rPr>
+        <w:t xml:space="preserve">Проверка среды:</w:t>
+      </w:r>
+      <w:r>
+        <w:rPr>
+          <w:rFonts w:ascii="Arial" w:cs="Arial" w:eastAsia="Arial" w:hAnsi="Arial"/>
+        </w:rPr>
+        <w:t xml:space="preserve"> версия PHP, нужные расширения, что обязательно, а что лишь желательно.</w:t>
+      </w:r>
+    </w:p>
+    <w:p>
+      <w:pPr>
+        <w:pStyle w:val="ListParagraph"/>
+        <w:numPr>
+          <w:ilvl w:val="0"/>
+          <w:numId w:val="5"/>
+        </w:numPr>
+        <w:spacing w:after="60" w:line="290"/>
+      </w:pPr>
+      <w:r>
+        <w:rPr>
+          <w:rFonts w:ascii="Arial" w:cs="Arial" w:eastAsia="Arial" w:hAnsi="Arial"/>
+          <w:b/>
+          <w:bCs/>
+        </w:rPr>
+        <w:t xml:space="preserve">Данные сайта:</w:t>
+      </w:r>
+      <w:r>
+        <w:rPr>
+          <w:rFonts w:ascii="Arial" w:cs="Arial" w:eastAsia="Arial" w:hAnsi="Arial"/>
+        </w:rPr>
+        <w:t xml:space="preserve"> адрес (подставляется автоматически, нужно подтвердить), название, логин, почта администратора, пароль (свой или созданный системой), демонстрационные страницы.</w:t>
+      </w:r>
+    </w:p>
+    <w:p>
+      <w:pPr>
+        <w:pStyle w:val="ListParagraph"/>
+        <w:numPr>
+          <w:ilvl w:val="0"/>
+          <w:numId w:val="5"/>
+        </w:numPr>
+        <w:spacing w:after="60" w:line="290"/>
+      </w:pPr>
+      <w:r>
+        <w:rPr>
+          <w:rFonts w:ascii="Arial" w:cs="Arial" w:eastAsia="Arial" w:hAnsi="Arial"/>
+          <w:b/>
+          <w:bCs/>
+        </w:rPr>
+        <w:t xml:space="preserve">Готово:</w:t>
+      </w:r>
+      <w:r>
+        <w:rPr>
+          <w:rFonts w:ascii="Arial" w:cs="Arial" w:eastAsia="Arial" w:hAnsi="Arial"/>
+        </w:rPr>
+        <w:t xml:space="preserve"> логин и пароль с кнопкой «Копировать». Команды cron здесь больше нет: по вашему замечанию сайт всё делает сам (см. ниже).</w:t>
       </w:r>
     </w:p>
     <w:p>
@@ -5373,9 +5490,9 @@
       <w:r>
         <w:drawing>
           <wp:inline distT="0" distB="0" distL="0" distR="0">
-            <wp:extent cx="4381500" cy="3990975"/>
+            <wp:extent cx="4381500" cy="3981450"/>
             <wp:effectExtent t="0" r="0" b="0" l="0"/>
-            <wp:docPr id="35" name="35-install-2-form" descr="Шаг 2: данные сайта" title="Шаг 2: данные сайта"/>
+            <wp:docPr id="35" name="34-install-1-check" descr="Шаг 1: проверка среды" title="Шаг 1: проверка среды"/>
             <wp:cNvGraphicFramePr>
               <a:graphicFrameLocks xmlns:a="http://schemas.openxmlformats.org/drawingml/2006/main" noChangeAspect="1"/>
             </wp:cNvGraphicFramePr>
@@ -5398,7 +5515,7 @@
                   <pic:spPr bwMode="auto">
                     <a:xfrm>
                       <a:off x="0" y="0"/>
-                      <a:ext cx="4381500" cy="3990975"/>
+                      <a:ext cx="4381500" cy="3981450"/>
                     </a:xfrm>
                     <a:prstGeom prst="rect">
                       <a:avLst/>
@@ -5425,7 +5542,7 @@
           <w:sz w:val="18"/>
           <w:szCs w:val="18"/>
         </w:rPr>
-        <w:t xml:space="preserve">Рисунок 35. Шаг 2: данные сайта</w:t>
+        <w:t xml:space="preserve">Рисунок 35. Шаг 1: проверка среды</w:t>
       </w:r>
     </w:p>
     <w:p>
@@ -5437,9 +5554,9 @@
       <w:r>
         <w:drawing>
           <wp:inline distT="0" distB="0" distL="0" distR="0">
-            <wp:extent cx="4381500" cy="3676650"/>
+            <wp:extent cx="4381500" cy="3990975"/>
             <wp:effectExtent t="0" r="0" b="0" l="0"/>
-            <wp:docPr id="36" name="36-install-3-done" descr="Шаг 3: готово (пароль на снимке одноразовый, тестовая копия)" title="Шаг 3: готово (пароль на снимке одноразовый, тестовая копия)"/>
+            <wp:docPr id="36" name="35-install-2-form" descr="Шаг 2: данные сайта" title="Шаг 2: данные сайта"/>
             <wp:cNvGraphicFramePr>
               <a:graphicFrameLocks xmlns:a="http://schemas.openxmlformats.org/drawingml/2006/main" noChangeAspect="1"/>
             </wp:cNvGraphicFramePr>
@@ -5462,7 +5579,7 @@
                   <pic:spPr bwMode="auto">
                     <a:xfrm>
                       <a:off x="0" y="0"/>
-                      <a:ext cx="4381500" cy="3676650"/>
+                      <a:ext cx="4381500" cy="3990975"/>
                     </a:xfrm>
                     <a:prstGeom prst="rect">
                       <a:avLst/>
@@ -5489,30 +5606,7 @@
           <w:sz w:val="18"/>
           <w:szCs w:val="18"/>
         </w:rPr>
-        <w:t xml:space="preserve">Рисунок 36. Шаг 3: готово (пароль на снимке одноразовый, тестовая копия)</w:t>
-      </w:r>
-    </w:p>
-    <w:p>
-      <w:pPr>
-        <w:pStyle w:val="Heading1"/>
-        <w:keepNext/>
-      </w:pPr>
-      <w:r>
-        <w:rPr>
-          <w:rFonts w:ascii="Arial" w:cs="Arial" w:eastAsia="Arial" w:hAnsi="Arial"/>
-        </w:rPr>
-        <w:t xml:space="preserve">12. Тёмная тема и телефон</w:t>
-      </w:r>
-    </w:p>
-    <w:p>
-      <w:pPr>
-        <w:spacing w:after="120" w:line="300"/>
-      </w:pPr>
-      <w:r>
-        <w:rPr>
-          <w:rFonts w:ascii="Arial" w:cs="Arial" w:eastAsia="Arial" w:hAnsi="Arial"/>
-        </w:rPr>
-        <w:t xml:space="preserve">Тема выбирается переключателем внизу меню и запоминается в браузере. Режим «Авто» следует настройке системы.</w:t>
+        <w:t xml:space="preserve">Рисунок 36. Шаг 2: данные сайта</w:t>
       </w:r>
     </w:p>
     <w:p>
@@ -5524,9 +5618,9 @@
       <w:r>
         <w:drawing>
           <wp:inline distT="0" distB="0" distL="0" distR="0">
-            <wp:extent cx="5715000" cy="3533775"/>
+            <wp:extent cx="4381500" cy="3581400"/>
             <wp:effectExtent t="0" r="0" b="0" l="0"/>
-            <wp:docPr id="37" name="29-overview-dark" descr="Обзор в тёмной теме" title="Обзор в тёмной теме"/>
+            <wp:docPr id="37" name="36-install-3-done" descr="Шаг 3: готово (пароль на снимке одноразовый, тестовая копия)" title="Шаг 3: готово (пароль на снимке одноразовый, тестовая копия)"/>
             <wp:cNvGraphicFramePr>
               <a:graphicFrameLocks xmlns:a="http://schemas.openxmlformats.org/drawingml/2006/main" noChangeAspect="1"/>
             </wp:cNvGraphicFramePr>
@@ -5549,7 +5643,7 @@
                   <pic:spPr bwMode="auto">
                     <a:xfrm>
                       <a:off x="0" y="0"/>
-                      <a:ext cx="5715000" cy="3533775"/>
+                      <a:ext cx="4381500" cy="3581400"/>
                     </a:xfrm>
                     <a:prstGeom prst="rect">
                       <a:avLst/>
@@ -5576,7 +5670,190 @@
           <w:sz w:val="18"/>
           <w:szCs w:val="18"/>
         </w:rPr>
-        <w:t xml:space="preserve">Рисунок 37. Обзор в тёмной теме</w:t>
+        <w:t xml:space="preserve">Рисунок 37. Шаг 3: готово (пароль на снимке одноразовый, тестовая копия)</w:t>
+      </w:r>
+    </w:p>
+    <w:p>
+      <w:pPr>
+        <w:pStyle w:val="Heading2"/>
+        <w:keepNext/>
+      </w:pPr>
+      <w:r>
+        <w:rPr>
+          <w:rFonts w:ascii="Arial" w:cs="Arial" w:eastAsia="Arial" w:hAnsi="Arial"/>
+        </w:rPr>
+        <w:t xml:space="preserve">Без cron: что сайт делает сам</w:t>
+      </w:r>
+    </w:p>
+    <w:p>
+      <w:pPr>
+        <w:spacing w:after="120" w:line="300"/>
+      </w:pPr>
+      <w:r>
+        <w:rPr>
+          <w:rFonts w:ascii="Arial" w:cs="Arial" w:eastAsia="Arial" w:hAnsi="Arial"/>
+        </w:rPr>
+        <w:t xml:space="preserve">Раньше на шаге 3 предлагалось добавить задание cron. Вы правильно заметили, что до него доберётся только специалист, поэтому cron убран из обязательных шагов. Теперь фоновую работу делает сам сайт:</w:t>
+      </w:r>
+    </w:p>
+    <w:p>
+      <w:pPr>
+        <w:pStyle w:val="ListParagraph"/>
+        <w:numPr>
+          <w:ilvl w:val="0"/>
+          <w:numId w:val="2"/>
+        </w:numPr>
+        <w:spacing w:after="60" w:line="290"/>
+      </w:pPr>
+      <w:r>
+        <w:rPr>
+          <w:rFonts w:ascii="Arial" w:cs="Arial" w:eastAsia="Arial" w:hAnsi="Arial"/>
+          <w:b/>
+          <w:bCs/>
+        </w:rPr>
+        <w:t xml:space="preserve">Кэш обновляется в момент сохранения.</w:t>
+      </w:r>
+      <w:r>
+        <w:rPr>
+          <w:rFonts w:ascii="Arial" w:cs="Arial" w:eastAsia="Arial" w:hAnsi="Arial"/>
+        </w:rPr>
+        <w:t xml:space="preserve"> Вы нажали «Сохранить» (в админке, прямо на странице или через агента): ответ приходит сразу, а сразу после него сайт заново собирает изменённые страницы. Следующий посетитель уже получает готовую страницу.</w:t>
+      </w:r>
+    </w:p>
+    <w:p>
+      <w:pPr>
+        <w:pStyle w:val="ListParagraph"/>
+        <w:numPr>
+          <w:ilvl w:val="0"/>
+          <w:numId w:val="2"/>
+        </w:numPr>
+        <w:spacing w:after="60" w:line="290"/>
+      </w:pPr>
+      <w:r>
+        <w:rPr>
+          <w:rFonts w:ascii="Arial" w:cs="Arial" w:eastAsia="Arial" w:hAnsi="Arial"/>
+          <w:b/>
+          <w:bCs/>
+        </w:rPr>
+        <w:t xml:space="preserve">Уведомления поисковикам</w:t>
+      </w:r>
+      <w:r>
+        <w:rPr>
+          <w:rFonts w:ascii="Arial" w:cs="Arial" w:eastAsia="Arial" w:hAnsi="Arial"/>
+        </w:rPr>
+        <w:t xml:space="preserve"> (IndexNow) уходят в тот же момент, после ответа.</w:t>
+      </w:r>
+    </w:p>
+    <w:p>
+      <w:pPr>
+        <w:pStyle w:val="ListParagraph"/>
+        <w:numPr>
+          <w:ilvl w:val="0"/>
+          <w:numId w:val="2"/>
+        </w:numPr>
+        <w:spacing w:after="60" w:line="290"/>
+      </w:pPr>
+      <w:r>
+        <w:rPr>
+          <w:rFonts w:ascii="Arial" w:cs="Arial" w:eastAsia="Arial" w:hAnsi="Arial"/>
+          <w:b/>
+          <w:bCs/>
+        </w:rPr>
+        <w:t xml:space="preserve">Очередь записи</w:t>
+      </w:r>
+      <w:r>
+        <w:rPr>
+          <w:rFonts w:ascii="Arial" w:cs="Arial" w:eastAsia="Arial" w:hAnsi="Arial"/>
+        </w:rPr>
+        <w:t xml:space="preserve"> разбирается внутри самого запроса сохранения. Она короткая: записи идут по одной, тяжёлых очередей нет.</w:t>
+      </w:r>
+    </w:p>
+    <w:p>
+      <w:pPr>
+        <w:pStyle w:val="ListParagraph"/>
+        <w:numPr>
+          <w:ilvl w:val="0"/>
+          <w:numId w:val="2"/>
+        </w:numPr>
+        <w:spacing w:after="60" w:line="290"/>
+      </w:pPr>
+      <w:r>
+        <w:rPr>
+          <w:rFonts w:ascii="Arial" w:cs="Arial" w:eastAsia="Arial" w:hAnsi="Arial"/>
+          <w:b/>
+          <w:bCs/>
+        </w:rPr>
+        <w:t xml:space="preserve">Если что-то осталось</w:t>
+      </w:r>
+      <w:r>
+        <w:rPr>
+          <w:rFonts w:ascii="Arial" w:cs="Arial" w:eastAsia="Arial" w:hAnsi="Arial"/>
+        </w:rPr>
+        <w:t xml:space="preserve"> (сбой, недоступный поисковик), это дорабатывается, когда на сайт заходит посетитель и запрос доходит до PHP, не чаще раза в 30 секунд. Готовые страницы отдаёт веб-сервер, их просмотры работу сайта не нагружают.</w:t>
+      </w:r>
+    </w:p>
+    <w:p>
+      <w:pPr>
+        <w:pStyle w:val="ListParagraph"/>
+        <w:numPr>
+          <w:ilvl w:val="0"/>
+          <w:numId w:val="2"/>
+        </w:numPr>
+        <w:spacing w:after="60" w:line="290"/>
+      </w:pPr>
+      <w:r>
+        <w:rPr>
+          <w:rFonts w:ascii="Arial" w:cs="Arial" w:eastAsia="Arial" w:hAnsi="Arial"/>
+        </w:rPr>
+        <w:t xml:space="preserve">Если кэш был сброшен целиком кнопкой «Очистить кэш», страницы собираются по мере захода посетителей.</w:t>
+      </w:r>
+    </w:p>
+    <w:p>
+      <w:pPr>
+        <w:spacing w:after="120" w:line="300"/>
+      </w:pPr>
+      <w:r>
+        <w:rPr>
+          <w:rFonts w:ascii="Arial" w:cs="Arial" w:eastAsia="Arial" w:hAnsi="Arial"/>
+        </w:rPr>
+        <w:t xml:space="preserve">Команда </w:t>
+      </w:r>
+      <w:r>
+        <w:rPr>
+          <w:rFonts w:ascii="Courier New" w:cs="Courier New" w:eastAsia="Courier New" w:hAnsi="Courier New"/>
+          <w:sz w:val="20"/>
+          <w:szCs w:val="20"/>
+        </w:rPr>
+        <w:t xml:space="preserve">bin/queue-worker.php</w:t>
+      </w:r>
+      <w:r>
+        <w:rPr>
+          <w:rFonts w:ascii="Arial" w:cs="Arial" w:eastAsia="Arial" w:hAnsi="Arial"/>
+        </w:rPr>
+        <w:t xml:space="preserve"> осталась как необязательная для тех, кто хочет запуск по расписанию.</w:t>
+      </w:r>
+    </w:p>
+    <w:p>
+      <w:pPr>
+        <w:pStyle w:val="Heading1"/>
+        <w:keepNext/>
+      </w:pPr>
+      <w:r>
+        <w:rPr>
+          <w:rFonts w:ascii="Arial" w:cs="Arial" w:eastAsia="Arial" w:hAnsi="Arial"/>
+        </w:rPr>
+        <w:t xml:space="preserve">12. Тёмная тема и телефон</w:t>
+      </w:r>
+    </w:p>
+    <w:p>
+      <w:pPr>
+        <w:spacing w:after="120" w:line="300"/>
+      </w:pPr>
+      <w:r>
+        <w:rPr>
+          <w:rFonts w:ascii="Arial" w:cs="Arial" w:eastAsia="Arial" w:hAnsi="Arial"/>
+        </w:rPr>
+        <w:t xml:space="preserve">Тема выбирается переключателем внизу меню и запоминается в браузере. Режим «Авто» следует настройке системы.</w:t>
       </w:r>
     </w:p>
     <w:p>
@@ -5590,7 +5867,7 @@
           <wp:inline distT="0" distB="0" distL="0" distR="0">
             <wp:extent cx="5715000" cy="3533775"/>
             <wp:effectExtent t="0" r="0" b="0" l="0"/>
-            <wp:docPr id="38" name="30-editor-dark" descr="Редактор в тёмной теме" title="Редактор в тёмной теме"/>
+            <wp:docPr id="38" name="29-overview-dark" descr="Обзор в тёмной теме" title="Обзор в тёмной теме"/>
             <wp:cNvGraphicFramePr>
               <a:graphicFrameLocks xmlns:a="http://schemas.openxmlformats.org/drawingml/2006/main" noChangeAspect="1"/>
             </wp:cNvGraphicFramePr>
@@ -5640,7 +5917,71 @@
           <w:sz w:val="18"/>
           <w:szCs w:val="18"/>
         </w:rPr>
-        <w:t xml:space="preserve">Рисунок 38. Редактор в тёмной теме</w:t>
+        <w:t xml:space="preserve">Рисунок 38. Обзор в тёмной теме</w:t>
+      </w:r>
+    </w:p>
+    <w:p>
+      <w:pPr>
+        <w:keepNext/>
+        <w:spacing w:after="60" w:before="120"/>
+        <w:jc w:val="center"/>
+      </w:pPr>
+      <w:r>
+        <w:drawing>
+          <wp:inline distT="0" distB="0" distL="0" distR="0">
+            <wp:extent cx="5715000" cy="3533775"/>
+            <wp:effectExtent t="0" r="0" b="0" l="0"/>
+            <wp:docPr id="39" name="30-editor-dark" descr="Редактор в тёмной теме" title="Редактор в тёмной теме"/>
+            <wp:cNvGraphicFramePr>
+              <a:graphicFrameLocks xmlns:a="http://schemas.openxmlformats.org/drawingml/2006/main" noChangeAspect="1"/>
+            </wp:cNvGraphicFramePr>
+            <a:graphic xmlns:a="http://schemas.openxmlformats.org/drawingml/2006/main">
+              <a:graphicData uri="http://schemas.openxmlformats.org/drawingml/2006/picture">
+                <pic:pic xmlns:pic="http://schemas.openxmlformats.org/drawingml/2006/picture">
+                  <pic:nvPicPr>
+                    <pic:cNvPr id="0" name="" descr=""/>
+                    <pic:cNvPicPr>
+                      <a:picLocks noChangeAspect="1" noChangeArrowheads="1"/>
+                    </pic:cNvPicPr>
+                  </pic:nvPicPr>
+                  <pic:blipFill>
+                    <a:blip r:embed="rId46" cstate="none"/>
+                    <a:srcRect/>
+                    <a:stretch>
+                      <a:fillRect/>
+                    </a:stretch>
+                  </pic:blipFill>
+                  <pic:spPr bwMode="auto">
+                    <a:xfrm>
+                      <a:off x="0" y="0"/>
+                      <a:ext cx="5715000" cy="3533775"/>
+                    </a:xfrm>
+                    <a:prstGeom prst="rect">
+                      <a:avLst/>
+                    </a:prstGeom>
+                  </pic:spPr>
+                </pic:pic>
+              </a:graphicData>
+            </a:graphic>
+          </wp:inline>
+        </w:drawing>
+      </w:r>
+    </w:p>
+    <w:p>
+      <w:pPr>
+        <w:spacing w:after="200"/>
+        <w:jc w:val="center"/>
+      </w:pPr>
+      <w:r>
+        <w:rPr>
+          <w:rFonts w:ascii="Arial" w:cs="Arial" w:eastAsia="Arial" w:hAnsi="Arial"/>
+          <w:i/>
+          <w:iCs/>
+          <w:color w:val="555555"/>
+          <w:sz w:val="18"/>
+          <w:szCs w:val="18"/>
+        </w:rPr>
+        <w:t xml:space="preserve">Рисунок 39. Редактор в тёмной теме</w:t>
       </w:r>
     </w:p>
     <w:p>
@@ -5691,63 +6032,7 @@
                 <wp:inline distT="0" distB="0" distL="0" distR="0">
                   <wp:extent cx="1809750" cy="3914775"/>
                   <wp:effectExtent t="0" r="0" b="0" l="0"/>
-                  <wp:docPr id="39" name="31-mobile-pages" descr="Вид на телефоне" title="31-mobile-pages"/>
-                  <wp:cNvGraphicFramePr>
-                    <a:graphicFrameLocks xmlns:a="http://schemas.openxmlformats.org/drawingml/2006/main" noChangeAspect="1"/>
-                  </wp:cNvGraphicFramePr>
-                  <a:graphic xmlns:a="http://schemas.openxmlformats.org/drawingml/2006/main">
-                    <a:graphicData uri="http://schemas.openxmlformats.org/drawingml/2006/picture">
-                      <pic:pic xmlns:pic="http://schemas.openxmlformats.org/drawingml/2006/picture">
-                        <pic:nvPicPr>
-                          <pic:cNvPr id="0" name="" descr=""/>
-                          <pic:cNvPicPr>
-                            <a:picLocks noChangeAspect="1" noChangeArrowheads="1"/>
-                          </pic:cNvPicPr>
-                        </pic:nvPicPr>
-                        <pic:blipFill>
-                          <a:blip r:embed="rId46" cstate="none"/>
-                          <a:srcRect/>
-                          <a:stretch>
-                            <a:fillRect/>
-                          </a:stretch>
-                        </pic:blipFill>
-                        <pic:spPr bwMode="auto">
-                          <a:xfrm>
-                            <a:off x="0" y="0"/>
-                            <a:ext cx="1809750" cy="3914775"/>
-                          </a:xfrm>
-                          <a:prstGeom prst="rect">
-                            <a:avLst/>
-                          </a:prstGeom>
-                        </pic:spPr>
-                      </pic:pic>
-                    </a:graphicData>
-                  </a:graphic>
-                </wp:inline>
-              </w:drawing>
-            </w:r>
-          </w:p>
-        </w:tc>
-        <w:tc>
-          <w:tcPr>
-            <w:tcW w:type="dxa" w:w="3213"/>
-            <w:tcBorders>
-              <w:top w:val="none" w:color="FFFFFF" w:sz="0"/>
-              <w:left w:val="none" w:color="FFFFFF" w:sz="0"/>
-              <w:bottom w:val="none" w:color="FFFFFF" w:sz="0"/>
-              <w:right w:val="none" w:color="FFFFFF" w:sz="0"/>
-            </w:tcBorders>
-          </w:tcPr>
-          <w:p>
-            <w:pPr>
-              <w:jc w:val="center"/>
-            </w:pPr>
-            <w:r>
-              <w:drawing>
-                <wp:inline distT="0" distB="0" distL="0" distR="0">
-                  <wp:extent cx="1809750" cy="3914775"/>
-                  <wp:effectExtent t="0" r="0" b="0" l="0"/>
-                  <wp:docPr id="40" name="32-mobile-media" descr="Вид на телефоне" title="32-mobile-media"/>
+                  <wp:docPr id="40" name="31-mobile-pages" descr="Вид на телефоне" title="31-mobile-pages"/>
                   <wp:cNvGraphicFramePr>
                     <a:graphicFrameLocks xmlns:a="http://schemas.openxmlformats.org/drawingml/2006/main" noChangeAspect="1"/>
                   </wp:cNvGraphicFramePr>
@@ -5803,7 +6088,7 @@
                 <wp:inline distT="0" distB="0" distL="0" distR="0">
                   <wp:extent cx="1809750" cy="3914775"/>
                   <wp:effectExtent t="0" r="0" b="0" l="0"/>
-                  <wp:docPr id="41" name="33-mobile-editor" descr="Вид на телефоне" title="33-mobile-editor"/>
+                  <wp:docPr id="41" name="32-mobile-media" descr="Вид на телефоне" title="32-mobile-media"/>
                   <wp:cNvGraphicFramePr>
                     <a:graphicFrameLocks xmlns:a="http://schemas.openxmlformats.org/drawingml/2006/main" noChangeAspect="1"/>
                   </wp:cNvGraphicFramePr>
@@ -5840,6 +6125,62 @@
             </w:r>
           </w:p>
         </w:tc>
+        <w:tc>
+          <w:tcPr>
+            <w:tcW w:type="dxa" w:w="3213"/>
+            <w:tcBorders>
+              <w:top w:val="none" w:color="FFFFFF" w:sz="0"/>
+              <w:left w:val="none" w:color="FFFFFF" w:sz="0"/>
+              <w:bottom w:val="none" w:color="FFFFFF" w:sz="0"/>
+              <w:right w:val="none" w:color="FFFFFF" w:sz="0"/>
+            </w:tcBorders>
+          </w:tcPr>
+          <w:p>
+            <w:pPr>
+              <w:jc w:val="center"/>
+            </w:pPr>
+            <w:r>
+              <w:drawing>
+                <wp:inline distT="0" distB="0" distL="0" distR="0">
+                  <wp:extent cx="1809750" cy="3914775"/>
+                  <wp:effectExtent t="0" r="0" b="0" l="0"/>
+                  <wp:docPr id="42" name="33-mobile-editor" descr="Вид на телефоне" title="33-mobile-editor"/>
+                  <wp:cNvGraphicFramePr>
+                    <a:graphicFrameLocks xmlns:a="http://schemas.openxmlformats.org/drawingml/2006/main" noChangeAspect="1"/>
+                  </wp:cNvGraphicFramePr>
+                  <a:graphic xmlns:a="http://schemas.openxmlformats.org/drawingml/2006/main">
+                    <a:graphicData uri="http://schemas.openxmlformats.org/drawingml/2006/picture">
+                      <pic:pic xmlns:pic="http://schemas.openxmlformats.org/drawingml/2006/picture">
+                        <pic:nvPicPr>
+                          <pic:cNvPr id="0" name="" descr=""/>
+                          <pic:cNvPicPr>
+                            <a:picLocks noChangeAspect="1" noChangeArrowheads="1"/>
+                          </pic:cNvPicPr>
+                        </pic:nvPicPr>
+                        <pic:blipFill>
+                          <a:blip r:embed="rId49" cstate="none"/>
+                          <a:srcRect/>
+                          <a:stretch>
+                            <a:fillRect/>
+                          </a:stretch>
+                        </pic:blipFill>
+                        <pic:spPr bwMode="auto">
+                          <a:xfrm>
+                            <a:off x="0" y="0"/>
+                            <a:ext cx="1809750" cy="3914775"/>
+                          </a:xfrm>
+                          <a:prstGeom prst="rect">
+                            <a:avLst/>
+                          </a:prstGeom>
+                        </pic:spPr>
+                      </pic:pic>
+                    </a:graphicData>
+                  </a:graphic>
+                </wp:inline>
+              </w:drawing>
+            </w:r>
+          </w:p>
+        </w:tc>
       </w:tr>
     </w:tbl>
     <w:p>
@@ -5856,7 +6197,7 @@
           <w:sz w:val="18"/>
           <w:szCs w:val="18"/>
         </w:rPr>
-        <w:t xml:space="preserve">Рисунок 39. Телефон: страницы, медиа, редактор</w:t>
+        <w:t xml:space="preserve">Рисунок 40. Телефон: страницы, медиа, редактор</w:t>
       </w:r>
     </w:p>
     <w:p>
@@ -6058,7 +6399,7 @@
           <wp:inline distT="0" distB="0" distL="0" distR="0">
             <wp:extent cx="4953000" cy="3057525"/>
             <wp:effectExtent t="0" r="0" b="0" l="0"/>
-            <wp:docPr id="42" name="51-login-agent-hint" descr="Страница входа: внизу подпись для ИИ-агентов с адресом инструкции" title="Страница входа: внизу подпись для ИИ-агентов с адресом инструкции"/>
+            <wp:docPr id="43" name="51-login-agent-hint" descr="Страница входа: внизу подпись для ИИ-агентов с адресом инструкции" title="Страница входа: внизу подпись для ИИ-агентов с адресом инструкции"/>
             <wp:cNvGraphicFramePr>
               <a:graphicFrameLocks xmlns:a="http://schemas.openxmlformats.org/drawingml/2006/main" noChangeAspect="1"/>
             </wp:cNvGraphicFramePr>
@@ -6072,7 +6413,7 @@
                     </pic:cNvPicPr>
                   </pic:nvPicPr>
                   <pic:blipFill>
-                    <a:blip r:embed="rId49" cstate="none"/>
+                    <a:blip r:embed="rId50" cstate="none"/>
                     <a:srcRect/>
                     <a:stretch>
                       <a:fillRect/>
@@ -6108,7 +6449,7 @@
           <w:sz w:val="18"/>
           <w:szCs w:val="18"/>
         </w:rPr>
-        <w:t xml:space="preserve">Рисунок 40. Страница входа: внизу подпись для ИИ-агентов с адресом инструкции</w:t>
+        <w:t xml:space="preserve">Рисунок 41. Страница входа: внизу подпись для ИИ-агентов с адресом инструкции</w:t>
       </w:r>
     </w:p>
     <w:p>
@@ -6925,7 +7266,7 @@
                 <w:sz w:val="19"/>
                 <w:szCs w:val="19"/>
               </w:rPr>
-              <w:t xml:space="preserve">116 автоматических тестов (основная часть и интеграционные через настоящий веб-сервер, включая проверку отправки писем на поддельный SMTP-сервер и самовыдачу токена агентом: правильный и неверный пароль, роль выше разрешённой, занятое имя, отзыв, выключение, блокировка после неверных паролей)</w:t>
+              <w:t xml:space="preserve">120 автоматических тестов (основная часть и интеграционные через настоящий веб-сервер, включая проверку отправки писем на поддельный SMTP-сервер и самовыдачу токена агентом, обновление кэша при сохранении без cron, адрес из заголовка: правильный и неверный пароль, роль выше разрешённой, занятое имя, отзыв, выключение, блокировка после неверных паролей)</w:t>
             </w:r>
           </w:p>
         </w:tc>
@@ -8619,6 +8960,144 @@
                 <w:szCs w:val="19"/>
               </w:rPr>
               <w:t xml:space="preserve">Не делалась. Остаётся вопрос ниже.</w:t>
+            </w:r>
+          </w:p>
+        </w:tc>
+      </w:tr>
+      <w:tr>
+        <w:trPr>
+          <w:cantSplit/>
+        </w:trPr>
+        <w:tc>
+          <w:tcPr>
+            <w:tcW w:type="dxa" w:w="4000"/>
+            <w:tcBorders>
+              <w:top w:val="single" w:color="C8C8CE" w:sz="4"/>
+              <w:left w:val="single" w:color="C8C8CE" w:sz="4"/>
+              <w:bottom w:val="single" w:color="C8C8CE" w:sz="4"/>
+              <w:right w:val="single" w:color="C8C8CE" w:sz="4"/>
+            </w:tcBorders>
+            <w:tcMar>
+              <w:top w:type="dxa" w:w="70"/>
+              <w:left w:type="dxa" w:w="110"/>
+              <w:bottom w:type="dxa" w:w="70"/>
+              <w:right w:type="dxa" w:w="110"/>
+            </w:tcMar>
+          </w:tcPr>
+          <w:p>
+            <w:pPr>
+              <w:spacing w:after="20"/>
+            </w:pPr>
+            <w:r>
+              <w:rPr>
+                <w:rFonts w:ascii="Arial" w:cs="Arial" w:eastAsia="Arial" w:hAnsi="Arial"/>
+                <w:b w:val="false"/>
+                <w:bCs w:val="false"/>
+                <w:sz w:val="19"/>
+                <w:szCs w:val="19"/>
+              </w:rPr>
+              <w:t xml:space="preserve">Замечание к установке: «До крона доберётся только специалист, система должна сама себе пушить в фоне при входе кого-нибудь или действиями из админки. Кэш только в момент кнопки сохранить»</w:t>
+            </w:r>
+          </w:p>
+        </w:tc>
+        <w:tc>
+          <w:tcPr>
+            <w:tcW w:type="dxa" w:w="5638"/>
+            <w:tcBorders>
+              <w:top w:val="single" w:color="C8C8CE" w:sz="4"/>
+              <w:left w:val="single" w:color="C8C8CE" w:sz="4"/>
+              <w:bottom w:val="single" w:color="C8C8CE" w:sz="4"/>
+              <w:right w:val="single" w:color="C8C8CE" w:sz="4"/>
+            </w:tcBorders>
+            <w:tcMar>
+              <w:top w:type="dxa" w:w="70"/>
+              <w:left w:type="dxa" w:w="110"/>
+              <w:bottom w:type="dxa" w:w="70"/>
+              <w:right w:type="dxa" w:w="110"/>
+            </w:tcMar>
+          </w:tcPr>
+          <w:p>
+            <w:pPr>
+              <w:spacing w:after="20"/>
+            </w:pPr>
+            <w:r>
+              <w:rPr>
+                <w:rFonts w:ascii="Arial" w:cs="Arial" w:eastAsia="Arial" w:hAnsi="Arial"/>
+                <w:b w:val="false"/>
+                <w:bCs w:val="false"/>
+                <w:sz w:val="19"/>
+                <w:szCs w:val="19"/>
+              </w:rPr>
+              <w:t xml:space="preserve">Cron убран из установщика. Кэш собирается сразу после сохранения, остальные фоновые задачи идут после ответа на сохранение и при заходе посетителей. Тяжёлых очередей нет.</w:t>
+            </w:r>
+          </w:p>
+        </w:tc>
+      </w:tr>
+      <w:tr>
+        <w:trPr>
+          <w:cantSplit/>
+        </w:trPr>
+        <w:tc>
+          <w:tcPr>
+            <w:tcW w:type="dxa" w:w="4000"/>
+            <w:tcBorders>
+              <w:top w:val="single" w:color="C8C8CE" w:sz="4"/>
+              <w:left w:val="single" w:color="C8C8CE" w:sz="4"/>
+              <w:bottom w:val="single" w:color="C8C8CE" w:sz="4"/>
+              <w:right w:val="single" w:color="C8C8CE" w:sz="4"/>
+            </w:tcBorders>
+            <w:tcMar>
+              <w:top w:type="dxa" w:w="70"/>
+              <w:left w:type="dxa" w:w="110"/>
+              <w:bottom w:type="dxa" w:w="70"/>
+              <w:right w:type="dxa" w:w="110"/>
+            </w:tcMar>
+          </w:tcPr>
+          <w:p>
+            <w:pPr>
+              <w:spacing w:after="20"/>
+            </w:pPr>
+            <w:r>
+              <w:rPr>
+                <w:rFonts w:ascii="Arial" w:cs="Arial" w:eastAsia="Arial" w:hAnsi="Arial"/>
+                <w:b w:val="false"/>
+                <w:bCs w:val="false"/>
+                <w:sz w:val="19"/>
+                <w:szCs w:val="19"/>
+              </w:rPr>
+              <w:t xml:space="preserve">Slug автоматом из названия страницы</w:t>
+            </w:r>
+          </w:p>
+        </w:tc>
+        <w:tc>
+          <w:tcPr>
+            <w:tcW w:type="dxa" w:w="5638"/>
+            <w:tcBorders>
+              <w:top w:val="single" w:color="C8C8CE" w:sz="4"/>
+              <w:left w:val="single" w:color="C8C8CE" w:sz="4"/>
+              <w:bottom w:val="single" w:color="C8C8CE" w:sz="4"/>
+              <w:right w:val="single" w:color="C8C8CE" w:sz="4"/>
+            </w:tcBorders>
+            <w:tcMar>
+              <w:top w:type="dxa" w:w="70"/>
+              <w:left w:type="dxa" w:w="110"/>
+              <w:bottom w:type="dxa" w:w="70"/>
+              <w:right w:type="dxa" w:w="110"/>
+            </w:tcMar>
+          </w:tcPr>
+          <w:p>
+            <w:pPr>
+              <w:spacing w:after="20"/>
+            </w:pPr>
+            <w:r>
+              <w:rPr>
+                <w:rFonts w:ascii="Arial" w:cs="Arial" w:eastAsia="Arial" w:hAnsi="Arial"/>
+                <w:b w:val="false"/>
+                <w:bCs w:val="false"/>
+                <w:sz w:val="19"/>
+                <w:szCs w:val="19"/>
+              </w:rPr>
+              <w:t xml:space="preserve">Сделано: адрес появляется из заголовка с переводом в латиницу, его можно поправить.</w:t>
             </w:r>
           </w:p>
         </w:tc>

--- a/docs/AgeCMS-админка-отчёт.docx
+++ b/docs/AgeCMS-админка-отчёт.docx
@@ -786,7 +786,7 @@
         <w:rPr>
           <w:rFonts w:ascii="Arial" w:cs="Arial" w:eastAsia="Arial" w:hAnsi="Arial"/>
         </w:rPr>
-        <w:t xml:space="preserve"> 120 автоматических тестов зелёные (в том числе обновление базы существующего сайта без потери данных), плюс прогон всех сценариев в настоящем браузере. Результаты в разделе 14.</w:t>
+        <w:t xml:space="preserve"> 124 автоматических тестов зелёные (в том числе обновление базы существующего сайта без потери данных), плюс прогон всех сценариев в настоящем браузере. Результаты в разделе 14.</w:t>
       </w:r>
     </w:p>
     <w:p>
@@ -2634,7 +2634,32 @@
         <w:rPr>
           <w:rFonts w:ascii="Arial" w:cs="Arial" w:eastAsia="Arial" w:hAnsi="Arial"/>
         </w:rPr>
-        <w:t xml:space="preserve">Как удалить страницу</w:t>
+        <w:t xml:space="preserve">Смена адреса у созданной страницы</w:t>
+      </w:r>
+    </w:p>
+    <w:p>
+      <w:pPr>
+        <w:spacing w:after="120" w:line="300"/>
+      </w:pPr>
+      <w:r>
+        <w:rPr>
+          <w:rFonts w:ascii="Arial" w:cs="Arial" w:eastAsia="Arial" w:hAnsi="Arial"/>
+        </w:rPr>
+        <w:t xml:space="preserve">Это ваш ответ «да, нужно» на вопрос о смене адреса. В редакторе страницы над блоками появилась сворачиваемая панель </w:t>
+      </w:r>
+      <w:r>
+        <w:rPr>
+          <w:rFonts w:ascii="Arial" w:cs="Arial" w:eastAsia="Arial" w:hAnsi="Arial"/>
+          <w:b/>
+          <w:bCs/>
+        </w:rPr>
+        <w:t xml:space="preserve">«Изменить адрес страницы»</w:t>
+      </w:r>
+      <w:r>
+        <w:rPr>
+          <w:rFonts w:ascii="Arial" w:cs="Arial" w:eastAsia="Arial" w:hAnsi="Arial"/>
+        </w:rPr>
+        <w:t xml:space="preserve">. Вы вводите новый адрес и нажимаете «Изменить адрес».</w:t>
       </w:r>
     </w:p>
     <w:p>
@@ -2642,15 +2667,23 @@
         <w:pStyle w:val="ListParagraph"/>
         <w:numPr>
           <w:ilvl w:val="0"/>
-          <w:numId w:val="3"/>
+          <w:numId w:val="2"/>
         </w:numPr>
         <w:spacing w:after="60" w:line="290"/>
       </w:pPr>
       <w:r>
         <w:rPr>
           <w:rFonts w:ascii="Arial" w:cs="Arial" w:eastAsia="Arial" w:hAnsi="Arial"/>
-        </w:rPr>
-        <w:t xml:space="preserve">Нажмите значок корзины в списке или кнопку «Удалить страницу» внизу правой колонки редактора.</w:t>
+          <w:b/>
+          <w:bCs/>
+        </w:rPr>
+        <w:t xml:space="preserve">Со старого адреса остаётся постоянный редирект (301).</w:t>
+      </w:r>
+      <w:r>
+        <w:rPr>
+          <w:rFonts w:ascii="Arial" w:cs="Arial" w:eastAsia="Arial" w:hAnsi="Arial"/>
+        </w:rPr>
+        <w:t xml:space="preserve"> Посетитель и поисковик, пришедшие по старой ссылке, попадают на новый адрес, ссылки в текстах, в соцсетях и в поиске не ломаются. Параметры ссылки (например метки utm) сохраняются.</w:t>
       </w:r>
     </w:p>
     <w:p>
@@ -2658,23 +2691,23 @@
         <w:pStyle w:val="ListParagraph"/>
         <w:numPr>
           <w:ilvl w:val="0"/>
-          <w:numId w:val="3"/>
+          <w:numId w:val="2"/>
         </w:numPr>
         <w:spacing w:after="60" w:line="290"/>
       </w:pPr>
       <w:r>
         <w:rPr>
           <w:rFonts w:ascii="Arial" w:cs="Arial" w:eastAsia="Arial" w:hAnsi="Arial"/>
-        </w:rPr>
-        <w:t xml:space="preserve">Подтвердите в окне. Страница сразу пропадает с сайта, её копия в кэше удаляется. </w:t>
-      </w:r>
-      <w:r>
-        <w:rPr>
-          <w:rFonts w:ascii="Arial" w:cs="Arial" w:eastAsia="Arial" w:hAnsi="Arial"/>
           <w:b/>
           <w:bCs/>
         </w:rPr>
-        <w:t xml:space="preserve">Из системы она не стирается, а попадает в Корзину.</w:t>
+        <w:t xml:space="preserve">Пункты меню обновляются сами</w:t>
+      </w:r>
+      <w:r>
+        <w:rPr>
+          <w:rFonts w:ascii="Arial" w:cs="Arial" w:eastAsia="Arial" w:hAnsi="Arial"/>
+        </w:rPr>
+        <w:t xml:space="preserve">, если вели на старый адрес. Если адрес менялся несколько раз, все старые адреса ведут сразу на последний, без цепочек. Вернуть прежний адрес тоже можно.</w:t>
       </w:r>
     </w:p>
     <w:p>
@@ -2682,15 +2715,93 @@
         <w:pStyle w:val="ListParagraph"/>
         <w:numPr>
           <w:ilvl w:val="0"/>
-          <w:numId w:val="3"/>
+          <w:numId w:val="2"/>
         </w:numPr>
         <w:spacing w:after="60" w:line="290"/>
       </w:pPr>
       <w:r>
         <w:rPr>
           <w:rFonts w:ascii="Arial" w:cs="Arial" w:eastAsia="Arial" w:hAnsi="Arial"/>
-        </w:rPr>
-        <w:t xml:space="preserve">В разделе «Корзина» нажмите «Восстановить», и страница вернётся в том виде, в каком её удалили.</w:t>
+          <w:b/>
+          <w:bCs/>
+        </w:rPr>
+        <w:t xml:space="preserve">Дочерние страницы</w:t>
+      </w:r>
+      <w:r>
+        <w:rPr>
+          <w:rFonts w:ascii="Arial" w:cs="Arial" w:eastAsia="Arial" w:hAnsi="Arial"/>
+        </w:rPr>
+        <w:t xml:space="preserve"> сохраняют свои адреса и остаются вложенными в эту страницу.</w:t>
+      </w:r>
+    </w:p>
+    <w:p>
+      <w:pPr>
+        <w:pStyle w:val="ListParagraph"/>
+        <w:numPr>
+          <w:ilvl w:val="0"/>
+          <w:numId w:val="2"/>
+        </w:numPr>
+        <w:spacing w:after="60" w:line="290"/>
+      </w:pPr>
+      <w:r>
+        <w:rPr>
+          <w:rFonts w:ascii="Arial" w:cs="Arial" w:eastAsia="Arial" w:hAnsi="Arial"/>
+          <w:b/>
+          <w:bCs/>
+        </w:rPr>
+        <w:t xml:space="preserve">История не теряется:</w:t>
+      </w:r>
+      <w:r>
+        <w:rPr>
+          <w:rFonts w:ascii="Arial" w:cs="Arial" w:eastAsia="Arial" w:hAnsi="Arial"/>
+        </w:rPr>
+        <w:t xml:space="preserve"> до переноса она остаётся на старом адресе, после переноса продолжается на новом, обе записи видны. Журнал изменений проверяется как раньше. Восстановить или откатить страницу по старому адресу нельзя, пока она живёт на новом.</w:t>
+      </w:r>
+    </w:p>
+    <w:p>
+      <w:pPr>
+        <w:pStyle w:val="ListParagraph"/>
+        <w:numPr>
+          <w:ilvl w:val="0"/>
+          <w:numId w:val="2"/>
+        </w:numPr>
+        <w:spacing w:after="60" w:line="290"/>
+      </w:pPr>
+      <w:r>
+        <w:rPr>
+          <w:rFonts w:ascii="Arial" w:cs="Arial" w:eastAsia="Arial" w:hAnsi="Arial"/>
+        </w:rPr>
+        <w:t xml:space="preserve">Занять адрес удалённой страницы нельзя: он зарезервирован, чтобы её можно было вернуть из корзины. Главная страница адрес не меняет.</w:t>
+      </w:r>
+    </w:p>
+    <w:p>
+      <w:pPr>
+        <w:pStyle w:val="ListParagraph"/>
+        <w:numPr>
+          <w:ilvl w:val="0"/>
+          <w:numId w:val="2"/>
+        </w:numPr>
+        <w:spacing w:after="60" w:line="290"/>
+      </w:pPr>
+      <w:r>
+        <w:rPr>
+          <w:rFonts w:ascii="Arial" w:cs="Arial" w:eastAsia="Arial" w:hAnsi="Arial"/>
+        </w:rPr>
+        <w:t xml:space="preserve">Из сайта убирается и устаревшая копия старого адреса в кэше, поэтому веб-сервер не отдаёт старую страницу вместо перехода. Смена адреса доступна и ИИ-агенту (</w:t>
+      </w:r>
+      <w:r>
+        <w:rPr>
+          <w:rFonts w:ascii="Courier New" w:cs="Courier New" w:eastAsia="Courier New" w:hAnsi="Courier New"/>
+          <w:sz w:val="20"/>
+          <w:szCs w:val="20"/>
+        </w:rPr>
+        <w:t xml:space="preserve">rename_page</w:t>
+      </w:r>
+      <w:r>
+        <w:rPr>
+          <w:rFonts w:ascii="Arial" w:cs="Arial" w:eastAsia="Arial" w:hAnsi="Arial"/>
+        </w:rPr>
+        <w:t xml:space="preserve">).</w:t>
       </w:r>
     </w:p>
     <w:p>
@@ -2702,9 +2813,9 @@
       <w:r>
         <w:drawing>
           <wp:inline distT="0" distB="0" distL="0" distR="0">
-            <wp:extent cx="5715000" cy="3533775"/>
+            <wp:extent cx="4953000" cy="1895475"/>
             <wp:effectExtent t="0" r="0" b="0" l="0"/>
-            <wp:docPr id="5" name="42-delete-confirm-editor" descr="Подтверждение переноса страницы в корзину" title="Подтверждение переноса страницы в корзину"/>
+            <wp:docPr id="5" name="54-rename-form" descr="Редактор страницы: панель «Изменить адрес страницы»" title="Редактор страницы: панель «Изменить адрес страницы»"/>
             <wp:cNvGraphicFramePr>
               <a:graphicFrameLocks xmlns:a="http://schemas.openxmlformats.org/drawingml/2006/main" noChangeAspect="1"/>
             </wp:cNvGraphicFramePr>
@@ -2727,7 +2838,7 @@
                   <pic:spPr bwMode="auto">
                     <a:xfrm>
                       <a:off x="0" y="0"/>
-                      <a:ext cx="5715000" cy="3533775"/>
+                      <a:ext cx="4953000" cy="1895475"/>
                     </a:xfrm>
                     <a:prstGeom prst="rect">
                       <a:avLst/>
@@ -2754,7 +2865,7 @@
           <w:sz w:val="18"/>
           <w:szCs w:val="18"/>
         </w:rPr>
-        <w:t xml:space="preserve">Рисунок 5. Подтверждение переноса страницы в корзину</w:t>
+        <w:t xml:space="preserve">Рисунок 5. Редактор страницы: панель «Изменить адрес страницы»</w:t>
       </w:r>
     </w:p>
     <w:p>
@@ -2766,9 +2877,9 @@
       <w:r>
         <w:drawing>
           <wp:inline distT="0" distB="0" distL="0" distR="0">
-            <wp:extent cx="5715000" cy="3533775"/>
+            <wp:extent cx="4953000" cy="1895475"/>
             <wp:effectExtent t="0" r="0" b="0" l="0"/>
-            <wp:docPr id="6" name="43-trash-editor" descr="Корзина глазами редактора: вернуть можно, кнопки «навсегда» нет" title="Корзина глазами редактора: вернуть можно, кнопки «навсегда» нет"/>
+            <wp:docPr id="6" name="55-rename-done" descr="После смены адреса: сообщение о редиректе со старого адреса" title="После смены адреса: сообщение о редиректе со старого адреса"/>
             <wp:cNvGraphicFramePr>
               <a:graphicFrameLocks xmlns:a="http://schemas.openxmlformats.org/drawingml/2006/main" noChangeAspect="1"/>
             </wp:cNvGraphicFramePr>
@@ -2791,7 +2902,7 @@
                   <pic:spPr bwMode="auto">
                     <a:xfrm>
                       <a:off x="0" y="0"/>
-                      <a:ext cx="5715000" cy="3533775"/>
+                      <a:ext cx="4953000" cy="1895475"/>
                     </a:xfrm>
                     <a:prstGeom prst="rect">
                       <a:avLst/>
@@ -2818,7 +2929,75 @@
           <w:sz w:val="18"/>
           <w:szCs w:val="18"/>
         </w:rPr>
-        <w:t xml:space="preserve">Рисунок 6. Корзина глазами редактора: вернуть можно, кнопки «навсегда» нет</w:t>
+        <w:t xml:space="preserve">Рисунок 6. После смены адреса: сообщение о редиректе со старого адреса</w:t>
+      </w:r>
+    </w:p>
+    <w:p>
+      <w:pPr>
+        <w:pStyle w:val="Heading2"/>
+        <w:keepNext/>
+      </w:pPr>
+      <w:r>
+        <w:rPr>
+          <w:rFonts w:ascii="Arial" w:cs="Arial" w:eastAsia="Arial" w:hAnsi="Arial"/>
+        </w:rPr>
+        <w:t xml:space="preserve">Как удалить страницу</w:t>
+      </w:r>
+    </w:p>
+    <w:p>
+      <w:pPr>
+        <w:pStyle w:val="ListParagraph"/>
+        <w:numPr>
+          <w:ilvl w:val="0"/>
+          <w:numId w:val="3"/>
+        </w:numPr>
+        <w:spacing w:after="60" w:line="290"/>
+      </w:pPr>
+      <w:r>
+        <w:rPr>
+          <w:rFonts w:ascii="Arial" w:cs="Arial" w:eastAsia="Arial" w:hAnsi="Arial"/>
+        </w:rPr>
+        <w:t xml:space="preserve">Нажмите значок корзины в списке или кнопку «Удалить страницу» внизу правой колонки редактора.</w:t>
+      </w:r>
+    </w:p>
+    <w:p>
+      <w:pPr>
+        <w:pStyle w:val="ListParagraph"/>
+        <w:numPr>
+          <w:ilvl w:val="0"/>
+          <w:numId w:val="3"/>
+        </w:numPr>
+        <w:spacing w:after="60" w:line="290"/>
+      </w:pPr>
+      <w:r>
+        <w:rPr>
+          <w:rFonts w:ascii="Arial" w:cs="Arial" w:eastAsia="Arial" w:hAnsi="Arial"/>
+        </w:rPr>
+        <w:t xml:space="preserve">Подтвердите в окне. Страница сразу пропадает с сайта, её копия в кэше удаляется. </w:t>
+      </w:r>
+      <w:r>
+        <w:rPr>
+          <w:rFonts w:ascii="Arial" w:cs="Arial" w:eastAsia="Arial" w:hAnsi="Arial"/>
+          <w:b/>
+          <w:bCs/>
+        </w:rPr>
+        <w:t xml:space="preserve">Из системы она не стирается, а попадает в Корзину.</w:t>
+      </w:r>
+    </w:p>
+    <w:p>
+      <w:pPr>
+        <w:pStyle w:val="ListParagraph"/>
+        <w:numPr>
+          <w:ilvl w:val="0"/>
+          <w:numId w:val="3"/>
+        </w:numPr>
+        <w:spacing w:after="60" w:line="290"/>
+      </w:pPr>
+      <w:r>
+        <w:rPr>
+          <w:rFonts w:ascii="Arial" w:cs="Arial" w:eastAsia="Arial" w:hAnsi="Arial"/>
+        </w:rPr>
+        <w:t xml:space="preserve">В разделе «Корзина» нажмите «Восстановить», и страница вернётся в том виде, в каком её удалили.</w:t>
       </w:r>
     </w:p>
     <w:p>
@@ -2832,7 +3011,7 @@
           <wp:inline distT="0" distB="0" distL="0" distR="0">
             <wp:extent cx="5715000" cy="3533775"/>
             <wp:effectExtent t="0" r="0" b="0" l="0"/>
-            <wp:docPr id="7" name="44-trash-admin" descr="Корзина глазами администратора: рядом с «Восстановить» значок «удалить навсегда»" title="Корзина глазами администратора: рядом с «Восстановить» значок «удалить навсегда»"/>
+            <wp:docPr id="7" name="42-delete-confirm-editor" descr="Подтверждение переноса страницы в корзину" title="Подтверждение переноса страницы в корзину"/>
             <wp:cNvGraphicFramePr>
               <a:graphicFrameLocks xmlns:a="http://schemas.openxmlformats.org/drawingml/2006/main" noChangeAspect="1"/>
             </wp:cNvGraphicFramePr>
@@ -2882,7 +3061,7 @@
           <w:sz w:val="18"/>
           <w:szCs w:val="18"/>
         </w:rPr>
-        <w:t xml:space="preserve">Рисунок 7. Корзина глазами администратора: рядом с «Восстановить» значок «удалить навсегда»</w:t>
+        <w:t xml:space="preserve">Рисунок 7. Подтверждение переноса страницы в корзину</w:t>
       </w:r>
     </w:p>
     <w:p>
@@ -2896,7 +3075,7 @@
           <wp:inline distT="0" distB="0" distL="0" distR="0">
             <wp:extent cx="5715000" cy="3533775"/>
             <wp:effectExtent t="0" r="0" b="0" l="0"/>
-            <wp:docPr id="8" name="45-purge-confirm" descr="Окончательное удаление: отдельное подтверждение, только для администратора" title="Окончательное удаление: отдельное подтверждение, только для администратора"/>
+            <wp:docPr id="8" name="43-trash-editor" descr="Корзина глазами редактора: вернуть можно, кнопки «навсегда» нет" title="Корзина глазами редактора: вернуть можно, кнопки «навсегда» нет"/>
             <wp:cNvGraphicFramePr>
               <a:graphicFrameLocks xmlns:a="http://schemas.openxmlformats.org/drawingml/2006/main" noChangeAspect="1"/>
             </wp:cNvGraphicFramePr>
@@ -2946,7 +3125,7 @@
           <w:sz w:val="18"/>
           <w:szCs w:val="18"/>
         </w:rPr>
-        <w:t xml:space="preserve">Рисунок 8. Окончательное удаление: отдельное подтверждение, только для администратора</w:t>
+        <w:t xml:space="preserve">Рисунок 8. Корзина глазами редактора: вернуть можно, кнопки «навсегда» нет</w:t>
       </w:r>
     </w:p>
     <w:p>
@@ -2960,7 +3139,7 @@
           <wp:inline distT="0" distB="0" distL="0" distR="0">
             <wp:extent cx="5715000" cy="3533775"/>
             <wp:effectExtent t="0" r="0" b="0" l="0"/>
-            <wp:docPr id="9" name="18-page-restored" descr="Восстановленная страница возвращается в том виде, в каком её удалили" title="Восстановленная страница возвращается в том виде, в каком её удалили"/>
+            <wp:docPr id="9" name="44-trash-admin" descr="Корзина глазами администратора: рядом с «Восстановить» значок «удалить навсегда»" title="Корзина глазами администратора: рядом с «Восстановить» значок «удалить навсегда»"/>
             <wp:cNvGraphicFramePr>
               <a:graphicFrameLocks xmlns:a="http://schemas.openxmlformats.org/drawingml/2006/main" noChangeAspect="1"/>
             </wp:cNvGraphicFramePr>
@@ -3010,130 +3189,7 @@
           <w:sz w:val="18"/>
           <w:szCs w:val="18"/>
         </w:rPr>
-        <w:t xml:space="preserve">Рисунок 9. Восстановленная страница возвращается в том виде, в каком её удалили</w:t>
-      </w:r>
-    </w:p>
-    <w:p>
-      <w:pPr>
-        <w:pStyle w:val="Heading2"/>
-        <w:keepNext/>
-      </w:pPr>
-      <w:r>
-        <w:rPr>
-          <w:rFonts w:ascii="Arial" w:cs="Arial" w:eastAsia="Arial" w:hAnsi="Arial"/>
-        </w:rPr>
-        <w:t xml:space="preserve">Правила удаления</w:t>
-      </w:r>
-    </w:p>
-    <w:p>
-      <w:pPr>
-        <w:pStyle w:val="ListParagraph"/>
-        <w:numPr>
-          <w:ilvl w:val="0"/>
-          <w:numId w:val="2"/>
-        </w:numPr>
-        <w:spacing w:after="60" w:line="290"/>
-      </w:pPr>
-      <w:r>
-        <w:rPr>
-          <w:rFonts w:ascii="Arial" w:cs="Arial" w:eastAsia="Arial" w:hAnsi="Arial"/>
-        </w:rPr>
-        <w:t xml:space="preserve">Ничего не стирается сразу: и страницы, и картинки сначала попадают в Корзину. Автоматической очистки нет, как вы и сказали: удалять можно только вручную из самой Корзины.</w:t>
-      </w:r>
-    </w:p>
-    <w:p>
-      <w:pPr>
-        <w:pStyle w:val="ListParagraph"/>
-        <w:numPr>
-          <w:ilvl w:val="0"/>
-          <w:numId w:val="2"/>
-        </w:numPr>
-        <w:spacing w:after="60" w:line="290"/>
-      </w:pPr>
-      <w:r>
-        <w:rPr>
-          <w:rFonts w:ascii="Arial" w:cs="Arial" w:eastAsia="Arial" w:hAnsi="Arial"/>
-        </w:rPr>
-        <w:t xml:space="preserve">Окончательно удалять может только администратор. Редактор может убрать в Корзину и вернуть.</w:t>
-      </w:r>
-    </w:p>
-    <w:p>
-      <w:pPr>
-        <w:pStyle w:val="ListParagraph"/>
-        <w:numPr>
-          <w:ilvl w:val="0"/>
-          <w:numId w:val="2"/>
-        </w:numPr>
-        <w:spacing w:after="60" w:line="290"/>
-      </w:pPr>
-      <w:r>
-        <w:rPr>
-          <w:rFonts w:ascii="Arial" w:cs="Arial" w:eastAsia="Arial" w:hAnsi="Arial"/>
-        </w:rPr>
-        <w:t xml:space="preserve">Главную страницу удалить нельзя. Страницу, у которой есть дочерние, тоже: сначала удалите или переместите дочерние.</w:t>
-      </w:r>
-    </w:p>
-    <w:p>
-      <w:pPr>
-        <w:pStyle w:val="ListParagraph"/>
-        <w:numPr>
-          <w:ilvl w:val="0"/>
-          <w:numId w:val="2"/>
-        </w:numPr>
-        <w:spacing w:after="60" w:line="290"/>
-      </w:pPr>
-      <w:r>
-        <w:rPr>
-          <w:rFonts w:ascii="Arial" w:cs="Arial" w:eastAsia="Arial" w:hAnsi="Arial"/>
-        </w:rPr>
-        <w:t xml:space="preserve">«Удалить навсегда» убирает страницу из Корзины, и вернуть её через интерфейс уже нельзя. Журнал изменений при этом остаётся: он только дополняется, и его проверочная цепочка не должна ломаться (проверено тестом).</w:t>
-      </w:r>
-    </w:p>
-    <w:p>
-      <w:pPr>
-        <w:pStyle w:val="ListParagraph"/>
-        <w:numPr>
-          <w:ilvl w:val="0"/>
-          <w:numId w:val="2"/>
-        </w:numPr>
-        <w:spacing w:after="60" w:line="290"/>
-      </w:pPr>
-      <w:r>
-        <w:rPr>
-          <w:rFonts w:ascii="Arial" w:cs="Arial" w:eastAsia="Arial" w:hAnsi="Arial"/>
-        </w:rPr>
-        <w:t xml:space="preserve">Если у удалённой страницы родитель тем временем тоже удалён, она вернётся без родителя.</w:t>
-      </w:r>
-    </w:p>
-    <w:p>
-      <w:pPr>
-        <w:pStyle w:val="Heading1"/>
-        <w:keepNext/>
-      </w:pPr>
-      <w:r>
-        <w:rPr>
-          <w:rFonts w:ascii="Arial" w:cs="Arial" w:eastAsia="Arial" w:hAnsi="Arial"/>
-        </w:rPr>
-        <w:t xml:space="preserve">5. Редактор страницы и перетаскивание</w:t>
-      </w:r>
-    </w:p>
-    <w:p>
-      <w:pPr>
-        <w:spacing w:after="120" w:line="300"/>
-      </w:pPr>
-      <w:r>
-        <w:rPr>
-          <w:rFonts w:ascii="Arial" w:cs="Arial" w:eastAsia="Arial" w:hAnsi="Arial"/>
-          <w:b/>
-          <w:bCs/>
-        </w:rPr>
-        <w:t xml:space="preserve">Где:</w:t>
-      </w:r>
-      <w:r>
-        <w:rPr>
-          <w:rFonts w:ascii="Arial" w:cs="Arial" w:eastAsia="Arial" w:hAnsi="Arial"/>
-        </w:rPr>
-        <w:t xml:space="preserve"> «Страницы» → значок «править» или название страницы. Слева блоки страницы, справа параметры страницы и блок SEO. Кнопка «Сохранить» закреплена сверху и работает по Ctrl+S (на Mac Cmd+S). Пока есть несохранённые правки, рядом появляется жёлтая пометка, а при попытке уйти со страницы браузер предупредит.</w:t>
+        <w:t xml:space="preserve">Рисунок 9. Корзина глазами администратора: рядом с «Восстановить» значок «удалить навсегда»</w:t>
       </w:r>
     </w:p>
     <w:p>
@@ -3147,7 +3203,7 @@
           <wp:inline distT="0" distB="0" distL="0" distR="0">
             <wp:extent cx="5715000" cy="3533775"/>
             <wp:effectExtent t="0" r="0" b="0" l="0"/>
-            <wp:docPr id="10" name="06-editor" descr="Редактор: блок «Hero» раскрыт, справа параметры страницы" title="Редактор: блок «Hero» раскрыт, справа параметры страницы"/>
+            <wp:docPr id="10" name="45-purge-confirm" descr="Окончательное удаление: отдельное подтверждение, только для администратора" title="Окончательное удаление: отдельное подтверждение, только для администратора"/>
             <wp:cNvGraphicFramePr>
               <a:graphicFrameLocks xmlns:a="http://schemas.openxmlformats.org/drawingml/2006/main" noChangeAspect="1"/>
             </wp:cNvGraphicFramePr>
@@ -3197,30 +3253,7 @@
           <w:sz w:val="18"/>
           <w:szCs w:val="18"/>
         </w:rPr>
-        <w:t xml:space="preserve">Рисунок 10. Редактор: блок «Hero» раскрыт, справа параметры страницы</w:t>
-      </w:r>
-    </w:p>
-    <w:p>
-      <w:pPr>
-        <w:pStyle w:val="Heading2"/>
-        <w:keepNext/>
-      </w:pPr>
-      <w:r>
-        <w:rPr>
-          <w:rFonts w:ascii="Arial" w:cs="Arial" w:eastAsia="Arial" w:hAnsi="Arial"/>
-        </w:rPr>
-        <w:t xml:space="preserve">Свернуть и перетащить</w:t>
-      </w:r>
-    </w:p>
-    <w:p>
-      <w:pPr>
-        <w:spacing w:after="120" w:line="300"/>
-      </w:pPr>
-      <w:r>
-        <w:rPr>
-          <w:rFonts w:ascii="Arial" w:cs="Arial" w:eastAsia="Arial" w:hAnsi="Arial"/>
-        </w:rPr>
-        <w:t xml:space="preserve">Блоки сворачиваются стрелкой слева. У каждого блока слева значок из шести точек: за него блок можно перетащить мышью, пальцем или пером. Для клавиатуры сохранены кнопки «вверх» и «вниз». Список перемещается так же и внутри блока (например, пункты «Bento features» или вопросы FAQ).</w:t>
+        <w:t xml:space="preserve">Рисунок 10. Окончательное удаление: отдельное подтверждение, только для администратора</w:t>
       </w:r>
     </w:p>
     <w:p>
@@ -3234,7 +3267,7 @@
           <wp:inline distT="0" distB="0" distL="0" distR="0">
             <wp:extent cx="5715000" cy="3533775"/>
             <wp:effectExtent t="0" r="0" b="0" l="0"/>
-            <wp:docPr id="11" name="06b-editor-collapsed" descr="Свёрнутые блоки удобно переставлять" title="Свёрнутые блоки удобно переставлять"/>
+            <wp:docPr id="11" name="18-page-restored" descr="Восстановленная страница возвращается в том виде, в каком её удалили" title="Восстановленная страница возвращается в том виде, в каком её удалили"/>
             <wp:cNvGraphicFramePr>
               <a:graphicFrameLocks xmlns:a="http://schemas.openxmlformats.org/drawingml/2006/main" noChangeAspect="1"/>
             </wp:cNvGraphicFramePr>
@@ -3284,7 +3317,130 @@
           <w:sz w:val="18"/>
           <w:szCs w:val="18"/>
         </w:rPr>
-        <w:t xml:space="preserve">Рисунок 11. Свёрнутые блоки удобно переставлять</w:t>
+        <w:t xml:space="preserve">Рисунок 11. Восстановленная страница возвращается в том виде, в каком её удалили</w:t>
+      </w:r>
+    </w:p>
+    <w:p>
+      <w:pPr>
+        <w:pStyle w:val="Heading2"/>
+        <w:keepNext/>
+      </w:pPr>
+      <w:r>
+        <w:rPr>
+          <w:rFonts w:ascii="Arial" w:cs="Arial" w:eastAsia="Arial" w:hAnsi="Arial"/>
+        </w:rPr>
+        <w:t xml:space="preserve">Правила удаления</w:t>
+      </w:r>
+    </w:p>
+    <w:p>
+      <w:pPr>
+        <w:pStyle w:val="ListParagraph"/>
+        <w:numPr>
+          <w:ilvl w:val="0"/>
+          <w:numId w:val="2"/>
+        </w:numPr>
+        <w:spacing w:after="60" w:line="290"/>
+      </w:pPr>
+      <w:r>
+        <w:rPr>
+          <w:rFonts w:ascii="Arial" w:cs="Arial" w:eastAsia="Arial" w:hAnsi="Arial"/>
+        </w:rPr>
+        <w:t xml:space="preserve">Ничего не стирается сразу: и страницы, и картинки сначала попадают в Корзину. Автоматической очистки нет, как вы и сказали: удалять можно только вручную из самой Корзины.</w:t>
+      </w:r>
+    </w:p>
+    <w:p>
+      <w:pPr>
+        <w:pStyle w:val="ListParagraph"/>
+        <w:numPr>
+          <w:ilvl w:val="0"/>
+          <w:numId w:val="2"/>
+        </w:numPr>
+        <w:spacing w:after="60" w:line="290"/>
+      </w:pPr>
+      <w:r>
+        <w:rPr>
+          <w:rFonts w:ascii="Arial" w:cs="Arial" w:eastAsia="Arial" w:hAnsi="Arial"/>
+        </w:rPr>
+        <w:t xml:space="preserve">Окончательно удалять может только администратор. Редактор может убрать в Корзину и вернуть.</w:t>
+      </w:r>
+    </w:p>
+    <w:p>
+      <w:pPr>
+        <w:pStyle w:val="ListParagraph"/>
+        <w:numPr>
+          <w:ilvl w:val="0"/>
+          <w:numId w:val="2"/>
+        </w:numPr>
+        <w:spacing w:after="60" w:line="290"/>
+      </w:pPr>
+      <w:r>
+        <w:rPr>
+          <w:rFonts w:ascii="Arial" w:cs="Arial" w:eastAsia="Arial" w:hAnsi="Arial"/>
+        </w:rPr>
+        <w:t xml:space="preserve">Главную страницу удалить нельзя. Страницу, у которой есть дочерние, тоже: сначала удалите или переместите дочерние.</w:t>
+      </w:r>
+    </w:p>
+    <w:p>
+      <w:pPr>
+        <w:pStyle w:val="ListParagraph"/>
+        <w:numPr>
+          <w:ilvl w:val="0"/>
+          <w:numId w:val="2"/>
+        </w:numPr>
+        <w:spacing w:after="60" w:line="290"/>
+      </w:pPr>
+      <w:r>
+        <w:rPr>
+          <w:rFonts w:ascii="Arial" w:cs="Arial" w:eastAsia="Arial" w:hAnsi="Arial"/>
+        </w:rPr>
+        <w:t xml:space="preserve">«Удалить навсегда» убирает страницу из Корзины, и вернуть её через интерфейс уже нельзя. Журнал изменений при этом остаётся: он только дополняется, и его проверочная цепочка не должна ломаться (проверено тестом).</w:t>
+      </w:r>
+    </w:p>
+    <w:p>
+      <w:pPr>
+        <w:pStyle w:val="ListParagraph"/>
+        <w:numPr>
+          <w:ilvl w:val="0"/>
+          <w:numId w:val="2"/>
+        </w:numPr>
+        <w:spacing w:after="60" w:line="290"/>
+      </w:pPr>
+      <w:r>
+        <w:rPr>
+          <w:rFonts w:ascii="Arial" w:cs="Arial" w:eastAsia="Arial" w:hAnsi="Arial"/>
+        </w:rPr>
+        <w:t xml:space="preserve">Если у удалённой страницы родитель тем временем тоже удалён, она вернётся без родителя.</w:t>
+      </w:r>
+    </w:p>
+    <w:p>
+      <w:pPr>
+        <w:pStyle w:val="Heading1"/>
+        <w:keepNext/>
+      </w:pPr>
+      <w:r>
+        <w:rPr>
+          <w:rFonts w:ascii="Arial" w:cs="Arial" w:eastAsia="Arial" w:hAnsi="Arial"/>
+        </w:rPr>
+        <w:t xml:space="preserve">5. Редактор страницы и перетаскивание</w:t>
+      </w:r>
+    </w:p>
+    <w:p>
+      <w:pPr>
+        <w:spacing w:after="120" w:line="300"/>
+      </w:pPr>
+      <w:r>
+        <w:rPr>
+          <w:rFonts w:ascii="Arial" w:cs="Arial" w:eastAsia="Arial" w:hAnsi="Arial"/>
+          <w:b/>
+          <w:bCs/>
+        </w:rPr>
+        <w:t xml:space="preserve">Где:</w:t>
+      </w:r>
+      <w:r>
+        <w:rPr>
+          <w:rFonts w:ascii="Arial" w:cs="Arial" w:eastAsia="Arial" w:hAnsi="Arial"/>
+        </w:rPr>
+        <w:t xml:space="preserve"> «Страницы» → значок «править» или название страницы. Слева блоки страницы, справа параметры страницы и блок SEO. Кнопка «Сохранить» закреплена сверху и работает по Ctrl+S (на Mac Cmd+S). Пока есть несохранённые правки, рядом появляется жёлтая пометка, а при попытке уйти со страницы браузер предупредит.</w:t>
       </w:r>
     </w:p>
     <w:p>
@@ -3298,7 +3454,7 @@
           <wp:inline distT="0" distB="0" distL="0" distR="0">
             <wp:extent cx="5715000" cy="3533775"/>
             <wp:effectExtent t="0" r="0" b="0" l="0"/>
-            <wp:docPr id="12" name="07-editor-dragging" descr="Момент перетаскивания: блок «Bento features» (оранжевая рамка) переносится выше блока FAQ" title="Момент перетаскивания: блок «Bento features» (оранжевая рамка) переносится выше блока FAQ"/>
+            <wp:docPr id="12" name="06-editor" descr="Редактор: блок «Hero» раскрыт, справа параметры страницы" title="Редактор: блок «Hero» раскрыт, справа параметры страницы"/>
             <wp:cNvGraphicFramePr>
               <a:graphicFrameLocks xmlns:a="http://schemas.openxmlformats.org/drawingml/2006/main" noChangeAspect="1"/>
             </wp:cNvGraphicFramePr>
@@ -3348,7 +3504,30 @@
           <w:sz w:val="18"/>
           <w:szCs w:val="18"/>
         </w:rPr>
-        <w:t xml:space="preserve">Рисунок 12. Момент перетаскивания: блок «Bento features» (оранжевая рамка) переносится выше блока FAQ</w:t>
+        <w:t xml:space="preserve">Рисунок 12. Редактор: блок «Hero» раскрыт, справа параметры страницы</w:t>
+      </w:r>
+    </w:p>
+    <w:p>
+      <w:pPr>
+        <w:pStyle w:val="Heading2"/>
+        <w:keepNext/>
+      </w:pPr>
+      <w:r>
+        <w:rPr>
+          <w:rFonts w:ascii="Arial" w:cs="Arial" w:eastAsia="Arial" w:hAnsi="Arial"/>
+        </w:rPr>
+        <w:t xml:space="preserve">Свернуть и перетащить</w:t>
+      </w:r>
+    </w:p>
+    <w:p>
+      <w:pPr>
+        <w:spacing w:after="120" w:line="300"/>
+      </w:pPr>
+      <w:r>
+        <w:rPr>
+          <w:rFonts w:ascii="Arial" w:cs="Arial" w:eastAsia="Arial" w:hAnsi="Arial"/>
+        </w:rPr>
+        <w:t xml:space="preserve">Блоки сворачиваются стрелкой слева. У каждого блока слева значок из шести точек: за него блок можно перетащить мышью, пальцем или пером. Для клавиатуры сохранены кнопки «вверх» и «вниз». Список перемещается так же и внутри блока (например, пункты «Bento features» или вопросы FAQ).</w:t>
       </w:r>
     </w:p>
     <w:p>
@@ -3362,7 +3541,7 @@
           <wp:inline distT="0" distB="0" distL="0" distR="0">
             <wp:extent cx="5715000" cy="3533775"/>
             <wp:effectExtent t="0" r="0" b="0" l="0"/>
-            <wp:docPr id="13" name="09-list-dragging" descr="Перетаскивание пункта списка внутри блока" title="Перетаскивание пункта списка внутри блока"/>
+            <wp:docPr id="13" name="06b-editor-collapsed" descr="Свёрнутые блоки удобно переставлять" title="Свёрнутые блоки удобно переставлять"/>
             <wp:cNvGraphicFramePr>
               <a:graphicFrameLocks xmlns:a="http://schemas.openxmlformats.org/drawingml/2006/main" noChangeAspect="1"/>
             </wp:cNvGraphicFramePr>
@@ -3412,30 +3591,7 @@
           <w:sz w:val="18"/>
           <w:szCs w:val="18"/>
         </w:rPr>
-        <w:t xml:space="preserve">Рисунок 13. Перетаскивание пункта списка внутри блока</w:t>
-      </w:r>
-    </w:p>
-    <w:p>
-      <w:pPr>
-        <w:pStyle w:val="Heading2"/>
-        <w:keepNext/>
-      </w:pPr>
-      <w:r>
-        <w:rPr>
-          <w:rFonts w:ascii="Arial" w:cs="Arial" w:eastAsia="Arial" w:hAnsi="Arial"/>
-        </w:rPr>
-        <w:t xml:space="preserve">Блок «Картинка» и выбор из медиатеки</w:t>
-      </w:r>
-    </w:p>
-    <w:p>
-      <w:pPr>
-        <w:spacing w:after="120" w:line="300"/>
-      </w:pPr>
-      <w:r>
-        <w:rPr>
-          <w:rFonts w:ascii="Arial" w:cs="Arial" w:eastAsia="Arial" w:hAnsi="Arial"/>
-        </w:rPr>
-        <w:t xml:space="preserve">В список типов блоков добавлен «Image»: картинка, описание для доступности (alt, обязательно), подпись и переключатель «на всю ширину». Для поля картинки справа от адреса есть значок «выбрать из медиатеки». В окне можно взять готовую картинку или загрузить новую прямо оттуда: она сразу подставится в поле.</w:t>
+        <w:t xml:space="preserve">Рисунок 13. Свёрнутые блоки удобно переставлять</w:t>
       </w:r>
     </w:p>
     <w:p>
@@ -3449,7 +3605,7 @@
           <wp:inline distT="0" distB="0" distL="0" distR="0">
             <wp:extent cx="5715000" cy="3533775"/>
             <wp:effectExtent t="0" r="0" b="0" l="0"/>
-            <wp:docPr id="14" name="10-media-picker" descr="Окно медиатеки в редакторе" title="Окно медиатеки в редакторе"/>
+            <wp:docPr id="14" name="07-editor-dragging" descr="Момент перетаскивания: блок «Bento features» (оранжевая рамка) переносится выше блока FAQ" title="Момент перетаскивания: блок «Bento features» (оранжевая рамка) переносится выше блока FAQ"/>
             <wp:cNvGraphicFramePr>
               <a:graphicFrameLocks xmlns:a="http://schemas.openxmlformats.org/drawingml/2006/main" noChangeAspect="1"/>
             </wp:cNvGraphicFramePr>
@@ -3499,7 +3655,7 @@
           <w:sz w:val="18"/>
           <w:szCs w:val="18"/>
         </w:rPr>
-        <w:t xml:space="preserve">Рисунок 14. Окно медиатеки в редакторе</w:t>
+        <w:t xml:space="preserve">Рисунок 14. Момент перетаскивания: блок «Bento features» (оранжевая рамка) переносится выше блока FAQ</w:t>
       </w:r>
     </w:p>
     <w:p>
@@ -3513,7 +3669,7 @@
           <wp:inline distT="0" distB="0" distL="0" distR="0">
             <wp:extent cx="5715000" cy="3533775"/>
             <wp:effectExtent t="0" r="0" b="0" l="0"/>
-            <wp:docPr id="15" name="11-image-block" descr="Заполненный блок «Картинка»" title="Заполненный блок «Картинка»"/>
+            <wp:docPr id="15" name="09-list-dragging" descr="Перетаскивание пункта списка внутри блока" title="Перетаскивание пункта списка внутри блока"/>
             <wp:cNvGraphicFramePr>
               <a:graphicFrameLocks xmlns:a="http://schemas.openxmlformats.org/drawingml/2006/main" noChangeAspect="1"/>
             </wp:cNvGraphicFramePr>
@@ -3563,7 +3719,19 @@
           <w:sz w:val="18"/>
           <w:szCs w:val="18"/>
         </w:rPr>
-        <w:t xml:space="preserve">Рисунок 15. Заполненный блок «Картинка»</w:t>
+        <w:t xml:space="preserve">Рисунок 15. Перетаскивание пункта списка внутри блока</w:t>
+      </w:r>
+    </w:p>
+    <w:p>
+      <w:pPr>
+        <w:pStyle w:val="Heading2"/>
+        <w:keepNext/>
+      </w:pPr>
+      <w:r>
+        <w:rPr>
+          <w:rFonts w:ascii="Arial" w:cs="Arial" w:eastAsia="Arial" w:hAnsi="Arial"/>
+        </w:rPr>
+        <w:t xml:space="preserve">Блок «Картинка» и выбор из медиатеки</w:t>
       </w:r>
     </w:p>
     <w:p>
@@ -3574,7 +3742,7 @@
         <w:rPr>
           <w:rFonts w:ascii="Arial" w:cs="Arial" w:eastAsia="Arial" w:hAnsi="Arial"/>
         </w:rPr>
-        <w:t xml:space="preserve">Тем же выбором пользуется поле «Картинка для соцсетей» в блоке SEO.</w:t>
+        <w:t xml:space="preserve">В список типов блоков добавлен «Image»: картинка, описание для доступности (alt, обязательно), подпись и переключатель «на всю ширину». Для поля картинки справа от адреса есть значок «выбрать из медиатеки». В окне можно взять готовую картинку или загрузить новую прямо оттуда: она сразу подставится в поле.</w:t>
       </w:r>
     </w:p>
     <w:p>
@@ -3586,9 +3754,9 @@
       <w:r>
         <w:drawing>
           <wp:inline distT="0" distB="0" distL="0" distR="0">
-            <wp:extent cx="3429000" cy="5143500"/>
+            <wp:extent cx="5715000" cy="3533775"/>
             <wp:effectExtent t="0" r="0" b="0" l="0"/>
-            <wp:docPr id="16" name="12-editor-sidebar-seo" descr="Правая колонка: параметры страницы, SEO, картинка для соцсетей и кнопка удаления" title="Правая колонка: параметры страницы, SEO, картинка для соцсетей и кнопка удаления"/>
+            <wp:docPr id="16" name="10-media-picker" descr="Окно медиатеки в редакторе" title="Окно медиатеки в редакторе"/>
             <wp:cNvGraphicFramePr>
               <a:graphicFrameLocks xmlns:a="http://schemas.openxmlformats.org/drawingml/2006/main" noChangeAspect="1"/>
             </wp:cNvGraphicFramePr>
@@ -3611,7 +3779,7 @@
                   <pic:spPr bwMode="auto">
                     <a:xfrm>
                       <a:off x="0" y="0"/>
-                      <a:ext cx="3429000" cy="5143500"/>
+                      <a:ext cx="5715000" cy="3533775"/>
                     </a:xfrm>
                     <a:prstGeom prst="rect">
                       <a:avLst/>
@@ -3638,7 +3806,7 @@
           <w:sz w:val="18"/>
           <w:szCs w:val="18"/>
         </w:rPr>
-        <w:t xml:space="preserve">Рисунок 16. Правая колонка: параметры страницы, SEO, картинка для соцсетей и кнопка удаления</w:t>
+        <w:t xml:space="preserve">Рисунок 16. Окно медиатеки в редакторе</w:t>
       </w:r>
     </w:p>
     <w:p>
@@ -3652,7 +3820,7 @@
           <wp:inline distT="0" distB="0" distL="0" distR="0">
             <wp:extent cx="5715000" cy="3533775"/>
             <wp:effectExtent t="0" r="0" b="0" l="0"/>
-            <wp:docPr id="17" name="13-public-image" descr="Так блок выглядит на сайте. Если рядом есть версия AVIF, браузеру отдаётся она" title="Так блок выглядит на сайте. Если рядом есть версия AVIF, браузеру отдаётся она"/>
+            <wp:docPr id="17" name="11-image-block" descr="Заполненный блок «Картинка»" title="Заполненный блок «Картинка»"/>
             <wp:cNvGraphicFramePr>
               <a:graphicFrameLocks xmlns:a="http://schemas.openxmlformats.org/drawingml/2006/main" noChangeAspect="1"/>
             </wp:cNvGraphicFramePr>
@@ -3702,19 +3870,7 @@
           <w:sz w:val="18"/>
           <w:szCs w:val="18"/>
         </w:rPr>
-        <w:t xml:space="preserve">Рисунок 17. Так блок выглядит на сайте. Если рядом есть версия AVIF, браузеру отдаётся она</w:t>
-      </w:r>
-    </w:p>
-    <w:p>
-      <w:pPr>
-        <w:pStyle w:val="Heading1"/>
-        <w:keepNext/>
-      </w:pPr>
-      <w:r>
-        <w:rPr>
-          <w:rFonts w:ascii="Arial" w:cs="Arial" w:eastAsia="Arial" w:hAnsi="Arial"/>
-        </w:rPr>
-        <w:t xml:space="preserve">6. Медиа</w:t>
+        <w:t xml:space="preserve">Рисунок 17. Заполненный блок «Картинка»</w:t>
       </w:r>
     </w:p>
     <w:p>
@@ -3724,16 +3880,8 @@
       <w:r>
         <w:rPr>
           <w:rFonts w:ascii="Arial" w:cs="Arial" w:eastAsia="Arial" w:hAnsi="Arial"/>
-          <w:b/>
-          <w:bCs/>
-        </w:rPr>
-        <w:t xml:space="preserve">Где:</w:t>
-      </w:r>
-      <w:r>
-        <w:rPr>
-          <w:rFonts w:ascii="Arial" w:cs="Arial" w:eastAsia="Arial" w:hAnsi="Arial"/>
-        </w:rPr>
-        <w:t xml:space="preserve"> раздел «Медиа». Файлы можно перетащить на рамку или выбрать кнопкой, сразу несколько. Принимаются JPEG, PNG, GIF и WebP до 10 МБ. Каждая картинка сразу пережимается в WebP, а где сервер умеет, ещё и в AVIF, более новый и лёгкий формат (на тестовой копии на Mac он есть, на сервере zurih его нет, там остаётся WebP), лишние данные вроде геометок удаляются, ширина ограничивается 2400 пикселями. Исходный файл не хранится, поэтому подложить под видом картинки скрипт нельзя: это проверено тестом.</w:t>
+        </w:rPr>
+        <w:t xml:space="preserve">Тем же выбором пользуется поле «Картинка для соцсетей» в блоке SEO.</w:t>
       </w:r>
     </w:p>
     <w:p>
@@ -3745,9 +3893,9 @@
       <w:r>
         <w:drawing>
           <wp:inline distT="0" distB="0" distL="0" distR="0">
-            <wp:extent cx="5715000" cy="3533775"/>
+            <wp:extent cx="3429000" cy="5143500"/>
             <wp:effectExtent t="0" r="0" b="0" l="0"/>
-            <wp:docPr id="18" name="02-media-empty-drop" descr="Пустая медиатека с областью загрузки" title="Пустая медиатека с областью загрузки"/>
+            <wp:docPr id="18" name="12-editor-sidebar-seo" descr="Правая колонка: параметры страницы, SEO, картинка для соцсетей и кнопка удаления" title="Правая колонка: параметры страницы, SEO, картинка для соцсетей и кнопка удаления"/>
             <wp:cNvGraphicFramePr>
               <a:graphicFrameLocks xmlns:a="http://schemas.openxmlformats.org/drawingml/2006/main" noChangeAspect="1"/>
             </wp:cNvGraphicFramePr>
@@ -3770,7 +3918,7 @@
                   <pic:spPr bwMode="auto">
                     <a:xfrm>
                       <a:off x="0" y="0"/>
-                      <a:ext cx="5715000" cy="3533775"/>
+                      <a:ext cx="3429000" cy="5143500"/>
                     </a:xfrm>
                     <a:prstGeom prst="rect">
                       <a:avLst/>
@@ -3797,7 +3945,7 @@
           <w:sz w:val="18"/>
           <w:szCs w:val="18"/>
         </w:rPr>
-        <w:t xml:space="preserve">Рисунок 18. Пустая медиатека с областью загрузки</w:t>
+        <w:t xml:space="preserve">Рисунок 18. Правая колонка: параметры страницы, SEO, картинка для соцсетей и кнопка удаления</w:t>
       </w:r>
     </w:p>
     <w:p>
@@ -3811,7 +3959,7 @@
           <wp:inline distT="0" distB="0" distL="0" distR="0">
             <wp:extent cx="5715000" cy="3533775"/>
             <wp:effectExtent t="0" r="0" b="0" l="0"/>
-            <wp:docPr id="19" name="03-media-gallery" descr="После загрузки четырёх файлов: адрес, размер, использование" title="После загрузки четырёх файлов: адрес, размер, использование"/>
+            <wp:docPr id="19" name="13-public-image" descr="Так блок выглядит на сайте. Если рядом есть версия AVIF, браузеру отдаётся она" title="Так блок выглядит на сайте. Если рядом есть версия AVIF, браузеру отдаётся она"/>
             <wp:cNvGraphicFramePr>
               <a:graphicFrameLocks xmlns:a="http://schemas.openxmlformats.org/drawingml/2006/main" noChangeAspect="1"/>
             </wp:cNvGraphicFramePr>
@@ -3861,7 +4009,38 @@
           <w:sz w:val="18"/>
           <w:szCs w:val="18"/>
         </w:rPr>
-        <w:t xml:space="preserve">Рисунок 19. После загрузки четырёх файлов: адрес, размер, использование</w:t>
+        <w:t xml:space="preserve">Рисунок 19. Так блок выглядит на сайте. Если рядом есть версия AVIF, браузеру отдаётся она</w:t>
+      </w:r>
+    </w:p>
+    <w:p>
+      <w:pPr>
+        <w:pStyle w:val="Heading1"/>
+        <w:keepNext/>
+      </w:pPr>
+      <w:r>
+        <w:rPr>
+          <w:rFonts w:ascii="Arial" w:cs="Arial" w:eastAsia="Arial" w:hAnsi="Arial"/>
+        </w:rPr>
+        <w:t xml:space="preserve">6. Медиа</w:t>
+      </w:r>
+    </w:p>
+    <w:p>
+      <w:pPr>
+        <w:spacing w:after="120" w:line="300"/>
+      </w:pPr>
+      <w:r>
+        <w:rPr>
+          <w:rFonts w:ascii="Arial" w:cs="Arial" w:eastAsia="Arial" w:hAnsi="Arial"/>
+          <w:b/>
+          <w:bCs/>
+        </w:rPr>
+        <w:t xml:space="preserve">Где:</w:t>
+      </w:r>
+      <w:r>
+        <w:rPr>
+          <w:rFonts w:ascii="Arial" w:cs="Arial" w:eastAsia="Arial" w:hAnsi="Arial"/>
+        </w:rPr>
+        <w:t xml:space="preserve"> раздел «Медиа». Файлы можно перетащить на рамку или выбрать кнопкой, сразу несколько. Принимаются JPEG, PNG, GIF и WebP до 10 МБ. Каждая картинка сразу пережимается в WebP, а где сервер умеет, ещё и в AVIF, более новый и лёгкий формат (на тестовой копии на Mac он есть, на сервере zurih его нет, там остаётся WebP), лишние данные вроде геометок удаляются, ширина ограничивается 2400 пикселями. Исходный файл не хранится, поэтому подложить под видом картинки скрипт нельзя: это проверено тестом.</w:t>
       </w:r>
     </w:p>
     <w:p>
@@ -3875,7 +4054,7 @@
           <wp:inline distT="0" distB="0" distL="0" distR="0">
             <wp:extent cx="5715000" cy="3533775"/>
             <wp:effectExtent t="0" r="0" b="0" l="0"/>
-            <wp:docPr id="20" name="14-media-used" descr="Картинка, которая стоит на странице, помечена, а кнопка удаления у неё неактивна" title="Картинка, которая стоит на странице, помечена, а кнопка удаления у неё неактивна"/>
+            <wp:docPr id="20" name="02-media-empty-drop" descr="Пустая медиатека с областью загрузки" title="Пустая медиатека с областью загрузки"/>
             <wp:cNvGraphicFramePr>
               <a:graphicFrameLocks xmlns:a="http://schemas.openxmlformats.org/drawingml/2006/main" noChangeAspect="1"/>
             </wp:cNvGraphicFramePr>
@@ -3925,86 +4104,7 @@
           <w:sz w:val="18"/>
           <w:szCs w:val="18"/>
         </w:rPr>
-        <w:t xml:space="preserve">Рисунок 20. Картинка, которая стоит на странице, помечена, а кнопка удаления у неё неактивна</w:t>
-      </w:r>
-    </w:p>
-    <w:p>
-      <w:pPr>
-        <w:pStyle w:val="ListParagraph"/>
-        <w:numPr>
-          <w:ilvl w:val="0"/>
-          <w:numId w:val="2"/>
-        </w:numPr>
-        <w:spacing w:after="60" w:line="290"/>
-      </w:pPr>
-      <w:r>
-        <w:rPr>
-          <w:rFonts w:ascii="Arial" w:cs="Arial" w:eastAsia="Arial" w:hAnsi="Arial"/>
-        </w:rPr>
-        <w:t xml:space="preserve">Кнопка «Адрес» копирует путь картинки, который можно вставить в любое поле.</w:t>
-      </w:r>
-    </w:p>
-    <w:p>
-      <w:pPr>
-        <w:pStyle w:val="ListParagraph"/>
-        <w:numPr>
-          <w:ilvl w:val="0"/>
-          <w:numId w:val="2"/>
-        </w:numPr>
-        <w:spacing w:after="60" w:line="290"/>
-      </w:pPr>
-      <w:r>
-        <w:rPr>
-          <w:rFonts w:ascii="Arial" w:cs="Arial" w:eastAsia="Arial" w:hAnsi="Arial"/>
-        </w:rPr>
-        <w:t xml:space="preserve">Картинку, которая используется на странице, убрать нельзя: сначала уберите её со страницы. Неиспользуемую можно убрать в Корзину, там её видно в миниатюре, можно вернуть (адрес снова заработает) или удалить навсегда, но это может только администратор.</w:t>
-      </w:r>
-    </w:p>
-    <w:p>
-      <w:pPr>
-        <w:pStyle w:val="ListParagraph"/>
-        <w:numPr>
-          <w:ilvl w:val="0"/>
-          <w:numId w:val="2"/>
-        </w:numPr>
-        <w:spacing w:after="60" w:line="290"/>
-      </w:pPr>
-      <w:r>
-        <w:rPr>
-          <w:rFonts w:ascii="Arial" w:cs="Arial" w:eastAsia="Arial" w:hAnsi="Arial"/>
-        </w:rPr>
-        <w:t xml:space="preserve">Если браузер без JavaScript, загрузка работает через обычную форму.</w:t>
-      </w:r>
-    </w:p>
-    <w:p>
-      <w:pPr>
-        <w:pStyle w:val="Heading1"/>
-        <w:keepNext/>
-      </w:pPr>
-      <w:r>
-        <w:rPr>
-          <w:rFonts w:ascii="Arial" w:cs="Arial" w:eastAsia="Arial" w:hAnsi="Arial"/>
-        </w:rPr>
-        <w:t xml:space="preserve">7. Меню</w:t>
-      </w:r>
-    </w:p>
-    <w:p>
-      <w:pPr>
-        <w:spacing w:after="120" w:line="300"/>
-      </w:pPr>
-      <w:r>
-        <w:rPr>
-          <w:rFonts w:ascii="Arial" w:cs="Arial" w:eastAsia="Arial" w:hAnsi="Arial"/>
-          <w:b/>
-          <w:bCs/>
-        </w:rPr>
-        <w:t xml:space="preserve">Где:</w:t>
-      </w:r>
-      <w:r>
-        <w:rPr>
-          <w:rFonts w:ascii="Arial" w:cs="Arial" w:eastAsia="Arial" w:hAnsi="Arial"/>
-        </w:rPr>
-        <w:t xml:space="preserve"> раздел «Меню». Верхнее и нижнее меню правятся отдельно, у каждого своя кнопка «Сохранить». Пункты переставляются перетаскиванием за значок слева или стрелками. Для адреса есть подсказка со списком страниц сайта. До 30 пунктов, ссылки: путь на сайте, полный адрес или якорь.</w:t>
+        <w:t xml:space="preserve">Рисунок 20. Пустая медиатека с областью загрузки</w:t>
       </w:r>
     </w:p>
     <w:p>
@@ -4018,7 +4118,7 @@
           <wp:inline distT="0" distB="0" distL="0" distR="0">
             <wp:extent cx="5715000" cy="3533775"/>
             <wp:effectExtent t="0" r="0" b="0" l="0"/>
-            <wp:docPr id="21" name="20-menus" descr="Редактор меню" title="Редактор меню"/>
+            <wp:docPr id="21" name="03-media-gallery" descr="После загрузки четырёх файлов: адрес, размер, использование" title="После загрузки четырёх файлов: адрес, размер, использование"/>
             <wp:cNvGraphicFramePr>
               <a:graphicFrameLocks xmlns:a="http://schemas.openxmlformats.org/drawingml/2006/main" noChangeAspect="1"/>
             </wp:cNvGraphicFramePr>
@@ -4068,38 +4168,7 @@
           <w:sz w:val="18"/>
           <w:szCs w:val="18"/>
         </w:rPr>
-        <w:t xml:space="preserve">Рисунок 21. Редактор меню</w:t>
-      </w:r>
-    </w:p>
-    <w:p>
-      <w:pPr>
-        <w:pStyle w:val="Heading1"/>
-        <w:keepNext/>
-      </w:pPr>
-      <w:r>
-        <w:rPr>
-          <w:rFonts w:ascii="Arial" w:cs="Arial" w:eastAsia="Arial" w:hAnsi="Arial"/>
-        </w:rPr>
-        <w:t xml:space="preserve">8. Пользователи и пароли</w:t>
-      </w:r>
-    </w:p>
-    <w:p>
-      <w:pPr>
-        <w:spacing w:after="120" w:line="300"/>
-      </w:pPr>
-      <w:r>
-        <w:rPr>
-          <w:rFonts w:ascii="Arial" w:cs="Arial" w:eastAsia="Arial" w:hAnsi="Arial"/>
-          <w:b/>
-          <w:bCs/>
-        </w:rPr>
-        <w:t xml:space="preserve">Где:</w:t>
-      </w:r>
-      <w:r>
-        <w:rPr>
-          <w:rFonts w:ascii="Arial" w:cs="Arial" w:eastAsia="Arial" w:hAnsi="Arial"/>
-        </w:rPr>
-        <w:t xml:space="preserve"> раздел «Пользователи» (только администратор). У остальных ролей на этом месте страница «Профиль» со сменой собственного пароля.</w:t>
+        <w:t xml:space="preserve">Рисунок 21. После загрузки четырёх файлов: адрес, размер, использование</w:t>
       </w:r>
     </w:p>
     <w:p>
@@ -4111,9 +4180,9 @@
       <w:r>
         <w:drawing>
           <wp:inline distT="0" distB="0" distL="0" distR="0">
-            <wp:extent cx="4953000" cy="4962525"/>
+            <wp:extent cx="5715000" cy="3533775"/>
             <wp:effectExtent t="0" r="0" b="0" l="0"/>
-            <wp:docPr id="22" name="47-users-email" descr="Список пользователей с почтой и ролью, создание, смена своего пароля и своей почты" title="Список пользователей с почтой и ролью, создание, смена своего пароля и своей почты"/>
+            <wp:docPr id="22" name="14-media-used" descr="Картинка, которая стоит на странице, помечена, а кнопка удаления у неё неактивна" title="Картинка, которая стоит на странице, помечена, а кнопка удаления у неё неактивна"/>
             <wp:cNvGraphicFramePr>
               <a:graphicFrameLocks xmlns:a="http://schemas.openxmlformats.org/drawingml/2006/main" noChangeAspect="1"/>
             </wp:cNvGraphicFramePr>
@@ -4136,7 +4205,7 @@
                   <pic:spPr bwMode="auto">
                     <a:xfrm>
                       <a:off x="0" y="0"/>
-                      <a:ext cx="4953000" cy="4962525"/>
+                      <a:ext cx="5715000" cy="3533775"/>
                     </a:xfrm>
                     <a:prstGeom prst="rect">
                       <a:avLst/>
@@ -4163,7 +4232,7 @@
           <w:sz w:val="18"/>
           <w:szCs w:val="18"/>
         </w:rPr>
-        <w:t xml:space="preserve">Рисунок 22. Список пользователей с почтой и ролью, создание, смена своего пароля и своей почты</w:t>
+        <w:t xml:space="preserve">Рисунок 22. Картинка, которая стоит на странице, помечена, а кнопка удаления у неё неактивна</w:t>
       </w:r>
     </w:p>
     <w:p>
@@ -4178,16 +4247,8 @@
       <w:r>
         <w:rPr>
           <w:rFonts w:ascii="Arial" w:cs="Arial" w:eastAsia="Arial" w:hAnsi="Arial"/>
-          <w:b/>
-          <w:bCs/>
-        </w:rPr>
-        <w:t xml:space="preserve">Создание:</w:t>
-      </w:r>
-      <w:r>
-        <w:rPr>
-          <w:rFonts w:ascii="Arial" w:cs="Arial" w:eastAsia="Arial" w:hAnsi="Arial"/>
-        </w:rPr>
-        <w:t xml:space="preserve"> логин, почта (для восстановления пароля), роль и пароль. Пароль можно задать самому (от 10 символов) или поручить системе: она создаёт надёжный из 16 символов без путаницы вроде O и 0 и показывает его один раз с кнопкой «Копировать».</w:t>
+        </w:rPr>
+        <w:t xml:space="preserve">Кнопка «Адрес» копирует путь картинки, который можно вставить в любое поле.</w:t>
       </w:r>
     </w:p>
     <w:p>
@@ -4202,30 +4263,8 @@
       <w:r>
         <w:rPr>
           <w:rFonts w:ascii="Arial" w:cs="Arial" w:eastAsia="Arial" w:hAnsi="Arial"/>
-          <w:b/>
-          <w:bCs/>
-        </w:rPr>
-        <w:t xml:space="preserve">Роль</w:t>
-      </w:r>
-      <w:r>
-        <w:rPr>
-          <w:rFonts w:ascii="Arial" w:cs="Arial" w:eastAsia="Arial" w:hAnsi="Arial"/>
-        </w:rPr>
-        <w:t xml:space="preserve"> (администратор или редактор) и </w:t>
-      </w:r>
-      <w:r>
-        <w:rPr>
-          <w:rFonts w:ascii="Arial" w:cs="Arial" w:eastAsia="Arial" w:hAnsi="Arial"/>
-          <w:b/>
-          <w:bCs/>
-        </w:rPr>
-        <w:t xml:space="preserve">почта</w:t>
-      </w:r>
-      <w:r>
-        <w:rPr>
-          <w:rFonts w:ascii="Arial" w:cs="Arial" w:eastAsia="Arial" w:hAnsi="Arial"/>
-        </w:rPr>
-        <w:t xml:space="preserve"> меняются прямо в списке, изменение действует сразу. Своя почта меняется в профиле с вводом текущего пароля.</w:t>
+        </w:rPr>
+        <w:t xml:space="preserve">Картинку, которая используется на странице, убрать нельзя: сначала уберите её со страницы. Неиспользуемую можно убрать в Корзину, там её видно в миниатюре, можно вернуть (адрес снова заработает) или удалить навсегда, но это может только администратор.</w:t>
       </w:r>
     </w:p>
     <w:p>
@@ -4240,64 +4279,39 @@
       <w:r>
         <w:rPr>
           <w:rFonts w:ascii="Arial" w:cs="Arial" w:eastAsia="Arial" w:hAnsi="Arial"/>
+        </w:rPr>
+        <w:t xml:space="preserve">Если браузер без JavaScript, загрузка работает через обычную форму.</w:t>
+      </w:r>
+    </w:p>
+    <w:p>
+      <w:pPr>
+        <w:pStyle w:val="Heading1"/>
+        <w:keepNext/>
+      </w:pPr>
+      <w:r>
+        <w:rPr>
+          <w:rFonts w:ascii="Arial" w:cs="Arial" w:eastAsia="Arial" w:hAnsi="Arial"/>
+        </w:rPr>
+        <w:t xml:space="preserve">7. Меню</w:t>
+      </w:r>
+    </w:p>
+    <w:p>
+      <w:pPr>
+        <w:spacing w:after="120" w:line="300"/>
+      </w:pPr>
+      <w:r>
+        <w:rPr>
+          <w:rFonts w:ascii="Arial" w:cs="Arial" w:eastAsia="Arial" w:hAnsi="Arial"/>
           <w:b/>
           <w:bCs/>
         </w:rPr>
-        <w:t xml:space="preserve">Новый пароль</w:t>
-      </w:r>
-      <w:r>
-        <w:rPr>
-          <w:rFonts w:ascii="Arial" w:cs="Arial" w:eastAsia="Arial" w:hAnsi="Arial"/>
-        </w:rPr>
-        <w:t xml:space="preserve"> для другого человека создаёт система и показывает один раз.</w:t>
-      </w:r>
-    </w:p>
-    <w:p>
-      <w:pPr>
-        <w:pStyle w:val="ListParagraph"/>
-        <w:numPr>
-          <w:ilvl w:val="0"/>
-          <w:numId w:val="2"/>
-        </w:numPr>
-        <w:spacing w:after="60" w:line="290"/>
-      </w:pPr>
-      <w:r>
-        <w:rPr>
-          <w:rFonts w:ascii="Arial" w:cs="Arial" w:eastAsia="Arial" w:hAnsi="Arial"/>
-          <w:b/>
-          <w:bCs/>
-        </w:rPr>
-        <w:t xml:space="preserve">Удаление</w:t>
-      </w:r>
-      <w:r>
-        <w:rPr>
-          <w:rFonts w:ascii="Arial" w:cs="Arial" w:eastAsia="Arial" w:hAnsi="Arial"/>
-        </w:rPr>
-        <w:t xml:space="preserve"> с подтверждением. Правки удалённого человека в истории остаются.</w:t>
-      </w:r>
-    </w:p>
-    <w:p>
-      <w:pPr>
-        <w:pStyle w:val="ListParagraph"/>
-        <w:numPr>
-          <w:ilvl w:val="0"/>
-          <w:numId w:val="2"/>
-        </w:numPr>
-        <w:spacing w:after="60" w:line="290"/>
-      </w:pPr>
-      <w:r>
-        <w:rPr>
-          <w:rFonts w:ascii="Arial" w:cs="Arial" w:eastAsia="Arial" w:hAnsi="Arial"/>
-          <w:b/>
-          <w:bCs/>
-        </w:rPr>
-        <w:t xml:space="preserve">Свой пароль</w:t>
-      </w:r>
-      <w:r>
-        <w:rPr>
-          <w:rFonts w:ascii="Arial" w:cs="Arial" w:eastAsia="Arial" w:hAnsi="Arial"/>
-        </w:rPr>
-        <w:t xml:space="preserve"> меняется с вводом текущего. После смены вы остаётесь в системе на этом устройстве, а на остальных придётся войти заново.</w:t>
+        <w:t xml:space="preserve">Где:</w:t>
+      </w:r>
+      <w:r>
+        <w:rPr>
+          <w:rFonts w:ascii="Arial" w:cs="Arial" w:eastAsia="Arial" w:hAnsi="Arial"/>
+        </w:rPr>
+        <w:t xml:space="preserve"> раздел «Меню». Верхнее и нижнее меню правятся отдельно, у каждого своя кнопка «Сохранить». Пункты переставляются перетаскиванием за значок слева или стрелками. Для адреса есть подсказка со списком страниц сайта. До 30 пунктов, ссылки: путь на сайте, полный адрес или якорь.</w:t>
       </w:r>
     </w:p>
     <w:p>
@@ -4311,7 +4325,7 @@
           <wp:inline distT="0" distB="0" distL="0" distR="0">
             <wp:extent cx="5715000" cy="3533775"/>
             <wp:effectExtent t="0" r="0" b="0" l="0"/>
-            <wp:docPr id="23" name="22-user-created-password" descr="Пользователь создан, пароль показан один раз" title="Пользователь создан, пароль показан один раз"/>
+            <wp:docPr id="23" name="20-menus" descr="Редактор меню" title="Редактор меню"/>
             <wp:cNvGraphicFramePr>
               <a:graphicFrameLocks xmlns:a="http://schemas.openxmlformats.org/drawingml/2006/main" noChangeAspect="1"/>
             </wp:cNvGraphicFramePr>
@@ -4361,7 +4375,38 @@
           <w:sz w:val="18"/>
           <w:szCs w:val="18"/>
         </w:rPr>
-        <w:t xml:space="preserve">Рисунок 23. Пользователь создан, пароль показан один раз</w:t>
+        <w:t xml:space="preserve">Рисунок 23. Редактор меню</w:t>
+      </w:r>
+    </w:p>
+    <w:p>
+      <w:pPr>
+        <w:pStyle w:val="Heading1"/>
+        <w:keepNext/>
+      </w:pPr>
+      <w:r>
+        <w:rPr>
+          <w:rFonts w:ascii="Arial" w:cs="Arial" w:eastAsia="Arial" w:hAnsi="Arial"/>
+        </w:rPr>
+        <w:t xml:space="preserve">8. Пользователи и пароли</w:t>
+      </w:r>
+    </w:p>
+    <w:p>
+      <w:pPr>
+        <w:spacing w:after="120" w:line="300"/>
+      </w:pPr>
+      <w:r>
+        <w:rPr>
+          <w:rFonts w:ascii="Arial" w:cs="Arial" w:eastAsia="Arial" w:hAnsi="Arial"/>
+          <w:b/>
+          <w:bCs/>
+        </w:rPr>
+        <w:t xml:space="preserve">Где:</w:t>
+      </w:r>
+      <w:r>
+        <w:rPr>
+          <w:rFonts w:ascii="Arial" w:cs="Arial" w:eastAsia="Arial" w:hAnsi="Arial"/>
+        </w:rPr>
+        <w:t xml:space="preserve"> раздел «Пользователи» (только администратор). У остальных ролей на этом месте страница «Профиль» со сменой собственного пароля.</w:t>
       </w:r>
     </w:p>
     <w:p>
@@ -4373,9 +4418,9 @@
       <w:r>
         <w:drawing>
           <wp:inline distT="0" distB="0" distL="0" distR="0">
-            <wp:extent cx="5715000" cy="3533775"/>
+            <wp:extent cx="4953000" cy="4962525"/>
             <wp:effectExtent t="0" r="0" b="0" l="0"/>
-            <wp:docPr id="24" name="24-user-delete-confirm" descr="Подтверждение удаления пользователя" title="Подтверждение удаления пользователя"/>
+            <wp:docPr id="24" name="47-users-email" descr="Список пользователей с почтой и ролью, создание, смена своего пароля и своей почты" title="Список пользователей с почтой и ролью, создание, смена своего пароля и своей почты"/>
             <wp:cNvGraphicFramePr>
               <a:graphicFrameLocks xmlns:a="http://schemas.openxmlformats.org/drawingml/2006/main" noChangeAspect="1"/>
             </wp:cNvGraphicFramePr>
@@ -4398,7 +4443,7 @@
                   <pic:spPr bwMode="auto">
                     <a:xfrm>
                       <a:off x="0" y="0"/>
-                      <a:ext cx="5715000" cy="3533775"/>
+                      <a:ext cx="4953000" cy="4962525"/>
                     </a:xfrm>
                     <a:prstGeom prst="rect">
                       <a:avLst/>
@@ -4425,19 +4470,7 @@
           <w:sz w:val="18"/>
           <w:szCs w:val="18"/>
         </w:rPr>
-        <w:t xml:space="preserve">Рисунок 24. Подтверждение удаления пользователя</w:t>
-      </w:r>
-    </w:p>
-    <w:p>
-      <w:pPr>
-        <w:pStyle w:val="Heading2"/>
-        <w:keepNext/>
-      </w:pPr>
-      <w:r>
-        <w:rPr>
-          <w:rFonts w:ascii="Arial" w:cs="Arial" w:eastAsia="Arial" w:hAnsi="Arial"/>
-        </w:rPr>
-        <w:t xml:space="preserve">Защита от потери доступа</w:t>
+        <w:t xml:space="preserve">Рисунок 24. Список пользователей с почтой и ролью, создание, смена своего пароля и своей почты</w:t>
       </w:r>
     </w:p>
     <w:p>
@@ -4452,8 +4485,16 @@
       <w:r>
         <w:rPr>
           <w:rFonts w:ascii="Arial" w:cs="Arial" w:eastAsia="Arial" w:hAnsi="Arial"/>
-        </w:rPr>
-        <w:t xml:space="preserve">Нельзя изменить собственную роль и удалить собственную учётную запись.</w:t>
+          <w:b/>
+          <w:bCs/>
+        </w:rPr>
+        <w:t xml:space="preserve">Создание:</w:t>
+      </w:r>
+      <w:r>
+        <w:rPr>
+          <w:rFonts w:ascii="Arial" w:cs="Arial" w:eastAsia="Arial" w:hAnsi="Arial"/>
+        </w:rPr>
+        <w:t xml:space="preserve"> логин, почта (для восстановления пароля), роль и пароль. Пароль можно задать самому (от 10 символов) или поручить системе: она создаёт надёжный из 16 символов без путаницы вроде O и 0 и показывает его один раз с кнопкой «Копировать».</w:t>
       </w:r>
     </w:p>
     <w:p>
@@ -4468,8 +4509,30 @@
       <w:r>
         <w:rPr>
           <w:rFonts w:ascii="Arial" w:cs="Arial" w:eastAsia="Arial" w:hAnsi="Arial"/>
-        </w:rPr>
-        <w:t xml:space="preserve">Нельзя понизить или удалить последнего администратора.</w:t>
+          <w:b/>
+          <w:bCs/>
+        </w:rPr>
+        <w:t xml:space="preserve">Роль</w:t>
+      </w:r>
+      <w:r>
+        <w:rPr>
+          <w:rFonts w:ascii="Arial" w:cs="Arial" w:eastAsia="Arial" w:hAnsi="Arial"/>
+        </w:rPr>
+        <w:t xml:space="preserve"> (администратор или редактор) и </w:t>
+      </w:r>
+      <w:r>
+        <w:rPr>
+          <w:rFonts w:ascii="Arial" w:cs="Arial" w:eastAsia="Arial" w:hAnsi="Arial"/>
+          <w:b/>
+          <w:bCs/>
+        </w:rPr>
+        <w:t xml:space="preserve">почта</w:t>
+      </w:r>
+      <w:r>
+        <w:rPr>
+          <w:rFonts w:ascii="Arial" w:cs="Arial" w:eastAsia="Arial" w:hAnsi="Arial"/>
+        </w:rPr>
+        <w:t xml:space="preserve"> меняются прямо в списке, изменение действует сразу. Своя почта меняется в профиле с вводом текущего пароля.</w:t>
       </w:r>
     </w:p>
     <w:p>
@@ -4484,39 +4547,16 @@
       <w:r>
         <w:rPr>
           <w:rFonts w:ascii="Arial" w:cs="Arial" w:eastAsia="Arial" w:hAnsi="Arial"/>
-        </w:rPr>
-        <w:t xml:space="preserve">Все изменения пользователей пишутся в журнал сервера.</w:t>
-      </w:r>
-    </w:p>
-    <w:p>
-      <w:pPr>
-        <w:pStyle w:val="Heading1"/>
-        <w:keepNext/>
-      </w:pPr>
-      <w:r>
-        <w:rPr>
-          <w:rFonts w:ascii="Arial" w:cs="Arial" w:eastAsia="Arial" w:hAnsi="Arial"/>
-        </w:rPr>
-        <w:t xml:space="preserve">9. Вход и восстановление пароля по почте</w:t>
-      </w:r>
-    </w:p>
-    <w:p>
-      <w:pPr>
-        <w:spacing w:after="120" w:line="300"/>
-      </w:pPr>
-      <w:r>
-        <w:rPr>
-          <w:rFonts w:ascii="Arial" w:cs="Arial" w:eastAsia="Arial" w:hAnsi="Arial"/>
           <w:b/>
           <w:bCs/>
         </w:rPr>
-        <w:t xml:space="preserve">Где:</w:t>
-      </w:r>
-      <w:r>
-        <w:rPr>
-          <w:rFonts w:ascii="Arial" w:cs="Arial" w:eastAsia="Arial" w:hAnsi="Arial"/>
-        </w:rPr>
-        <w:t xml:space="preserve"> на странице входа ссылка «Забыли пароль?». Работает, если у пользователя указана почта (раздел «Пользователи») и на сайте настроена отправка писем (раздел «Настройки», блок «Почта»).</w:t>
+        <w:t xml:space="preserve">Новый пароль</w:t>
+      </w:r>
+      <w:r>
+        <w:rPr>
+          <w:rFonts w:ascii="Arial" w:cs="Arial" w:eastAsia="Arial" w:hAnsi="Arial"/>
+        </w:rPr>
+        <w:t xml:space="preserve"> для другого человека создаёт система и показывает один раз.</w:t>
       </w:r>
     </w:p>
     <w:p>
@@ -4524,15 +4564,23 @@
         <w:pStyle w:val="ListParagraph"/>
         <w:numPr>
           <w:ilvl w:val="0"/>
-          <w:numId w:val="4"/>
+          <w:numId w:val="2"/>
         </w:numPr>
         <w:spacing w:after="60" w:line="290"/>
       </w:pPr>
       <w:r>
         <w:rPr>
           <w:rFonts w:ascii="Arial" w:cs="Arial" w:eastAsia="Arial" w:hAnsi="Arial"/>
-        </w:rPr>
-        <w:t xml:space="preserve">Человек вводит логин или почту и получает одинаковый ответ в любом случае, чтобы нельзя было выяснить, есть ли такой пользователь.</w:t>
+          <w:b/>
+          <w:bCs/>
+        </w:rPr>
+        <w:t xml:space="preserve">Удаление</w:t>
+      </w:r>
+      <w:r>
+        <w:rPr>
+          <w:rFonts w:ascii="Arial" w:cs="Arial" w:eastAsia="Arial" w:hAnsi="Arial"/>
+        </w:rPr>
+        <w:t xml:space="preserve"> с подтверждением. Правки удалённого человека в истории остаются.</w:t>
       </w:r>
     </w:p>
     <w:p>
@@ -4540,31 +4588,23 @@
         <w:pStyle w:val="ListParagraph"/>
         <w:numPr>
           <w:ilvl w:val="0"/>
-          <w:numId w:val="4"/>
+          <w:numId w:val="2"/>
         </w:numPr>
         <w:spacing w:after="60" w:line="290"/>
       </w:pPr>
       <w:r>
         <w:rPr>
           <w:rFonts w:ascii="Arial" w:cs="Arial" w:eastAsia="Arial" w:hAnsi="Arial"/>
-        </w:rPr>
-        <w:t xml:space="preserve">На почту приходит письмо со ссылкой. Ссылка действует один час и срабатывает один раз, новая ссылка отменяет прежние.</w:t>
-      </w:r>
-    </w:p>
-    <w:p>
-      <w:pPr>
-        <w:pStyle w:val="ListParagraph"/>
-        <w:numPr>
-          <w:ilvl w:val="0"/>
-          <w:numId w:val="4"/>
-        </w:numPr>
-        <w:spacing w:after="60" w:line="290"/>
-      </w:pPr>
-      <w:r>
-        <w:rPr>
-          <w:rFonts w:ascii="Arial" w:cs="Arial" w:eastAsia="Arial" w:hAnsi="Arial"/>
-        </w:rPr>
-        <w:t xml:space="preserve">По ссылке открывается форма «Новый пароль». После сохранения человек выходит со всех устройств и входит уже с новым паролем.</w:t>
+          <w:b/>
+          <w:bCs/>
+        </w:rPr>
+        <w:t xml:space="preserve">Свой пароль</w:t>
+      </w:r>
+      <w:r>
+        <w:rPr>
+          <w:rFonts w:ascii="Arial" w:cs="Arial" w:eastAsia="Arial" w:hAnsi="Arial"/>
+        </w:rPr>
+        <w:t xml:space="preserve"> меняется с вводом текущего. После смены вы остаётесь в системе на этом устройстве, а на остальных придётся войти заново.</w:t>
       </w:r>
     </w:p>
     <w:p>
@@ -4578,7 +4618,7 @@
           <wp:inline distT="0" distB="0" distL="0" distR="0">
             <wp:extent cx="5715000" cy="3533775"/>
             <wp:effectExtent t="0" r="0" b="0" l="0"/>
-            <wp:docPr id="25" name="37-forgot" descr="Страница восстановления: ввести логин или почту" title="Страница восстановления: ввести логин или почту"/>
+            <wp:docPr id="25" name="22-user-created-password" descr="Пользователь создан, пароль показан один раз" title="Пользователь создан, пароль показан один раз"/>
             <wp:cNvGraphicFramePr>
               <a:graphicFrameLocks xmlns:a="http://schemas.openxmlformats.org/drawingml/2006/main" noChangeAspect="1"/>
             </wp:cNvGraphicFramePr>
@@ -4628,7 +4668,7 @@
           <w:sz w:val="18"/>
           <w:szCs w:val="18"/>
         </w:rPr>
-        <w:t xml:space="preserve">Рисунок 25. Страница восстановления: ввести логин или почту</w:t>
+        <w:t xml:space="preserve">Рисунок 25. Пользователь создан, пароль показан один раз</w:t>
       </w:r>
     </w:p>
     <w:p>
@@ -4642,7 +4682,7 @@
           <wp:inline distT="0" distB="0" distL="0" distR="0">
             <wp:extent cx="5715000" cy="3533775"/>
             <wp:effectExtent t="0" r="0" b="0" l="0"/>
-            <wp:docPr id="26" name="38-forgot-sent" descr="Ответ одинаков для любого логина" title="Ответ одинаков для любого логина"/>
+            <wp:docPr id="26" name="24-user-delete-confirm" descr="Подтверждение удаления пользователя" title="Подтверждение удаления пользователя"/>
             <wp:cNvGraphicFramePr>
               <a:graphicFrameLocks xmlns:a="http://schemas.openxmlformats.org/drawingml/2006/main" noChangeAspect="1"/>
             </wp:cNvGraphicFramePr>
@@ -4692,7 +4732,146 @@
           <w:sz w:val="18"/>
           <w:szCs w:val="18"/>
         </w:rPr>
-        <w:t xml:space="preserve">Рисунок 26. Ответ одинаков для любого логина</w:t>
+        <w:t xml:space="preserve">Рисунок 26. Подтверждение удаления пользователя</w:t>
+      </w:r>
+    </w:p>
+    <w:p>
+      <w:pPr>
+        <w:pStyle w:val="Heading2"/>
+        <w:keepNext/>
+      </w:pPr>
+      <w:r>
+        <w:rPr>
+          <w:rFonts w:ascii="Arial" w:cs="Arial" w:eastAsia="Arial" w:hAnsi="Arial"/>
+        </w:rPr>
+        <w:t xml:space="preserve">Защита от потери доступа</w:t>
+      </w:r>
+    </w:p>
+    <w:p>
+      <w:pPr>
+        <w:pStyle w:val="ListParagraph"/>
+        <w:numPr>
+          <w:ilvl w:val="0"/>
+          <w:numId w:val="2"/>
+        </w:numPr>
+        <w:spacing w:after="60" w:line="290"/>
+      </w:pPr>
+      <w:r>
+        <w:rPr>
+          <w:rFonts w:ascii="Arial" w:cs="Arial" w:eastAsia="Arial" w:hAnsi="Arial"/>
+        </w:rPr>
+        <w:t xml:space="preserve">Нельзя изменить собственную роль и удалить собственную учётную запись.</w:t>
+      </w:r>
+    </w:p>
+    <w:p>
+      <w:pPr>
+        <w:pStyle w:val="ListParagraph"/>
+        <w:numPr>
+          <w:ilvl w:val="0"/>
+          <w:numId w:val="2"/>
+        </w:numPr>
+        <w:spacing w:after="60" w:line="290"/>
+      </w:pPr>
+      <w:r>
+        <w:rPr>
+          <w:rFonts w:ascii="Arial" w:cs="Arial" w:eastAsia="Arial" w:hAnsi="Arial"/>
+        </w:rPr>
+        <w:t xml:space="preserve">Нельзя понизить или удалить последнего администратора.</w:t>
+      </w:r>
+    </w:p>
+    <w:p>
+      <w:pPr>
+        <w:pStyle w:val="ListParagraph"/>
+        <w:numPr>
+          <w:ilvl w:val="0"/>
+          <w:numId w:val="2"/>
+        </w:numPr>
+        <w:spacing w:after="60" w:line="290"/>
+      </w:pPr>
+      <w:r>
+        <w:rPr>
+          <w:rFonts w:ascii="Arial" w:cs="Arial" w:eastAsia="Arial" w:hAnsi="Arial"/>
+        </w:rPr>
+        <w:t xml:space="preserve">Все изменения пользователей пишутся в журнал сервера.</w:t>
+      </w:r>
+    </w:p>
+    <w:p>
+      <w:pPr>
+        <w:pStyle w:val="Heading1"/>
+        <w:keepNext/>
+      </w:pPr>
+      <w:r>
+        <w:rPr>
+          <w:rFonts w:ascii="Arial" w:cs="Arial" w:eastAsia="Arial" w:hAnsi="Arial"/>
+        </w:rPr>
+        <w:t xml:space="preserve">9. Вход и восстановление пароля по почте</w:t>
+      </w:r>
+    </w:p>
+    <w:p>
+      <w:pPr>
+        <w:spacing w:after="120" w:line="300"/>
+      </w:pPr>
+      <w:r>
+        <w:rPr>
+          <w:rFonts w:ascii="Arial" w:cs="Arial" w:eastAsia="Arial" w:hAnsi="Arial"/>
+          <w:b/>
+          <w:bCs/>
+        </w:rPr>
+        <w:t xml:space="preserve">Где:</w:t>
+      </w:r>
+      <w:r>
+        <w:rPr>
+          <w:rFonts w:ascii="Arial" w:cs="Arial" w:eastAsia="Arial" w:hAnsi="Arial"/>
+        </w:rPr>
+        <w:t xml:space="preserve"> на странице входа ссылка «Забыли пароль?». Работает, если у пользователя указана почта (раздел «Пользователи») и на сайте настроена отправка писем (раздел «Настройки», блок «Почта»).</w:t>
+      </w:r>
+    </w:p>
+    <w:p>
+      <w:pPr>
+        <w:pStyle w:val="ListParagraph"/>
+        <w:numPr>
+          <w:ilvl w:val="0"/>
+          <w:numId w:val="4"/>
+        </w:numPr>
+        <w:spacing w:after="60" w:line="290"/>
+      </w:pPr>
+      <w:r>
+        <w:rPr>
+          <w:rFonts w:ascii="Arial" w:cs="Arial" w:eastAsia="Arial" w:hAnsi="Arial"/>
+        </w:rPr>
+        <w:t xml:space="preserve">Человек вводит логин или почту и получает одинаковый ответ в любом случае, чтобы нельзя было выяснить, есть ли такой пользователь.</w:t>
+      </w:r>
+    </w:p>
+    <w:p>
+      <w:pPr>
+        <w:pStyle w:val="ListParagraph"/>
+        <w:numPr>
+          <w:ilvl w:val="0"/>
+          <w:numId w:val="4"/>
+        </w:numPr>
+        <w:spacing w:after="60" w:line="290"/>
+      </w:pPr>
+      <w:r>
+        <w:rPr>
+          <w:rFonts w:ascii="Arial" w:cs="Arial" w:eastAsia="Arial" w:hAnsi="Arial"/>
+        </w:rPr>
+        <w:t xml:space="preserve">На почту приходит письмо со ссылкой. Ссылка действует один час и срабатывает один раз, новая ссылка отменяет прежние.</w:t>
+      </w:r>
+    </w:p>
+    <w:p>
+      <w:pPr>
+        <w:pStyle w:val="ListParagraph"/>
+        <w:numPr>
+          <w:ilvl w:val="0"/>
+          <w:numId w:val="4"/>
+        </w:numPr>
+        <w:spacing w:after="60" w:line="290"/>
+      </w:pPr>
+      <w:r>
+        <w:rPr>
+          <w:rFonts w:ascii="Arial" w:cs="Arial" w:eastAsia="Arial" w:hAnsi="Arial"/>
+        </w:rPr>
+        <w:t xml:space="preserve">По ссылке открывается форма «Новый пароль». После сохранения человек выходит со всех устройств и входит уже с новым паролем.</w:t>
       </w:r>
     </w:p>
     <w:p>
@@ -4706,7 +4885,7 @@
           <wp:inline distT="0" distB="0" distL="0" distR="0">
             <wp:extent cx="5715000" cy="3533775"/>
             <wp:effectExtent t="0" r="0" b="0" l="0"/>
-            <wp:docPr id="27" name="39-reset-form" descr="Форма нового пароля по ссылке из письма" title="Форма нового пароля по ссылке из письма"/>
+            <wp:docPr id="27" name="37-forgot" descr="Страница восстановления: ввести логин или почту" title="Страница восстановления: ввести логин или почту"/>
             <wp:cNvGraphicFramePr>
               <a:graphicFrameLocks xmlns:a="http://schemas.openxmlformats.org/drawingml/2006/main" noChangeAspect="1"/>
             </wp:cNvGraphicFramePr>
@@ -4756,7 +4935,7 @@
           <w:sz w:val="18"/>
           <w:szCs w:val="18"/>
         </w:rPr>
-        <w:t xml:space="preserve">Рисунок 27. Форма нового пароля по ссылке из письма</w:t>
+        <w:t xml:space="preserve">Рисунок 27. Страница восстановления: ввести логин или почту</w:t>
       </w:r>
     </w:p>
     <w:p>
@@ -4770,7 +4949,7 @@
           <wp:inline distT="0" distB="0" distL="0" distR="0">
             <wp:extent cx="5715000" cy="3533775"/>
             <wp:effectExtent t="0" r="0" b="0" l="0"/>
-            <wp:docPr id="28" name="40-reset-done" descr="После смены пароля: вход с новым паролем" title="После смены пароля: вход с новым паролем"/>
+            <wp:docPr id="28" name="38-forgot-sent" descr="Ответ одинаков для любого логина" title="Ответ одинаков для любого логина"/>
             <wp:cNvGraphicFramePr>
               <a:graphicFrameLocks xmlns:a="http://schemas.openxmlformats.org/drawingml/2006/main" noChangeAspect="1"/>
             </wp:cNvGraphicFramePr>
@@ -4820,7 +4999,7 @@
           <w:sz w:val="18"/>
           <w:szCs w:val="18"/>
         </w:rPr>
-        <w:t xml:space="preserve">Рисунок 28. После смены пароля: вход с новым паролем</w:t>
+        <w:t xml:space="preserve">Рисунок 28. Ответ одинаков для любого логина</w:t>
       </w:r>
     </w:p>
     <w:p>
@@ -4834,7 +5013,7 @@
           <wp:inline distT="0" distB="0" distL="0" distR="0">
             <wp:extent cx="5715000" cy="3533775"/>
             <wp:effectExtent t="0" r="0" b="0" l="0"/>
-            <wp:docPr id="29" name="41-reset-link-used" descr="Использованная или устаревшая ссылка не работает" title="Использованная или устаревшая ссылка не работает"/>
+            <wp:docPr id="29" name="39-reset-form" descr="Форма нового пароля по ссылке из письма" title="Форма нового пароля по ссылке из письма"/>
             <wp:cNvGraphicFramePr>
               <a:graphicFrameLocks xmlns:a="http://schemas.openxmlformats.org/drawingml/2006/main" noChangeAspect="1"/>
             </wp:cNvGraphicFramePr>
@@ -4884,41 +5063,7 @@
           <w:sz w:val="18"/>
           <w:szCs w:val="18"/>
         </w:rPr>
-        <w:t xml:space="preserve">Рисунок 29. Использованная или устаревшая ссылка не работает</w:t>
-      </w:r>
-    </w:p>
-    <w:p>
-      <w:pPr>
-        <w:spacing w:after="120" w:line="300"/>
-      </w:pPr>
-      <w:r>
-        <w:rPr>
-          <w:rFonts w:ascii="Arial" w:cs="Arial" w:eastAsia="Arial" w:hAnsi="Arial"/>
-        </w:rPr>
-        <w:t xml:space="preserve">Защита: не больше 3 писем в час на один аккаунт и 5 запросов в час с одного адреса, ссылка хранится на сервере только в виде отпечатка, страница со ссылкой не передаёт её дальше через заголовок Referer, слабый пароль не расходует ссылку.</w:t>
-      </w:r>
-    </w:p>
-    <w:p>
-      <w:pPr>
-        <w:pStyle w:val="Heading2"/>
-        <w:keepNext/>
-      </w:pPr>
-      <w:r>
-        <w:rPr>
-          <w:rFonts w:ascii="Arial" w:cs="Arial" w:eastAsia="Arial" w:hAnsi="Arial"/>
-        </w:rPr>
-        <w:t xml:space="preserve">Настройка почты</w:t>
-      </w:r>
-    </w:p>
-    <w:p>
-      <w:pPr>
-        <w:spacing w:after="120" w:line="300"/>
-      </w:pPr>
-      <w:r>
-        <w:rPr>
-          <w:rFonts w:ascii="Arial" w:cs="Arial" w:eastAsia="Arial" w:hAnsi="Arial"/>
-        </w:rPr>
-        <w:t xml:space="preserve">Администратор открывает «Настройки», блок «Почта», выбирает способ: почта хостинга (PHP mail) или SMTP-сервер, и нажимает «Отправить тестовое письмо» на свою почту. Пароль SMTP хранится не в базе, а в закрытом файле настроек на сервере. Если письма не доходят, администратор всегда может создать новый пароль вручную в «Пользователях».</w:t>
+        <w:t xml:space="preserve">Рисунок 29. Форма нового пароля по ссылке из письма</w:t>
       </w:r>
     </w:p>
     <w:p>
@@ -4930,9 +5075,9 @@
       <w:r>
         <w:drawing>
           <wp:inline distT="0" distB="0" distL="0" distR="0">
-            <wp:extent cx="4953000" cy="5010150"/>
+            <wp:extent cx="5715000" cy="3533775"/>
             <wp:effectExtent t="0" r="0" b="0" l="0"/>
-            <wp:docPr id="30" name="48-settings-mail" descr="Настройки: блок «Почта» с тестовым письмом" title="Настройки: блок «Почта» с тестовым письмом"/>
+            <wp:docPr id="30" name="40-reset-done" descr="После смены пароля: вход с новым паролем" title="После смены пароля: вход с новым паролем"/>
             <wp:cNvGraphicFramePr>
               <a:graphicFrameLocks xmlns:a="http://schemas.openxmlformats.org/drawingml/2006/main" noChangeAspect="1"/>
             </wp:cNvGraphicFramePr>
@@ -4955,7 +5100,7 @@
                   <pic:spPr bwMode="auto">
                     <a:xfrm>
                       <a:off x="0" y="0"/>
-                      <a:ext cx="4953000" cy="5010150"/>
+                      <a:ext cx="5715000" cy="3533775"/>
                     </a:xfrm>
                     <a:prstGeom prst="rect">
                       <a:avLst/>
@@ -4982,19 +5127,7 @@
           <w:sz w:val="18"/>
           <w:szCs w:val="18"/>
         </w:rPr>
-        <w:t xml:space="preserve">Рисунок 30. Настройки: блок «Почта» с тестовым письмом</w:t>
-      </w:r>
-    </w:p>
-    <w:p>
-      <w:pPr>
-        <w:pStyle w:val="Heading1"/>
-        <w:keepNext/>
-      </w:pPr>
-      <w:r>
-        <w:rPr>
-          <w:rFonts w:ascii="Arial" w:cs="Arial" w:eastAsia="Arial" w:hAnsi="Arial"/>
-        </w:rPr>
-        <w:t xml:space="preserve">10. История, заявки, настройки, система</w:t>
+        <w:t xml:space="preserve">Рисунок 30. После смены пароля: вход с новым паролем</w:t>
       </w:r>
     </w:p>
     <w:p>
@@ -5008,7 +5141,7 @@
           <wp:inline distT="0" distB="0" distL="0" distR="0">
             <wp:extent cx="5715000" cy="3533775"/>
             <wp:effectExtent t="0" r="0" b="0" l="0"/>
-            <wp:docPr id="31" name="25-history" descr="История: кто, когда, что изменил. «Откатить» возвращает страницу к выбранной версии" title="История: кто, когда, что изменил. «Откатить» возвращает страницу к выбранной версии"/>
+            <wp:docPr id="31" name="41-reset-link-used" descr="Использованная или устаревшая ссылка не работает" title="Использованная или устаревшая ссылка не работает"/>
             <wp:cNvGraphicFramePr>
               <a:graphicFrameLocks xmlns:a="http://schemas.openxmlformats.org/drawingml/2006/main" noChangeAspect="1"/>
             </wp:cNvGraphicFramePr>
@@ -5058,7 +5191,7 @@
           <w:sz w:val="18"/>
           <w:szCs w:val="18"/>
         </w:rPr>
-        <w:t xml:space="preserve">Рисунок 31. История: кто, когда, что изменил. «Откатить» возвращает страницу к выбранной версии</w:t>
+        <w:t xml:space="preserve">Рисунок 31. Использованная или устаревшая ссылка не работает</w:t>
       </w:r>
     </w:p>
     <w:p>
@@ -5069,7 +5202,30 @@
         <w:rPr>
           <w:rFonts w:ascii="Arial" w:cs="Arial" w:eastAsia="Arial" w:hAnsi="Arial"/>
         </w:rPr>
-        <w:t xml:space="preserve">В истории видны и удаления, и восстановления. Откат делается и для удалённой страницы (она создаётся заново), но откатить «к самому удалению» нельзя: для такой записи кнопки нет.</w:t>
+        <w:t xml:space="preserve">Защита: не больше 3 писем в час на один аккаунт и 5 запросов в час с одного адреса, ссылка хранится на сервере только в виде отпечатка, страница со ссылкой не передаёт её дальше через заголовок Referer, слабый пароль не расходует ссылку.</w:t>
+      </w:r>
+    </w:p>
+    <w:p>
+      <w:pPr>
+        <w:pStyle w:val="Heading2"/>
+        <w:keepNext/>
+      </w:pPr>
+      <w:r>
+        <w:rPr>
+          <w:rFonts w:ascii="Arial" w:cs="Arial" w:eastAsia="Arial" w:hAnsi="Arial"/>
+        </w:rPr>
+        <w:t xml:space="preserve">Настройка почты</w:t>
+      </w:r>
+    </w:p>
+    <w:p>
+      <w:pPr>
+        <w:spacing w:after="120" w:line="300"/>
+      </w:pPr>
+      <w:r>
+        <w:rPr>
+          <w:rFonts w:ascii="Arial" w:cs="Arial" w:eastAsia="Arial" w:hAnsi="Arial"/>
+        </w:rPr>
+        <w:t xml:space="preserve">Администратор открывает «Настройки», блок «Почта», выбирает способ: почта хостинга (PHP mail) или SMTP-сервер, и нажимает «Отправить тестовое письмо» на свою почту. Пароль SMTP хранится не в базе, а в закрытом файле настроек на сервере. Если письма не доходят, администратор всегда может создать новый пароль вручную в «Пользователях».</w:t>
       </w:r>
     </w:p>
     <w:p>
@@ -5081,9 +5237,9 @@
       <w:r>
         <w:drawing>
           <wp:inline distT="0" distB="0" distL="0" distR="0">
-            <wp:extent cx="5715000" cy="3533775"/>
+            <wp:extent cx="4953000" cy="5010150"/>
             <wp:effectExtent t="0" r="0" b="0" l="0"/>
-            <wp:docPr id="32" name="26-leads" descr="Заявки и посещаемость за 7 дней (данные тестовые)" title="Заявки и посещаемость за 7 дней (данные тестовые)"/>
+            <wp:docPr id="32" name="48-settings-mail" descr="Настройки: блок «Почта» с тестовым письмом" title="Настройки: блок «Почта» с тестовым письмом"/>
             <wp:cNvGraphicFramePr>
               <a:graphicFrameLocks xmlns:a="http://schemas.openxmlformats.org/drawingml/2006/main" noChangeAspect="1"/>
             </wp:cNvGraphicFramePr>
@@ -5106,7 +5262,7 @@
                   <pic:spPr bwMode="auto">
                     <a:xfrm>
                       <a:off x="0" y="0"/>
-                      <a:ext cx="5715000" cy="3533775"/>
+                      <a:ext cx="4953000" cy="5010150"/>
                     </a:xfrm>
                     <a:prstGeom prst="rect">
                       <a:avLst/>
@@ -5133,82 +5289,19 @@
           <w:sz w:val="18"/>
           <w:szCs w:val="18"/>
         </w:rPr>
-        <w:t xml:space="preserve">Рисунок 32. Заявки и посещаемость за 7 дней (данные тестовые)</w:t>
-      </w:r>
-    </w:p>
-    <w:p>
-      <w:pPr>
-        <w:spacing w:after="120" w:line="300"/>
-      </w:pPr>
-      <w:r>
-        <w:rPr>
-          <w:rFonts w:ascii="Arial" w:cs="Arial" w:eastAsia="Arial" w:hAnsi="Arial"/>
-          <w:b/>
-          <w:bCs/>
-        </w:rPr>
-        <w:t xml:space="preserve">Настройки сайта.</w:t>
-      </w:r>
-      <w:r>
-        <w:rPr>
-          <w:rFonts w:ascii="Arial" w:cs="Arial" w:eastAsia="Arial" w:hAnsi="Arial"/>
-        </w:rPr>
-        <w:t xml:space="preserve"> По замечанию к первой версии поля подписаны так, как их понимают поисковики и ИИ-модели: «Название сайта (title)» идёт в заголовок каждой страницы, «Описание сайта (description)» служит описанием по умолчанию. Добавлено отдельное поле </w:t>
-      </w:r>
-      <w:r>
-        <w:rPr>
-          <w:rFonts w:ascii="Arial" w:cs="Arial" w:eastAsia="Arial" w:hAnsi="Arial"/>
-          <w:b/>
-          <w:bCs/>
-        </w:rPr>
-        <w:t xml:space="preserve">«Текст для ИИ-моделей (llms.txt)»</w:t>
-      </w:r>
-      <w:r>
-        <w:rPr>
-          <w:rFonts w:ascii="Arial" w:cs="Arial" w:eastAsia="Arial" w:hAnsi="Arial"/>
-        </w:rPr>
-        <w:t xml:space="preserve">: свободный текст до 4000 символов в формате Markdown (чем занимается компания, для кого, что не делаем, как называть, контакты). Он выводится в </w:t>
-      </w:r>
-      <w:r>
-        <w:rPr>
-          <w:rFonts w:ascii="Courier New" w:cs="Courier New" w:eastAsia="Courier New" w:hAnsi="Courier New"/>
-          <w:sz w:val="20"/>
-          <w:szCs w:val="20"/>
-        </w:rPr>
-        <w:t xml:space="preserve">/llms.txt</w:t>
-      </w:r>
-      <w:r>
-        <w:rPr>
-          <w:rFonts w:ascii="Arial" w:cs="Arial" w:eastAsia="Arial" w:hAnsi="Arial"/>
-        </w:rPr>
-        <w:t xml:space="preserve"> после описания, отдельно от него, посетители сайта его не видят. Его можно менять и через ИИ-агента (</w:t>
-      </w:r>
-      <w:r>
-        <w:rPr>
-          <w:rFonts w:ascii="Courier New" w:cs="Courier New" w:eastAsia="Courier New" w:hAnsi="Courier New"/>
-          <w:sz w:val="20"/>
-          <w:szCs w:val="20"/>
-        </w:rPr>
-        <w:t xml:space="preserve">set_settings</w:t>
-      </w:r>
-      <w:r>
-        <w:rPr>
-          <w:rFonts w:ascii="Arial" w:cs="Arial" w:eastAsia="Arial" w:hAnsi="Arial"/>
-        </w:rPr>
-        <w:t xml:space="preserve">, поле </w:t>
-      </w:r>
-      <w:r>
-        <w:rPr>
-          <w:rFonts w:ascii="Courier New" w:cs="Courier New" w:eastAsia="Courier New" w:hAnsi="Courier New"/>
-          <w:sz w:val="20"/>
-          <w:szCs w:val="20"/>
-        </w:rPr>
-        <w:t xml:space="preserve">llms_text</w:t>
-      </w:r>
-      <w:r>
-        <w:rPr>
-          <w:rFonts w:ascii="Arial" w:cs="Arial" w:eastAsia="Arial" w:hAnsi="Arial"/>
-        </w:rPr>
-        <w:t xml:space="preserve">).</w:t>
+        <w:t xml:space="preserve">Рисунок 32. Настройки: блок «Почта» с тестовым письмом</w:t>
+      </w:r>
+    </w:p>
+    <w:p>
+      <w:pPr>
+        <w:pStyle w:val="Heading1"/>
+        <w:keepNext/>
+      </w:pPr>
+      <w:r>
+        <w:rPr>
+          <w:rFonts w:ascii="Arial" w:cs="Arial" w:eastAsia="Arial" w:hAnsi="Arial"/>
+        </w:rPr>
+        <w:t xml:space="preserve">10. История, заявки, настройки, система</w:t>
       </w:r>
     </w:p>
     <w:p>
@@ -5220,9 +5313,9 @@
       <w:r>
         <w:drawing>
           <wp:inline distT="0" distB="0" distL="0" distR="0">
-            <wp:extent cx="4953000" cy="6477000"/>
+            <wp:extent cx="5715000" cy="3533775"/>
             <wp:effectExtent t="0" r="0" b="0" l="0"/>
-            <wp:docPr id="33" name="50-settings-llms" descr="Настройки сайта: подписи title и description, отдельный текст для llms.txt и блок почты" title="Настройки сайта: подписи title и description, отдельный текст для llms.txt и блок почты"/>
+            <wp:docPr id="33" name="25-history" descr="История: кто, когда, что изменил. «Откатить» возвращает страницу к выбранной версии" title="История: кто, когда, что изменил. «Откатить» возвращает страницу к выбранной версии"/>
             <wp:cNvGraphicFramePr>
               <a:graphicFrameLocks xmlns:a="http://schemas.openxmlformats.org/drawingml/2006/main" noChangeAspect="1"/>
             </wp:cNvGraphicFramePr>
@@ -5245,7 +5338,7 @@
                   <pic:spPr bwMode="auto">
                     <a:xfrm>
                       <a:off x="0" y="0"/>
-                      <a:ext cx="4953000" cy="6477000"/>
+                      <a:ext cx="5715000" cy="3533775"/>
                     </a:xfrm>
                     <a:prstGeom prst="rect">
                       <a:avLst/>
@@ -5272,7 +5365,7 @@
           <w:sz w:val="18"/>
           <w:szCs w:val="18"/>
         </w:rPr>
-        <w:t xml:space="preserve">Рисунок 33. Настройки сайта: подписи title и description, отдельный текст для llms.txt и блок почты</w:t>
+        <w:t xml:space="preserve">Рисунок 33. История: кто, когда, что изменил. «Откатить» возвращает страницу к выбранной версии</w:t>
       </w:r>
     </w:p>
     <w:p>
@@ -5282,16 +5375,8 @@
       <w:r>
         <w:rPr>
           <w:rFonts w:ascii="Arial" w:cs="Arial" w:eastAsia="Arial" w:hAnsi="Arial"/>
-          <w:b/>
-          <w:bCs/>
-        </w:rPr>
-        <w:t xml:space="preserve">Система.</w:t>
-      </w:r>
-      <w:r>
-        <w:rPr>
-          <w:rFonts w:ascii="Arial" w:cs="Arial" w:eastAsia="Arial" w:hAnsi="Arial"/>
-        </w:rPr>
-        <w:t xml:space="preserve"> Обслуживание (кэш, бэкап), модули и доступ для ИИ-агентов. Как устроен доступ агентов, описано в разделе 13.</w:t>
+        </w:rPr>
+        <w:t xml:space="preserve">В истории видны и удаления, и восстановления. Откат делается и для удалённой страницы (она создаётся заново), но откатить «к самому удалению» нельзя: для такой записи кнопки нет.</w:t>
       </w:r>
     </w:p>
     <w:p>
@@ -5303,9 +5388,9 @@
       <w:r>
         <w:drawing>
           <wp:inline distT="0" distB="0" distL="0" distR="0">
-            <wp:extent cx="4953000" cy="4305300"/>
+            <wp:extent cx="5715000" cy="3533775"/>
             <wp:effectExtent t="0" r="0" b="0" l="0"/>
-            <wp:docPr id="34" name="52-system-agents" descr="Система: доступ для ИИ-агентов, переключатель самовыдачи, список токенов с кнопкой «Отозвать»" title="Система: доступ для ИИ-агентов, переключатель самовыдачи, список токенов с кнопкой «Отозвать»"/>
+            <wp:docPr id="34" name="26-leads" descr="Заявки и посещаемость за 7 дней (данные тестовые)" title="Заявки и посещаемость за 7 дней (данные тестовые)"/>
             <wp:cNvGraphicFramePr>
               <a:graphicFrameLocks xmlns:a="http://schemas.openxmlformats.org/drawingml/2006/main" noChangeAspect="1"/>
             </wp:cNvGraphicFramePr>
@@ -5328,7 +5413,7 @@
                   <pic:spPr bwMode="auto">
                     <a:xfrm>
                       <a:off x="0" y="0"/>
-                      <a:ext cx="4953000" cy="4305300"/>
+                      <a:ext cx="5715000" cy="3533775"/>
                     </a:xfrm>
                     <a:prstGeom prst="rect">
                       <a:avLst/>
@@ -5355,19 +5440,7 @@
           <w:sz w:val="18"/>
           <w:szCs w:val="18"/>
         </w:rPr>
-        <w:t xml:space="preserve">Рисунок 34. Система: доступ для ИИ-агентов, переключатель самовыдачи, список токенов с кнопкой «Отозвать»</w:t>
-      </w:r>
-    </w:p>
-    <w:p>
-      <w:pPr>
-        <w:pStyle w:val="Heading1"/>
-        <w:keepNext/>
-      </w:pPr>
-      <w:r>
-        <w:rPr>
-          <w:rFonts w:ascii="Arial" w:cs="Arial" w:eastAsia="Arial" w:hAnsi="Arial"/>
-        </w:rPr>
-        <w:t xml:space="preserve">11. Установщик для хостинга без SSH</w:t>
+        <w:t xml:space="preserve">Рисунок 34. Заявки и посещаемость за 7 дней (данные тестовые)</w:t>
       </w:r>
     </w:p>
     <w:p>
@@ -5377,8 +5450,30 @@
       <w:r>
         <w:rPr>
           <w:rFonts w:ascii="Arial" w:cs="Arial" w:eastAsia="Arial" w:hAnsi="Arial"/>
-        </w:rPr>
-        <w:t xml:space="preserve">Установщик открывается по адресу вида </w:t>
+          <w:b/>
+          <w:bCs/>
+        </w:rPr>
+        <w:t xml:space="preserve">Настройки сайта.</w:t>
+      </w:r>
+      <w:r>
+        <w:rPr>
+          <w:rFonts w:ascii="Arial" w:cs="Arial" w:eastAsia="Arial" w:hAnsi="Arial"/>
+        </w:rPr>
+        <w:t xml:space="preserve"> По замечанию к первой версии поля подписаны так, как их понимают поисковики и ИИ-модели: «Название сайта (title)» идёт в заголовок каждой страницы, «Описание сайта (description)» служит описанием по умолчанию. Добавлено отдельное поле </w:t>
+      </w:r>
+      <w:r>
+        <w:rPr>
+          <w:rFonts w:ascii="Arial" w:cs="Arial" w:eastAsia="Arial" w:hAnsi="Arial"/>
+          <w:b/>
+          <w:bCs/>
+        </w:rPr>
+        <w:t xml:space="preserve">«Текст для ИИ-моделей (llms.txt)»</w:t>
+      </w:r>
+      <w:r>
+        <w:rPr>
+          <w:rFonts w:ascii="Arial" w:cs="Arial" w:eastAsia="Arial" w:hAnsi="Arial"/>
+        </w:rPr>
+        <w:t xml:space="preserve">: свободный текст до 4000 символов в формате Markdown (чем занимается компания, для кого, что не делаем, как называть, контакты). Он выводится в </w:t>
       </w:r>
       <w:r>
         <w:rPr>
@@ -5386,13 +5481,13 @@
           <w:sz w:val="20"/>
           <w:szCs w:val="20"/>
         </w:rPr>
-        <w:t xml:space="preserve">/admin/install.php?key=…</w:t>
-      </w:r>
-      <w:r>
-        <w:rPr>
-          <w:rFonts w:ascii="Arial" w:cs="Arial" w:eastAsia="Arial" w:hAnsi="Arial"/>
-        </w:rPr>
-        <w:t xml:space="preserve">, где ключ лежит в файле </w:t>
+        <w:t xml:space="preserve">/llms.txt</w:t>
+      </w:r>
+      <w:r>
+        <w:rPr>
+          <w:rFonts w:ascii="Arial" w:cs="Arial" w:eastAsia="Arial" w:hAnsi="Arial"/>
+        </w:rPr>
+        <w:t xml:space="preserve"> после описания, отдельно от него, посетители сайта его не видят. Его можно менять и через ИИ-агента (</w:t>
       </w:r>
       <w:r>
         <w:rPr>
@@ -5400,85 +5495,27 @@
           <w:sz w:val="20"/>
           <w:szCs w:val="20"/>
         </w:rPr>
-        <w:t xml:space="preserve">data/install.key</w:t>
-      </w:r>
-      <w:r>
-        <w:rPr>
-          <w:rFonts w:ascii="Arial" w:cs="Arial" w:eastAsia="Arial" w:hAnsi="Arial"/>
-        </w:rPr>
-        <w:t xml:space="preserve">, который владелец сайта загружает вручную. Без ключа страница отвечает «не найдено».</w:t>
-      </w:r>
-    </w:p>
-    <w:p>
-      <w:pPr>
-        <w:pStyle w:val="ListParagraph"/>
-        <w:numPr>
-          <w:ilvl w:val="0"/>
-          <w:numId w:val="5"/>
-        </w:numPr>
-        <w:spacing w:after="60" w:line="290"/>
-      </w:pPr>
-      <w:r>
-        <w:rPr>
-          <w:rFonts w:ascii="Arial" w:cs="Arial" w:eastAsia="Arial" w:hAnsi="Arial"/>
-          <w:b/>
-          <w:bCs/>
-        </w:rPr>
-        <w:t xml:space="preserve">Проверка среды:</w:t>
-      </w:r>
-      <w:r>
-        <w:rPr>
-          <w:rFonts w:ascii="Arial" w:cs="Arial" w:eastAsia="Arial" w:hAnsi="Arial"/>
-        </w:rPr>
-        <w:t xml:space="preserve"> версия PHP, нужные расширения, что обязательно, а что лишь желательно.</w:t>
-      </w:r>
-    </w:p>
-    <w:p>
-      <w:pPr>
-        <w:pStyle w:val="ListParagraph"/>
-        <w:numPr>
-          <w:ilvl w:val="0"/>
-          <w:numId w:val="5"/>
-        </w:numPr>
-        <w:spacing w:after="60" w:line="290"/>
-      </w:pPr>
-      <w:r>
-        <w:rPr>
-          <w:rFonts w:ascii="Arial" w:cs="Arial" w:eastAsia="Arial" w:hAnsi="Arial"/>
-          <w:b/>
-          <w:bCs/>
-        </w:rPr>
-        <w:t xml:space="preserve">Данные сайта:</w:t>
-      </w:r>
-      <w:r>
-        <w:rPr>
-          <w:rFonts w:ascii="Arial" w:cs="Arial" w:eastAsia="Arial" w:hAnsi="Arial"/>
-        </w:rPr>
-        <w:t xml:space="preserve"> адрес (подставляется автоматически, нужно подтвердить), название, логин, почта администратора, пароль (свой или созданный системой), демонстрационные страницы.</w:t>
-      </w:r>
-    </w:p>
-    <w:p>
-      <w:pPr>
-        <w:pStyle w:val="ListParagraph"/>
-        <w:numPr>
-          <w:ilvl w:val="0"/>
-          <w:numId w:val="5"/>
-        </w:numPr>
-        <w:spacing w:after="60" w:line="290"/>
-      </w:pPr>
-      <w:r>
-        <w:rPr>
-          <w:rFonts w:ascii="Arial" w:cs="Arial" w:eastAsia="Arial" w:hAnsi="Arial"/>
-          <w:b/>
-          <w:bCs/>
-        </w:rPr>
-        <w:t xml:space="preserve">Готово:</w:t>
-      </w:r>
-      <w:r>
-        <w:rPr>
-          <w:rFonts w:ascii="Arial" w:cs="Arial" w:eastAsia="Arial" w:hAnsi="Arial"/>
-        </w:rPr>
-        <w:t xml:space="preserve"> логин и пароль с кнопкой «Копировать». Команды cron здесь больше нет: по вашему замечанию сайт всё делает сам (см. ниже).</w:t>
+        <w:t xml:space="preserve">set_settings</w:t>
+      </w:r>
+      <w:r>
+        <w:rPr>
+          <w:rFonts w:ascii="Arial" w:cs="Arial" w:eastAsia="Arial" w:hAnsi="Arial"/>
+        </w:rPr>
+        <w:t xml:space="preserve">, поле </w:t>
+      </w:r>
+      <w:r>
+        <w:rPr>
+          <w:rFonts w:ascii="Courier New" w:cs="Courier New" w:eastAsia="Courier New" w:hAnsi="Courier New"/>
+          <w:sz w:val="20"/>
+          <w:szCs w:val="20"/>
+        </w:rPr>
+        <w:t xml:space="preserve">llms_text</w:t>
+      </w:r>
+      <w:r>
+        <w:rPr>
+          <w:rFonts w:ascii="Arial" w:cs="Arial" w:eastAsia="Arial" w:hAnsi="Arial"/>
+        </w:rPr>
+        <w:t xml:space="preserve">).</w:t>
       </w:r>
     </w:p>
     <w:p>
@@ -5490,9 +5527,9 @@
       <w:r>
         <w:drawing>
           <wp:inline distT="0" distB="0" distL="0" distR="0">
-            <wp:extent cx="4381500" cy="3981450"/>
+            <wp:extent cx="4953000" cy="6477000"/>
             <wp:effectExtent t="0" r="0" b="0" l="0"/>
-            <wp:docPr id="35" name="34-install-1-check" descr="Шаг 1: проверка среды" title="Шаг 1: проверка среды"/>
+            <wp:docPr id="35" name="50-settings-llms" descr="Настройки сайта: подписи title и description, отдельный текст для llms.txt и блок почты" title="Настройки сайта: подписи title и description, отдельный текст для llms.txt и блок почты"/>
             <wp:cNvGraphicFramePr>
               <a:graphicFrameLocks xmlns:a="http://schemas.openxmlformats.org/drawingml/2006/main" noChangeAspect="1"/>
             </wp:cNvGraphicFramePr>
@@ -5515,7 +5552,7 @@
                   <pic:spPr bwMode="auto">
                     <a:xfrm>
                       <a:off x="0" y="0"/>
-                      <a:ext cx="4381500" cy="3981450"/>
+                      <a:ext cx="4953000" cy="6477000"/>
                     </a:xfrm>
                     <a:prstGeom prst="rect">
                       <a:avLst/>
@@ -5542,7 +5579,26 @@
           <w:sz w:val="18"/>
           <w:szCs w:val="18"/>
         </w:rPr>
-        <w:t xml:space="preserve">Рисунок 35. Шаг 1: проверка среды</w:t>
+        <w:t xml:space="preserve">Рисунок 35. Настройки сайта: подписи title и description, отдельный текст для llms.txt и блок почты</w:t>
+      </w:r>
+    </w:p>
+    <w:p>
+      <w:pPr>
+        <w:spacing w:after="120" w:line="300"/>
+      </w:pPr>
+      <w:r>
+        <w:rPr>
+          <w:rFonts w:ascii="Arial" w:cs="Arial" w:eastAsia="Arial" w:hAnsi="Arial"/>
+          <w:b/>
+          <w:bCs/>
+        </w:rPr>
+        <w:t xml:space="preserve">Система.</w:t>
+      </w:r>
+      <w:r>
+        <w:rPr>
+          <w:rFonts w:ascii="Arial" w:cs="Arial" w:eastAsia="Arial" w:hAnsi="Arial"/>
+        </w:rPr>
+        <w:t xml:space="preserve"> Обслуживание (кэш, бэкап), модули и доступ для ИИ-агентов. Как устроен доступ агентов, описано в разделе 13.</w:t>
       </w:r>
     </w:p>
     <w:p>
@@ -5554,9 +5610,9 @@
       <w:r>
         <w:drawing>
           <wp:inline distT="0" distB="0" distL="0" distR="0">
-            <wp:extent cx="4381500" cy="3990975"/>
+            <wp:extent cx="4953000" cy="4305300"/>
             <wp:effectExtent t="0" r="0" b="0" l="0"/>
-            <wp:docPr id="36" name="35-install-2-form" descr="Шаг 2: данные сайта" title="Шаг 2: данные сайта"/>
+            <wp:docPr id="36" name="52-system-agents" descr="Система: доступ для ИИ-агентов, переключатель самовыдачи, список токенов с кнопкой «Отозвать»" title="Система: доступ для ИИ-агентов, переключатель самовыдачи, список токенов с кнопкой «Отозвать»"/>
             <wp:cNvGraphicFramePr>
               <a:graphicFrameLocks xmlns:a="http://schemas.openxmlformats.org/drawingml/2006/main" noChangeAspect="1"/>
             </wp:cNvGraphicFramePr>
@@ -5579,7 +5635,7 @@
                   <pic:spPr bwMode="auto">
                     <a:xfrm>
                       <a:off x="0" y="0"/>
-                      <a:ext cx="4381500" cy="3990975"/>
+                      <a:ext cx="4953000" cy="4305300"/>
                     </a:xfrm>
                     <a:prstGeom prst="rect">
                       <a:avLst/>
@@ -5606,7 +5662,130 @@
           <w:sz w:val="18"/>
           <w:szCs w:val="18"/>
         </w:rPr>
-        <w:t xml:space="preserve">Рисунок 36. Шаг 2: данные сайта</w:t>
+        <w:t xml:space="preserve">Рисунок 36. Система: доступ для ИИ-агентов, переключатель самовыдачи, список токенов с кнопкой «Отозвать»</w:t>
+      </w:r>
+    </w:p>
+    <w:p>
+      <w:pPr>
+        <w:pStyle w:val="Heading1"/>
+        <w:keepNext/>
+      </w:pPr>
+      <w:r>
+        <w:rPr>
+          <w:rFonts w:ascii="Arial" w:cs="Arial" w:eastAsia="Arial" w:hAnsi="Arial"/>
+        </w:rPr>
+        <w:t xml:space="preserve">11. Установщик для хостинга без SSH</w:t>
+      </w:r>
+    </w:p>
+    <w:p>
+      <w:pPr>
+        <w:spacing w:after="120" w:line="300"/>
+      </w:pPr>
+      <w:r>
+        <w:rPr>
+          <w:rFonts w:ascii="Arial" w:cs="Arial" w:eastAsia="Arial" w:hAnsi="Arial"/>
+        </w:rPr>
+        <w:t xml:space="preserve">Установщик открывается по адресу вида </w:t>
+      </w:r>
+      <w:r>
+        <w:rPr>
+          <w:rFonts w:ascii="Courier New" w:cs="Courier New" w:eastAsia="Courier New" w:hAnsi="Courier New"/>
+          <w:sz w:val="20"/>
+          <w:szCs w:val="20"/>
+        </w:rPr>
+        <w:t xml:space="preserve">/admin/install.php?key=…</w:t>
+      </w:r>
+      <w:r>
+        <w:rPr>
+          <w:rFonts w:ascii="Arial" w:cs="Arial" w:eastAsia="Arial" w:hAnsi="Arial"/>
+        </w:rPr>
+        <w:t xml:space="preserve">, где ключ лежит в файле </w:t>
+      </w:r>
+      <w:r>
+        <w:rPr>
+          <w:rFonts w:ascii="Courier New" w:cs="Courier New" w:eastAsia="Courier New" w:hAnsi="Courier New"/>
+          <w:sz w:val="20"/>
+          <w:szCs w:val="20"/>
+        </w:rPr>
+        <w:t xml:space="preserve">data/install.key</w:t>
+      </w:r>
+      <w:r>
+        <w:rPr>
+          <w:rFonts w:ascii="Arial" w:cs="Arial" w:eastAsia="Arial" w:hAnsi="Arial"/>
+        </w:rPr>
+        <w:t xml:space="preserve">, который владелец сайта загружает вручную. Без ключа страница отвечает «не найдено».</w:t>
+      </w:r>
+    </w:p>
+    <w:p>
+      <w:pPr>
+        <w:pStyle w:val="ListParagraph"/>
+        <w:numPr>
+          <w:ilvl w:val="0"/>
+          <w:numId w:val="5"/>
+        </w:numPr>
+        <w:spacing w:after="60" w:line="290"/>
+      </w:pPr>
+      <w:r>
+        <w:rPr>
+          <w:rFonts w:ascii="Arial" w:cs="Arial" w:eastAsia="Arial" w:hAnsi="Arial"/>
+          <w:b/>
+          <w:bCs/>
+        </w:rPr>
+        <w:t xml:space="preserve">Проверка среды:</w:t>
+      </w:r>
+      <w:r>
+        <w:rPr>
+          <w:rFonts w:ascii="Arial" w:cs="Arial" w:eastAsia="Arial" w:hAnsi="Arial"/>
+        </w:rPr>
+        <w:t xml:space="preserve"> версия PHP, нужные расширения, что обязательно, а что лишь желательно.</w:t>
+      </w:r>
+    </w:p>
+    <w:p>
+      <w:pPr>
+        <w:pStyle w:val="ListParagraph"/>
+        <w:numPr>
+          <w:ilvl w:val="0"/>
+          <w:numId w:val="5"/>
+        </w:numPr>
+        <w:spacing w:after="60" w:line="290"/>
+      </w:pPr>
+      <w:r>
+        <w:rPr>
+          <w:rFonts w:ascii="Arial" w:cs="Arial" w:eastAsia="Arial" w:hAnsi="Arial"/>
+          <w:b/>
+          <w:bCs/>
+        </w:rPr>
+        <w:t xml:space="preserve">Данные сайта:</w:t>
+      </w:r>
+      <w:r>
+        <w:rPr>
+          <w:rFonts w:ascii="Arial" w:cs="Arial" w:eastAsia="Arial" w:hAnsi="Arial"/>
+        </w:rPr>
+        <w:t xml:space="preserve"> адрес (подставляется автоматически, нужно подтвердить), название, логин, почта администратора, пароль (свой или созданный системой), демонстрационные страницы.</w:t>
+      </w:r>
+    </w:p>
+    <w:p>
+      <w:pPr>
+        <w:pStyle w:val="ListParagraph"/>
+        <w:numPr>
+          <w:ilvl w:val="0"/>
+          <w:numId w:val="5"/>
+        </w:numPr>
+        <w:spacing w:after="60" w:line="290"/>
+      </w:pPr>
+      <w:r>
+        <w:rPr>
+          <w:rFonts w:ascii="Arial" w:cs="Arial" w:eastAsia="Arial" w:hAnsi="Arial"/>
+          <w:b/>
+          <w:bCs/>
+        </w:rPr>
+        <w:t xml:space="preserve">Готово:</w:t>
+      </w:r>
+      <w:r>
+        <w:rPr>
+          <w:rFonts w:ascii="Arial" w:cs="Arial" w:eastAsia="Arial" w:hAnsi="Arial"/>
+        </w:rPr>
+        <w:t xml:space="preserve"> логин и пароль с кнопкой «Копировать». Команды cron здесь больше нет: по вашему замечанию сайт всё делает сам (см. ниже).</w:t>
       </w:r>
     </w:p>
     <w:p>
@@ -5618,9 +5797,9 @@
       <w:r>
         <w:drawing>
           <wp:inline distT="0" distB="0" distL="0" distR="0">
-            <wp:extent cx="4381500" cy="3581400"/>
+            <wp:extent cx="4381500" cy="3981450"/>
             <wp:effectExtent t="0" r="0" b="0" l="0"/>
-            <wp:docPr id="37" name="36-install-3-done" descr="Шаг 3: готово (пароль на снимке одноразовый, тестовая копия)" title="Шаг 3: готово (пароль на снимке одноразовый, тестовая копия)"/>
+            <wp:docPr id="37" name="34-install-1-check" descr="Шаг 1: проверка среды" title="Шаг 1: проверка среды"/>
             <wp:cNvGraphicFramePr>
               <a:graphicFrameLocks xmlns:a="http://schemas.openxmlformats.org/drawingml/2006/main" noChangeAspect="1"/>
             </wp:cNvGraphicFramePr>
@@ -5643,7 +5822,7 @@
                   <pic:spPr bwMode="auto">
                     <a:xfrm>
                       <a:off x="0" y="0"/>
-                      <a:ext cx="4381500" cy="3581400"/>
+                      <a:ext cx="4381500" cy="3981450"/>
                     </a:xfrm>
                     <a:prstGeom prst="rect">
                       <a:avLst/>
@@ -5670,190 +5849,7 @@
           <w:sz w:val="18"/>
           <w:szCs w:val="18"/>
         </w:rPr>
-        <w:t xml:space="preserve">Рисунок 37. Шаг 3: готово (пароль на снимке одноразовый, тестовая копия)</w:t>
-      </w:r>
-    </w:p>
-    <w:p>
-      <w:pPr>
-        <w:pStyle w:val="Heading2"/>
-        <w:keepNext/>
-      </w:pPr>
-      <w:r>
-        <w:rPr>
-          <w:rFonts w:ascii="Arial" w:cs="Arial" w:eastAsia="Arial" w:hAnsi="Arial"/>
-        </w:rPr>
-        <w:t xml:space="preserve">Без cron: что сайт делает сам</w:t>
-      </w:r>
-    </w:p>
-    <w:p>
-      <w:pPr>
-        <w:spacing w:after="120" w:line="300"/>
-      </w:pPr>
-      <w:r>
-        <w:rPr>
-          <w:rFonts w:ascii="Arial" w:cs="Arial" w:eastAsia="Arial" w:hAnsi="Arial"/>
-        </w:rPr>
-        <w:t xml:space="preserve">Раньше на шаге 3 предлагалось добавить задание cron. Вы правильно заметили, что до него доберётся только специалист, поэтому cron убран из обязательных шагов. Теперь фоновую работу делает сам сайт:</w:t>
-      </w:r>
-    </w:p>
-    <w:p>
-      <w:pPr>
-        <w:pStyle w:val="ListParagraph"/>
-        <w:numPr>
-          <w:ilvl w:val="0"/>
-          <w:numId w:val="2"/>
-        </w:numPr>
-        <w:spacing w:after="60" w:line="290"/>
-      </w:pPr>
-      <w:r>
-        <w:rPr>
-          <w:rFonts w:ascii="Arial" w:cs="Arial" w:eastAsia="Arial" w:hAnsi="Arial"/>
-          <w:b/>
-          <w:bCs/>
-        </w:rPr>
-        <w:t xml:space="preserve">Кэш обновляется в момент сохранения.</w:t>
-      </w:r>
-      <w:r>
-        <w:rPr>
-          <w:rFonts w:ascii="Arial" w:cs="Arial" w:eastAsia="Arial" w:hAnsi="Arial"/>
-        </w:rPr>
-        <w:t xml:space="preserve"> Вы нажали «Сохранить» (в админке, прямо на странице или через агента): ответ приходит сразу, а сразу после него сайт заново собирает изменённые страницы. Следующий посетитель уже получает готовую страницу.</w:t>
-      </w:r>
-    </w:p>
-    <w:p>
-      <w:pPr>
-        <w:pStyle w:val="ListParagraph"/>
-        <w:numPr>
-          <w:ilvl w:val="0"/>
-          <w:numId w:val="2"/>
-        </w:numPr>
-        <w:spacing w:after="60" w:line="290"/>
-      </w:pPr>
-      <w:r>
-        <w:rPr>
-          <w:rFonts w:ascii="Arial" w:cs="Arial" w:eastAsia="Arial" w:hAnsi="Arial"/>
-          <w:b/>
-          <w:bCs/>
-        </w:rPr>
-        <w:t xml:space="preserve">Уведомления поисковикам</w:t>
-      </w:r>
-      <w:r>
-        <w:rPr>
-          <w:rFonts w:ascii="Arial" w:cs="Arial" w:eastAsia="Arial" w:hAnsi="Arial"/>
-        </w:rPr>
-        <w:t xml:space="preserve"> (IndexNow) уходят в тот же момент, после ответа.</w:t>
-      </w:r>
-    </w:p>
-    <w:p>
-      <w:pPr>
-        <w:pStyle w:val="ListParagraph"/>
-        <w:numPr>
-          <w:ilvl w:val="0"/>
-          <w:numId w:val="2"/>
-        </w:numPr>
-        <w:spacing w:after="60" w:line="290"/>
-      </w:pPr>
-      <w:r>
-        <w:rPr>
-          <w:rFonts w:ascii="Arial" w:cs="Arial" w:eastAsia="Arial" w:hAnsi="Arial"/>
-          <w:b/>
-          <w:bCs/>
-        </w:rPr>
-        <w:t xml:space="preserve">Очередь записи</w:t>
-      </w:r>
-      <w:r>
-        <w:rPr>
-          <w:rFonts w:ascii="Arial" w:cs="Arial" w:eastAsia="Arial" w:hAnsi="Arial"/>
-        </w:rPr>
-        <w:t xml:space="preserve"> разбирается внутри самого запроса сохранения. Она короткая: записи идут по одной, тяжёлых очередей нет.</w:t>
-      </w:r>
-    </w:p>
-    <w:p>
-      <w:pPr>
-        <w:pStyle w:val="ListParagraph"/>
-        <w:numPr>
-          <w:ilvl w:val="0"/>
-          <w:numId w:val="2"/>
-        </w:numPr>
-        <w:spacing w:after="60" w:line="290"/>
-      </w:pPr>
-      <w:r>
-        <w:rPr>
-          <w:rFonts w:ascii="Arial" w:cs="Arial" w:eastAsia="Arial" w:hAnsi="Arial"/>
-          <w:b/>
-          <w:bCs/>
-        </w:rPr>
-        <w:t xml:space="preserve">Если что-то осталось</w:t>
-      </w:r>
-      <w:r>
-        <w:rPr>
-          <w:rFonts w:ascii="Arial" w:cs="Arial" w:eastAsia="Arial" w:hAnsi="Arial"/>
-        </w:rPr>
-        <w:t xml:space="preserve"> (сбой, недоступный поисковик), это дорабатывается, когда на сайт заходит посетитель и запрос доходит до PHP, не чаще раза в 30 секунд. Готовые страницы отдаёт веб-сервер, их просмотры работу сайта не нагружают.</w:t>
-      </w:r>
-    </w:p>
-    <w:p>
-      <w:pPr>
-        <w:pStyle w:val="ListParagraph"/>
-        <w:numPr>
-          <w:ilvl w:val="0"/>
-          <w:numId w:val="2"/>
-        </w:numPr>
-        <w:spacing w:after="60" w:line="290"/>
-      </w:pPr>
-      <w:r>
-        <w:rPr>
-          <w:rFonts w:ascii="Arial" w:cs="Arial" w:eastAsia="Arial" w:hAnsi="Arial"/>
-        </w:rPr>
-        <w:t xml:space="preserve">Если кэш был сброшен целиком кнопкой «Очистить кэш», страницы собираются по мере захода посетителей.</w:t>
-      </w:r>
-    </w:p>
-    <w:p>
-      <w:pPr>
-        <w:spacing w:after="120" w:line="300"/>
-      </w:pPr>
-      <w:r>
-        <w:rPr>
-          <w:rFonts w:ascii="Arial" w:cs="Arial" w:eastAsia="Arial" w:hAnsi="Arial"/>
-        </w:rPr>
-        <w:t xml:space="preserve">Команда </w:t>
-      </w:r>
-      <w:r>
-        <w:rPr>
-          <w:rFonts w:ascii="Courier New" w:cs="Courier New" w:eastAsia="Courier New" w:hAnsi="Courier New"/>
-          <w:sz w:val="20"/>
-          <w:szCs w:val="20"/>
-        </w:rPr>
-        <w:t xml:space="preserve">bin/queue-worker.php</w:t>
-      </w:r>
-      <w:r>
-        <w:rPr>
-          <w:rFonts w:ascii="Arial" w:cs="Arial" w:eastAsia="Arial" w:hAnsi="Arial"/>
-        </w:rPr>
-        <w:t xml:space="preserve"> осталась как необязательная для тех, кто хочет запуск по расписанию.</w:t>
-      </w:r>
-    </w:p>
-    <w:p>
-      <w:pPr>
-        <w:pStyle w:val="Heading1"/>
-        <w:keepNext/>
-      </w:pPr>
-      <w:r>
-        <w:rPr>
-          <w:rFonts w:ascii="Arial" w:cs="Arial" w:eastAsia="Arial" w:hAnsi="Arial"/>
-        </w:rPr>
-        <w:t xml:space="preserve">12. Тёмная тема и телефон</w:t>
-      </w:r>
-    </w:p>
-    <w:p>
-      <w:pPr>
-        <w:spacing w:after="120" w:line="300"/>
-      </w:pPr>
-      <w:r>
-        <w:rPr>
-          <w:rFonts w:ascii="Arial" w:cs="Arial" w:eastAsia="Arial" w:hAnsi="Arial"/>
-        </w:rPr>
-        <w:t xml:space="preserve">Тема выбирается переключателем внизу меню и запоминается в браузере. Режим «Авто» следует настройке системы.</w:t>
+        <w:t xml:space="preserve">Рисунок 37. Шаг 1: проверка среды</w:t>
       </w:r>
     </w:p>
     <w:p>
@@ -5865,9 +5861,9 @@
       <w:r>
         <w:drawing>
           <wp:inline distT="0" distB="0" distL="0" distR="0">
-            <wp:extent cx="5715000" cy="3533775"/>
+            <wp:extent cx="4381500" cy="3990975"/>
             <wp:effectExtent t="0" r="0" b="0" l="0"/>
-            <wp:docPr id="38" name="29-overview-dark" descr="Обзор в тёмной теме" title="Обзор в тёмной теме"/>
+            <wp:docPr id="38" name="35-install-2-form" descr="Шаг 2: данные сайта" title="Шаг 2: данные сайта"/>
             <wp:cNvGraphicFramePr>
               <a:graphicFrameLocks xmlns:a="http://schemas.openxmlformats.org/drawingml/2006/main" noChangeAspect="1"/>
             </wp:cNvGraphicFramePr>
@@ -5890,7 +5886,7 @@
                   <pic:spPr bwMode="auto">
                     <a:xfrm>
                       <a:off x="0" y="0"/>
-                      <a:ext cx="5715000" cy="3533775"/>
+                      <a:ext cx="4381500" cy="3990975"/>
                     </a:xfrm>
                     <a:prstGeom prst="rect">
                       <a:avLst/>
@@ -5917,7 +5913,7 @@
           <w:sz w:val="18"/>
           <w:szCs w:val="18"/>
         </w:rPr>
-        <w:t xml:space="preserve">Рисунок 38. Обзор в тёмной теме</w:t>
+        <w:t xml:space="preserve">Рисунок 38. Шаг 2: данные сайта</w:t>
       </w:r>
     </w:p>
     <w:p>
@@ -5929,9 +5925,9 @@
       <w:r>
         <w:drawing>
           <wp:inline distT="0" distB="0" distL="0" distR="0">
-            <wp:extent cx="5715000" cy="3533775"/>
+            <wp:extent cx="4381500" cy="3581400"/>
             <wp:effectExtent t="0" r="0" b="0" l="0"/>
-            <wp:docPr id="39" name="30-editor-dark" descr="Редактор в тёмной теме" title="Редактор в тёмной теме"/>
+            <wp:docPr id="39" name="36-install-3-done" descr="Шаг 3: готово (пароль на снимке одноразовый, тестовая копия)" title="Шаг 3: готово (пароль на снимке одноразовый, тестовая копия)"/>
             <wp:cNvGraphicFramePr>
               <a:graphicFrameLocks xmlns:a="http://schemas.openxmlformats.org/drawingml/2006/main" noChangeAspect="1"/>
             </wp:cNvGraphicFramePr>
@@ -5954,6 +5950,253 @@
                   <pic:spPr bwMode="auto">
                     <a:xfrm>
                       <a:off x="0" y="0"/>
+                      <a:ext cx="4381500" cy="3581400"/>
+                    </a:xfrm>
+                    <a:prstGeom prst="rect">
+                      <a:avLst/>
+                    </a:prstGeom>
+                  </pic:spPr>
+                </pic:pic>
+              </a:graphicData>
+            </a:graphic>
+          </wp:inline>
+        </w:drawing>
+      </w:r>
+    </w:p>
+    <w:p>
+      <w:pPr>
+        <w:spacing w:after="200"/>
+        <w:jc w:val="center"/>
+      </w:pPr>
+      <w:r>
+        <w:rPr>
+          <w:rFonts w:ascii="Arial" w:cs="Arial" w:eastAsia="Arial" w:hAnsi="Arial"/>
+          <w:i/>
+          <w:iCs/>
+          <w:color w:val="555555"/>
+          <w:sz w:val="18"/>
+          <w:szCs w:val="18"/>
+        </w:rPr>
+        <w:t xml:space="preserve">Рисунок 39. Шаг 3: готово (пароль на снимке одноразовый, тестовая копия)</w:t>
+      </w:r>
+    </w:p>
+    <w:p>
+      <w:pPr>
+        <w:pStyle w:val="Heading2"/>
+        <w:keepNext/>
+      </w:pPr>
+      <w:r>
+        <w:rPr>
+          <w:rFonts w:ascii="Arial" w:cs="Arial" w:eastAsia="Arial" w:hAnsi="Arial"/>
+        </w:rPr>
+        <w:t xml:space="preserve">Без cron: что сайт делает сам</w:t>
+      </w:r>
+    </w:p>
+    <w:p>
+      <w:pPr>
+        <w:spacing w:after="120" w:line="300"/>
+      </w:pPr>
+      <w:r>
+        <w:rPr>
+          <w:rFonts w:ascii="Arial" w:cs="Arial" w:eastAsia="Arial" w:hAnsi="Arial"/>
+        </w:rPr>
+        <w:t xml:space="preserve">Раньше на шаге 3 предлагалось добавить задание cron. Вы правильно заметили, что до него доберётся только специалист, поэтому cron убран из обязательных шагов. Теперь фоновую работу делает сам сайт:</w:t>
+      </w:r>
+    </w:p>
+    <w:p>
+      <w:pPr>
+        <w:pStyle w:val="ListParagraph"/>
+        <w:numPr>
+          <w:ilvl w:val="0"/>
+          <w:numId w:val="2"/>
+        </w:numPr>
+        <w:spacing w:after="60" w:line="290"/>
+      </w:pPr>
+      <w:r>
+        <w:rPr>
+          <w:rFonts w:ascii="Arial" w:cs="Arial" w:eastAsia="Arial" w:hAnsi="Arial"/>
+          <w:b/>
+          <w:bCs/>
+        </w:rPr>
+        <w:t xml:space="preserve">Кэш обновляется в момент сохранения.</w:t>
+      </w:r>
+      <w:r>
+        <w:rPr>
+          <w:rFonts w:ascii="Arial" w:cs="Arial" w:eastAsia="Arial" w:hAnsi="Arial"/>
+        </w:rPr>
+        <w:t xml:space="preserve"> Вы нажали «Сохранить» (в админке, прямо на странице или через агента): ответ приходит сразу, а сразу после него сайт заново собирает изменённые страницы. Следующий посетитель уже получает готовую страницу.</w:t>
+      </w:r>
+    </w:p>
+    <w:p>
+      <w:pPr>
+        <w:pStyle w:val="ListParagraph"/>
+        <w:numPr>
+          <w:ilvl w:val="0"/>
+          <w:numId w:val="2"/>
+        </w:numPr>
+        <w:spacing w:after="60" w:line="290"/>
+      </w:pPr>
+      <w:r>
+        <w:rPr>
+          <w:rFonts w:ascii="Arial" w:cs="Arial" w:eastAsia="Arial" w:hAnsi="Arial"/>
+          <w:b/>
+          <w:bCs/>
+        </w:rPr>
+        <w:t xml:space="preserve">Уведомления поисковикам</w:t>
+      </w:r>
+      <w:r>
+        <w:rPr>
+          <w:rFonts w:ascii="Arial" w:cs="Arial" w:eastAsia="Arial" w:hAnsi="Arial"/>
+        </w:rPr>
+        <w:t xml:space="preserve"> (IndexNow) уходят в тот же момент, после ответа.</w:t>
+      </w:r>
+    </w:p>
+    <w:p>
+      <w:pPr>
+        <w:pStyle w:val="ListParagraph"/>
+        <w:numPr>
+          <w:ilvl w:val="0"/>
+          <w:numId w:val="2"/>
+        </w:numPr>
+        <w:spacing w:after="60" w:line="290"/>
+      </w:pPr>
+      <w:r>
+        <w:rPr>
+          <w:rFonts w:ascii="Arial" w:cs="Arial" w:eastAsia="Arial" w:hAnsi="Arial"/>
+          <w:b/>
+          <w:bCs/>
+        </w:rPr>
+        <w:t xml:space="preserve">Очередь записи</w:t>
+      </w:r>
+      <w:r>
+        <w:rPr>
+          <w:rFonts w:ascii="Arial" w:cs="Arial" w:eastAsia="Arial" w:hAnsi="Arial"/>
+        </w:rPr>
+        <w:t xml:space="preserve"> разбирается внутри самого запроса сохранения. Она короткая: записи идут по одной, тяжёлых очередей нет.</w:t>
+      </w:r>
+    </w:p>
+    <w:p>
+      <w:pPr>
+        <w:pStyle w:val="ListParagraph"/>
+        <w:numPr>
+          <w:ilvl w:val="0"/>
+          <w:numId w:val="2"/>
+        </w:numPr>
+        <w:spacing w:after="60" w:line="290"/>
+      </w:pPr>
+      <w:r>
+        <w:rPr>
+          <w:rFonts w:ascii="Arial" w:cs="Arial" w:eastAsia="Arial" w:hAnsi="Arial"/>
+          <w:b/>
+          <w:bCs/>
+        </w:rPr>
+        <w:t xml:space="preserve">Если что-то осталось</w:t>
+      </w:r>
+      <w:r>
+        <w:rPr>
+          <w:rFonts w:ascii="Arial" w:cs="Arial" w:eastAsia="Arial" w:hAnsi="Arial"/>
+        </w:rPr>
+        <w:t xml:space="preserve"> (сбой, недоступный поисковик), это дорабатывается, когда на сайт заходит посетитель и запрос доходит до PHP, не чаще раза в 30 секунд. Готовые страницы отдаёт веб-сервер, их просмотры работу сайта не нагружают.</w:t>
+      </w:r>
+    </w:p>
+    <w:p>
+      <w:pPr>
+        <w:pStyle w:val="ListParagraph"/>
+        <w:numPr>
+          <w:ilvl w:val="0"/>
+          <w:numId w:val="2"/>
+        </w:numPr>
+        <w:spacing w:after="60" w:line="290"/>
+      </w:pPr>
+      <w:r>
+        <w:rPr>
+          <w:rFonts w:ascii="Arial" w:cs="Arial" w:eastAsia="Arial" w:hAnsi="Arial"/>
+        </w:rPr>
+        <w:t xml:space="preserve">Если кэш был сброшен целиком кнопкой «Очистить кэш», страницы собираются по мере захода посетителей.</w:t>
+      </w:r>
+    </w:p>
+    <w:p>
+      <w:pPr>
+        <w:spacing w:after="120" w:line="300"/>
+      </w:pPr>
+      <w:r>
+        <w:rPr>
+          <w:rFonts w:ascii="Arial" w:cs="Arial" w:eastAsia="Arial" w:hAnsi="Arial"/>
+        </w:rPr>
+        <w:t xml:space="preserve">Команда </w:t>
+      </w:r>
+      <w:r>
+        <w:rPr>
+          <w:rFonts w:ascii="Courier New" w:cs="Courier New" w:eastAsia="Courier New" w:hAnsi="Courier New"/>
+          <w:sz w:val="20"/>
+          <w:szCs w:val="20"/>
+        </w:rPr>
+        <w:t xml:space="preserve">bin/queue-worker.php</w:t>
+      </w:r>
+      <w:r>
+        <w:rPr>
+          <w:rFonts w:ascii="Arial" w:cs="Arial" w:eastAsia="Arial" w:hAnsi="Arial"/>
+        </w:rPr>
+        <w:t xml:space="preserve"> осталась как необязательная для тех, кто хочет запуск по расписанию.</w:t>
+      </w:r>
+    </w:p>
+    <w:p>
+      <w:pPr>
+        <w:pStyle w:val="Heading1"/>
+        <w:keepNext/>
+      </w:pPr>
+      <w:r>
+        <w:rPr>
+          <w:rFonts w:ascii="Arial" w:cs="Arial" w:eastAsia="Arial" w:hAnsi="Arial"/>
+        </w:rPr>
+        <w:t xml:space="preserve">12. Тёмная тема и телефон</w:t>
+      </w:r>
+    </w:p>
+    <w:p>
+      <w:pPr>
+        <w:spacing w:after="120" w:line="300"/>
+      </w:pPr>
+      <w:r>
+        <w:rPr>
+          <w:rFonts w:ascii="Arial" w:cs="Arial" w:eastAsia="Arial" w:hAnsi="Arial"/>
+        </w:rPr>
+        <w:t xml:space="preserve">Тема выбирается переключателем внизу меню и запоминается в браузере. Режим «Авто» следует настройке системы.</w:t>
+      </w:r>
+    </w:p>
+    <w:p>
+      <w:pPr>
+        <w:keepNext/>
+        <w:spacing w:after="60" w:before="120"/>
+        <w:jc w:val="center"/>
+      </w:pPr>
+      <w:r>
+        <w:drawing>
+          <wp:inline distT="0" distB="0" distL="0" distR="0">
+            <wp:extent cx="5715000" cy="3533775"/>
+            <wp:effectExtent t="0" r="0" b="0" l="0"/>
+            <wp:docPr id="40" name="29-overview-dark" descr="Обзор в тёмной теме" title="Обзор в тёмной теме"/>
+            <wp:cNvGraphicFramePr>
+              <a:graphicFrameLocks xmlns:a="http://schemas.openxmlformats.org/drawingml/2006/main" noChangeAspect="1"/>
+            </wp:cNvGraphicFramePr>
+            <a:graphic xmlns:a="http://schemas.openxmlformats.org/drawingml/2006/main">
+              <a:graphicData uri="http://schemas.openxmlformats.org/drawingml/2006/picture">
+                <pic:pic xmlns:pic="http://schemas.openxmlformats.org/drawingml/2006/picture">
+                  <pic:nvPicPr>
+                    <pic:cNvPr id="0" name="" descr=""/>
+                    <pic:cNvPicPr>
+                      <a:picLocks noChangeAspect="1" noChangeArrowheads="1"/>
+                    </pic:cNvPicPr>
+                  </pic:nvPicPr>
+                  <pic:blipFill>
+                    <a:blip r:embed="rId47" cstate="none"/>
+                    <a:srcRect/>
+                    <a:stretch>
+                      <a:fillRect/>
+                    </a:stretch>
+                  </pic:blipFill>
+                  <pic:spPr bwMode="auto">
+                    <a:xfrm>
+                      <a:off x="0" y="0"/>
                       <a:ext cx="5715000" cy="3533775"/>
                     </a:xfrm>
                     <a:prstGeom prst="rect">
@@ -5981,7 +6224,71 @@
           <w:sz w:val="18"/>
           <w:szCs w:val="18"/>
         </w:rPr>
-        <w:t xml:space="preserve">Рисунок 39. Редактор в тёмной теме</w:t>
+        <w:t xml:space="preserve">Рисунок 40. Обзор в тёмной теме</w:t>
+      </w:r>
+    </w:p>
+    <w:p>
+      <w:pPr>
+        <w:keepNext/>
+        <w:spacing w:after="60" w:before="120"/>
+        <w:jc w:val="center"/>
+      </w:pPr>
+      <w:r>
+        <w:drawing>
+          <wp:inline distT="0" distB="0" distL="0" distR="0">
+            <wp:extent cx="5715000" cy="3533775"/>
+            <wp:effectExtent t="0" r="0" b="0" l="0"/>
+            <wp:docPr id="41" name="30-editor-dark" descr="Редактор в тёмной теме" title="Редактор в тёмной теме"/>
+            <wp:cNvGraphicFramePr>
+              <a:graphicFrameLocks xmlns:a="http://schemas.openxmlformats.org/drawingml/2006/main" noChangeAspect="1"/>
+            </wp:cNvGraphicFramePr>
+            <a:graphic xmlns:a="http://schemas.openxmlformats.org/drawingml/2006/main">
+              <a:graphicData uri="http://schemas.openxmlformats.org/drawingml/2006/picture">
+                <pic:pic xmlns:pic="http://schemas.openxmlformats.org/drawingml/2006/picture">
+                  <pic:nvPicPr>
+                    <pic:cNvPr id="0" name="" descr=""/>
+                    <pic:cNvPicPr>
+                      <a:picLocks noChangeAspect="1" noChangeArrowheads="1"/>
+                    </pic:cNvPicPr>
+                  </pic:nvPicPr>
+                  <pic:blipFill>
+                    <a:blip r:embed="rId48" cstate="none"/>
+                    <a:srcRect/>
+                    <a:stretch>
+                      <a:fillRect/>
+                    </a:stretch>
+                  </pic:blipFill>
+                  <pic:spPr bwMode="auto">
+                    <a:xfrm>
+                      <a:off x="0" y="0"/>
+                      <a:ext cx="5715000" cy="3533775"/>
+                    </a:xfrm>
+                    <a:prstGeom prst="rect">
+                      <a:avLst/>
+                    </a:prstGeom>
+                  </pic:spPr>
+                </pic:pic>
+              </a:graphicData>
+            </a:graphic>
+          </wp:inline>
+        </w:drawing>
+      </w:r>
+    </w:p>
+    <w:p>
+      <w:pPr>
+        <w:spacing w:after="200"/>
+        <w:jc w:val="center"/>
+      </w:pPr>
+      <w:r>
+        <w:rPr>
+          <w:rFonts w:ascii="Arial" w:cs="Arial" w:eastAsia="Arial" w:hAnsi="Arial"/>
+          <w:i/>
+          <w:iCs/>
+          <w:color w:val="555555"/>
+          <w:sz w:val="18"/>
+          <w:szCs w:val="18"/>
+        </w:rPr>
+        <w:t xml:space="preserve">Рисунок 41. Редактор в тёмной теме</w:t>
       </w:r>
     </w:p>
     <w:p>
@@ -6032,119 +6339,7 @@
                 <wp:inline distT="0" distB="0" distL="0" distR="0">
                   <wp:extent cx="1809750" cy="3914775"/>
                   <wp:effectExtent t="0" r="0" b="0" l="0"/>
-                  <wp:docPr id="40" name="31-mobile-pages" descr="Вид на телефоне" title="31-mobile-pages"/>
-                  <wp:cNvGraphicFramePr>
-                    <a:graphicFrameLocks xmlns:a="http://schemas.openxmlformats.org/drawingml/2006/main" noChangeAspect="1"/>
-                  </wp:cNvGraphicFramePr>
-                  <a:graphic xmlns:a="http://schemas.openxmlformats.org/drawingml/2006/main">
-                    <a:graphicData uri="http://schemas.openxmlformats.org/drawingml/2006/picture">
-                      <pic:pic xmlns:pic="http://schemas.openxmlformats.org/drawingml/2006/picture">
-                        <pic:nvPicPr>
-                          <pic:cNvPr id="0" name="" descr=""/>
-                          <pic:cNvPicPr>
-                            <a:picLocks noChangeAspect="1" noChangeArrowheads="1"/>
-                          </pic:cNvPicPr>
-                        </pic:nvPicPr>
-                        <pic:blipFill>
-                          <a:blip r:embed="rId47" cstate="none"/>
-                          <a:srcRect/>
-                          <a:stretch>
-                            <a:fillRect/>
-                          </a:stretch>
-                        </pic:blipFill>
-                        <pic:spPr bwMode="auto">
-                          <a:xfrm>
-                            <a:off x="0" y="0"/>
-                            <a:ext cx="1809750" cy="3914775"/>
-                          </a:xfrm>
-                          <a:prstGeom prst="rect">
-                            <a:avLst/>
-                          </a:prstGeom>
-                        </pic:spPr>
-                      </pic:pic>
-                    </a:graphicData>
-                  </a:graphic>
-                </wp:inline>
-              </w:drawing>
-            </w:r>
-          </w:p>
-        </w:tc>
-        <w:tc>
-          <w:tcPr>
-            <w:tcW w:type="dxa" w:w="3213"/>
-            <w:tcBorders>
-              <w:top w:val="none" w:color="FFFFFF" w:sz="0"/>
-              <w:left w:val="none" w:color="FFFFFF" w:sz="0"/>
-              <w:bottom w:val="none" w:color="FFFFFF" w:sz="0"/>
-              <w:right w:val="none" w:color="FFFFFF" w:sz="0"/>
-            </w:tcBorders>
-          </w:tcPr>
-          <w:p>
-            <w:pPr>
-              <w:jc w:val="center"/>
-            </w:pPr>
-            <w:r>
-              <w:drawing>
-                <wp:inline distT="0" distB="0" distL="0" distR="0">
-                  <wp:extent cx="1809750" cy="3914775"/>
-                  <wp:effectExtent t="0" r="0" b="0" l="0"/>
-                  <wp:docPr id="41" name="32-mobile-media" descr="Вид на телефоне" title="32-mobile-media"/>
-                  <wp:cNvGraphicFramePr>
-                    <a:graphicFrameLocks xmlns:a="http://schemas.openxmlformats.org/drawingml/2006/main" noChangeAspect="1"/>
-                  </wp:cNvGraphicFramePr>
-                  <a:graphic xmlns:a="http://schemas.openxmlformats.org/drawingml/2006/main">
-                    <a:graphicData uri="http://schemas.openxmlformats.org/drawingml/2006/picture">
-                      <pic:pic xmlns:pic="http://schemas.openxmlformats.org/drawingml/2006/picture">
-                        <pic:nvPicPr>
-                          <pic:cNvPr id="0" name="" descr=""/>
-                          <pic:cNvPicPr>
-                            <a:picLocks noChangeAspect="1" noChangeArrowheads="1"/>
-                          </pic:cNvPicPr>
-                        </pic:nvPicPr>
-                        <pic:blipFill>
-                          <a:blip r:embed="rId48" cstate="none"/>
-                          <a:srcRect/>
-                          <a:stretch>
-                            <a:fillRect/>
-                          </a:stretch>
-                        </pic:blipFill>
-                        <pic:spPr bwMode="auto">
-                          <a:xfrm>
-                            <a:off x="0" y="0"/>
-                            <a:ext cx="1809750" cy="3914775"/>
-                          </a:xfrm>
-                          <a:prstGeom prst="rect">
-                            <a:avLst/>
-                          </a:prstGeom>
-                        </pic:spPr>
-                      </pic:pic>
-                    </a:graphicData>
-                  </a:graphic>
-                </wp:inline>
-              </w:drawing>
-            </w:r>
-          </w:p>
-        </w:tc>
-        <w:tc>
-          <w:tcPr>
-            <w:tcW w:type="dxa" w:w="3213"/>
-            <w:tcBorders>
-              <w:top w:val="none" w:color="FFFFFF" w:sz="0"/>
-              <w:left w:val="none" w:color="FFFFFF" w:sz="0"/>
-              <w:bottom w:val="none" w:color="FFFFFF" w:sz="0"/>
-              <w:right w:val="none" w:color="FFFFFF" w:sz="0"/>
-            </w:tcBorders>
-          </w:tcPr>
-          <w:p>
-            <w:pPr>
-              <w:jc w:val="center"/>
-            </w:pPr>
-            <w:r>
-              <w:drawing>
-                <wp:inline distT="0" distB="0" distL="0" distR="0">
-                  <wp:extent cx="1809750" cy="3914775"/>
-                  <wp:effectExtent t="0" r="0" b="0" l="0"/>
-                  <wp:docPr id="42" name="33-mobile-editor" descr="Вид на телефоне" title="33-mobile-editor"/>
+                  <wp:docPr id="42" name="31-mobile-pages" descr="Вид на телефоне" title="31-mobile-pages"/>
                   <wp:cNvGraphicFramePr>
                     <a:graphicFrameLocks xmlns:a="http://schemas.openxmlformats.org/drawingml/2006/main" noChangeAspect="1"/>
                   </wp:cNvGraphicFramePr>
@@ -6181,6 +6376,118 @@
             </w:r>
           </w:p>
         </w:tc>
+        <w:tc>
+          <w:tcPr>
+            <w:tcW w:type="dxa" w:w="3213"/>
+            <w:tcBorders>
+              <w:top w:val="none" w:color="FFFFFF" w:sz="0"/>
+              <w:left w:val="none" w:color="FFFFFF" w:sz="0"/>
+              <w:bottom w:val="none" w:color="FFFFFF" w:sz="0"/>
+              <w:right w:val="none" w:color="FFFFFF" w:sz="0"/>
+            </w:tcBorders>
+          </w:tcPr>
+          <w:p>
+            <w:pPr>
+              <w:jc w:val="center"/>
+            </w:pPr>
+            <w:r>
+              <w:drawing>
+                <wp:inline distT="0" distB="0" distL="0" distR="0">
+                  <wp:extent cx="1809750" cy="3914775"/>
+                  <wp:effectExtent t="0" r="0" b="0" l="0"/>
+                  <wp:docPr id="43" name="32-mobile-media" descr="Вид на телефоне" title="32-mobile-media"/>
+                  <wp:cNvGraphicFramePr>
+                    <a:graphicFrameLocks xmlns:a="http://schemas.openxmlformats.org/drawingml/2006/main" noChangeAspect="1"/>
+                  </wp:cNvGraphicFramePr>
+                  <a:graphic xmlns:a="http://schemas.openxmlformats.org/drawingml/2006/main">
+                    <a:graphicData uri="http://schemas.openxmlformats.org/drawingml/2006/picture">
+                      <pic:pic xmlns:pic="http://schemas.openxmlformats.org/drawingml/2006/picture">
+                        <pic:nvPicPr>
+                          <pic:cNvPr id="0" name="" descr=""/>
+                          <pic:cNvPicPr>
+                            <a:picLocks noChangeAspect="1" noChangeArrowheads="1"/>
+                          </pic:cNvPicPr>
+                        </pic:nvPicPr>
+                        <pic:blipFill>
+                          <a:blip r:embed="rId50" cstate="none"/>
+                          <a:srcRect/>
+                          <a:stretch>
+                            <a:fillRect/>
+                          </a:stretch>
+                        </pic:blipFill>
+                        <pic:spPr bwMode="auto">
+                          <a:xfrm>
+                            <a:off x="0" y="0"/>
+                            <a:ext cx="1809750" cy="3914775"/>
+                          </a:xfrm>
+                          <a:prstGeom prst="rect">
+                            <a:avLst/>
+                          </a:prstGeom>
+                        </pic:spPr>
+                      </pic:pic>
+                    </a:graphicData>
+                  </a:graphic>
+                </wp:inline>
+              </w:drawing>
+            </w:r>
+          </w:p>
+        </w:tc>
+        <w:tc>
+          <w:tcPr>
+            <w:tcW w:type="dxa" w:w="3213"/>
+            <w:tcBorders>
+              <w:top w:val="none" w:color="FFFFFF" w:sz="0"/>
+              <w:left w:val="none" w:color="FFFFFF" w:sz="0"/>
+              <w:bottom w:val="none" w:color="FFFFFF" w:sz="0"/>
+              <w:right w:val="none" w:color="FFFFFF" w:sz="0"/>
+            </w:tcBorders>
+          </w:tcPr>
+          <w:p>
+            <w:pPr>
+              <w:jc w:val="center"/>
+            </w:pPr>
+            <w:r>
+              <w:drawing>
+                <wp:inline distT="0" distB="0" distL="0" distR="0">
+                  <wp:extent cx="1809750" cy="3914775"/>
+                  <wp:effectExtent t="0" r="0" b="0" l="0"/>
+                  <wp:docPr id="44" name="33-mobile-editor" descr="Вид на телефоне" title="33-mobile-editor"/>
+                  <wp:cNvGraphicFramePr>
+                    <a:graphicFrameLocks xmlns:a="http://schemas.openxmlformats.org/drawingml/2006/main" noChangeAspect="1"/>
+                  </wp:cNvGraphicFramePr>
+                  <a:graphic xmlns:a="http://schemas.openxmlformats.org/drawingml/2006/main">
+                    <a:graphicData uri="http://schemas.openxmlformats.org/drawingml/2006/picture">
+                      <pic:pic xmlns:pic="http://schemas.openxmlformats.org/drawingml/2006/picture">
+                        <pic:nvPicPr>
+                          <pic:cNvPr id="0" name="" descr=""/>
+                          <pic:cNvPicPr>
+                            <a:picLocks noChangeAspect="1" noChangeArrowheads="1"/>
+                          </pic:cNvPicPr>
+                        </pic:nvPicPr>
+                        <pic:blipFill>
+                          <a:blip r:embed="rId51" cstate="none"/>
+                          <a:srcRect/>
+                          <a:stretch>
+                            <a:fillRect/>
+                          </a:stretch>
+                        </pic:blipFill>
+                        <pic:spPr bwMode="auto">
+                          <a:xfrm>
+                            <a:off x="0" y="0"/>
+                            <a:ext cx="1809750" cy="3914775"/>
+                          </a:xfrm>
+                          <a:prstGeom prst="rect">
+                            <a:avLst/>
+                          </a:prstGeom>
+                        </pic:spPr>
+                      </pic:pic>
+                    </a:graphicData>
+                  </a:graphic>
+                </wp:inline>
+              </w:drawing>
+            </w:r>
+          </w:p>
+        </w:tc>
       </w:tr>
     </w:tbl>
     <w:p>
@@ -6197,7 +6504,7 @@
           <w:sz w:val="18"/>
           <w:szCs w:val="18"/>
         </w:rPr>
-        <w:t xml:space="preserve">Рисунок 40. Телефон: страницы, медиа, редактор</w:t>
+        <w:t xml:space="preserve">Рисунок 42. Телефон: страницы, медиа, редактор</w:t>
       </w:r>
     </w:p>
     <w:p>
@@ -6399,7 +6706,7 @@
           <wp:inline distT="0" distB="0" distL="0" distR="0">
             <wp:extent cx="4953000" cy="3057525"/>
             <wp:effectExtent t="0" r="0" b="0" l="0"/>
-            <wp:docPr id="43" name="51-login-agent-hint" descr="Страница входа: внизу подпись для ИИ-агентов с адресом инструкции" title="Страница входа: внизу подпись для ИИ-агентов с адресом инструкции"/>
+            <wp:docPr id="45" name="51-login-agent-hint" descr="Страница входа: внизу подпись для ИИ-агентов с адресом инструкции" title="Страница входа: внизу подпись для ИИ-агентов с адресом инструкции"/>
             <wp:cNvGraphicFramePr>
               <a:graphicFrameLocks xmlns:a="http://schemas.openxmlformats.org/drawingml/2006/main" noChangeAspect="1"/>
             </wp:cNvGraphicFramePr>
@@ -6413,7 +6720,7 @@
                     </pic:cNvPicPr>
                   </pic:nvPicPr>
                   <pic:blipFill>
-                    <a:blip r:embed="rId50" cstate="none"/>
+                    <a:blip r:embed="rId52" cstate="none"/>
                     <a:srcRect/>
                     <a:stretch>
                       <a:fillRect/>
@@ -6449,7 +6756,7 @@
           <w:sz w:val="18"/>
           <w:szCs w:val="18"/>
         </w:rPr>
-        <w:t xml:space="preserve">Рисунок 41. Страница входа: внизу подпись для ИИ-агентов с адресом инструкции</w:t>
+        <w:t xml:space="preserve">Рисунок 43. Страница входа: внизу подпись для ИИ-агентов с адресом инструкции</w:t>
       </w:r>
     </w:p>
     <w:p>
@@ -7266,7 +7573,7 @@
                 <w:sz w:val="19"/>
                 <w:szCs w:val="19"/>
               </w:rPr>
-              <w:t xml:space="preserve">120 автоматических тестов (основная часть и интеграционные через настоящий веб-сервер, включая проверку отправки писем на поддельный SMTP-сервер и самовыдачу токена агентом, обновление кэша при сохранении без cron, адрес из заголовка: правильный и неверный пароль, роль выше разрешённой, занятое имя, отзыв, выключение, блокировка после неверных паролей)</w:t>
+              <w:t xml:space="preserve">124 автоматических тестов (основная часть и интеграционные через настоящий веб-сервер, включая проверку отправки писем на поддельный SMTP-сервер и самовыдачу токена агентом, обновление кэша при сохранении без cron, адрес из заголовка: правильный и неверный пароль, роль выше разрешённой, занятое имя, отзыв, выключение, блокировка после неверных паролей)</w:t>
             </w:r>
           </w:p>
         </w:tc>
@@ -9098,6 +9405,75 @@
                 <w:szCs w:val="19"/>
               </w:rPr>
               <w:t xml:space="preserve">Сделано: адрес появляется из заголовка с переводом в латиницу, его можно поправить.</w:t>
+            </w:r>
+          </w:p>
+        </w:tc>
+      </w:tr>
+      <w:tr>
+        <w:trPr>
+          <w:cantSplit/>
+        </w:trPr>
+        <w:tc>
+          <w:tcPr>
+            <w:tcW w:type="dxa" w:w="4000"/>
+            <w:tcBorders>
+              <w:top w:val="single" w:color="C8C8CE" w:sz="4"/>
+              <w:left w:val="single" w:color="C8C8CE" w:sz="4"/>
+              <w:bottom w:val="single" w:color="C8C8CE" w:sz="4"/>
+              <w:right w:val="single" w:color="C8C8CE" w:sz="4"/>
+            </w:tcBorders>
+            <w:tcMar>
+              <w:top w:type="dxa" w:w="70"/>
+              <w:left w:type="dxa" w:w="110"/>
+              <w:bottom w:type="dxa" w:w="70"/>
+              <w:right w:type="dxa" w:w="110"/>
+            </w:tcMar>
+          </w:tcPr>
+          <w:p>
+            <w:pPr>
+              <w:spacing w:after="20"/>
+            </w:pPr>
+            <w:r>
+              <w:rPr>
+                <w:rFonts w:ascii="Arial" w:cs="Arial" w:eastAsia="Arial" w:hAnsi="Arial"/>
+                <w:b w:val="false"/>
+                <w:bCs w:val="false"/>
+                <w:sz w:val="19"/>
+                <w:szCs w:val="19"/>
+              </w:rPr>
+              <w:t xml:space="preserve">Смена адреса у созданной страницы: «Да, нужно»</w:t>
+            </w:r>
+          </w:p>
+        </w:tc>
+        <w:tc>
+          <w:tcPr>
+            <w:tcW w:type="dxa" w:w="5638"/>
+            <w:tcBorders>
+              <w:top w:val="single" w:color="C8C8CE" w:sz="4"/>
+              <w:left w:val="single" w:color="C8C8CE" w:sz="4"/>
+              <w:bottom w:val="single" w:color="C8C8CE" w:sz="4"/>
+              <w:right w:val="single" w:color="C8C8CE" w:sz="4"/>
+            </w:tcBorders>
+            <w:tcMar>
+              <w:top w:type="dxa" w:w="70"/>
+              <w:left w:type="dxa" w:w="110"/>
+              <w:bottom w:type="dxa" w:w="70"/>
+              <w:right w:type="dxa" w:w="110"/>
+            </w:tcMar>
+          </w:tcPr>
+          <w:p>
+            <w:pPr>
+              <w:spacing w:after="20"/>
+            </w:pPr>
+            <w:r>
+              <w:rPr>
+                <w:rFonts w:ascii="Arial" w:cs="Arial" w:eastAsia="Arial" w:hAnsi="Arial"/>
+                <w:b w:val="false"/>
+                <w:bCs w:val="false"/>
+                <w:sz w:val="19"/>
+                <w:szCs w:val="19"/>
+              </w:rPr>
+              <w:t xml:space="preserve">Сделано: панель «Изменить адрес страницы» в редакторе, со старого адреса постоянный редирект 301, меню обновляется, история продолжается.</w:t>
             </w:r>
           </w:p>
         </w:tc>
